--- a/site/downloads/handbook-B16.docx
+++ b/site/downloads/handbook-B16.docx
@@ -2349,7 +2349,40 @@
           <w:b w:val="0"/>
           <w:i w:val="0"/>
         </w:rPr>
-        <w:t>Starter code:</w:t>
+        <w:t>Your code must pass these checks:</w:t>
+      </w:r>
+    </w:p>
+    <w:p>
+      <w:pPr>
+        <w:pStyle w:val="ListBullet"/>
+      </w:pPr>
+      <w:r>
+        <w:rPr>
+          <w:b w:val="0"/>
+          <w:i w:val="0"/>
+        </w:rPr>
+        <w:t>Prefer CUDA, then MPS, then CPU.</w:t>
+      </w:r>
+    </w:p>
+    <w:p>
+      <w:pPr>
+        <w:pStyle w:val="ListBullet"/>
+      </w:pPr>
+      <w:r>
+        <w:rPr>
+          <w:b w:val="0"/>
+          <w:i w:val="0"/>
+        </w:rPr>
+        <w:t>prefer_gpu=False must always give cpu.</w:t>
+      </w:r>
+    </w:p>
+    <w:p>
+      <w:r>
+        <w:rPr>
+          <w:b w:val="0"/>
+          <w:i w:val="0"/>
+        </w:rPr>
+        <w:t>Shape of the answer. The reference solution defines these names. Write the bodies yourself.</w:t>
       </w:r>
     </w:p>
     <w:tbl>
@@ -2387,7 +2420,7 @@
                 <w:b w:val="0"/>
                 <w:sz w:val="16"/>
               </w:rPr>
-              <w:t>def pick_device_name(prefer_gpu, cuda_ok, mps_ok):</w:t>
+              <w:t># Name of the device to use: cuda, then mps, then cpu.</w:t>
             </w:r>
           </w:p>
           <w:p>
@@ -2410,7 +2443,99 @@
                 <w:b w:val="0"/>
                 <w:sz w:val="16"/>
               </w:rPr>
-              <w:t xml:space="preserve">    return "cuda"</w:t>
+              <w:t>def pick_device_name(</w:t>
+            </w:r>
+          </w:p>
+          <w:p>
+            <w:pPr>
+              <w:spacing w:before="0" w:after="0" w:line="240" w:lineRule="auto"/>
+              <w:ind w:left="567" w:hanging="567"/>
+            </w:pPr>
+            <w:r>
+              <w:rPr>
+                <w:rFonts w:ascii="Consolas" w:hAnsi="Consolas" w:eastAsia="Consolas"/>
+                <w:b w:val="0"/>
+                <w:color w:val="5B6875"/>
+                <w:sz w:val="16"/>
+              </w:rPr>
+              <w:t xml:space="preserve">   3  </w:t>
+            </w:r>
+            <w:r>
+              <w:rPr>
+                <w:rFonts w:ascii="Consolas" w:hAnsi="Consolas" w:eastAsia="Consolas"/>
+                <w:b w:val="0"/>
+                <w:sz w:val="16"/>
+              </w:rPr>
+              <w:t xml:space="preserve">    prefer_gpu: bool,</w:t>
+            </w:r>
+          </w:p>
+          <w:p>
+            <w:pPr>
+              <w:spacing w:before="0" w:after="0" w:line="240" w:lineRule="auto"/>
+              <w:ind w:left="567" w:hanging="567"/>
+            </w:pPr>
+            <w:r>
+              <w:rPr>
+                <w:rFonts w:ascii="Consolas" w:hAnsi="Consolas" w:eastAsia="Consolas"/>
+                <w:b w:val="0"/>
+                <w:color w:val="5B6875"/>
+                <w:sz w:val="16"/>
+              </w:rPr>
+              <w:t xml:space="preserve">   4  </w:t>
+            </w:r>
+            <w:r>
+              <w:rPr>
+                <w:rFonts w:ascii="Consolas" w:hAnsi="Consolas" w:eastAsia="Consolas"/>
+                <w:b w:val="0"/>
+                <w:sz w:val="16"/>
+              </w:rPr>
+              <w:t xml:space="preserve">    cuda_ok: bool,</w:t>
+            </w:r>
+          </w:p>
+          <w:p>
+            <w:pPr>
+              <w:spacing w:before="0" w:after="0" w:line="240" w:lineRule="auto"/>
+              <w:ind w:left="567" w:hanging="567"/>
+            </w:pPr>
+            <w:r>
+              <w:rPr>
+                <w:rFonts w:ascii="Consolas" w:hAnsi="Consolas" w:eastAsia="Consolas"/>
+                <w:b w:val="0"/>
+                <w:color w:val="5B6875"/>
+                <w:sz w:val="16"/>
+              </w:rPr>
+              <w:t xml:space="preserve">   5  </w:t>
+            </w:r>
+            <w:r>
+              <w:rPr>
+                <w:rFonts w:ascii="Consolas" w:hAnsi="Consolas" w:eastAsia="Consolas"/>
+                <w:b w:val="0"/>
+                <w:sz w:val="16"/>
+              </w:rPr>
+              <w:t xml:space="preserve">    mps_ok: bool,</w:t>
+            </w:r>
+          </w:p>
+          <w:p>
+            <w:pPr>
+              <w:spacing w:before="0" w:after="0" w:line="240" w:lineRule="auto"/>
+              <w:ind w:left="567" w:hanging="567"/>
+            </w:pPr>
+            <w:r>
+              <w:rPr>
+                <w:rFonts w:ascii="Consolas" w:hAnsi="Consolas" w:eastAsia="Consolas"/>
+                <w:b w:val="0"/>
+                <w:color w:val="5B6875"/>
+                <w:sz w:val="16"/>
+              </w:rPr>
+              <w:t xml:space="preserve">   6  </w:t>
+            </w:r>
+            <w:r>
+              <w:rPr>
+                <w:rFonts w:ascii="Consolas" w:hAnsi="Consolas" w:eastAsia="Consolas"/>
+                <w:b w:val="0"/>
+                <w:sz w:val="16"/>
+              </w:rPr>
+              <w:t>) -&gt; str: ...</w:t>
             </w:r>
           </w:p>
         </w:tc>
@@ -2418,20 +2543,12 @@
     </w:tbl>
     <w:p/>
     <w:p>
-      <w:pPr>
-        <w:pStyle w:val="Heading5"/>
-      </w:pPr>
-      <w:r>
-        <w:t>Exercise 5. Spot the bug (level 4)</w:t>
-      </w:r>
-    </w:p>
-    <w:p>
-      <w:r>
-        <w:rPr>
-          <w:b w:val="0"/>
-          <w:i w:val="0"/>
-        </w:rPr>
-        <w:t>Validation runs without errors on the CPU but raises "Expected all tensors to be on the same device" on the GPU. Tap the line that causes it.</w:t>
+      <w:r>
+        <w:rPr>
+          <w:b w:val="0"/>
+          <w:i w:val="0"/>
+        </w:rPr>
+        <w:t>Starter code:</w:t>
       </w:r>
     </w:p>
     <w:tbl>
@@ -2469,7 +2586,7 @@
                 <w:b w:val="0"/>
                 <w:sz w:val="16"/>
               </w:rPr>
-              <w:t>from collections.abc import Iterable</w:t>
+              <w:t>def pick_device_name(prefer_gpu, cuda_ok, mps_ok):</w:t>
             </w:r>
           </w:p>
           <w:p>
@@ -2492,329 +2609,7 @@
                 <w:b w:val="0"/>
                 <w:sz w:val="16"/>
               </w:rPr>
-              <w:t xml:space="preserve"> </w:t>
-            </w:r>
-          </w:p>
-          <w:p>
-            <w:pPr>
-              <w:spacing w:before="0" w:after="0" w:line="240" w:lineRule="auto"/>
-              <w:ind w:left="567" w:hanging="567"/>
-            </w:pPr>
-            <w:r>
-              <w:rPr>
-                <w:rFonts w:ascii="Consolas" w:hAnsi="Consolas" w:eastAsia="Consolas"/>
-                <w:b w:val="0"/>
-                <w:color w:val="5B6875"/>
-                <w:sz w:val="16"/>
-              </w:rPr>
-              <w:t xml:space="preserve">   3  </w:t>
-            </w:r>
-            <w:r>
-              <w:rPr>
-                <w:rFonts w:ascii="Consolas" w:hAnsi="Consolas" w:eastAsia="Consolas"/>
-                <w:b w:val="0"/>
-                <w:sz w:val="16"/>
-              </w:rPr>
-              <w:t>import torch</w:t>
-            </w:r>
-          </w:p>
-          <w:p>
-            <w:pPr>
-              <w:spacing w:before="0" w:after="0" w:line="240" w:lineRule="auto"/>
-              <w:ind w:left="567" w:hanging="567"/>
-            </w:pPr>
-            <w:r>
-              <w:rPr>
-                <w:rFonts w:ascii="Consolas" w:hAnsi="Consolas" w:eastAsia="Consolas"/>
-                <w:b w:val="0"/>
-                <w:color w:val="5B6875"/>
-                <w:sz w:val="16"/>
-              </w:rPr>
-              <w:t xml:space="preserve">   4  </w:t>
-            </w:r>
-            <w:r>
-              <w:rPr>
-                <w:rFonts w:ascii="Consolas" w:hAnsi="Consolas" w:eastAsia="Consolas"/>
-                <w:b w:val="0"/>
-                <w:sz w:val="16"/>
-              </w:rPr>
-              <w:t xml:space="preserve"> </w:t>
-            </w:r>
-          </w:p>
-          <w:p>
-            <w:pPr>
-              <w:spacing w:before="0" w:after="0" w:line="240" w:lineRule="auto"/>
-              <w:ind w:left="567" w:hanging="567"/>
-            </w:pPr>
-            <w:r>
-              <w:rPr>
-                <w:rFonts w:ascii="Consolas" w:hAnsi="Consolas" w:eastAsia="Consolas"/>
-                <w:b w:val="0"/>
-                <w:color w:val="5B6875"/>
-                <w:sz w:val="16"/>
-              </w:rPr>
-              <w:t xml:space="preserve">   5  </w:t>
-            </w:r>
-            <w:r>
-              <w:rPr>
-                <w:rFonts w:ascii="Consolas" w:hAnsi="Consolas" w:eastAsia="Consolas"/>
-                <w:b w:val="0"/>
-                <w:sz w:val="16"/>
-              </w:rPr>
-              <w:t xml:space="preserve"> </w:t>
-            </w:r>
-          </w:p>
-          <w:p>
-            <w:pPr>
-              <w:spacing w:before="0" w:after="0" w:line="240" w:lineRule="auto"/>
-              <w:ind w:left="567" w:hanging="567"/>
-            </w:pPr>
-            <w:r>
-              <w:rPr>
-                <w:rFonts w:ascii="Consolas" w:hAnsi="Consolas" w:eastAsia="Consolas"/>
-                <w:b w:val="0"/>
-                <w:color w:val="5B6875"/>
-                <w:sz w:val="16"/>
-              </w:rPr>
-              <w:t xml:space="preserve">   6  </w:t>
-            </w:r>
-            <w:r>
-              <w:rPr>
-                <w:rFonts w:ascii="Consolas" w:hAnsi="Consolas" w:eastAsia="Consolas"/>
-                <w:b w:val="0"/>
-                <w:sz w:val="16"/>
-              </w:rPr>
-              <w:t>def validate(model: torch.nn.Module, loader: Iterable[tuple[torch.Tensor, torch.Tensor]], device: torch.device) -&gt; float:</w:t>
-            </w:r>
-          </w:p>
-          <w:p>
-            <w:pPr>
-              <w:spacing w:before="0" w:after="0" w:line="240" w:lineRule="auto"/>
-              <w:ind w:left="567" w:hanging="567"/>
-            </w:pPr>
-            <w:r>
-              <w:rPr>
-                <w:rFonts w:ascii="Consolas" w:hAnsi="Consolas" w:eastAsia="Consolas"/>
-                <w:b w:val="0"/>
-                <w:color w:val="5B6875"/>
-                <w:sz w:val="16"/>
-              </w:rPr>
-              <w:t xml:space="preserve">   7  </w:t>
-            </w:r>
-            <w:r>
-              <w:rPr>
-                <w:rFonts w:ascii="Consolas" w:hAnsi="Consolas" w:eastAsia="Consolas"/>
-                <w:b w:val="0"/>
-                <w:sz w:val="16"/>
-              </w:rPr>
-              <w:t xml:space="preserve">    """Accuracy on the validation loader."""</w:t>
-            </w:r>
-          </w:p>
-          <w:p>
-            <w:pPr>
-              <w:spacing w:before="0" w:after="0" w:line="240" w:lineRule="auto"/>
-              <w:ind w:left="567" w:hanging="567"/>
-            </w:pPr>
-            <w:r>
-              <w:rPr>
-                <w:rFonts w:ascii="Consolas" w:hAnsi="Consolas" w:eastAsia="Consolas"/>
-                <w:b w:val="0"/>
-                <w:color w:val="5B6875"/>
-                <w:sz w:val="16"/>
-              </w:rPr>
-              <w:t xml:space="preserve">   8  </w:t>
-            </w:r>
-            <w:r>
-              <w:rPr>
-                <w:rFonts w:ascii="Consolas" w:hAnsi="Consolas" w:eastAsia="Consolas"/>
-                <w:b w:val="0"/>
-                <w:sz w:val="16"/>
-              </w:rPr>
-              <w:t xml:space="preserve">    model.eval()</w:t>
-            </w:r>
-          </w:p>
-          <w:p>
-            <w:pPr>
-              <w:spacing w:before="0" w:after="0" w:line="240" w:lineRule="auto"/>
-              <w:ind w:left="567" w:hanging="567"/>
-            </w:pPr>
-            <w:r>
-              <w:rPr>
-                <w:rFonts w:ascii="Consolas" w:hAnsi="Consolas" w:eastAsia="Consolas"/>
-                <w:b w:val="0"/>
-                <w:color w:val="5B6875"/>
-                <w:sz w:val="16"/>
-              </w:rPr>
-              <w:t xml:space="preserve">   9  </w:t>
-            </w:r>
-            <w:r>
-              <w:rPr>
-                <w:rFonts w:ascii="Consolas" w:hAnsi="Consolas" w:eastAsia="Consolas"/>
-                <w:b w:val="0"/>
-                <w:sz w:val="16"/>
-              </w:rPr>
-              <w:t xml:space="preserve">    correct, total = 0, 0</w:t>
-            </w:r>
-          </w:p>
-          <w:p>
-            <w:pPr>
-              <w:spacing w:before="0" w:after="0" w:line="240" w:lineRule="auto"/>
-              <w:ind w:left="567" w:hanging="567"/>
-            </w:pPr>
-            <w:r>
-              <w:rPr>
-                <w:rFonts w:ascii="Consolas" w:hAnsi="Consolas" w:eastAsia="Consolas"/>
-                <w:b w:val="0"/>
-                <w:color w:val="5B6875"/>
-                <w:sz w:val="16"/>
-              </w:rPr>
-              <w:t xml:space="preserve">  10  </w:t>
-            </w:r>
-            <w:r>
-              <w:rPr>
-                <w:rFonts w:ascii="Consolas" w:hAnsi="Consolas" w:eastAsia="Consolas"/>
-                <w:b w:val="0"/>
-                <w:sz w:val="16"/>
-              </w:rPr>
-              <w:t xml:space="preserve">    with torch.inference_mode():</w:t>
-            </w:r>
-          </w:p>
-          <w:p>
-            <w:pPr>
-              <w:spacing w:before="0" w:after="0" w:line="240" w:lineRule="auto"/>
-              <w:ind w:left="567" w:hanging="567"/>
-            </w:pPr>
-            <w:r>
-              <w:rPr>
-                <w:rFonts w:ascii="Consolas" w:hAnsi="Consolas" w:eastAsia="Consolas"/>
-                <w:b w:val="0"/>
-                <w:color w:val="5B6875"/>
-                <w:sz w:val="16"/>
-              </w:rPr>
-              <w:t xml:space="preserve">  11  </w:t>
-            </w:r>
-            <w:r>
-              <w:rPr>
-                <w:rFonts w:ascii="Consolas" w:hAnsi="Consolas" w:eastAsia="Consolas"/>
-                <w:b w:val="0"/>
-                <w:sz w:val="16"/>
-              </w:rPr>
-              <w:t xml:space="preserve">        for x, y in loader:</w:t>
-            </w:r>
-          </w:p>
-          <w:p>
-            <w:pPr>
-              <w:spacing w:before="0" w:after="0" w:line="240" w:lineRule="auto"/>
-              <w:ind w:left="567" w:hanging="567"/>
-            </w:pPr>
-            <w:r>
-              <w:rPr>
-                <w:rFonts w:ascii="Consolas" w:hAnsi="Consolas" w:eastAsia="Consolas"/>
-                <w:b w:val="0"/>
-                <w:color w:val="5B6875"/>
-                <w:sz w:val="16"/>
-              </w:rPr>
-              <w:t xml:space="preserve">  12  </w:t>
-            </w:r>
-            <w:r>
-              <w:rPr>
-                <w:rFonts w:ascii="Consolas" w:hAnsi="Consolas" w:eastAsia="Consolas"/>
-                <w:b w:val="0"/>
-                <w:sz w:val="16"/>
-              </w:rPr>
-              <w:t xml:space="preserve">            x.to(device)</w:t>
-            </w:r>
-          </w:p>
-          <w:p>
-            <w:pPr>
-              <w:spacing w:before="0" w:after="0" w:line="240" w:lineRule="auto"/>
-              <w:ind w:left="567" w:hanging="567"/>
-            </w:pPr>
-            <w:r>
-              <w:rPr>
-                <w:rFonts w:ascii="Consolas" w:hAnsi="Consolas" w:eastAsia="Consolas"/>
-                <w:b w:val="0"/>
-                <w:color w:val="5B6875"/>
-                <w:sz w:val="16"/>
-              </w:rPr>
-              <w:t xml:space="preserve">  13  </w:t>
-            </w:r>
-            <w:r>
-              <w:rPr>
-                <w:rFonts w:ascii="Consolas" w:hAnsi="Consolas" w:eastAsia="Consolas"/>
-                <w:b w:val="0"/>
-                <w:sz w:val="16"/>
-              </w:rPr>
-              <w:t xml:space="preserve">            preds = model(x).argmax(dim=1)</w:t>
-            </w:r>
-          </w:p>
-          <w:p>
-            <w:pPr>
-              <w:spacing w:before="0" w:after="0" w:line="240" w:lineRule="auto"/>
-              <w:ind w:left="567" w:hanging="567"/>
-            </w:pPr>
-            <w:r>
-              <w:rPr>
-                <w:rFonts w:ascii="Consolas" w:hAnsi="Consolas" w:eastAsia="Consolas"/>
-                <w:b w:val="0"/>
-                <w:color w:val="5B6875"/>
-                <w:sz w:val="16"/>
-              </w:rPr>
-              <w:t xml:space="preserve">  14  </w:t>
-            </w:r>
-            <w:r>
-              <w:rPr>
-                <w:rFonts w:ascii="Consolas" w:hAnsi="Consolas" w:eastAsia="Consolas"/>
-                <w:b w:val="0"/>
-                <w:sz w:val="16"/>
-              </w:rPr>
-              <w:t xml:space="preserve">            correct += int((preds.cpu() == y).sum())</w:t>
-            </w:r>
-          </w:p>
-          <w:p>
-            <w:pPr>
-              <w:spacing w:before="0" w:after="0" w:line="240" w:lineRule="auto"/>
-              <w:ind w:left="567" w:hanging="567"/>
-            </w:pPr>
-            <w:r>
-              <w:rPr>
-                <w:rFonts w:ascii="Consolas" w:hAnsi="Consolas" w:eastAsia="Consolas"/>
-                <w:b w:val="0"/>
-                <w:color w:val="5B6875"/>
-                <w:sz w:val="16"/>
-              </w:rPr>
-              <w:t xml:space="preserve">  15  </w:t>
-            </w:r>
-            <w:r>
-              <w:rPr>
-                <w:rFonts w:ascii="Consolas" w:hAnsi="Consolas" w:eastAsia="Consolas"/>
-                <w:b w:val="0"/>
-                <w:sz w:val="16"/>
-              </w:rPr>
-              <w:t xml:space="preserve">            total += len(y)</w:t>
-            </w:r>
-          </w:p>
-          <w:p>
-            <w:pPr>
-              <w:spacing w:before="0" w:after="0" w:line="240" w:lineRule="auto"/>
-              <w:ind w:left="567" w:hanging="567"/>
-            </w:pPr>
-            <w:r>
-              <w:rPr>
-                <w:rFonts w:ascii="Consolas" w:hAnsi="Consolas" w:eastAsia="Consolas"/>
-                <w:b w:val="0"/>
-                <w:color w:val="5B6875"/>
-                <w:sz w:val="16"/>
-              </w:rPr>
-              <w:t xml:space="preserve">  16  </w:t>
-            </w:r>
-            <w:r>
-              <w:rPr>
-                <w:rFonts w:ascii="Consolas" w:hAnsi="Consolas" w:eastAsia="Consolas"/>
-                <w:b w:val="0"/>
-                <w:sz w:val="16"/>
-              </w:rPr>
-              <w:t xml:space="preserve">    return correct / total if total &gt; 0 else float("nan")</w:t>
+              <w:t xml:space="preserve">    return "cuda"</w:t>
             </w:r>
           </w:p>
         </w:tc>
@@ -2822,57 +2617,20 @@
     </w:tbl>
     <w:p/>
     <w:p>
-      <w:r>
-        <w:rPr>
-          <w:b w:val="0"/>
-          <w:i/>
-        </w:rPr>
-        <w:t>Write down the line number of the bug. Then write the fix.</w:t>
+      <w:pPr>
+        <w:pStyle w:val="Heading5"/>
+      </w:pPr>
+      <w:r>
+        <w:t>Exercise 5. Spot the bug (level 4)</w:t>
       </w:r>
     </w:p>
     <w:p>
-      <w:pPr>
-        <w:pStyle w:val="Heading4"/>
-      </w:pPr>
-      <w:r>
-        <w:t>Sources</w:t>
-      </w:r>
-    </w:p>
-    <w:p>
-      <w:pPr>
-        <w:pStyle w:val="ListBullet"/>
-      </w:pPr>
-      <w:r>
-        <w:rPr>
-          <w:b w:val="0"/>
-          <w:i w:val="0"/>
-        </w:rPr>
-        <w:t>In PyTorch 2.14, Tensor.to returns a new tensor and leaves the original unchanged; Module.to moves parameters in place and returns the same module; mixing devices raises RuntimeError. (verified: Run with torch 2.14.0 (CPU) in a scratch environment for this repository, using the meta device.)</w:t>
-      </w:r>
-    </w:p>
-    <w:p>
-      <w:pPr>
-        <w:pStyle w:val="Heading3"/>
-      </w:pPr>
-      <w:r>
-        <w:t>B16-L2 A training loop that does what you think</w:t>
-      </w:r>
-    </w:p>
-    <w:p>
-      <w:pPr>
-        <w:pStyle w:val="Heading4"/>
-      </w:pPr>
-      <w:r>
-        <w:t>Concept</w:t>
-      </w:r>
-    </w:p>
-    <w:p>
-      <w:r>
-        <w:rPr>
-          <w:b w:val="0"/>
-          <w:i w:val="0"/>
-        </w:rPr>
-        <w:t>PyTorch leaves the training loop to you. That gives control, and five ways to get it silently wrong. The standard loop, PyTorch 2.14:</w:t>
+      <w:r>
+        <w:rPr>
+          <w:b w:val="0"/>
+          <w:i w:val="0"/>
+        </w:rPr>
+        <w:t>Validation runs without errors on the CPU but raises "Expected all tensors to be on the same device" on the GPU. Tap the line that causes it.</w:t>
       </w:r>
     </w:p>
     <w:tbl>
@@ -2910,7 +2668,7 @@
                 <w:b w:val="0"/>
                 <w:sz w:val="16"/>
               </w:rPr>
-              <w:t>for epoch in range(max_epochs):</w:t>
+              <w:t>from collections.abc import Iterable</w:t>
             </w:r>
           </w:p>
           <w:p>
@@ -2933,7 +2691,7 @@
                 <w:b w:val="0"/>
                 <w:sz w:val="16"/>
               </w:rPr>
-              <w:t xml:space="preserve">    model.train()</w:t>
+              <w:t xml:space="preserve"> </w:t>
             </w:r>
           </w:p>
           <w:p>
@@ -2956,7 +2714,7 @@
                 <w:b w:val="0"/>
                 <w:sz w:val="16"/>
               </w:rPr>
-              <w:t xml:space="preserve">    for x, y in train_loader:</w:t>
+              <w:t>import torch</w:t>
             </w:r>
           </w:p>
           <w:p>
@@ -2979,7 +2737,7 @@
                 <w:b w:val="0"/>
                 <w:sz w:val="16"/>
               </w:rPr>
-              <w:t xml:space="preserve">        x, y = x.to(device), y.to(device)</w:t>
+              <w:t xml:space="preserve"> </w:t>
             </w:r>
           </w:p>
           <w:p>
@@ -3002,7 +2760,7 @@
                 <w:b w:val="0"/>
                 <w:sz w:val="16"/>
               </w:rPr>
-              <w:t xml:space="preserve">        optimizer.zero_grad()</w:t>
+              <w:t xml:space="preserve"> </w:t>
             </w:r>
           </w:p>
           <w:p>
@@ -3025,7 +2783,7 @@
                 <w:b w:val="0"/>
                 <w:sz w:val="16"/>
               </w:rPr>
-              <w:t xml:space="preserve">        loss = loss_fn(model(x), y)</w:t>
+              <w:t>def validate(model: torch.nn.Module, loader: Iterable[tuple[torch.Tensor, torch.Tensor]], device: torch.device) -&gt; float:</w:t>
             </w:r>
           </w:p>
           <w:p>
@@ -3048,7 +2806,7 @@
                 <w:b w:val="0"/>
                 <w:sz w:val="16"/>
               </w:rPr>
-              <w:t xml:space="preserve">        loss.backward()</w:t>
+              <w:t xml:space="preserve">    """Accuracy on the validation loader."""</w:t>
             </w:r>
           </w:p>
           <w:p>
@@ -3071,7 +2829,7 @@
                 <w:b w:val="0"/>
                 <w:sz w:val="16"/>
               </w:rPr>
-              <w:t xml:space="preserve">        optimizer.step()</w:t>
+              <w:t xml:space="preserve">    model.eval()</w:t>
             </w:r>
           </w:p>
           <w:p>
@@ -3094,7 +2852,168 @@
                 <w:b w:val="0"/>
                 <w:sz w:val="16"/>
               </w:rPr>
-              <w:t xml:space="preserve">    val_loss = evaluate(model, val_loader, loss_fn, device)   # model.eval() + torch.inference_mode()</w:t>
+              <w:t xml:space="preserve">    correct, total = 0, 0</w:t>
+            </w:r>
+          </w:p>
+          <w:p>
+            <w:pPr>
+              <w:spacing w:before="0" w:after="0" w:line="240" w:lineRule="auto"/>
+              <w:ind w:left="567" w:hanging="567"/>
+            </w:pPr>
+            <w:r>
+              <w:rPr>
+                <w:rFonts w:ascii="Consolas" w:hAnsi="Consolas" w:eastAsia="Consolas"/>
+                <w:b w:val="0"/>
+                <w:color w:val="5B6875"/>
+                <w:sz w:val="16"/>
+              </w:rPr>
+              <w:t xml:space="preserve">  10  </w:t>
+            </w:r>
+            <w:r>
+              <w:rPr>
+                <w:rFonts w:ascii="Consolas" w:hAnsi="Consolas" w:eastAsia="Consolas"/>
+                <w:b w:val="0"/>
+                <w:sz w:val="16"/>
+              </w:rPr>
+              <w:t xml:space="preserve">    with torch.inference_mode():</w:t>
+            </w:r>
+          </w:p>
+          <w:p>
+            <w:pPr>
+              <w:spacing w:before="0" w:after="0" w:line="240" w:lineRule="auto"/>
+              <w:ind w:left="567" w:hanging="567"/>
+            </w:pPr>
+            <w:r>
+              <w:rPr>
+                <w:rFonts w:ascii="Consolas" w:hAnsi="Consolas" w:eastAsia="Consolas"/>
+                <w:b w:val="0"/>
+                <w:color w:val="5B6875"/>
+                <w:sz w:val="16"/>
+              </w:rPr>
+              <w:t xml:space="preserve">  11  </w:t>
+            </w:r>
+            <w:r>
+              <w:rPr>
+                <w:rFonts w:ascii="Consolas" w:hAnsi="Consolas" w:eastAsia="Consolas"/>
+                <w:b w:val="0"/>
+                <w:sz w:val="16"/>
+              </w:rPr>
+              <w:t xml:space="preserve">        for x, y in loader:</w:t>
+            </w:r>
+          </w:p>
+          <w:p>
+            <w:pPr>
+              <w:spacing w:before="0" w:after="0" w:line="240" w:lineRule="auto"/>
+              <w:ind w:left="567" w:hanging="567"/>
+            </w:pPr>
+            <w:r>
+              <w:rPr>
+                <w:rFonts w:ascii="Consolas" w:hAnsi="Consolas" w:eastAsia="Consolas"/>
+                <w:b w:val="0"/>
+                <w:color w:val="5B6875"/>
+                <w:sz w:val="16"/>
+              </w:rPr>
+              <w:t xml:space="preserve">  12  </w:t>
+            </w:r>
+            <w:r>
+              <w:rPr>
+                <w:rFonts w:ascii="Consolas" w:hAnsi="Consolas" w:eastAsia="Consolas"/>
+                <w:b w:val="0"/>
+                <w:sz w:val="16"/>
+              </w:rPr>
+              <w:t xml:space="preserve">            x.to(device)</w:t>
+            </w:r>
+          </w:p>
+          <w:p>
+            <w:pPr>
+              <w:spacing w:before="0" w:after="0" w:line="240" w:lineRule="auto"/>
+              <w:ind w:left="567" w:hanging="567"/>
+            </w:pPr>
+            <w:r>
+              <w:rPr>
+                <w:rFonts w:ascii="Consolas" w:hAnsi="Consolas" w:eastAsia="Consolas"/>
+                <w:b w:val="0"/>
+                <w:color w:val="5B6875"/>
+                <w:sz w:val="16"/>
+              </w:rPr>
+              <w:t xml:space="preserve">  13  </w:t>
+            </w:r>
+            <w:r>
+              <w:rPr>
+                <w:rFonts w:ascii="Consolas" w:hAnsi="Consolas" w:eastAsia="Consolas"/>
+                <w:b w:val="0"/>
+                <w:sz w:val="16"/>
+              </w:rPr>
+              <w:t xml:space="preserve">            preds = model(x).argmax(dim=1)</w:t>
+            </w:r>
+          </w:p>
+          <w:p>
+            <w:pPr>
+              <w:spacing w:before="0" w:after="0" w:line="240" w:lineRule="auto"/>
+              <w:ind w:left="567" w:hanging="567"/>
+            </w:pPr>
+            <w:r>
+              <w:rPr>
+                <w:rFonts w:ascii="Consolas" w:hAnsi="Consolas" w:eastAsia="Consolas"/>
+                <w:b w:val="0"/>
+                <w:color w:val="5B6875"/>
+                <w:sz w:val="16"/>
+              </w:rPr>
+              <w:t xml:space="preserve">  14  </w:t>
+            </w:r>
+            <w:r>
+              <w:rPr>
+                <w:rFonts w:ascii="Consolas" w:hAnsi="Consolas" w:eastAsia="Consolas"/>
+                <w:b w:val="0"/>
+                <w:sz w:val="16"/>
+              </w:rPr>
+              <w:t xml:space="preserve">            correct += int((preds.cpu() == y).sum())</w:t>
+            </w:r>
+          </w:p>
+          <w:p>
+            <w:pPr>
+              <w:spacing w:before="0" w:after="0" w:line="240" w:lineRule="auto"/>
+              <w:ind w:left="567" w:hanging="567"/>
+            </w:pPr>
+            <w:r>
+              <w:rPr>
+                <w:rFonts w:ascii="Consolas" w:hAnsi="Consolas" w:eastAsia="Consolas"/>
+                <w:b w:val="0"/>
+                <w:color w:val="5B6875"/>
+                <w:sz w:val="16"/>
+              </w:rPr>
+              <w:t xml:space="preserve">  15  </w:t>
+            </w:r>
+            <w:r>
+              <w:rPr>
+                <w:rFonts w:ascii="Consolas" w:hAnsi="Consolas" w:eastAsia="Consolas"/>
+                <w:b w:val="0"/>
+                <w:sz w:val="16"/>
+              </w:rPr>
+              <w:t xml:space="preserve">            total += len(y)</w:t>
+            </w:r>
+          </w:p>
+          <w:p>
+            <w:pPr>
+              <w:spacing w:before="0" w:after="0" w:line="240" w:lineRule="auto"/>
+              <w:ind w:left="567" w:hanging="567"/>
+            </w:pPr>
+            <w:r>
+              <w:rPr>
+                <w:rFonts w:ascii="Consolas" w:hAnsi="Consolas" w:eastAsia="Consolas"/>
+                <w:b w:val="0"/>
+                <w:color w:val="5B6875"/>
+                <w:sz w:val="16"/>
+              </w:rPr>
+              <w:t xml:space="preserve">  16  </w:t>
+            </w:r>
+            <w:r>
+              <w:rPr>
+                <w:rFonts w:ascii="Consolas" w:hAnsi="Consolas" w:eastAsia="Consolas"/>
+                <w:b w:val="0"/>
+                <w:sz w:val="16"/>
+              </w:rPr>
+              <w:t xml:space="preserve">    return correct / total if total &gt; 0 else float("nan")</w:t>
             </w:r>
           </w:p>
         </w:tc>
@@ -3105,345 +3024,9 @@
       <w:r>
         <w:rPr>
           <w:b w:val="0"/>
-          <w:i w:val="0"/>
-        </w:rPr>
-        <w:t>The five traps:</w:t>
-      </w:r>
-    </w:p>
-    <w:p>
-      <w:pPr>
-        <w:pStyle w:val="ListNumber"/>
-      </w:pPr>
-      <w:r>
-        <w:rPr>
-          <w:b/>
-          <w:i w:val="0"/>
-        </w:rPr>
-        <w:t xml:space="preserve">Missing </w:t>
-      </w:r>
-      <w:r>
-        <w:rPr>
-          <w:rFonts w:ascii="Consolas" w:hAnsi="Consolas" w:eastAsia="Consolas"/>
-          <w:b w:val="0"/>
-          <w:sz w:val="19"/>
-        </w:rPr>
-        <w:t>optimizer.zero_grad()</w:t>
-      </w:r>
-      <w:r>
-        <w:rPr>
-          <w:b/>
-          <w:i w:val="0"/>
-        </w:rPr>
-        <w:t>.</w:t>
-      </w:r>
-      <w:r>
-        <w:rPr>
-          <w:b w:val="0"/>
-          <w:i w:val="0"/>
-        </w:rPr>
-        <w:t xml:space="preserve"> Gradients </w:t>
-      </w:r>
-      <w:r>
-        <w:rPr>
-          <w:b/>
-          <w:i w:val="0"/>
-        </w:rPr>
-        <w:t>add up</w:t>
-      </w:r>
-      <w:r>
-        <w:rPr>
-          <w:b w:val="0"/>
-          <w:i w:val="0"/>
-        </w:rPr>
-        <w:t xml:space="preserve"> across </w:t>
-      </w:r>
-      <w:r>
-        <w:rPr>
-          <w:rFonts w:ascii="Consolas" w:hAnsi="Consolas" w:eastAsia="Consolas"/>
-          <w:b w:val="0"/>
-          <w:sz w:val="19"/>
-        </w:rPr>
-        <w:t>backward()</w:t>
-      </w:r>
-      <w:r>
-        <w:rPr>
-          <w:b w:val="0"/>
-          <w:i w:val="0"/>
-        </w:rPr>
-        <w:t xml:space="preserve"> calls. In this course's build, three backward passes on </w:t>
-      </w:r>
-      <w:r>
-        <w:rPr>
-          <w:rFonts w:ascii="Consolas" w:hAnsi="Consolas" w:eastAsia="Consolas"/>
-          <w:b w:val="0"/>
-          <w:sz w:val="19"/>
-        </w:rPr>
-        <w:t>2 * w</w:t>
-      </w:r>
-      <w:r>
-        <w:rPr>
-          <w:b w:val="0"/>
-          <w:i w:val="0"/>
-        </w:rPr>
-        <w:t xml:space="preserve"> left a gradient of 6.0 instead of 2.0. Training still runs, with steps that grow each batch.</w:t>
-      </w:r>
-    </w:p>
-    <w:p>
-      <w:pPr>
-        <w:pStyle w:val="ListNumber"/>
-      </w:pPr>
-      <w:r>
-        <w:rPr>
-          <w:b/>
-          <w:i w:val="0"/>
-        </w:rPr>
-        <w:t xml:space="preserve">Missing </w:t>
-      </w:r>
-      <w:r>
-        <w:rPr>
-          <w:rFonts w:ascii="Consolas" w:hAnsi="Consolas" w:eastAsia="Consolas"/>
-          <w:b w:val="0"/>
-          <w:sz w:val="19"/>
-        </w:rPr>
-        <w:t>model.eval()</w:t>
-      </w:r>
-      <w:r>
-        <w:rPr>
-          <w:b/>
-          <w:i w:val="0"/>
-        </w:rPr>
-        <w:t xml:space="preserve"> for validation.</w:t>
-      </w:r>
-      <w:r>
-        <w:rPr>
-          <w:b w:val="0"/>
-          <w:i w:val="0"/>
-        </w:rPr>
-        <w:t xml:space="preserve"> Dropout stays active and batch norm keeps updating its statistics. Two predictions for the same input differed in train mode and matched in eval mode.</w:t>
-      </w:r>
-    </w:p>
-    <w:p>
-      <w:pPr>
-        <w:pStyle w:val="ListNumber"/>
-      </w:pPr>
-      <w:r>
-        <w:rPr>
-          <w:b/>
-          <w:i w:val="0"/>
-        </w:rPr>
-        <w:t xml:space="preserve">Missing </w:t>
-      </w:r>
-      <w:r>
-        <w:rPr>
-          <w:rFonts w:ascii="Consolas" w:hAnsi="Consolas" w:eastAsia="Consolas"/>
-          <w:b w:val="0"/>
-          <w:sz w:val="19"/>
-        </w:rPr>
-        <w:t>torch.inference_mode()</w:t>
-      </w:r>
-      <w:r>
-        <w:rPr>
-          <w:b w:val="0"/>
-          <w:i w:val="0"/>
-        </w:rPr>
-        <w:t xml:space="preserve"> (or </w:t>
-      </w:r>
-      <w:r>
-        <w:rPr>
-          <w:rFonts w:ascii="Consolas" w:hAnsi="Consolas" w:eastAsia="Consolas"/>
-          <w:b w:val="0"/>
-          <w:sz w:val="19"/>
-        </w:rPr>
-        <w:t>torch.no_grad()</w:t>
-      </w:r>
-      <w:r>
-        <w:rPr>
-          <w:b w:val="0"/>
-          <w:i w:val="0"/>
-        </w:rPr>
-        <w:t>) during validation. PyTorch builds a graph it never uses, wasting memory.</w:t>
-      </w:r>
-    </w:p>
-    <w:p>
-      <w:pPr>
-        <w:pStyle w:val="ListNumber"/>
-      </w:pPr>
-      <w:r>
-        <w:rPr>
-          <w:b/>
-          <w:i w:val="0"/>
-        </w:rPr>
-        <w:t xml:space="preserve">Softmax before </w:t>
-      </w:r>
-      <w:r>
-        <w:rPr>
-          <w:rFonts w:ascii="Consolas" w:hAnsi="Consolas" w:eastAsia="Consolas"/>
-          <w:b w:val="0"/>
-          <w:sz w:val="19"/>
-        </w:rPr>
-        <w:t>CrossEntropyLoss</w:t>
-      </w:r>
-      <w:r>
-        <w:rPr>
-          <w:b/>
-          <w:i w:val="0"/>
-        </w:rPr>
-        <w:t>.</w:t>
-      </w:r>
-      <w:r>
-        <w:rPr>
-          <w:b w:val="0"/>
-          <w:i w:val="0"/>
-        </w:rPr>
-        <w:t xml:space="preserve"> The loss applies log-softmax itself and expects raw </w:t>
-      </w:r>
-      <w:r>
-        <w:rPr>
-          <w:b/>
-          <w:i w:val="0"/>
-        </w:rPr>
-        <w:t>logits</w:t>
-      </w:r>
-      <w:r>
-        <w:rPr>
-          <w:b w:val="0"/>
-          <w:i w:val="0"/>
-        </w:rPr>
-        <w:t xml:space="preserve">. For logits </w:t>
-      </w:r>
-      <w:r>
-        <w:rPr>
-          <w:rFonts w:ascii="Consolas" w:hAnsi="Consolas" w:eastAsia="Consolas"/>
-          <w:b w:val="0"/>
-          <w:sz w:val="19"/>
-        </w:rPr>
-        <w:t>[2.0, 0.5]</w:t>
-      </w:r>
-      <w:r>
-        <w:rPr>
-          <w:b w:val="0"/>
-          <w:i w:val="0"/>
-        </w:rPr>
-        <w:t xml:space="preserve"> and class 0, the correct loss is 0.2014. Passing softmax outputs gave 0.4252, a different loss with weaker gradients.</w:t>
-      </w:r>
-    </w:p>
-    <w:p>
-      <w:pPr>
-        <w:pStyle w:val="ListNumber"/>
-      </w:pPr>
-      <w:r>
-        <w:rPr>
-          <w:b/>
-          <w:i w:val="0"/>
-        </w:rPr>
-        <w:t>Summing loss tensors for logging.</w:t>
-      </w:r>
-      <w:r>
-        <w:rPr>
-          <w:b w:val="0"/>
-          <w:i w:val="0"/>
-        </w:rPr>
-        <w:t xml:space="preserve"> </w:t>
-      </w:r>
-      <w:r>
-        <w:rPr>
-          <w:rFonts w:ascii="Consolas" w:hAnsi="Consolas" w:eastAsia="Consolas"/>
-          <w:b w:val="0"/>
-          <w:sz w:val="19"/>
-        </w:rPr>
-        <w:t>total += loss</w:t>
-      </w:r>
-      <w:r>
-        <w:rPr>
-          <w:b w:val="0"/>
-          <w:i w:val="0"/>
-        </w:rPr>
-        <w:t xml:space="preserve"> keeps every batch's graph alive, and memory grows each step. Use </w:t>
-      </w:r>
-      <w:r>
-        <w:rPr>
-          <w:rFonts w:ascii="Consolas" w:hAnsi="Consolas" w:eastAsia="Consolas"/>
-          <w:b w:val="0"/>
-          <w:sz w:val="19"/>
-        </w:rPr>
-        <w:t>total += loss.item()</w:t>
-      </w:r>
-      <w:r>
-        <w:rPr>
-          <w:b w:val="0"/>
-          <w:i w:val="0"/>
-        </w:rPr>
-        <w:t>.</w:t>
-      </w:r>
-    </w:p>
-    <w:p>
-      <w:r>
-        <w:rPr>
-          <w:b/>
-          <w:i w:val="0"/>
-        </w:rPr>
-        <w:t>Early stopping.</w:t>
-      </w:r>
-      <w:r>
-        <w:rPr>
-          <w:b w:val="0"/>
-          <w:i w:val="0"/>
-        </w:rPr>
-        <w:t xml:space="preserve"> Track validation loss each epoch. Stop when it has not improved by at least </w:t>
-      </w:r>
-      <w:r>
-        <w:rPr>
-          <w:rFonts w:ascii="Consolas" w:hAnsi="Consolas" w:eastAsia="Consolas"/>
-          <w:b w:val="0"/>
-          <w:sz w:val="19"/>
-        </w:rPr>
-        <w:t>min_delta</w:t>
-      </w:r>
-      <w:r>
-        <w:rPr>
-          <w:b w:val="0"/>
-          <w:i w:val="0"/>
-        </w:rPr>
-        <w:t xml:space="preserve"> for </w:t>
-      </w:r>
-      <w:r>
-        <w:rPr>
-          <w:rFonts w:ascii="Consolas" w:hAnsi="Consolas" w:eastAsia="Consolas"/>
-          <w:b w:val="0"/>
-          <w:sz w:val="19"/>
-        </w:rPr>
-        <w:t>patience</w:t>
-      </w:r>
-      <w:r>
-        <w:rPr>
-          <w:b w:val="0"/>
-          <w:i w:val="0"/>
-        </w:rPr>
-        <w:t xml:space="preserve"> epochs, and keep a copy of the best weights (</w:t>
-      </w:r>
-      <w:r>
-        <w:rPr>
-          <w:rFonts w:ascii="Consolas" w:hAnsi="Consolas" w:eastAsia="Consolas"/>
-          <w:b w:val="0"/>
-          <w:sz w:val="19"/>
-        </w:rPr>
-        <w:t>copy.deepcopy(model.state_dict())</w:t>
-      </w:r>
-      <w:r>
-        <w:rPr>
-          <w:b w:val="0"/>
-          <w:i w:val="0"/>
-        </w:rPr>
-        <w:t>), not the last ones.</w:t>
-      </w:r>
-    </w:p>
-    <w:p>
-      <w:r>
-        <w:rPr>
-          <w:b w:val="0"/>
-          <w:i w:val="0"/>
-        </w:rPr>
-        <w:t>Log the loss curve for both training and validation (lesson B14-L1). A validation loss that rises while training loss falls is overfitting. Both flat from the start usually means a bug, such as frozen parameters or a learning rate of zero.</w:t>
+          <w:i/>
+        </w:rPr>
+        <w:t>Write down the line number of the bug. Then write the fix.</w:t>
       </w:r>
     </w:p>
     <w:p>
@@ -3451,61 +3034,27 @@
         <w:pStyle w:val="Heading4"/>
       </w:pPr>
       <w:r>
-        <w:t>Why it matters</w:t>
+        <w:t>Sources</w:t>
       </w:r>
     </w:p>
     <w:p>
-      <w:r>
-        <w:rPr>
-          <w:b w:val="0"/>
-          <w:i w:val="0"/>
-        </w:rPr>
-        <w:t xml:space="preserve">A text classifier trained for 30 epochs showed a smooth, falling training loss and a validation accuracy stuck at 51%. The code applied </w:t>
-      </w:r>
-      <w:r>
-        <w:rPr>
-          <w:rFonts w:ascii="Consolas" w:hAnsi="Consolas" w:eastAsia="Consolas"/>
-          <w:b w:val="0"/>
-          <w:sz w:val="19"/>
-        </w:rPr>
-        <w:t>softmax</w:t>
-      </w:r>
-      <w:r>
-        <w:rPr>
-          <w:b w:val="0"/>
-          <w:i w:val="0"/>
-        </w:rPr>
-        <w:t xml:space="preserve"> in the model's </w:t>
-      </w:r>
-      <w:r>
-        <w:rPr>
-          <w:rFonts w:ascii="Consolas" w:hAnsi="Consolas" w:eastAsia="Consolas"/>
-          <w:b w:val="0"/>
-          <w:sz w:val="19"/>
-        </w:rPr>
-        <w:t>forward</w:t>
-      </w:r>
-      <w:r>
-        <w:rPr>
-          <w:b w:val="0"/>
-          <w:i w:val="0"/>
-        </w:rPr>
-        <w:t xml:space="preserve"> and then used </w:t>
-      </w:r>
-      <w:r>
-        <w:rPr>
-          <w:rFonts w:ascii="Consolas" w:hAnsi="Consolas" w:eastAsia="Consolas"/>
-          <w:b w:val="0"/>
-          <w:sz w:val="19"/>
-        </w:rPr>
-        <w:t>CrossEntropyLoss</w:t>
-      </w:r>
-      <w:r>
-        <w:rPr>
-          <w:b w:val="0"/>
-          <w:i w:val="0"/>
-        </w:rPr>
-        <w:t>. Gradients were small and the model barely learned. Removing one line lifted validation accuracy to 78% in six epochs. The previous two weeks of hyperparameter tuning had been on a broken loss.</w:t>
+      <w:pPr>
+        <w:pStyle w:val="ListBullet"/>
+      </w:pPr>
+      <w:r>
+        <w:rPr>
+          <w:b w:val="0"/>
+          <w:i w:val="0"/>
+        </w:rPr>
+        <w:t>In PyTorch 2.14, Tensor.to returns a new tensor and leaves the original unchanged; Module.to moves parameters in place and returns the same module; mixing devices raises RuntimeError. (verified: Run with torch 2.14.0 (CPU) in a scratch environment for this repository, using the meta device.)</w:t>
+      </w:r>
+    </w:p>
+    <w:p>
+      <w:pPr>
+        <w:pStyle w:val="Heading3"/>
+      </w:pPr>
+      <w:r>
+        <w:t>B16-L2 A training loop that does what you think</w:t>
       </w:r>
     </w:p>
     <w:p>
@@ -3513,7 +3062,16 @@
         <w:pStyle w:val="Heading4"/>
       </w:pPr>
       <w:r>
-        <w:t>Worked example: weak code</w:t>
+        <w:t>Concept</w:t>
+      </w:r>
+    </w:p>
+    <w:p>
+      <w:r>
+        <w:rPr>
+          <w:b w:val="0"/>
+          <w:i w:val="0"/>
+        </w:rPr>
+        <w:t>PyTorch leaves the training loop to you. That gives control, and five ways to get it silently wrong. The standard loop, PyTorch 2.14:</w:t>
       </w:r>
     </w:p>
     <w:tbl>
@@ -3551,7 +3109,7 @@
                 <w:b w:val="0"/>
                 <w:sz w:val="16"/>
               </w:rPr>
-              <w:t>for x, y in loader:</w:t>
+              <w:t>for epoch in range(max_epochs):</w:t>
             </w:r>
           </w:p>
           <w:p>
@@ -3562,19 +3120,19 @@
             <w:r>
               <w:rPr>
                 <w:rFonts w:ascii="Consolas" w:hAnsi="Consolas" w:eastAsia="Consolas"/>
-                <w:b/>
+                <w:b w:val="0"/>
                 <w:color w:val="5B6875"/>
                 <w:sz w:val="16"/>
               </w:rPr>
-              <w:t xml:space="preserve"> [1]  </w:t>
-            </w:r>
-            <w:r>
-              <w:rPr>
-                <w:rFonts w:ascii="Consolas" w:hAnsi="Consolas" w:eastAsia="Consolas"/>
-                <w:b w:val="0"/>
-                <w:sz w:val="16"/>
-              </w:rPr>
-              <w:t xml:space="preserve">    out = torch.softmax(model(x), dim=1)</w:t>
+              <w:t xml:space="preserve">   2  </w:t>
+            </w:r>
+            <w:r>
+              <w:rPr>
+                <w:rFonts w:ascii="Consolas" w:hAnsi="Consolas" w:eastAsia="Consolas"/>
+                <w:b w:val="0"/>
+                <w:sz w:val="16"/>
+              </w:rPr>
+              <w:t xml:space="preserve">    model.train()</w:t>
             </w:r>
           </w:p>
           <w:p>
@@ -3597,7 +3155,7 @@
                 <w:b w:val="0"/>
                 <w:sz w:val="16"/>
               </w:rPr>
-              <w:t xml:space="preserve">    loss = nn.CrossEntropyLoss()(out, y)</w:t>
+              <w:t xml:space="preserve">    for x, y in train_loader:</w:t>
             </w:r>
           </w:p>
           <w:p>
@@ -3608,19 +3166,19 @@
             <w:r>
               <w:rPr>
                 <w:rFonts w:ascii="Consolas" w:hAnsi="Consolas" w:eastAsia="Consolas"/>
-                <w:b/>
+                <w:b w:val="0"/>
                 <w:color w:val="5B6875"/>
                 <w:sz w:val="16"/>
               </w:rPr>
-              <w:t xml:space="preserve"> [2]  </w:t>
-            </w:r>
-            <w:r>
-              <w:rPr>
-                <w:rFonts w:ascii="Consolas" w:hAnsi="Consolas" w:eastAsia="Consolas"/>
-                <w:b w:val="0"/>
-                <w:sz w:val="16"/>
-              </w:rPr>
-              <w:t xml:space="preserve">    loss.backward()</w:t>
+              <w:t xml:space="preserve">   4  </w:t>
+            </w:r>
+            <w:r>
+              <w:rPr>
+                <w:rFonts w:ascii="Consolas" w:hAnsi="Consolas" w:eastAsia="Consolas"/>
+                <w:b w:val="0"/>
+                <w:sz w:val="16"/>
+              </w:rPr>
+              <w:t xml:space="preserve">        x, y = x.to(device), y.to(device)</w:t>
             </w:r>
           </w:p>
           <w:p>
@@ -3643,7 +3201,7 @@
                 <w:b w:val="0"/>
                 <w:sz w:val="16"/>
               </w:rPr>
-              <w:t xml:space="preserve">    optimizer.step()</w:t>
+              <w:t xml:space="preserve">        optimizer.zero_grad()</w:t>
             </w:r>
           </w:p>
           <w:p>
@@ -3654,40 +3212,101 @@
             <w:r>
               <w:rPr>
                 <w:rFonts w:ascii="Consolas" w:hAnsi="Consolas" w:eastAsia="Consolas"/>
-                <w:b/>
+                <w:b w:val="0"/>
                 <w:color w:val="5B6875"/>
                 <w:sz w:val="16"/>
               </w:rPr>
-              <w:t xml:space="preserve"> [3]  </w:t>
-            </w:r>
-            <w:r>
-              <w:rPr>
-                <w:rFonts w:ascii="Consolas" w:hAnsi="Consolas" w:eastAsia="Consolas"/>
-                <w:b w:val="0"/>
-                <w:sz w:val="16"/>
-              </w:rPr>
-              <w:t xml:space="preserve">    total += loss</w:t>
+              <w:t xml:space="preserve">   6  </w:t>
+            </w:r>
+            <w:r>
+              <w:rPr>
+                <w:rFonts w:ascii="Consolas" w:hAnsi="Consolas" w:eastAsia="Consolas"/>
+                <w:b w:val="0"/>
+                <w:sz w:val="16"/>
+              </w:rPr>
+              <w:t xml:space="preserve">        loss = loss_fn(model(x), y)</w:t>
+            </w:r>
+          </w:p>
+          <w:p>
+            <w:pPr>
+              <w:spacing w:before="0" w:after="0" w:line="240" w:lineRule="auto"/>
+              <w:ind w:left="567" w:hanging="567"/>
+            </w:pPr>
+            <w:r>
+              <w:rPr>
+                <w:rFonts w:ascii="Consolas" w:hAnsi="Consolas" w:eastAsia="Consolas"/>
+                <w:b w:val="0"/>
+                <w:color w:val="5B6875"/>
+                <w:sz w:val="16"/>
+              </w:rPr>
+              <w:t xml:space="preserve">   7  </w:t>
+            </w:r>
+            <w:r>
+              <w:rPr>
+                <w:rFonts w:ascii="Consolas" w:hAnsi="Consolas" w:eastAsia="Consolas"/>
+                <w:b w:val="0"/>
+                <w:sz w:val="16"/>
+              </w:rPr>
+              <w:t xml:space="preserve">        loss.backward()</w:t>
+            </w:r>
+          </w:p>
+          <w:p>
+            <w:pPr>
+              <w:spacing w:before="0" w:after="0" w:line="240" w:lineRule="auto"/>
+              <w:ind w:left="567" w:hanging="567"/>
+            </w:pPr>
+            <w:r>
+              <w:rPr>
+                <w:rFonts w:ascii="Consolas" w:hAnsi="Consolas" w:eastAsia="Consolas"/>
+                <w:b w:val="0"/>
+                <w:color w:val="5B6875"/>
+                <w:sz w:val="16"/>
+              </w:rPr>
+              <w:t xml:space="preserve">   8  </w:t>
+            </w:r>
+            <w:r>
+              <w:rPr>
+                <w:rFonts w:ascii="Consolas" w:hAnsi="Consolas" w:eastAsia="Consolas"/>
+                <w:b w:val="0"/>
+                <w:sz w:val="16"/>
+              </w:rPr>
+              <w:t xml:space="preserve">        optimizer.step()</w:t>
+            </w:r>
+          </w:p>
+          <w:p>
+            <w:pPr>
+              <w:spacing w:before="0" w:after="0" w:line="240" w:lineRule="auto"/>
+              <w:ind w:left="567" w:hanging="567"/>
+            </w:pPr>
+            <w:r>
+              <w:rPr>
+                <w:rFonts w:ascii="Consolas" w:hAnsi="Consolas" w:eastAsia="Consolas"/>
+                <w:b w:val="0"/>
+                <w:color w:val="5B6875"/>
+                <w:sz w:val="16"/>
+              </w:rPr>
+              <w:t xml:space="preserve">   9  </w:t>
+            </w:r>
+            <w:r>
+              <w:rPr>
+                <w:rFonts w:ascii="Consolas" w:hAnsi="Consolas" w:eastAsia="Consolas"/>
+                <w:b w:val="0"/>
+                <w:sz w:val="16"/>
+              </w:rPr>
+              <w:t xml:space="preserve">    val_loss = evaluate(model, val_loader, loss_fn, device)   # model.eval() + torch.inference_mode()</w:t>
             </w:r>
           </w:p>
         </w:tc>
       </w:tr>
     </w:tbl>
+    <w:p/>
     <w:p>
-      <w:pPr>
-        <w:pStyle w:val="ListNumber"/>
-      </w:pPr>
-      <w:r>
-        <w:rPr>
-          <w:b/>
-        </w:rPr>
-        <w:t xml:space="preserve">Line 2. </w:t>
-      </w:r>
-      <w:r>
-        <w:rPr>
-          <w:b w:val="0"/>
-          <w:i w:val="0"/>
-        </w:rPr>
-        <w:t>CrossEntropyLoss expects logits. Softmax here changes the loss and flattens gradients.</w:t>
+      <w:r>
+        <w:rPr>
+          <w:b w:val="0"/>
+          <w:i w:val="0"/>
+        </w:rPr>
+        <w:t>The five traps:</w:t>
       </w:r>
     </w:p>
     <w:p>
@@ -3697,15 +3316,75 @@
       <w:r>
         <w:rPr>
           <w:b/>
-        </w:rPr>
-        <w:t xml:space="preserve">Line 4. </w:t>
-      </w:r>
-      <w:r>
-        <w:rPr>
-          <w:b w:val="0"/>
-          <w:i w:val="0"/>
-        </w:rPr>
-        <w:t>No zero_grad before it: gradients accumulate across batches.</w:t>
+          <w:i w:val="0"/>
+        </w:rPr>
+        <w:t xml:space="preserve">Missing </w:t>
+      </w:r>
+      <w:r>
+        <w:rPr>
+          <w:rFonts w:ascii="Consolas" w:hAnsi="Consolas" w:eastAsia="Consolas"/>
+          <w:b w:val="0"/>
+          <w:sz w:val="19"/>
+        </w:rPr>
+        <w:t>optimizer.zero_grad()</w:t>
+      </w:r>
+      <w:r>
+        <w:rPr>
+          <w:b/>
+          <w:i w:val="0"/>
+        </w:rPr>
+        <w:t>.</w:t>
+      </w:r>
+      <w:r>
+        <w:rPr>
+          <w:b w:val="0"/>
+          <w:i w:val="0"/>
+        </w:rPr>
+        <w:t xml:space="preserve"> Gradients </w:t>
+      </w:r>
+      <w:r>
+        <w:rPr>
+          <w:b/>
+          <w:i w:val="0"/>
+        </w:rPr>
+        <w:t>add up</w:t>
+      </w:r>
+      <w:r>
+        <w:rPr>
+          <w:b w:val="0"/>
+          <w:i w:val="0"/>
+        </w:rPr>
+        <w:t xml:space="preserve"> across </w:t>
+      </w:r>
+      <w:r>
+        <w:rPr>
+          <w:rFonts w:ascii="Consolas" w:hAnsi="Consolas" w:eastAsia="Consolas"/>
+          <w:b w:val="0"/>
+          <w:sz w:val="19"/>
+        </w:rPr>
+        <w:t>backward()</w:t>
+      </w:r>
+      <w:r>
+        <w:rPr>
+          <w:b w:val="0"/>
+          <w:i w:val="0"/>
+        </w:rPr>
+        <w:t xml:space="preserve"> calls. In this course's build, three backward passes on </w:t>
+      </w:r>
+      <w:r>
+        <w:rPr>
+          <w:rFonts w:ascii="Consolas" w:hAnsi="Consolas" w:eastAsia="Consolas"/>
+          <w:b w:val="0"/>
+          <w:sz w:val="19"/>
+        </w:rPr>
+        <w:t>2 * w</w:t>
+      </w:r>
+      <w:r>
+        <w:rPr>
+          <w:b w:val="0"/>
+          <w:i w:val="0"/>
+        </w:rPr>
+        <w:t xml:space="preserve"> left a gradient of 6.0 instead of 2.0. Training still runs, with steps that grow each batch.</w:t>
       </w:r>
     </w:p>
     <w:p>
@@ -3715,15 +3394,255 @@
       <w:r>
         <w:rPr>
           <w:b/>
-        </w:rPr>
-        <w:t xml:space="preserve">Line 6. </w:t>
-      </w:r>
-      <w:r>
-        <w:rPr>
-          <w:b w:val="0"/>
-          <w:i w:val="0"/>
-        </w:rPr>
-        <w:t>Keeps each batch's graph alive. Use loss.item().</w:t>
+          <w:i w:val="0"/>
+        </w:rPr>
+        <w:t xml:space="preserve">Missing </w:t>
+      </w:r>
+      <w:r>
+        <w:rPr>
+          <w:rFonts w:ascii="Consolas" w:hAnsi="Consolas" w:eastAsia="Consolas"/>
+          <w:b w:val="0"/>
+          <w:sz w:val="19"/>
+        </w:rPr>
+        <w:t>model.eval()</w:t>
+      </w:r>
+      <w:r>
+        <w:rPr>
+          <w:b/>
+          <w:i w:val="0"/>
+        </w:rPr>
+        <w:t xml:space="preserve"> for validation.</w:t>
+      </w:r>
+      <w:r>
+        <w:rPr>
+          <w:b w:val="0"/>
+          <w:i w:val="0"/>
+        </w:rPr>
+        <w:t xml:space="preserve"> Dropout stays active and batch norm keeps updating its statistics. Two predictions for the same input differed in train mode and matched in eval mode.</w:t>
+      </w:r>
+    </w:p>
+    <w:p>
+      <w:pPr>
+        <w:pStyle w:val="ListNumber"/>
+      </w:pPr>
+      <w:r>
+        <w:rPr>
+          <w:b/>
+          <w:i w:val="0"/>
+        </w:rPr>
+        <w:t xml:space="preserve">Missing </w:t>
+      </w:r>
+      <w:r>
+        <w:rPr>
+          <w:rFonts w:ascii="Consolas" w:hAnsi="Consolas" w:eastAsia="Consolas"/>
+          <w:b w:val="0"/>
+          <w:sz w:val="19"/>
+        </w:rPr>
+        <w:t>torch.inference_mode()</w:t>
+      </w:r>
+      <w:r>
+        <w:rPr>
+          <w:b w:val="0"/>
+          <w:i w:val="0"/>
+        </w:rPr>
+        <w:t xml:space="preserve"> (or </w:t>
+      </w:r>
+      <w:r>
+        <w:rPr>
+          <w:rFonts w:ascii="Consolas" w:hAnsi="Consolas" w:eastAsia="Consolas"/>
+          <w:b w:val="0"/>
+          <w:sz w:val="19"/>
+        </w:rPr>
+        <w:t>torch.no_grad()</w:t>
+      </w:r>
+      <w:r>
+        <w:rPr>
+          <w:b w:val="0"/>
+          <w:i w:val="0"/>
+        </w:rPr>
+        <w:t>) during validation. PyTorch builds a graph it never uses, wasting memory.</w:t>
+      </w:r>
+    </w:p>
+    <w:p>
+      <w:pPr>
+        <w:pStyle w:val="ListNumber"/>
+      </w:pPr>
+      <w:r>
+        <w:rPr>
+          <w:b/>
+          <w:i w:val="0"/>
+        </w:rPr>
+        <w:t xml:space="preserve">Softmax before </w:t>
+      </w:r>
+      <w:r>
+        <w:rPr>
+          <w:rFonts w:ascii="Consolas" w:hAnsi="Consolas" w:eastAsia="Consolas"/>
+          <w:b w:val="0"/>
+          <w:sz w:val="19"/>
+        </w:rPr>
+        <w:t>CrossEntropyLoss</w:t>
+      </w:r>
+      <w:r>
+        <w:rPr>
+          <w:b/>
+          <w:i w:val="0"/>
+        </w:rPr>
+        <w:t>.</w:t>
+      </w:r>
+      <w:r>
+        <w:rPr>
+          <w:b w:val="0"/>
+          <w:i w:val="0"/>
+        </w:rPr>
+        <w:t xml:space="preserve"> The loss applies log-softmax itself and expects raw </w:t>
+      </w:r>
+      <w:r>
+        <w:rPr>
+          <w:b/>
+          <w:i w:val="0"/>
+        </w:rPr>
+        <w:t>logits</w:t>
+      </w:r>
+      <w:r>
+        <w:rPr>
+          <w:b w:val="0"/>
+          <w:i w:val="0"/>
+        </w:rPr>
+        <w:t xml:space="preserve">. For logits </w:t>
+      </w:r>
+      <w:r>
+        <w:rPr>
+          <w:rFonts w:ascii="Consolas" w:hAnsi="Consolas" w:eastAsia="Consolas"/>
+          <w:b w:val="0"/>
+          <w:sz w:val="19"/>
+        </w:rPr>
+        <w:t>[2.0, 0.5]</w:t>
+      </w:r>
+      <w:r>
+        <w:rPr>
+          <w:b w:val="0"/>
+          <w:i w:val="0"/>
+        </w:rPr>
+        <w:t xml:space="preserve"> and class 0, the correct loss is 0.2014. Passing softmax outputs gave 0.4252, a different loss with weaker gradients.</w:t>
+      </w:r>
+    </w:p>
+    <w:p>
+      <w:pPr>
+        <w:pStyle w:val="ListNumber"/>
+      </w:pPr>
+      <w:r>
+        <w:rPr>
+          <w:b/>
+          <w:i w:val="0"/>
+        </w:rPr>
+        <w:t>Summing loss tensors for logging.</w:t>
+      </w:r>
+      <w:r>
+        <w:rPr>
+          <w:b w:val="0"/>
+          <w:i w:val="0"/>
+        </w:rPr>
+        <w:t xml:space="preserve"> </w:t>
+      </w:r>
+      <w:r>
+        <w:rPr>
+          <w:rFonts w:ascii="Consolas" w:hAnsi="Consolas" w:eastAsia="Consolas"/>
+          <w:b w:val="0"/>
+          <w:sz w:val="19"/>
+        </w:rPr>
+        <w:t>total += loss</w:t>
+      </w:r>
+      <w:r>
+        <w:rPr>
+          <w:b w:val="0"/>
+          <w:i w:val="0"/>
+        </w:rPr>
+        <w:t xml:space="preserve"> keeps every batch's graph alive, and memory grows each step. Use </w:t>
+      </w:r>
+      <w:r>
+        <w:rPr>
+          <w:rFonts w:ascii="Consolas" w:hAnsi="Consolas" w:eastAsia="Consolas"/>
+          <w:b w:val="0"/>
+          <w:sz w:val="19"/>
+        </w:rPr>
+        <w:t>total += loss.item()</w:t>
+      </w:r>
+      <w:r>
+        <w:rPr>
+          <w:b w:val="0"/>
+          <w:i w:val="0"/>
+        </w:rPr>
+        <w:t>.</w:t>
+      </w:r>
+    </w:p>
+    <w:p>
+      <w:r>
+        <w:rPr>
+          <w:b/>
+          <w:i w:val="0"/>
+        </w:rPr>
+        <w:t>Early stopping.</w:t>
+      </w:r>
+      <w:r>
+        <w:rPr>
+          <w:b w:val="0"/>
+          <w:i w:val="0"/>
+        </w:rPr>
+        <w:t xml:space="preserve"> Track validation loss each epoch. Stop when it has not improved by at least </w:t>
+      </w:r>
+      <w:r>
+        <w:rPr>
+          <w:rFonts w:ascii="Consolas" w:hAnsi="Consolas" w:eastAsia="Consolas"/>
+          <w:b w:val="0"/>
+          <w:sz w:val="19"/>
+        </w:rPr>
+        <w:t>min_delta</w:t>
+      </w:r>
+      <w:r>
+        <w:rPr>
+          <w:b w:val="0"/>
+          <w:i w:val="0"/>
+        </w:rPr>
+        <w:t xml:space="preserve"> for </w:t>
+      </w:r>
+      <w:r>
+        <w:rPr>
+          <w:rFonts w:ascii="Consolas" w:hAnsi="Consolas" w:eastAsia="Consolas"/>
+          <w:b w:val="0"/>
+          <w:sz w:val="19"/>
+        </w:rPr>
+        <w:t>patience</w:t>
+      </w:r>
+      <w:r>
+        <w:rPr>
+          <w:b w:val="0"/>
+          <w:i w:val="0"/>
+        </w:rPr>
+        <w:t xml:space="preserve"> epochs, and keep a copy of the best weights (</w:t>
+      </w:r>
+      <w:r>
+        <w:rPr>
+          <w:rFonts w:ascii="Consolas" w:hAnsi="Consolas" w:eastAsia="Consolas"/>
+          <w:b w:val="0"/>
+          <w:sz w:val="19"/>
+        </w:rPr>
+        <w:t>copy.deepcopy(model.state_dict())</w:t>
+      </w:r>
+      <w:r>
+        <w:rPr>
+          <w:b w:val="0"/>
+          <w:i w:val="0"/>
+        </w:rPr>
+        <w:t>), not the last ones.</w:t>
+      </w:r>
+    </w:p>
+    <w:p>
+      <w:r>
+        <w:rPr>
+          <w:b w:val="0"/>
+          <w:i w:val="0"/>
+        </w:rPr>
+        <w:t>Log the loss curve for both training and validation (lesson B14-L1). A validation loss that rises while training loss falls is overfitting. Both flat from the start usually means a bug, such as frozen parameters or a learning rate of zero.</w:t>
       </w:r>
     </w:p>
     <w:p>
@@ -3731,7 +3650,69 @@
         <w:pStyle w:val="Heading4"/>
       </w:pPr>
       <w:r>
-        <w:t>Worked example: strong code</w:t>
+        <w:t>Why it matters</w:t>
+      </w:r>
+    </w:p>
+    <w:p>
+      <w:r>
+        <w:rPr>
+          <w:b w:val="0"/>
+          <w:i w:val="0"/>
+        </w:rPr>
+        <w:t xml:space="preserve">A text classifier trained for 30 epochs showed a smooth, falling training loss and a validation accuracy stuck at 51%. The code applied </w:t>
+      </w:r>
+      <w:r>
+        <w:rPr>
+          <w:rFonts w:ascii="Consolas" w:hAnsi="Consolas" w:eastAsia="Consolas"/>
+          <w:b w:val="0"/>
+          <w:sz w:val="19"/>
+        </w:rPr>
+        <w:t>softmax</w:t>
+      </w:r>
+      <w:r>
+        <w:rPr>
+          <w:b w:val="0"/>
+          <w:i w:val="0"/>
+        </w:rPr>
+        <w:t xml:space="preserve"> in the model's </w:t>
+      </w:r>
+      <w:r>
+        <w:rPr>
+          <w:rFonts w:ascii="Consolas" w:hAnsi="Consolas" w:eastAsia="Consolas"/>
+          <w:b w:val="0"/>
+          <w:sz w:val="19"/>
+        </w:rPr>
+        <w:t>forward</w:t>
+      </w:r>
+      <w:r>
+        <w:rPr>
+          <w:b w:val="0"/>
+          <w:i w:val="0"/>
+        </w:rPr>
+        <w:t xml:space="preserve"> and then used </w:t>
+      </w:r>
+      <w:r>
+        <w:rPr>
+          <w:rFonts w:ascii="Consolas" w:hAnsi="Consolas" w:eastAsia="Consolas"/>
+          <w:b w:val="0"/>
+          <w:sz w:val="19"/>
+        </w:rPr>
+        <w:t>CrossEntropyLoss</w:t>
+      </w:r>
+      <w:r>
+        <w:rPr>
+          <w:b w:val="0"/>
+          <w:i w:val="0"/>
+        </w:rPr>
+        <w:t>. Gradients were small and the model barely learned. Removing one line lifted validation accuracy to 78% in six epochs. The previous two weeks of hyperparameter tuning had been on a broken loss.</w:t>
+      </w:r>
+    </w:p>
+    <w:p>
+      <w:pPr>
+        <w:pStyle w:val="Heading4"/>
+      </w:pPr>
+      <w:r>
+        <w:t>Worked example: weak code</w:t>
       </w:r>
     </w:p>
     <w:tbl>
@@ -3769,7 +3750,7 @@
                 <w:b w:val="0"/>
                 <w:sz w:val="16"/>
               </w:rPr>
-              <w:t>def should_stop(val_losses: list[float], patience: int, min_delta: float = 0.0) -&gt; bool:</w:t>
+              <w:t>for x, y in loader:</w:t>
             </w:r>
           </w:p>
           <w:p>
@@ -3780,19 +3761,19 @@
             <w:r>
               <w:rPr>
                 <w:rFonts w:ascii="Consolas" w:hAnsi="Consolas" w:eastAsia="Consolas"/>
-                <w:b w:val="0"/>
+                <w:b/>
                 <w:color w:val="5B6875"/>
                 <w:sz w:val="16"/>
               </w:rPr>
-              <w:t xml:space="preserve">   2  </w:t>
-            </w:r>
-            <w:r>
-              <w:rPr>
-                <w:rFonts w:ascii="Consolas" w:hAnsi="Consolas" w:eastAsia="Consolas"/>
-                <w:b w:val="0"/>
-                <w:sz w:val="16"/>
-              </w:rPr>
-              <w:t xml:space="preserve">    """True when the last `patience` epochs did not beat the earlier best by min_delta."""</w:t>
+              <w:t xml:space="preserve"> [1]  </w:t>
+            </w:r>
+            <w:r>
+              <w:rPr>
+                <w:rFonts w:ascii="Consolas" w:hAnsi="Consolas" w:eastAsia="Consolas"/>
+                <w:b w:val="0"/>
+                <w:sz w:val="16"/>
+              </w:rPr>
+              <w:t xml:space="preserve">    out = torch.softmax(model(x), dim=1)</w:t>
             </w:r>
           </w:p>
           <w:p>
@@ -3815,7 +3796,7 @@
                 <w:b w:val="0"/>
                 <w:sz w:val="16"/>
               </w:rPr>
-              <w:t xml:space="preserve">    if patience &lt; 1:</w:t>
+              <w:t xml:space="preserve">    loss = nn.CrossEntropyLoss()(out, y)</w:t>
             </w:r>
           </w:p>
           <w:p>
@@ -3826,19 +3807,19 @@
             <w:r>
               <w:rPr>
                 <w:rFonts w:ascii="Consolas" w:hAnsi="Consolas" w:eastAsia="Consolas"/>
-                <w:b w:val="0"/>
+                <w:b/>
                 <w:color w:val="5B6875"/>
                 <w:sz w:val="16"/>
               </w:rPr>
-              <w:t xml:space="preserve">   4  </w:t>
-            </w:r>
-            <w:r>
-              <w:rPr>
-                <w:rFonts w:ascii="Consolas" w:hAnsi="Consolas" w:eastAsia="Consolas"/>
-                <w:b w:val="0"/>
-                <w:sz w:val="16"/>
-              </w:rPr>
-              <w:t xml:space="preserve">        raise ValueError("patience must be at least 1")</w:t>
+              <w:t xml:space="preserve"> [2]  </w:t>
+            </w:r>
+            <w:r>
+              <w:rPr>
+                <w:rFonts w:ascii="Consolas" w:hAnsi="Consolas" w:eastAsia="Consolas"/>
+                <w:b w:val="0"/>
+                <w:sz w:val="16"/>
+              </w:rPr>
+              <w:t xml:space="preserve">    loss.backward()</w:t>
             </w:r>
           </w:p>
           <w:p>
@@ -3849,19 +3830,19 @@
             <w:r>
               <w:rPr>
                 <w:rFonts w:ascii="Consolas" w:hAnsi="Consolas" w:eastAsia="Consolas"/>
-                <w:b/>
+                <w:b w:val="0"/>
                 <w:color w:val="5B6875"/>
                 <w:sz w:val="16"/>
               </w:rPr>
-              <w:t xml:space="preserve"> [1]  </w:t>
-            </w:r>
-            <w:r>
-              <w:rPr>
-                <w:rFonts w:ascii="Consolas" w:hAnsi="Consolas" w:eastAsia="Consolas"/>
-                <w:b w:val="0"/>
-                <w:sz w:val="16"/>
-              </w:rPr>
-              <w:t xml:space="preserve">    if len(val_losses) &lt;= patience:</w:t>
+              <w:t xml:space="preserve">   5  </w:t>
+            </w:r>
+            <w:r>
+              <w:rPr>
+                <w:rFonts w:ascii="Consolas" w:hAnsi="Consolas" w:eastAsia="Consolas"/>
+                <w:b w:val="0"/>
+                <w:sz w:val="16"/>
+              </w:rPr>
+              <w:t xml:space="preserve">    optimizer.step()</w:t>
             </w:r>
           </w:p>
           <w:p>
@@ -3872,65 +3853,19 @@
             <w:r>
               <w:rPr>
                 <w:rFonts w:ascii="Consolas" w:hAnsi="Consolas" w:eastAsia="Consolas"/>
-                <w:b w:val="0"/>
-                <w:color w:val="5B6875"/>
-                <w:sz w:val="16"/>
-              </w:rPr>
-              <w:t xml:space="preserve">   6  </w:t>
-            </w:r>
-            <w:r>
-              <w:rPr>
-                <w:rFonts w:ascii="Consolas" w:hAnsi="Consolas" w:eastAsia="Consolas"/>
-                <w:b w:val="0"/>
-                <w:sz w:val="16"/>
-              </w:rPr>
-              <w:t xml:space="preserve">        return False</w:t>
-            </w:r>
-          </w:p>
-          <w:p>
-            <w:pPr>
-              <w:spacing w:before="0" w:after="0" w:line="240" w:lineRule="auto"/>
-              <w:ind w:left="567" w:hanging="567"/>
-            </w:pPr>
-            <w:r>
-              <w:rPr>
-                <w:rFonts w:ascii="Consolas" w:hAnsi="Consolas" w:eastAsia="Consolas"/>
-                <w:b w:val="0"/>
-                <w:color w:val="5B6875"/>
-                <w:sz w:val="16"/>
-              </w:rPr>
-              <w:t xml:space="preserve">   7  </w:t>
-            </w:r>
-            <w:r>
-              <w:rPr>
-                <w:rFonts w:ascii="Consolas" w:hAnsi="Consolas" w:eastAsia="Consolas"/>
-                <w:b w:val="0"/>
-                <w:sz w:val="16"/>
-              </w:rPr>
-              <w:t xml:space="preserve">    best_before = min(val_losses[:-patience])</w:t>
-            </w:r>
-          </w:p>
-          <w:p>
-            <w:pPr>
-              <w:spacing w:before="0" w:after="0" w:line="240" w:lineRule="auto"/>
-              <w:ind w:left="567" w:hanging="567"/>
-            </w:pPr>
-            <w:r>
-              <w:rPr>
-                <w:rFonts w:ascii="Consolas" w:hAnsi="Consolas" w:eastAsia="Consolas"/>
                 <w:b/>
                 <w:color w:val="5B6875"/>
                 <w:sz w:val="16"/>
               </w:rPr>
-              <w:t xml:space="preserve"> [2]  </w:t>
-            </w:r>
-            <w:r>
-              <w:rPr>
-                <w:rFonts w:ascii="Consolas" w:hAnsi="Consolas" w:eastAsia="Consolas"/>
-                <w:b w:val="0"/>
-                <w:sz w:val="16"/>
-              </w:rPr>
-              <w:t xml:space="preserve">    return min(val_losses[-patience:]) &gt; best_before - min_delta</w:t>
+              <w:t xml:space="preserve"> [3]  </w:t>
+            </w:r>
+            <w:r>
+              <w:rPr>
+                <w:rFonts w:ascii="Consolas" w:hAnsi="Consolas" w:eastAsia="Consolas"/>
+                <w:b w:val="0"/>
+                <w:sz w:val="16"/>
+              </w:rPr>
+              <w:t xml:space="preserve">    total += loss</w:t>
             </w:r>
           </w:p>
         </w:tc>
@@ -3944,14 +3879,14 @@
         <w:rPr>
           <w:b/>
         </w:rPr>
-        <w:t xml:space="preserve">Line 5. </w:t>
-      </w:r>
-      <w:r>
-        <w:rPr>
-          <w:b w:val="0"/>
-          <w:i w:val="0"/>
-        </w:rPr>
-        <w:t>Too few epochs to judge: keep training.</w:t>
+        <w:t xml:space="preserve">Line 2. </w:t>
+      </w:r>
+      <w:r>
+        <w:rPr>
+          <w:b w:val="0"/>
+          <w:i w:val="0"/>
+        </w:rPr>
+        <w:t>CrossEntropyLoss expects logits. Softmax here changes the loss and flattens gradients.</w:t>
       </w:r>
     </w:p>
     <w:p>
@@ -3962,23 +3897,32 @@
         <w:rPr>
           <w:b/>
         </w:rPr>
-        <w:t xml:space="preserve">Line 8. </w:t>
-      </w:r>
-      <w:r>
-        <w:rPr>
-          <w:b w:val="0"/>
-          <w:i w:val="0"/>
-        </w:rPr>
-        <w:t>Stop only when recent epochs failed to improve on the earlier best.</w:t>
+        <w:t xml:space="preserve">Line 4. </w:t>
+      </w:r>
+      <w:r>
+        <w:rPr>
+          <w:b w:val="0"/>
+          <w:i w:val="0"/>
+        </w:rPr>
+        <w:t>No zero_grad before it: gradients accumulate across batches.</w:t>
       </w:r>
     </w:p>
     <w:p>
-      <w:r>
-        <w:rPr>
-          <w:b w:val="0"/>
-          <w:i w:val="0"/>
-        </w:rPr>
-        <w:t>zero_grad, train and eval modes, inference_mode for validation, logits into CrossEntropyLoss, loss.item() for logs, and early stopping on validation loss.</w:t>
+      <w:pPr>
+        <w:pStyle w:val="ListNumber"/>
+      </w:pPr>
+      <w:r>
+        <w:rPr>
+          <w:b/>
+        </w:rPr>
+        <w:t xml:space="preserve">Line 6. </w:t>
+      </w:r>
+      <w:r>
+        <w:rPr>
+          <w:b w:val="0"/>
+          <w:i w:val="0"/>
+        </w:rPr>
+        <w:t>Keeps each batch's graph alive. Use loss.item().</w:t>
       </w:r>
     </w:p>
     <w:p>
@@ -3986,251 +3930,7 @@
         <w:pStyle w:val="Heading4"/>
       </w:pPr>
       <w:r>
-        <w:t>Recap card</w:t>
-      </w:r>
-    </w:p>
-    <w:p>
-      <w:pPr>
-        <w:pStyle w:val="ListBullet"/>
-      </w:pPr>
-      <w:r>
-        <w:rPr>
-          <w:b/>
-          <w:i w:val="0"/>
-        </w:rPr>
-        <w:t>The training iteration</w:t>
-      </w:r>
-      <w:r>
-        <w:rPr>
-          <w:b w:val="0"/>
-          <w:i w:val="0"/>
-        </w:rPr>
-        <w:t xml:space="preserve"> to(device), zero_grad, forward and loss, backward, step.</w:t>
-      </w:r>
-    </w:p>
-    <w:p>
-      <w:pPr>
-        <w:pStyle w:val="ListBullet"/>
-      </w:pPr>
-      <w:r>
-        <w:rPr>
-          <w:b/>
-          <w:i w:val="0"/>
-        </w:rPr>
-        <w:t>Validation mode</w:t>
-      </w:r>
-      <w:r>
-        <w:rPr>
-          <w:b w:val="0"/>
-          <w:i w:val="0"/>
-        </w:rPr>
-        <w:t xml:space="preserve"> model.eval() and torch.inference_mode(). Back to model.train() after.</w:t>
-      </w:r>
-    </w:p>
-    <w:p>
-      <w:pPr>
-        <w:pStyle w:val="ListBullet"/>
-      </w:pPr>
-      <w:r>
-        <w:rPr>
-          <w:b/>
-          <w:i w:val="0"/>
-        </w:rPr>
-        <w:t>CrossEntropyLoss input</w:t>
-      </w:r>
-      <w:r>
-        <w:rPr>
-          <w:b w:val="0"/>
-          <w:i w:val="0"/>
-        </w:rPr>
-        <w:t xml:space="preserve"> Raw logits. It applies log-softmax itself.</w:t>
-      </w:r>
-    </w:p>
-    <w:p>
-      <w:pPr>
-        <w:pStyle w:val="ListBullet"/>
-      </w:pPr>
-      <w:r>
-        <w:rPr>
-          <w:b/>
-          <w:i w:val="0"/>
-        </w:rPr>
-        <w:t>Early stopping</w:t>
-      </w:r>
-      <w:r>
-        <w:rPr>
-          <w:b w:val="0"/>
-          <w:i w:val="0"/>
-        </w:rPr>
-        <w:t xml:space="preserve"> Stop when validation loss has not improved by min_delta for patience epochs. Keep the best weights.</w:t>
-      </w:r>
-    </w:p>
-    <w:p>
-      <w:pPr>
-        <w:pStyle w:val="Heading4"/>
-      </w:pPr>
-      <w:r>
-        <w:t>Practice</w:t>
-      </w:r>
-    </w:p>
-    <w:p>
-      <w:pPr>
-        <w:pStyle w:val="Heading5"/>
-      </w:pPr>
-      <w:r>
-        <w:t>Exercise 1. Multiple choice (level 1)</w:t>
-      </w:r>
-    </w:p>
-    <w:p>
-      <w:r>
-        <w:rPr>
-          <w:b w:val="0"/>
-          <w:i w:val="0"/>
-        </w:rPr>
-        <w:t xml:space="preserve">A loop calls </w:t>
-      </w:r>
-      <w:r>
-        <w:rPr>
-          <w:rFonts w:ascii="Consolas" w:hAnsi="Consolas" w:eastAsia="Consolas"/>
-          <w:b w:val="0"/>
-          <w:sz w:val="19"/>
-        </w:rPr>
-        <w:t>loss.backward()</w:t>
-      </w:r>
-      <w:r>
-        <w:rPr>
-          <w:b w:val="0"/>
-          <w:i w:val="0"/>
-        </w:rPr>
-        <w:t xml:space="preserve"> and </w:t>
-      </w:r>
-      <w:r>
-        <w:rPr>
-          <w:rFonts w:ascii="Consolas" w:hAnsi="Consolas" w:eastAsia="Consolas"/>
-          <w:b w:val="0"/>
-          <w:sz w:val="19"/>
-        </w:rPr>
-        <w:t>optimizer.step()</w:t>
-      </w:r>
-      <w:r>
-        <w:rPr>
-          <w:b w:val="0"/>
-          <w:i w:val="0"/>
-        </w:rPr>
-        <w:t xml:space="preserve"> but never </w:t>
-      </w:r>
-      <w:r>
-        <w:rPr>
-          <w:rFonts w:ascii="Consolas" w:hAnsi="Consolas" w:eastAsia="Consolas"/>
-          <w:b w:val="0"/>
-          <w:sz w:val="19"/>
-        </w:rPr>
-        <w:t>optimizer.zero_grad()</w:t>
-      </w:r>
-      <w:r>
-        <w:rPr>
-          <w:b w:val="0"/>
-          <w:i w:val="0"/>
-        </w:rPr>
-        <w:t>. What happens?</w:t>
-      </w:r>
-    </w:p>
-    <w:p>
-      <w:pPr>
-        <w:pStyle w:val="ListBullet"/>
-      </w:pPr>
-      <w:r>
-        <w:rPr>
-          <w:b w:val="0"/>
-          <w:i w:val="0"/>
-        </w:rPr>
-        <w:t>a) Nothing. PyTorch clears gradients automatically.</w:t>
-      </w:r>
-    </w:p>
-    <w:p>
-      <w:pPr>
-        <w:pStyle w:val="ListBullet"/>
-      </w:pPr>
-      <w:r>
-        <w:rPr>
-          <w:b w:val="0"/>
-          <w:i w:val="0"/>
-        </w:rPr>
-        <w:t>b) Gradients accumulate across batches, so steps use the sum of all earlier gradients.</w:t>
-      </w:r>
-    </w:p>
-    <w:p>
-      <w:pPr>
-        <w:pStyle w:val="ListBullet"/>
-      </w:pPr>
-      <w:r>
-        <w:rPr>
-          <w:b w:val="0"/>
-          <w:i w:val="0"/>
-        </w:rPr>
-        <w:t>c) backward() raises an error on the second batch.</w:t>
-      </w:r>
-    </w:p>
-    <w:p>
-      <w:pPr>
-        <w:pStyle w:val="ListBullet"/>
-      </w:pPr>
-      <w:r>
-        <w:rPr>
-          <w:b w:val="0"/>
-          <w:i w:val="0"/>
-        </w:rPr>
-        <w:t>d) The model stops learning.</w:t>
-      </w:r>
-    </w:p>
-    <w:p>
-      <w:r>
-        <w:rPr>
-          <w:b/>
-          <w:i w:val="0"/>
-        </w:rPr>
-        <w:t>Why?</w:t>
-      </w:r>
-    </w:p>
-    <w:p>
-      <w:pPr>
-        <w:pStyle w:val="ListBullet"/>
-      </w:pPr>
-      <w:r>
-        <w:rPr>
-          <w:b w:val="0"/>
-          <w:i w:val="0"/>
-        </w:rPr>
-        <w:t>r1) backward() adds into .grad. Only zero_grad() resets it.</w:t>
-      </w:r>
-    </w:p>
-    <w:p>
-      <w:pPr>
-        <w:pStyle w:val="ListBullet"/>
-      </w:pPr>
-      <w:r>
-        <w:rPr>
-          <w:b w:val="0"/>
-          <w:i w:val="0"/>
-        </w:rPr>
-        <w:t>r2) Optimizers ignore gradients without zero_grad.</w:t>
-      </w:r>
-    </w:p>
-    <w:p>
-      <w:pPr>
-        <w:pStyle w:val="Heading5"/>
-      </w:pPr>
-      <w:r>
-        <w:t>Exercise 2. Predict the output (level 2)</w:t>
-      </w:r>
-    </w:p>
-    <w:p>
-      <w:r>
-        <w:rPr>
-          <w:b w:val="0"/>
-          <w:i w:val="0"/>
-        </w:rPr>
-        <w:t>What does this print? (PyTorch 2.14)</w:t>
+        <w:t>Worked example: strong code</w:t>
       </w:r>
     </w:p>
     <w:tbl>
@@ -4268,7 +3968,7 @@
                 <w:b w:val="0"/>
                 <w:sz w:val="16"/>
               </w:rPr>
-              <w:t>import torch</w:t>
+              <w:t>def should_stop(val_losses: list[float], patience: int, min_delta: float = 0.0) -&gt; bool:</w:t>
             </w:r>
           </w:p>
           <w:p>
@@ -4291,7 +3991,7 @@
                 <w:b w:val="0"/>
                 <w:sz w:val="16"/>
               </w:rPr>
-              <w:t xml:space="preserve"> </w:t>
+              <w:t xml:space="preserve">    """True when the last `patience` epochs did not beat the earlier best by min_delta."""</w:t>
             </w:r>
           </w:p>
           <w:p>
@@ -4314,7 +4014,7 @@
                 <w:b w:val="0"/>
                 <w:sz w:val="16"/>
               </w:rPr>
-              <w:t>w = torch.tensor([1.0], requires_grad=True)</w:t>
+              <w:t xml:space="preserve">    if patience &lt; 1:</w:t>
             </w:r>
           </w:p>
           <w:p>
@@ -4337,7 +4037,7 @@
                 <w:b w:val="0"/>
                 <w:sz w:val="16"/>
               </w:rPr>
-              <w:t>for _ in range(3):</w:t>
+              <w:t xml:space="preserve">        raise ValueError("patience must be at least 1")</w:t>
             </w:r>
           </w:p>
           <w:p>
@@ -4348,19 +4048,19 @@
             <w:r>
               <w:rPr>
                 <w:rFonts w:ascii="Consolas" w:hAnsi="Consolas" w:eastAsia="Consolas"/>
-                <w:b w:val="0"/>
+                <w:b/>
                 <w:color w:val="5B6875"/>
                 <w:sz w:val="16"/>
               </w:rPr>
-              <w:t xml:space="preserve">   5  </w:t>
-            </w:r>
-            <w:r>
-              <w:rPr>
-                <w:rFonts w:ascii="Consolas" w:hAnsi="Consolas" w:eastAsia="Consolas"/>
-                <w:b w:val="0"/>
-                <w:sz w:val="16"/>
-              </w:rPr>
-              <w:t xml:space="preserve">    loss = (w * 2).sum()</w:t>
+              <w:t xml:space="preserve"> [1]  </w:t>
+            </w:r>
+            <w:r>
+              <w:rPr>
+                <w:rFonts w:ascii="Consolas" w:hAnsi="Consolas" w:eastAsia="Consolas"/>
+                <w:b w:val="0"/>
+                <w:sz w:val="16"/>
+              </w:rPr>
+              <w:t xml:space="preserve">    if len(val_losses) &lt;= patience:</w:t>
             </w:r>
           </w:p>
           <w:p>
@@ -4383,7 +4083,7 @@
                 <w:b w:val="0"/>
                 <w:sz w:val="16"/>
               </w:rPr>
-              <w:t xml:space="preserve">    loss.backward()</w:t>
+              <w:t xml:space="preserve">        return False</w:t>
             </w:r>
           </w:p>
           <w:p>
@@ -4406,28 +4106,86 @@
                 <w:b w:val="0"/>
                 <w:sz w:val="16"/>
               </w:rPr>
-              <w:t>print(w.grad.item())</w:t>
+              <w:t xml:space="preserve">    best_before = min(val_losses[:-patience])</w:t>
+            </w:r>
+          </w:p>
+          <w:p>
+            <w:pPr>
+              <w:spacing w:before="0" w:after="0" w:line="240" w:lineRule="auto"/>
+              <w:ind w:left="567" w:hanging="567"/>
+            </w:pPr>
+            <w:r>
+              <w:rPr>
+                <w:rFonts w:ascii="Consolas" w:hAnsi="Consolas" w:eastAsia="Consolas"/>
+                <w:b/>
+                <w:color w:val="5B6875"/>
+                <w:sz w:val="16"/>
+              </w:rPr>
+              <w:t xml:space="preserve"> [2]  </w:t>
+            </w:r>
+            <w:r>
+              <w:rPr>
+                <w:rFonts w:ascii="Consolas" w:hAnsi="Consolas" w:eastAsia="Consolas"/>
+                <w:b w:val="0"/>
+                <w:sz w:val="16"/>
+              </w:rPr>
+              <w:t xml:space="preserve">    return min(val_losses[-patience:]) &gt; best_before - min_delta</w:t>
             </w:r>
           </w:p>
         </w:tc>
       </w:tr>
     </w:tbl>
-    <w:p/>
     <w:p>
       <w:pPr>
-        <w:pStyle w:val="Heading5"/>
+        <w:pStyle w:val="ListNumber"/>
       </w:pPr>
       <w:r>
-        <w:t>Exercise 3. Put in order (level 2)</w:t>
+        <w:rPr>
+          <w:b/>
+        </w:rPr>
+        <w:t xml:space="preserve">Line 5. </w:t>
+      </w:r>
+      <w:r>
+        <w:rPr>
+          <w:b w:val="0"/>
+          <w:i w:val="0"/>
+        </w:rPr>
+        <w:t>Too few epochs to judge: keep training.</w:t>
       </w:r>
     </w:p>
     <w:p>
-      <w:r>
-        <w:rPr>
-          <w:b w:val="0"/>
-          <w:i w:val="0"/>
-        </w:rPr>
-        <w:t>Order the steps inside one training iteration.</w:t>
+      <w:pPr>
+        <w:pStyle w:val="ListNumber"/>
+      </w:pPr>
+      <w:r>
+        <w:rPr>
+          <w:b/>
+        </w:rPr>
+        <w:t xml:space="preserve">Line 8. </w:t>
+      </w:r>
+      <w:r>
+        <w:rPr>
+          <w:b w:val="0"/>
+          <w:i w:val="0"/>
+        </w:rPr>
+        <w:t>Stop only when recent epochs failed to improve on the earlier best.</w:t>
+      </w:r>
+    </w:p>
+    <w:p>
+      <w:r>
+        <w:rPr>
+          <w:b w:val="0"/>
+          <w:i w:val="0"/>
+        </w:rPr>
+        <w:t>zero_grad, train and eval modes, inference_mode for validation, logits into CrossEntropyLoss, loss.item() for logs, and early stopping on validation loss.</w:t>
+      </w:r>
+    </w:p>
+    <w:p>
+      <w:pPr>
+        <w:pStyle w:val="Heading4"/>
+      </w:pPr>
+      <w:r>
+        <w:t>Recap card</w:t>
       </w:r>
     </w:p>
     <w:p>
@@ -4436,10 +4194,17 @@
       </w:pPr>
       <w:r>
         <w:rPr>
-          <w:b w:val="0"/>
-          <w:i w:val="0"/>
-        </w:rPr>
-        <w:t>optimizer.step()</w:t>
+          <w:b/>
+          <w:i w:val="0"/>
+        </w:rPr>
+        <w:t>The training iteration</w:t>
+      </w:r>
+      <w:r>
+        <w:rPr>
+          <w:b w:val="0"/>
+          <w:i w:val="0"/>
+        </w:rPr>
+        <w:t xml:space="preserve"> to(device), zero_grad, forward and loss, backward, step.</w:t>
       </w:r>
     </w:p>
     <w:p>
@@ -4448,10 +4213,17 @@
       </w:pPr>
       <w:r>
         <w:rPr>
-          <w:b w:val="0"/>
-          <w:i w:val="0"/>
-        </w:rPr>
-        <w:t>loss.backward()</w:t>
+          <w:b/>
+          <w:i w:val="0"/>
+        </w:rPr>
+        <w:t>Validation mode</w:t>
+      </w:r>
+      <w:r>
+        <w:rPr>
+          <w:b w:val="0"/>
+          <w:i w:val="0"/>
+        </w:rPr>
+        <w:t xml:space="preserve"> model.eval() and torch.inference_mode(). Back to model.train() after.</w:t>
       </w:r>
     </w:p>
     <w:p>
@@ -4460,10 +4232,17 @@
       </w:pPr>
       <w:r>
         <w:rPr>
-          <w:b w:val="0"/>
-          <w:i w:val="0"/>
-        </w:rPr>
-        <w:t>loss = loss_fn(model(x), y)</w:t>
+          <w:b/>
+          <w:i w:val="0"/>
+        </w:rPr>
+        <w:t>CrossEntropyLoss input</w:t>
+      </w:r>
+      <w:r>
+        <w:rPr>
+          <w:b w:val="0"/>
+          <w:i w:val="0"/>
+        </w:rPr>
+        <w:t xml:space="preserve"> Raw logits. It applies log-softmax itself.</w:t>
       </w:r>
     </w:p>
     <w:p>
@@ -4472,10 +4251,87 @@
       </w:pPr>
       <w:r>
         <w:rPr>
-          <w:b w:val="0"/>
-          <w:i w:val="0"/>
-        </w:rPr>
-        <w:t>x, y = x.to(device), y.to(device)</w:t>
+          <w:b/>
+          <w:i w:val="0"/>
+        </w:rPr>
+        <w:t>Early stopping</w:t>
+      </w:r>
+      <w:r>
+        <w:rPr>
+          <w:b w:val="0"/>
+          <w:i w:val="0"/>
+        </w:rPr>
+        <w:t xml:space="preserve"> Stop when validation loss has not improved by min_delta for patience epochs. Keep the best weights.</w:t>
+      </w:r>
+    </w:p>
+    <w:p>
+      <w:pPr>
+        <w:pStyle w:val="Heading4"/>
+      </w:pPr>
+      <w:r>
+        <w:t>Practice</w:t>
+      </w:r>
+    </w:p>
+    <w:p>
+      <w:pPr>
+        <w:pStyle w:val="Heading5"/>
+      </w:pPr>
+      <w:r>
+        <w:t>Exercise 1. Multiple choice (level 1)</w:t>
+      </w:r>
+    </w:p>
+    <w:p>
+      <w:r>
+        <w:rPr>
+          <w:b w:val="0"/>
+          <w:i w:val="0"/>
+        </w:rPr>
+        <w:t xml:space="preserve">A loop calls </w:t>
+      </w:r>
+      <w:r>
+        <w:rPr>
+          <w:rFonts w:ascii="Consolas" w:hAnsi="Consolas" w:eastAsia="Consolas"/>
+          <w:b w:val="0"/>
+          <w:sz w:val="19"/>
+        </w:rPr>
+        <w:t>loss.backward()</w:t>
+      </w:r>
+      <w:r>
+        <w:rPr>
+          <w:b w:val="0"/>
+          <w:i w:val="0"/>
+        </w:rPr>
+        <w:t xml:space="preserve"> and </w:t>
+      </w:r>
+      <w:r>
+        <w:rPr>
+          <w:rFonts w:ascii="Consolas" w:hAnsi="Consolas" w:eastAsia="Consolas"/>
+          <w:b w:val="0"/>
+          <w:sz w:val="19"/>
+        </w:rPr>
+        <w:t>optimizer.step()</w:t>
+      </w:r>
+      <w:r>
+        <w:rPr>
+          <w:b w:val="0"/>
+          <w:i w:val="0"/>
+        </w:rPr>
+        <w:t xml:space="preserve"> but never </w:t>
+      </w:r>
+      <w:r>
+        <w:rPr>
+          <w:rFonts w:ascii="Consolas" w:hAnsi="Consolas" w:eastAsia="Consolas"/>
+          <w:b w:val="0"/>
+          <w:sz w:val="19"/>
+        </w:rPr>
+        <w:t>optimizer.zero_grad()</w:t>
+      </w:r>
+      <w:r>
+        <w:rPr>
+          <w:b w:val="0"/>
+          <w:i w:val="0"/>
+        </w:rPr>
+        <w:t>. What happens?</w:t>
       </w:r>
     </w:p>
     <w:p>
@@ -4487,7 +4343,76 @@
           <w:b w:val="0"/>
           <w:i w:val="0"/>
         </w:rPr>
-        <w:t>optimizer.zero_grad()</w:t>
+        <w:t>a) Nothing. PyTorch clears gradients automatically.</w:t>
+      </w:r>
+    </w:p>
+    <w:p>
+      <w:pPr>
+        <w:pStyle w:val="ListBullet"/>
+      </w:pPr>
+      <w:r>
+        <w:rPr>
+          <w:b w:val="0"/>
+          <w:i w:val="0"/>
+        </w:rPr>
+        <w:t>b) Gradients accumulate across batches, so steps use the sum of all earlier gradients.</w:t>
+      </w:r>
+    </w:p>
+    <w:p>
+      <w:pPr>
+        <w:pStyle w:val="ListBullet"/>
+      </w:pPr>
+      <w:r>
+        <w:rPr>
+          <w:b w:val="0"/>
+          <w:i w:val="0"/>
+        </w:rPr>
+        <w:t>c) backward() raises an error on the second batch.</w:t>
+      </w:r>
+    </w:p>
+    <w:p>
+      <w:pPr>
+        <w:pStyle w:val="ListBullet"/>
+      </w:pPr>
+      <w:r>
+        <w:rPr>
+          <w:b w:val="0"/>
+          <w:i w:val="0"/>
+        </w:rPr>
+        <w:t>d) The model stops learning.</w:t>
+      </w:r>
+    </w:p>
+    <w:p>
+      <w:r>
+        <w:rPr>
+          <w:b/>
+          <w:i w:val="0"/>
+        </w:rPr>
+        <w:t>Why?</w:t>
+      </w:r>
+    </w:p>
+    <w:p>
+      <w:pPr>
+        <w:pStyle w:val="ListBullet"/>
+      </w:pPr>
+      <w:r>
+        <w:rPr>
+          <w:b w:val="0"/>
+          <w:i w:val="0"/>
+        </w:rPr>
+        <w:t>r1) backward() adds into .grad. Only zero_grad() resets it.</w:t>
+      </w:r>
+    </w:p>
+    <w:p>
+      <w:pPr>
+        <w:pStyle w:val="ListBullet"/>
+      </w:pPr>
+      <w:r>
+        <w:rPr>
+          <w:b w:val="0"/>
+          <w:i w:val="0"/>
+        </w:rPr>
+        <w:t>r2) Optimizers ignore gradients without zero_grad.</w:t>
       </w:r>
     </w:p>
     <w:p>
@@ -4495,7 +4420,7 @@
         <w:pStyle w:val="Heading5"/>
       </w:pPr>
       <w:r>
-        <w:t>Exercise 4. Write the function (level 3)</w:t>
+        <w:t>Exercise 2. Predict the output (level 2)</w:t>
       </w:r>
     </w:p>
     <w:p>
@@ -4504,136 +4429,7 @@
           <w:b w:val="0"/>
           <w:i w:val="0"/>
         </w:rPr>
-        <w:t xml:space="preserve">Write </w:t>
-      </w:r>
-      <w:r>
-        <w:rPr>
-          <w:rFonts w:ascii="Consolas" w:hAnsi="Consolas" w:eastAsia="Consolas"/>
-          <w:b w:val="0"/>
-          <w:sz w:val="19"/>
-        </w:rPr>
-        <w:t>should_stop(val_losses: list[float], patience: int, min_delta: float = 0.0) -&gt; bool</w:t>
-      </w:r>
-      <w:r>
-        <w:rPr>
-          <w:b w:val="0"/>
-          <w:i w:val="0"/>
-        </w:rPr>
-        <w:t xml:space="preserve">. Return </w:t>
-      </w:r>
-      <w:r>
-        <w:rPr>
-          <w:rFonts w:ascii="Consolas" w:hAnsi="Consolas" w:eastAsia="Consolas"/>
-          <w:b w:val="0"/>
-          <w:sz w:val="19"/>
-        </w:rPr>
-        <w:t>True</w:t>
-      </w:r>
-      <w:r>
-        <w:rPr>
-          <w:b w:val="0"/>
-          <w:i w:val="0"/>
-        </w:rPr>
-        <w:t xml:space="preserve"> when the best loss in the last </w:t>
-      </w:r>
-      <w:r>
-        <w:rPr>
-          <w:rFonts w:ascii="Consolas" w:hAnsi="Consolas" w:eastAsia="Consolas"/>
-          <w:b w:val="0"/>
-          <w:sz w:val="19"/>
-        </w:rPr>
-        <w:t>patience</w:t>
-      </w:r>
-      <w:r>
-        <w:rPr>
-          <w:b w:val="0"/>
-          <w:i w:val="0"/>
-        </w:rPr>
-        <w:t xml:space="preserve"> epochs is not lower than the best loss before them by more than </w:t>
-      </w:r>
-      <w:r>
-        <w:rPr>
-          <w:rFonts w:ascii="Consolas" w:hAnsi="Consolas" w:eastAsia="Consolas"/>
-          <w:b w:val="0"/>
-          <w:sz w:val="19"/>
-        </w:rPr>
-        <w:t>min_delta</w:t>
-      </w:r>
-      <w:r>
-        <w:rPr>
-          <w:b w:val="0"/>
-          <w:i w:val="0"/>
-        </w:rPr>
-        <w:t xml:space="preserve">. Return </w:t>
-      </w:r>
-      <w:r>
-        <w:rPr>
-          <w:rFonts w:ascii="Consolas" w:hAnsi="Consolas" w:eastAsia="Consolas"/>
-          <w:b w:val="0"/>
-          <w:sz w:val="19"/>
-        </w:rPr>
-        <w:t>False</w:t>
-      </w:r>
-      <w:r>
-        <w:rPr>
-          <w:b w:val="0"/>
-          <w:i w:val="0"/>
-        </w:rPr>
-        <w:t xml:space="preserve"> when there are </w:t>
-      </w:r>
-      <w:r>
-        <w:rPr>
-          <w:rFonts w:ascii="Consolas" w:hAnsi="Consolas" w:eastAsia="Consolas"/>
-          <w:b w:val="0"/>
-          <w:sz w:val="19"/>
-        </w:rPr>
-        <w:t>patience</w:t>
-      </w:r>
-      <w:r>
-        <w:rPr>
-          <w:b w:val="0"/>
-          <w:i w:val="0"/>
-        </w:rPr>
-        <w:t xml:space="preserve"> or fewer losses. Raise </w:t>
-      </w:r>
-      <w:r>
-        <w:rPr>
-          <w:rFonts w:ascii="Consolas" w:hAnsi="Consolas" w:eastAsia="Consolas"/>
-          <w:b w:val="0"/>
-          <w:sz w:val="19"/>
-        </w:rPr>
-        <w:t>ValueError</w:t>
-      </w:r>
-      <w:r>
-        <w:rPr>
-          <w:b w:val="0"/>
-          <w:i w:val="0"/>
-        </w:rPr>
-        <w:t xml:space="preserve"> if </w:t>
-      </w:r>
-      <w:r>
-        <w:rPr>
-          <w:rFonts w:ascii="Consolas" w:hAnsi="Consolas" w:eastAsia="Consolas"/>
-          <w:b w:val="0"/>
-          <w:sz w:val="19"/>
-        </w:rPr>
-        <w:t>patience &lt; 1</w:t>
-      </w:r>
-      <w:r>
-        <w:rPr>
-          <w:b w:val="0"/>
-          <w:i w:val="0"/>
-        </w:rPr>
-        <w:t>.</w:t>
-      </w:r>
-    </w:p>
-    <w:p>
-      <w:r>
-        <w:rPr>
-          <w:b w:val="0"/>
-          <w:i w:val="0"/>
-        </w:rPr>
-        <w:t>Starter code:</w:t>
+        <w:t>What does this print? (PyTorch 2.14)</w:t>
       </w:r>
     </w:p>
     <w:tbl>
@@ -4671,7 +4467,7 @@
                 <w:b w:val="0"/>
                 <w:sz w:val="16"/>
               </w:rPr>
-              <w:t>def should_stop(val_losses, patience, min_delta=0.0):</w:t>
+              <w:t>import torch</w:t>
             </w:r>
           </w:p>
           <w:p>
@@ -4694,7 +4490,122 @@
                 <w:b w:val="0"/>
                 <w:sz w:val="16"/>
               </w:rPr>
-              <w:t xml:space="preserve">    return val_losses[-1] &gt; val_losses[-2]</w:t>
+              <w:t xml:space="preserve"> </w:t>
+            </w:r>
+          </w:p>
+          <w:p>
+            <w:pPr>
+              <w:spacing w:before="0" w:after="0" w:line="240" w:lineRule="auto"/>
+              <w:ind w:left="567" w:hanging="567"/>
+            </w:pPr>
+            <w:r>
+              <w:rPr>
+                <w:rFonts w:ascii="Consolas" w:hAnsi="Consolas" w:eastAsia="Consolas"/>
+                <w:b w:val="0"/>
+                <w:color w:val="5B6875"/>
+                <w:sz w:val="16"/>
+              </w:rPr>
+              <w:t xml:space="preserve">   3  </w:t>
+            </w:r>
+            <w:r>
+              <w:rPr>
+                <w:rFonts w:ascii="Consolas" w:hAnsi="Consolas" w:eastAsia="Consolas"/>
+                <w:b w:val="0"/>
+                <w:sz w:val="16"/>
+              </w:rPr>
+              <w:t>w = torch.tensor([1.0], requires_grad=True)</w:t>
+            </w:r>
+          </w:p>
+          <w:p>
+            <w:pPr>
+              <w:spacing w:before="0" w:after="0" w:line="240" w:lineRule="auto"/>
+              <w:ind w:left="567" w:hanging="567"/>
+            </w:pPr>
+            <w:r>
+              <w:rPr>
+                <w:rFonts w:ascii="Consolas" w:hAnsi="Consolas" w:eastAsia="Consolas"/>
+                <w:b w:val="0"/>
+                <w:color w:val="5B6875"/>
+                <w:sz w:val="16"/>
+              </w:rPr>
+              <w:t xml:space="preserve">   4  </w:t>
+            </w:r>
+            <w:r>
+              <w:rPr>
+                <w:rFonts w:ascii="Consolas" w:hAnsi="Consolas" w:eastAsia="Consolas"/>
+                <w:b w:val="0"/>
+                <w:sz w:val="16"/>
+              </w:rPr>
+              <w:t>for _ in range(3):</w:t>
+            </w:r>
+          </w:p>
+          <w:p>
+            <w:pPr>
+              <w:spacing w:before="0" w:after="0" w:line="240" w:lineRule="auto"/>
+              <w:ind w:left="567" w:hanging="567"/>
+            </w:pPr>
+            <w:r>
+              <w:rPr>
+                <w:rFonts w:ascii="Consolas" w:hAnsi="Consolas" w:eastAsia="Consolas"/>
+                <w:b w:val="0"/>
+                <w:color w:val="5B6875"/>
+                <w:sz w:val="16"/>
+              </w:rPr>
+              <w:t xml:space="preserve">   5  </w:t>
+            </w:r>
+            <w:r>
+              <w:rPr>
+                <w:rFonts w:ascii="Consolas" w:hAnsi="Consolas" w:eastAsia="Consolas"/>
+                <w:b w:val="0"/>
+                <w:sz w:val="16"/>
+              </w:rPr>
+              <w:t xml:space="preserve">    loss = (w * 2).sum()</w:t>
+            </w:r>
+          </w:p>
+          <w:p>
+            <w:pPr>
+              <w:spacing w:before="0" w:after="0" w:line="240" w:lineRule="auto"/>
+              <w:ind w:left="567" w:hanging="567"/>
+            </w:pPr>
+            <w:r>
+              <w:rPr>
+                <w:rFonts w:ascii="Consolas" w:hAnsi="Consolas" w:eastAsia="Consolas"/>
+                <w:b w:val="0"/>
+                <w:color w:val="5B6875"/>
+                <w:sz w:val="16"/>
+              </w:rPr>
+              <w:t xml:space="preserve">   6  </w:t>
+            </w:r>
+            <w:r>
+              <w:rPr>
+                <w:rFonts w:ascii="Consolas" w:hAnsi="Consolas" w:eastAsia="Consolas"/>
+                <w:b w:val="0"/>
+                <w:sz w:val="16"/>
+              </w:rPr>
+              <w:t xml:space="preserve">    loss.backward()</w:t>
+            </w:r>
+          </w:p>
+          <w:p>
+            <w:pPr>
+              <w:spacing w:before="0" w:after="0" w:line="240" w:lineRule="auto"/>
+              <w:ind w:left="567" w:hanging="567"/>
+            </w:pPr>
+            <w:r>
+              <w:rPr>
+                <w:rFonts w:ascii="Consolas" w:hAnsi="Consolas" w:eastAsia="Consolas"/>
+                <w:b w:val="0"/>
+                <w:color w:val="5B6875"/>
+                <w:sz w:val="16"/>
+              </w:rPr>
+              <w:t xml:space="preserve">   7  </w:t>
+            </w:r>
+            <w:r>
+              <w:rPr>
+                <w:rFonts w:ascii="Consolas" w:hAnsi="Consolas" w:eastAsia="Consolas"/>
+                <w:b w:val="0"/>
+                <w:sz w:val="16"/>
+              </w:rPr>
+              <w:t>print(w.grad.item())</w:t>
             </w:r>
           </w:p>
         </w:tc>
@@ -4706,7 +4617,7 @@
         <w:pStyle w:val="Heading5"/>
       </w:pPr>
       <w:r>
-        <w:t>Exercise 5. Spot the bug (level 4)</w:t>
+        <w:t>Exercise 3. Put in order (level 2)</w:t>
       </w:r>
     </w:p>
     <w:p>
@@ -4715,7 +4626,270 @@
           <w:b w:val="0"/>
           <w:i w:val="0"/>
         </w:rPr>
-        <w:t>Validation accuracy is stuck near chance while training loss falls slowly. Tap the line that breaks the loss.</w:t>
+        <w:t>Order the steps inside one training iteration.</w:t>
+      </w:r>
+    </w:p>
+    <w:p>
+      <w:pPr>
+        <w:pStyle w:val="ListBullet"/>
+      </w:pPr>
+      <w:r>
+        <w:rPr>
+          <w:b w:val="0"/>
+          <w:i w:val="0"/>
+        </w:rPr>
+        <w:t>optimizer.step()</w:t>
+      </w:r>
+    </w:p>
+    <w:p>
+      <w:pPr>
+        <w:pStyle w:val="ListBullet"/>
+      </w:pPr>
+      <w:r>
+        <w:rPr>
+          <w:b w:val="0"/>
+          <w:i w:val="0"/>
+        </w:rPr>
+        <w:t>loss.backward()</w:t>
+      </w:r>
+    </w:p>
+    <w:p>
+      <w:pPr>
+        <w:pStyle w:val="ListBullet"/>
+      </w:pPr>
+      <w:r>
+        <w:rPr>
+          <w:b w:val="0"/>
+          <w:i w:val="0"/>
+        </w:rPr>
+        <w:t>loss = loss_fn(model(x), y)</w:t>
+      </w:r>
+    </w:p>
+    <w:p>
+      <w:pPr>
+        <w:pStyle w:val="ListBullet"/>
+      </w:pPr>
+      <w:r>
+        <w:rPr>
+          <w:b w:val="0"/>
+          <w:i w:val="0"/>
+        </w:rPr>
+        <w:t>x, y = x.to(device), y.to(device)</w:t>
+      </w:r>
+    </w:p>
+    <w:p>
+      <w:pPr>
+        <w:pStyle w:val="ListBullet"/>
+      </w:pPr>
+      <w:r>
+        <w:rPr>
+          <w:b w:val="0"/>
+          <w:i w:val="0"/>
+        </w:rPr>
+        <w:t>optimizer.zero_grad()</w:t>
+      </w:r>
+    </w:p>
+    <w:p>
+      <w:pPr>
+        <w:pStyle w:val="Heading5"/>
+      </w:pPr>
+      <w:r>
+        <w:t>Exercise 4. Write the function (level 3)</w:t>
+      </w:r>
+    </w:p>
+    <w:p>
+      <w:r>
+        <w:rPr>
+          <w:b w:val="0"/>
+          <w:i w:val="0"/>
+        </w:rPr>
+        <w:t xml:space="preserve">Write </w:t>
+      </w:r>
+      <w:r>
+        <w:rPr>
+          <w:rFonts w:ascii="Consolas" w:hAnsi="Consolas" w:eastAsia="Consolas"/>
+          <w:b w:val="0"/>
+          <w:sz w:val="19"/>
+        </w:rPr>
+        <w:t>should_stop(val_losses: list[float], patience: int, min_delta: float = 0.0) -&gt; bool</w:t>
+      </w:r>
+      <w:r>
+        <w:rPr>
+          <w:b w:val="0"/>
+          <w:i w:val="0"/>
+        </w:rPr>
+        <w:t xml:space="preserve">. Return </w:t>
+      </w:r>
+      <w:r>
+        <w:rPr>
+          <w:rFonts w:ascii="Consolas" w:hAnsi="Consolas" w:eastAsia="Consolas"/>
+          <w:b w:val="0"/>
+          <w:sz w:val="19"/>
+        </w:rPr>
+        <w:t>True</w:t>
+      </w:r>
+      <w:r>
+        <w:rPr>
+          <w:b w:val="0"/>
+          <w:i w:val="0"/>
+        </w:rPr>
+        <w:t xml:space="preserve"> when the best loss in the last </w:t>
+      </w:r>
+      <w:r>
+        <w:rPr>
+          <w:rFonts w:ascii="Consolas" w:hAnsi="Consolas" w:eastAsia="Consolas"/>
+          <w:b w:val="0"/>
+          <w:sz w:val="19"/>
+        </w:rPr>
+        <w:t>patience</w:t>
+      </w:r>
+      <w:r>
+        <w:rPr>
+          <w:b w:val="0"/>
+          <w:i w:val="0"/>
+        </w:rPr>
+        <w:t xml:space="preserve"> epochs is not lower than the best loss before them by more than </w:t>
+      </w:r>
+      <w:r>
+        <w:rPr>
+          <w:rFonts w:ascii="Consolas" w:hAnsi="Consolas" w:eastAsia="Consolas"/>
+          <w:b w:val="0"/>
+          <w:sz w:val="19"/>
+        </w:rPr>
+        <w:t>min_delta</w:t>
+      </w:r>
+      <w:r>
+        <w:rPr>
+          <w:b w:val="0"/>
+          <w:i w:val="0"/>
+        </w:rPr>
+        <w:t xml:space="preserve">. Return </w:t>
+      </w:r>
+      <w:r>
+        <w:rPr>
+          <w:rFonts w:ascii="Consolas" w:hAnsi="Consolas" w:eastAsia="Consolas"/>
+          <w:b w:val="0"/>
+          <w:sz w:val="19"/>
+        </w:rPr>
+        <w:t>False</w:t>
+      </w:r>
+      <w:r>
+        <w:rPr>
+          <w:b w:val="0"/>
+          <w:i w:val="0"/>
+        </w:rPr>
+        <w:t xml:space="preserve"> when there are </w:t>
+      </w:r>
+      <w:r>
+        <w:rPr>
+          <w:rFonts w:ascii="Consolas" w:hAnsi="Consolas" w:eastAsia="Consolas"/>
+          <w:b w:val="0"/>
+          <w:sz w:val="19"/>
+        </w:rPr>
+        <w:t>patience</w:t>
+      </w:r>
+      <w:r>
+        <w:rPr>
+          <w:b w:val="0"/>
+          <w:i w:val="0"/>
+        </w:rPr>
+        <w:t xml:space="preserve"> or fewer losses. Raise </w:t>
+      </w:r>
+      <w:r>
+        <w:rPr>
+          <w:rFonts w:ascii="Consolas" w:hAnsi="Consolas" w:eastAsia="Consolas"/>
+          <w:b w:val="0"/>
+          <w:sz w:val="19"/>
+        </w:rPr>
+        <w:t>ValueError</w:t>
+      </w:r>
+      <w:r>
+        <w:rPr>
+          <w:b w:val="0"/>
+          <w:i w:val="0"/>
+        </w:rPr>
+        <w:t xml:space="preserve"> if </w:t>
+      </w:r>
+      <w:r>
+        <w:rPr>
+          <w:rFonts w:ascii="Consolas" w:hAnsi="Consolas" w:eastAsia="Consolas"/>
+          <w:b w:val="0"/>
+          <w:sz w:val="19"/>
+        </w:rPr>
+        <w:t>patience &lt; 1</w:t>
+      </w:r>
+      <w:r>
+        <w:rPr>
+          <w:b w:val="0"/>
+          <w:i w:val="0"/>
+        </w:rPr>
+        <w:t>.</w:t>
+      </w:r>
+    </w:p>
+    <w:p>
+      <w:r>
+        <w:rPr>
+          <w:b w:val="0"/>
+          <w:i w:val="0"/>
+        </w:rPr>
+        <w:t>Your code must pass these checks:</w:t>
+      </w:r>
+    </w:p>
+    <w:p>
+      <w:pPr>
+        <w:pStyle w:val="ListBullet"/>
+      </w:pPr>
+      <w:r>
+        <w:rPr>
+          <w:b w:val="0"/>
+          <w:i w:val="0"/>
+        </w:rPr>
+        <w:t>No improvement on 0.9 in the last 2 epochs: stop.</w:t>
+      </w:r>
+    </w:p>
+    <w:p>
+      <w:pPr>
+        <w:pStyle w:val="ListBullet"/>
+      </w:pPr>
+      <w:r>
+        <w:rPr>
+          <w:b w:val="0"/>
+          <w:i w:val="0"/>
+        </w:rPr>
+        <w:t>An improvement in the window, or too few epochs, means continue.</w:t>
+      </w:r>
+    </w:p>
+    <w:p>
+      <w:pPr>
+        <w:pStyle w:val="ListBullet"/>
+      </w:pPr>
+      <w:r>
+        <w:rPr>
+          <w:b w:val="0"/>
+          <w:i w:val="0"/>
+        </w:rPr>
+        <w:t>Improvements smaller than min_delta do not count.</w:t>
+      </w:r>
+    </w:p>
+    <w:p>
+      <w:pPr>
+        <w:pStyle w:val="ListBullet"/>
+      </w:pPr>
+      <w:r>
+        <w:rPr>
+          <w:b w:val="0"/>
+          <w:i w:val="0"/>
+        </w:rPr>
+        <w:t>patience below 1 must raise ValueError.</w:t>
+      </w:r>
+    </w:p>
+    <w:p>
+      <w:r>
+        <w:rPr>
+          <w:b w:val="0"/>
+          <w:i w:val="0"/>
+        </w:rPr>
+        <w:t>Shape of the answer. The reference solution defines these names. Write the bodies yourself.</w:t>
       </w:r>
     </w:p>
     <w:tbl>
@@ -4753,7 +4927,7 @@
                 <w:b w:val="0"/>
                 <w:sz w:val="16"/>
               </w:rPr>
-              <w:t>import torch</w:t>
+              <w:t># Early-stopping rule on validation losses, one per epoch.</w:t>
             </w:r>
           </w:p>
           <w:p>
@@ -4776,7 +4950,7 @@
                 <w:b w:val="0"/>
                 <w:sz w:val="16"/>
               </w:rPr>
-              <w:t>from torch import nn</w:t>
+              <w:t>def should_stop(</w:t>
             </w:r>
           </w:p>
           <w:p>
@@ -4799,7 +4973,7 @@
                 <w:b w:val="0"/>
                 <w:sz w:val="16"/>
               </w:rPr>
-              <w:t xml:space="preserve"> </w:t>
+              <w:t xml:space="preserve">    val_losses: list[float],</w:t>
             </w:r>
           </w:p>
           <w:p>
@@ -4822,7 +4996,7 @@
                 <w:b w:val="0"/>
                 <w:sz w:val="16"/>
               </w:rPr>
-              <w:t xml:space="preserve"> </w:t>
+              <w:t xml:space="preserve">    patience: int,</w:t>
             </w:r>
           </w:p>
           <w:p>
@@ -4845,7 +5019,7 @@
                 <w:b w:val="0"/>
                 <w:sz w:val="16"/>
               </w:rPr>
-              <w:t>class Classifier(nn.Module):</w:t>
+              <w:t xml:space="preserve">    min_delta: float = 0.0,</w:t>
             </w:r>
           </w:p>
           <w:p>
@@ -4868,168 +5042,7 @@
                 <w:b w:val="0"/>
                 <w:sz w:val="16"/>
               </w:rPr>
-              <w:t xml:space="preserve">    """Two-layer classifier. Train with nn.CrossEntropyLoss."""</w:t>
-            </w:r>
-          </w:p>
-          <w:p>
-            <w:pPr>
-              <w:spacing w:before="0" w:after="0" w:line="240" w:lineRule="auto"/>
-              <w:ind w:left="567" w:hanging="567"/>
-            </w:pPr>
-            <w:r>
-              <w:rPr>
-                <w:rFonts w:ascii="Consolas" w:hAnsi="Consolas" w:eastAsia="Consolas"/>
-                <w:b w:val="0"/>
-                <w:color w:val="5B6875"/>
-                <w:sz w:val="16"/>
-              </w:rPr>
-              <w:t xml:space="preserve">   7  </w:t>
-            </w:r>
-            <w:r>
-              <w:rPr>
-                <w:rFonts w:ascii="Consolas" w:hAnsi="Consolas" w:eastAsia="Consolas"/>
-                <w:b w:val="0"/>
-                <w:sz w:val="16"/>
-              </w:rPr>
-              <w:t xml:space="preserve"> </w:t>
-            </w:r>
-          </w:p>
-          <w:p>
-            <w:pPr>
-              <w:spacing w:before="0" w:after="0" w:line="240" w:lineRule="auto"/>
-              <w:ind w:left="567" w:hanging="567"/>
-            </w:pPr>
-            <w:r>
-              <w:rPr>
-                <w:rFonts w:ascii="Consolas" w:hAnsi="Consolas" w:eastAsia="Consolas"/>
-                <w:b w:val="0"/>
-                <w:color w:val="5B6875"/>
-                <w:sz w:val="16"/>
-              </w:rPr>
-              <w:t xml:space="preserve">   8  </w:t>
-            </w:r>
-            <w:r>
-              <w:rPr>
-                <w:rFonts w:ascii="Consolas" w:hAnsi="Consolas" w:eastAsia="Consolas"/>
-                <w:b w:val="0"/>
-                <w:sz w:val="16"/>
-              </w:rPr>
-              <w:t xml:space="preserve">    def __init__(self, n_in: int, n_classes: int) -&gt; None:</w:t>
-            </w:r>
-          </w:p>
-          <w:p>
-            <w:pPr>
-              <w:spacing w:before="0" w:after="0" w:line="240" w:lineRule="auto"/>
-              <w:ind w:left="567" w:hanging="567"/>
-            </w:pPr>
-            <w:r>
-              <w:rPr>
-                <w:rFonts w:ascii="Consolas" w:hAnsi="Consolas" w:eastAsia="Consolas"/>
-                <w:b w:val="0"/>
-                <w:color w:val="5B6875"/>
-                <w:sz w:val="16"/>
-              </w:rPr>
-              <w:t xml:space="preserve">   9  </w:t>
-            </w:r>
-            <w:r>
-              <w:rPr>
-                <w:rFonts w:ascii="Consolas" w:hAnsi="Consolas" w:eastAsia="Consolas"/>
-                <w:b w:val="0"/>
-                <w:sz w:val="16"/>
-              </w:rPr>
-              <w:t xml:space="preserve">        super().__init__()</w:t>
-            </w:r>
-          </w:p>
-          <w:p>
-            <w:pPr>
-              <w:spacing w:before="0" w:after="0" w:line="240" w:lineRule="auto"/>
-              <w:ind w:left="567" w:hanging="567"/>
-            </w:pPr>
-            <w:r>
-              <w:rPr>
-                <w:rFonts w:ascii="Consolas" w:hAnsi="Consolas" w:eastAsia="Consolas"/>
-                <w:b w:val="0"/>
-                <w:color w:val="5B6875"/>
-                <w:sz w:val="16"/>
-              </w:rPr>
-              <w:t xml:space="preserve">  10  </w:t>
-            </w:r>
-            <w:r>
-              <w:rPr>
-                <w:rFonts w:ascii="Consolas" w:hAnsi="Consolas" w:eastAsia="Consolas"/>
-                <w:b w:val="0"/>
-                <w:sz w:val="16"/>
-              </w:rPr>
-              <w:t xml:space="preserve">        self.net = nn.Sequential(nn.Linear(n_in, 32), nn.ReLU(), nn.Linear(32, n_classes))</w:t>
-            </w:r>
-          </w:p>
-          <w:p>
-            <w:pPr>
-              <w:spacing w:before="0" w:after="0" w:line="240" w:lineRule="auto"/>
-              <w:ind w:left="567" w:hanging="567"/>
-            </w:pPr>
-            <w:r>
-              <w:rPr>
-                <w:rFonts w:ascii="Consolas" w:hAnsi="Consolas" w:eastAsia="Consolas"/>
-                <w:b w:val="0"/>
-                <w:color w:val="5B6875"/>
-                <w:sz w:val="16"/>
-              </w:rPr>
-              <w:t xml:space="preserve">  11  </w:t>
-            </w:r>
-            <w:r>
-              <w:rPr>
-                <w:rFonts w:ascii="Consolas" w:hAnsi="Consolas" w:eastAsia="Consolas"/>
-                <w:b w:val="0"/>
-                <w:sz w:val="16"/>
-              </w:rPr>
-              <w:t xml:space="preserve"> </w:t>
-            </w:r>
-          </w:p>
-          <w:p>
-            <w:pPr>
-              <w:spacing w:before="0" w:after="0" w:line="240" w:lineRule="auto"/>
-              <w:ind w:left="567" w:hanging="567"/>
-            </w:pPr>
-            <w:r>
-              <w:rPr>
-                <w:rFonts w:ascii="Consolas" w:hAnsi="Consolas" w:eastAsia="Consolas"/>
-                <w:b w:val="0"/>
-                <w:color w:val="5B6875"/>
-                <w:sz w:val="16"/>
-              </w:rPr>
-              <w:t xml:space="preserve">  12  </w:t>
-            </w:r>
-            <w:r>
-              <w:rPr>
-                <w:rFonts w:ascii="Consolas" w:hAnsi="Consolas" w:eastAsia="Consolas"/>
-                <w:b w:val="0"/>
-                <w:sz w:val="16"/>
-              </w:rPr>
-              <w:t xml:space="preserve">    def forward(self, x: torch.Tensor) -&gt; torch.Tensor:</w:t>
-            </w:r>
-          </w:p>
-          <w:p>
-            <w:pPr>
-              <w:spacing w:before="0" w:after="0" w:line="240" w:lineRule="auto"/>
-              <w:ind w:left="567" w:hanging="567"/>
-            </w:pPr>
-            <w:r>
-              <w:rPr>
-                <w:rFonts w:ascii="Consolas" w:hAnsi="Consolas" w:eastAsia="Consolas"/>
-                <w:b w:val="0"/>
-                <w:color w:val="5B6875"/>
-                <w:sz w:val="16"/>
-              </w:rPr>
-              <w:t xml:space="preserve">  13  </w:t>
-            </w:r>
-            <w:r>
-              <w:rPr>
-                <w:rFonts w:ascii="Consolas" w:hAnsi="Consolas" w:eastAsia="Consolas"/>
-                <w:b w:val="0"/>
-                <w:sz w:val="16"/>
-              </w:rPr>
-              <w:t xml:space="preserve">        return torch.softmax(self.net(x), dim=1)</w:t>
+              <w:t>) -&gt; bool: ...</w:t>
             </w:r>
           </w:p>
         </w:tc>
@@ -5040,70 +5053,9 @@
       <w:r>
         <w:rPr>
           <w:b w:val="0"/>
-          <w:i/>
-        </w:rPr>
-        <w:t>Write down the line number of the bug. Then write the fix.</w:t>
-      </w:r>
-    </w:p>
-    <w:p>
-      <w:pPr>
-        <w:pStyle w:val="Heading4"/>
-      </w:pPr>
-      <w:r>
-        <w:t>Sources</w:t>
-      </w:r>
-    </w:p>
-    <w:p>
-      <w:pPr>
-        <w:pStyle w:val="ListBullet"/>
-      </w:pPr>
-      <w:r>
-        <w:rPr>
-          <w:b w:val="0"/>
-          <w:i w:val="0"/>
-        </w:rPr>
-        <w:t>Three backward passes on 2*w leave w.grad = 6.0; dropout outputs differ in train mode and match in eval mode; CrossEntropyLoss on logits [2.0, 0.5] with target 0 is 0.2014, and 0.4252 on their softmax. (verified: Run with torch 2.14.0 (CPU) in a scratch environment for this repository.)</w:t>
-      </w:r>
-    </w:p>
-    <w:p>
-      <w:pPr>
-        <w:pStyle w:val="Heading3"/>
-      </w:pPr>
-      <w:r>
-        <w:t>B16-L3 Reproducible PyTorch runs and safe checkpoints</w:t>
-      </w:r>
-    </w:p>
-    <w:p>
-      <w:pPr>
-        <w:pStyle w:val="Heading4"/>
-      </w:pPr>
-      <w:r>
-        <w:t>Concept</w:t>
-      </w:r>
-    </w:p>
-    <w:p>
-      <w:r>
-        <w:rPr>
-          <w:b w:val="0"/>
-          <w:i w:val="0"/>
-        </w:rPr>
-        <w:t>Neural network training draws random numbers everywhere: weight initialisation, data shuffling, dropout, augmentation. Control every source and two runs with the same seed give the same weights. In this course's build (PyTorch 2.14, CPU), a small network trained twice with seed 1 produced identical parameters. Seed 2 produced different ones.</w:t>
-      </w:r>
-    </w:p>
-    <w:p>
-      <w:r>
-        <w:rPr>
-          <w:b/>
-          <w:i w:val="0"/>
-        </w:rPr>
-        <w:t>Seed at the entry point, once.</w:t>
-      </w:r>
-      <w:r>
-        <w:rPr>
-          <w:b w:val="0"/>
-          <w:i w:val="0"/>
-        </w:rPr>
-        <w:t xml:space="preserve"> Your own code takes generators as parameters (lesson B6-L1). Libraries and PyTorch internals use global generators, so seed those too, at the start of the training script:</w:t>
+          <w:i w:val="0"/>
+        </w:rPr>
+        <w:t>Starter code:</w:t>
       </w:r>
     </w:p>
     <w:tbl>
@@ -5141,7 +5093,7 @@
                 <w:b w:val="0"/>
                 <w:sz w:val="16"/>
               </w:rPr>
-              <w:t>random.seed(seed)</w:t>
+              <w:t>def should_stop(val_losses, patience, min_delta=0.0):</w:t>
             </w:r>
           </w:p>
           <w:p>
@@ -5164,76 +5116,7 @@
                 <w:b w:val="0"/>
                 <w:sz w:val="16"/>
               </w:rPr>
-              <w:t>np.random.seed(seed)</w:t>
-            </w:r>
-          </w:p>
-          <w:p>
-            <w:pPr>
-              <w:spacing w:before="0" w:after="0" w:line="240" w:lineRule="auto"/>
-              <w:ind w:left="567" w:hanging="567"/>
-            </w:pPr>
-            <w:r>
-              <w:rPr>
-                <w:rFonts w:ascii="Consolas" w:hAnsi="Consolas" w:eastAsia="Consolas"/>
-                <w:b w:val="0"/>
-                <w:color w:val="5B6875"/>
-                <w:sz w:val="16"/>
-              </w:rPr>
-              <w:t xml:space="preserve">   3  </w:t>
-            </w:r>
-            <w:r>
-              <w:rPr>
-                <w:rFonts w:ascii="Consolas" w:hAnsi="Consolas" w:eastAsia="Consolas"/>
-                <w:b w:val="0"/>
-                <w:sz w:val="16"/>
-              </w:rPr>
-              <w:t>torch.manual_seed(seed)                       # CPU and all CUDA devices</w:t>
-            </w:r>
-          </w:p>
-          <w:p>
-            <w:pPr>
-              <w:spacing w:before="0" w:after="0" w:line="240" w:lineRule="auto"/>
-              <w:ind w:left="567" w:hanging="567"/>
-            </w:pPr>
-            <w:r>
-              <w:rPr>
-                <w:rFonts w:ascii="Consolas" w:hAnsi="Consolas" w:eastAsia="Consolas"/>
-                <w:b w:val="0"/>
-                <w:color w:val="5B6875"/>
-                <w:sz w:val="16"/>
-              </w:rPr>
-              <w:t xml:space="preserve">   4  </w:t>
-            </w:r>
-            <w:r>
-              <w:rPr>
-                <w:rFonts w:ascii="Consolas" w:hAnsi="Consolas" w:eastAsia="Consolas"/>
-                <w:b w:val="0"/>
-                <w:sz w:val="16"/>
-              </w:rPr>
-              <w:t>loader_gen = torch.Generator().manual_seed(seed)</w:t>
-            </w:r>
-          </w:p>
-          <w:p>
-            <w:pPr>
-              <w:spacing w:before="0" w:after="0" w:line="240" w:lineRule="auto"/>
-              <w:ind w:left="567" w:hanging="567"/>
-            </w:pPr>
-            <w:r>
-              <w:rPr>
-                <w:rFonts w:ascii="Consolas" w:hAnsi="Consolas" w:eastAsia="Consolas"/>
-                <w:b w:val="0"/>
-                <w:color w:val="5B6875"/>
-                <w:sz w:val="16"/>
-              </w:rPr>
-              <w:t xml:space="preserve">   5  </w:t>
-            </w:r>
-            <w:r>
-              <w:rPr>
-                <w:rFonts w:ascii="Consolas" w:hAnsi="Consolas" w:eastAsia="Consolas"/>
-                <w:b w:val="0"/>
-                <w:sz w:val="16"/>
-              </w:rPr>
-              <w:t>train_loader = DataLoader(ds, batch_size=64, shuffle=True, generator=loader_gen)</w:t>
+              <w:t xml:space="preserve">    return val_losses[-1] &gt; val_losses[-2]</w:t>
             </w:r>
           </w:p>
         </w:tc>
@@ -5242,176 +5125,19 @@
     <w:p/>
     <w:p>
       <w:pPr>
-        <w:pStyle w:val="ListBullet"/>
+        <w:pStyle w:val="Heading5"/>
       </w:pPr>
       <w:r>
-        <w:rPr>
-          <w:b w:val="0"/>
-          <w:i w:val="0"/>
-        </w:rPr>
-        <w:t xml:space="preserve">Pass a seeded </w:t>
-      </w:r>
-      <w:r>
-        <w:rPr>
-          <w:rFonts w:ascii="Consolas" w:hAnsi="Consolas" w:eastAsia="Consolas"/>
-          <w:b w:val="0"/>
-          <w:sz w:val="19"/>
-        </w:rPr>
-        <w:t>generator</w:t>
-      </w:r>
-      <w:r>
-        <w:rPr>
-          <w:b w:val="0"/>
-          <w:i w:val="0"/>
-        </w:rPr>
-        <w:t xml:space="preserve"> to every shuffling </w:t>
-      </w:r>
-      <w:r>
-        <w:rPr>
-          <w:rFonts w:ascii="Consolas" w:hAnsi="Consolas" w:eastAsia="Consolas"/>
-          <w:b w:val="0"/>
-          <w:sz w:val="19"/>
-        </w:rPr>
-        <w:t>DataLoader</w:t>
-      </w:r>
-      <w:r>
-        <w:rPr>
-          <w:b w:val="0"/>
-          <w:i w:val="0"/>
-        </w:rPr>
-        <w:t>, so batch order is fixed.</w:t>
+        <w:t>Exercise 5. Spot the bug (level 4)</w:t>
       </w:r>
     </w:p>
     <w:p>
-      <w:pPr>
-        <w:pStyle w:val="ListBullet"/>
-      </w:pPr>
-      <w:r>
-        <w:rPr>
-          <w:b w:val="0"/>
-          <w:i w:val="0"/>
-        </w:rPr>
-        <w:t xml:space="preserve">With </w:t>
-      </w:r>
-      <w:r>
-        <w:rPr>
-          <w:rFonts w:ascii="Consolas" w:hAnsi="Consolas" w:eastAsia="Consolas"/>
-          <w:b w:val="0"/>
-          <w:sz w:val="19"/>
-        </w:rPr>
-        <w:t>num_workers &gt; 0</w:t>
-      </w:r>
-      <w:r>
-        <w:rPr>
-          <w:b w:val="0"/>
-          <w:i w:val="0"/>
-        </w:rPr>
-        <w:t xml:space="preserve">, the PyTorch documentation recommends a </w:t>
-      </w:r>
-      <w:r>
-        <w:rPr>
-          <w:rFonts w:ascii="Consolas" w:hAnsi="Consolas" w:eastAsia="Consolas"/>
-          <w:b w:val="0"/>
-          <w:sz w:val="19"/>
-        </w:rPr>
-        <w:t>worker_init_fn</w:t>
-      </w:r>
-      <w:r>
-        <w:rPr>
-          <w:b w:val="0"/>
-          <w:i w:val="0"/>
-        </w:rPr>
-        <w:t xml:space="preserve"> that seeds NumPy and </w:t>
-      </w:r>
-      <w:r>
-        <w:rPr>
-          <w:rFonts w:ascii="Consolas" w:hAnsi="Consolas" w:eastAsia="Consolas"/>
-          <w:b w:val="0"/>
-          <w:sz w:val="19"/>
-        </w:rPr>
-        <w:t>random</w:t>
-      </w:r>
-      <w:r>
-        <w:rPr>
-          <w:b w:val="0"/>
-          <w:i w:val="0"/>
-        </w:rPr>
-        <w:t xml:space="preserve"> in each worker from </w:t>
-      </w:r>
-      <w:r>
-        <w:rPr>
-          <w:rFonts w:ascii="Consolas" w:hAnsi="Consolas" w:eastAsia="Consolas"/>
-          <w:b w:val="0"/>
-          <w:sz w:val="19"/>
-        </w:rPr>
-        <w:t>torch.initial_seed()</w:t>
-      </w:r>
-      <w:r>
-        <w:rPr>
-          <w:b w:val="0"/>
-          <w:i w:val="0"/>
-        </w:rPr>
-        <w:t>.</w:t>
-      </w:r>
-    </w:p>
-    <w:p>
-      <w:pPr>
-        <w:pStyle w:val="ListBullet"/>
-      </w:pPr>
-      <w:r>
-        <w:rPr>
-          <w:rFonts w:ascii="Consolas" w:hAnsi="Consolas" w:eastAsia="Consolas"/>
-          <w:b w:val="0"/>
-          <w:sz w:val="19"/>
-        </w:rPr>
-        <w:t>torch.use_deterministic_algorithms(True)</w:t>
-      </w:r>
-      <w:r>
-        <w:rPr>
-          <w:b w:val="0"/>
-          <w:i w:val="0"/>
-        </w:rPr>
-        <w:t xml:space="preserve"> makes PyTorch raise an error for operations that have no deterministic implementation, instead of silently varying. On CUDA it also needs the </w:t>
-      </w:r>
-      <w:r>
-        <w:rPr>
-          <w:rFonts w:ascii="Consolas" w:hAnsi="Consolas" w:eastAsia="Consolas"/>
-          <w:b w:val="0"/>
-          <w:sz w:val="19"/>
-        </w:rPr>
-        <w:t>CUBLAS_WORKSPACE_CONFIG</w:t>
-      </w:r>
-      <w:r>
-        <w:rPr>
-          <w:b w:val="0"/>
-          <w:i w:val="0"/>
-        </w:rPr>
-        <w:t xml:space="preserve"> environment variable, as the documentation describes.</w:t>
-      </w:r>
-    </w:p>
-    <w:p>
-      <w:r>
-        <w:rPr>
-          <w:b w:val="0"/>
-          <w:i w:val="0"/>
-        </w:rPr>
-        <w:t>Exact equality holds for the same code, library versions and hardware. Across GPU models or library versions, expect small differences, and compare metrics within a tolerance (lesson B14-L3).</w:t>
-      </w:r>
-    </w:p>
-    <w:p>
-      <w:r>
-        <w:rPr>
-          <w:b/>
-          <w:i w:val="0"/>
-        </w:rPr>
-        <w:t>Checkpoints</w:t>
-      </w:r>
-      <w:r>
-        <w:rPr>
-          <w:b w:val="0"/>
-          <w:i w:val="0"/>
-        </w:rPr>
-        <w:t xml:space="preserve"> let a long run resume and let you keep the best epoch. Save a dict of state, not the model object:</w:t>
+      <w:r>
+        <w:rPr>
+          <w:b w:val="0"/>
+          <w:i w:val="0"/>
+        </w:rPr>
+        <w:t>Validation accuracy is stuck near chance while training loss falls slowly. Tap the line that breaks the loss.</w:t>
       </w:r>
     </w:p>
     <w:tbl>
@@ -5449,7 +5175,7 @@
                 <w:b w:val="0"/>
                 <w:sz w:val="16"/>
               </w:rPr>
-              <w:t>torch.save({"model": model.state_dict(), "optimizer": optimizer.state_dict(),</w:t>
+              <w:t>import torch</w:t>
             </w:r>
           </w:p>
           <w:p>
@@ -5472,7 +5198,260 @@
                 <w:b w:val="0"/>
                 <w:sz w:val="16"/>
               </w:rPr>
-              <w:t xml:space="preserve">            "epoch": epoch, "torch_rng": torch.get_rng_state()}, path)</w:t>
+              <w:t>from torch import nn</w:t>
+            </w:r>
+          </w:p>
+          <w:p>
+            <w:pPr>
+              <w:spacing w:before="0" w:after="0" w:line="240" w:lineRule="auto"/>
+              <w:ind w:left="567" w:hanging="567"/>
+            </w:pPr>
+            <w:r>
+              <w:rPr>
+                <w:rFonts w:ascii="Consolas" w:hAnsi="Consolas" w:eastAsia="Consolas"/>
+                <w:b w:val="0"/>
+                <w:color w:val="5B6875"/>
+                <w:sz w:val="16"/>
+              </w:rPr>
+              <w:t xml:space="preserve">   3  </w:t>
+            </w:r>
+            <w:r>
+              <w:rPr>
+                <w:rFonts w:ascii="Consolas" w:hAnsi="Consolas" w:eastAsia="Consolas"/>
+                <w:b w:val="0"/>
+                <w:sz w:val="16"/>
+              </w:rPr>
+              <w:t xml:space="preserve"> </w:t>
+            </w:r>
+          </w:p>
+          <w:p>
+            <w:pPr>
+              <w:spacing w:before="0" w:after="0" w:line="240" w:lineRule="auto"/>
+              <w:ind w:left="567" w:hanging="567"/>
+            </w:pPr>
+            <w:r>
+              <w:rPr>
+                <w:rFonts w:ascii="Consolas" w:hAnsi="Consolas" w:eastAsia="Consolas"/>
+                <w:b w:val="0"/>
+                <w:color w:val="5B6875"/>
+                <w:sz w:val="16"/>
+              </w:rPr>
+              <w:t xml:space="preserve">   4  </w:t>
+            </w:r>
+            <w:r>
+              <w:rPr>
+                <w:rFonts w:ascii="Consolas" w:hAnsi="Consolas" w:eastAsia="Consolas"/>
+                <w:b w:val="0"/>
+                <w:sz w:val="16"/>
+              </w:rPr>
+              <w:t xml:space="preserve"> </w:t>
+            </w:r>
+          </w:p>
+          <w:p>
+            <w:pPr>
+              <w:spacing w:before="0" w:after="0" w:line="240" w:lineRule="auto"/>
+              <w:ind w:left="567" w:hanging="567"/>
+            </w:pPr>
+            <w:r>
+              <w:rPr>
+                <w:rFonts w:ascii="Consolas" w:hAnsi="Consolas" w:eastAsia="Consolas"/>
+                <w:b w:val="0"/>
+                <w:color w:val="5B6875"/>
+                <w:sz w:val="16"/>
+              </w:rPr>
+              <w:t xml:space="preserve">   5  </w:t>
+            </w:r>
+            <w:r>
+              <w:rPr>
+                <w:rFonts w:ascii="Consolas" w:hAnsi="Consolas" w:eastAsia="Consolas"/>
+                <w:b w:val="0"/>
+                <w:sz w:val="16"/>
+              </w:rPr>
+              <w:t>class Classifier(nn.Module):</w:t>
+            </w:r>
+          </w:p>
+          <w:p>
+            <w:pPr>
+              <w:spacing w:before="0" w:after="0" w:line="240" w:lineRule="auto"/>
+              <w:ind w:left="567" w:hanging="567"/>
+            </w:pPr>
+            <w:r>
+              <w:rPr>
+                <w:rFonts w:ascii="Consolas" w:hAnsi="Consolas" w:eastAsia="Consolas"/>
+                <w:b w:val="0"/>
+                <w:color w:val="5B6875"/>
+                <w:sz w:val="16"/>
+              </w:rPr>
+              <w:t xml:space="preserve">   6  </w:t>
+            </w:r>
+            <w:r>
+              <w:rPr>
+                <w:rFonts w:ascii="Consolas" w:hAnsi="Consolas" w:eastAsia="Consolas"/>
+                <w:b w:val="0"/>
+                <w:sz w:val="16"/>
+              </w:rPr>
+              <w:t xml:space="preserve">    """Two-layer classifier. Train with nn.CrossEntropyLoss."""</w:t>
+            </w:r>
+          </w:p>
+          <w:p>
+            <w:pPr>
+              <w:spacing w:before="0" w:after="0" w:line="240" w:lineRule="auto"/>
+              <w:ind w:left="567" w:hanging="567"/>
+            </w:pPr>
+            <w:r>
+              <w:rPr>
+                <w:rFonts w:ascii="Consolas" w:hAnsi="Consolas" w:eastAsia="Consolas"/>
+                <w:b w:val="0"/>
+                <w:color w:val="5B6875"/>
+                <w:sz w:val="16"/>
+              </w:rPr>
+              <w:t xml:space="preserve">   7  </w:t>
+            </w:r>
+            <w:r>
+              <w:rPr>
+                <w:rFonts w:ascii="Consolas" w:hAnsi="Consolas" w:eastAsia="Consolas"/>
+                <w:b w:val="0"/>
+                <w:sz w:val="16"/>
+              </w:rPr>
+              <w:t xml:space="preserve"> </w:t>
+            </w:r>
+          </w:p>
+          <w:p>
+            <w:pPr>
+              <w:spacing w:before="0" w:after="0" w:line="240" w:lineRule="auto"/>
+              <w:ind w:left="567" w:hanging="567"/>
+            </w:pPr>
+            <w:r>
+              <w:rPr>
+                <w:rFonts w:ascii="Consolas" w:hAnsi="Consolas" w:eastAsia="Consolas"/>
+                <w:b w:val="0"/>
+                <w:color w:val="5B6875"/>
+                <w:sz w:val="16"/>
+              </w:rPr>
+              <w:t xml:space="preserve">   8  </w:t>
+            </w:r>
+            <w:r>
+              <w:rPr>
+                <w:rFonts w:ascii="Consolas" w:hAnsi="Consolas" w:eastAsia="Consolas"/>
+                <w:b w:val="0"/>
+                <w:sz w:val="16"/>
+              </w:rPr>
+              <w:t xml:space="preserve">    def __init__(self, n_in: int, n_classes: int) -&gt; None:</w:t>
+            </w:r>
+          </w:p>
+          <w:p>
+            <w:pPr>
+              <w:spacing w:before="0" w:after="0" w:line="240" w:lineRule="auto"/>
+              <w:ind w:left="567" w:hanging="567"/>
+            </w:pPr>
+            <w:r>
+              <w:rPr>
+                <w:rFonts w:ascii="Consolas" w:hAnsi="Consolas" w:eastAsia="Consolas"/>
+                <w:b w:val="0"/>
+                <w:color w:val="5B6875"/>
+                <w:sz w:val="16"/>
+              </w:rPr>
+              <w:t xml:space="preserve">   9  </w:t>
+            </w:r>
+            <w:r>
+              <w:rPr>
+                <w:rFonts w:ascii="Consolas" w:hAnsi="Consolas" w:eastAsia="Consolas"/>
+                <w:b w:val="0"/>
+                <w:sz w:val="16"/>
+              </w:rPr>
+              <w:t xml:space="preserve">        super().__init__()</w:t>
+            </w:r>
+          </w:p>
+          <w:p>
+            <w:pPr>
+              <w:spacing w:before="0" w:after="0" w:line="240" w:lineRule="auto"/>
+              <w:ind w:left="567" w:hanging="567"/>
+            </w:pPr>
+            <w:r>
+              <w:rPr>
+                <w:rFonts w:ascii="Consolas" w:hAnsi="Consolas" w:eastAsia="Consolas"/>
+                <w:b w:val="0"/>
+                <w:color w:val="5B6875"/>
+                <w:sz w:val="16"/>
+              </w:rPr>
+              <w:t xml:space="preserve">  10  </w:t>
+            </w:r>
+            <w:r>
+              <w:rPr>
+                <w:rFonts w:ascii="Consolas" w:hAnsi="Consolas" w:eastAsia="Consolas"/>
+                <w:b w:val="0"/>
+                <w:sz w:val="16"/>
+              </w:rPr>
+              <w:t xml:space="preserve">        self.net = nn.Sequential(nn.Linear(n_in, 32), nn.ReLU(), nn.Linear(32, n_classes))</w:t>
+            </w:r>
+          </w:p>
+          <w:p>
+            <w:pPr>
+              <w:spacing w:before="0" w:after="0" w:line="240" w:lineRule="auto"/>
+              <w:ind w:left="567" w:hanging="567"/>
+            </w:pPr>
+            <w:r>
+              <w:rPr>
+                <w:rFonts w:ascii="Consolas" w:hAnsi="Consolas" w:eastAsia="Consolas"/>
+                <w:b w:val="0"/>
+                <w:color w:val="5B6875"/>
+                <w:sz w:val="16"/>
+              </w:rPr>
+              <w:t xml:space="preserve">  11  </w:t>
+            </w:r>
+            <w:r>
+              <w:rPr>
+                <w:rFonts w:ascii="Consolas" w:hAnsi="Consolas" w:eastAsia="Consolas"/>
+                <w:b w:val="0"/>
+                <w:sz w:val="16"/>
+              </w:rPr>
+              <w:t xml:space="preserve"> </w:t>
+            </w:r>
+          </w:p>
+          <w:p>
+            <w:pPr>
+              <w:spacing w:before="0" w:after="0" w:line="240" w:lineRule="auto"/>
+              <w:ind w:left="567" w:hanging="567"/>
+            </w:pPr>
+            <w:r>
+              <w:rPr>
+                <w:rFonts w:ascii="Consolas" w:hAnsi="Consolas" w:eastAsia="Consolas"/>
+                <w:b w:val="0"/>
+                <w:color w:val="5B6875"/>
+                <w:sz w:val="16"/>
+              </w:rPr>
+              <w:t xml:space="preserve">  12  </w:t>
+            </w:r>
+            <w:r>
+              <w:rPr>
+                <w:rFonts w:ascii="Consolas" w:hAnsi="Consolas" w:eastAsia="Consolas"/>
+                <w:b w:val="0"/>
+                <w:sz w:val="16"/>
+              </w:rPr>
+              <w:t xml:space="preserve">    def forward(self, x: torch.Tensor) -&gt; torch.Tensor:</w:t>
+            </w:r>
+          </w:p>
+          <w:p>
+            <w:pPr>
+              <w:spacing w:before="0" w:after="0" w:line="240" w:lineRule="auto"/>
+              <w:ind w:left="567" w:hanging="567"/>
+            </w:pPr>
+            <w:r>
+              <w:rPr>
+                <w:rFonts w:ascii="Consolas" w:hAnsi="Consolas" w:eastAsia="Consolas"/>
+                <w:b w:val="0"/>
+                <w:color w:val="5B6875"/>
+                <w:sz w:val="16"/>
+              </w:rPr>
+              <w:t xml:space="preserve">  13  </w:t>
+            </w:r>
+            <w:r>
+              <w:rPr>
+                <w:rFonts w:ascii="Consolas" w:hAnsi="Consolas" w:eastAsia="Consolas"/>
+                <w:b w:val="0"/>
+                <w:sz w:val="16"/>
+              </w:rPr>
+              <w:t xml:space="preserve">        return torch.softmax(self.net(x), dim=1)</w:t>
             </w:r>
           </w:p>
         </w:tc>
@@ -5482,47 +5461,10 @@
     <w:p>
       <w:r>
         <w:rPr>
-          <w:rFonts w:ascii="Consolas" w:hAnsi="Consolas" w:eastAsia="Consolas"/>
-          <w:b w:val="0"/>
-          <w:sz w:val="19"/>
-        </w:rPr>
-        <w:t>torch.load</w:t>
-      </w:r>
-      <w:r>
-        <w:rPr>
-          <w:b w:val="0"/>
-          <w:i w:val="0"/>
-        </w:rPr>
-        <w:t xml:space="preserve"> loads </w:t>
-      </w:r>
-      <w:r>
-        <w:rPr>
-          <w:b/>
-          <w:i w:val="0"/>
-        </w:rPr>
-        <w:t>weights only</w:t>
-      </w:r>
-      <w:r>
-        <w:rPr>
-          <w:b w:val="0"/>
-          <w:i w:val="0"/>
-        </w:rPr>
-        <w:t xml:space="preserve"> by default in PyTorch 2.14. A checkpoint holding a pickled model object fails with </w:t>
-      </w:r>
-      <w:r>
-        <w:rPr>
-          <w:rFonts w:ascii="Consolas" w:hAnsi="Consolas" w:eastAsia="Consolas"/>
-          <w:b w:val="0"/>
-          <w:sz w:val="19"/>
-        </w:rPr>
-        <w:t>UnpicklingError</w:t>
-      </w:r>
-      <w:r>
-        <w:rPr>
-          <w:b w:val="0"/>
-          <w:i w:val="0"/>
-        </w:rPr>
-        <w:t>. That default protects you: loading an arbitrary pickle can execute code. Save state dicts, rebuild the model class in code, and load the weights into it.</w:t>
+          <w:b w:val="0"/>
+          <w:i/>
+        </w:rPr>
+        <w:t>Write down the line number of the bug. Then write the fix.</w:t>
       </w:r>
     </w:p>
     <w:p>
@@ -5530,16 +5472,27 @@
         <w:pStyle w:val="Heading4"/>
       </w:pPr>
       <w:r>
-        <w:t>Why it matters</w:t>
+        <w:t>Sources</w:t>
       </w:r>
     </w:p>
     <w:p>
-      <w:r>
-        <w:rPr>
-          <w:b w:val="0"/>
-          <w:i w:val="0"/>
-        </w:rPr>
-        <w:t>A team fine-tuned a classifier and reported 0.86 F1. A reviewer reran the notebook and got 0.83, then 0.85. The DataLoader shuffled with the global generator, dropout drew from it too, and an augmentation library used its own. Nobody could say which number was "the" result. Fixing the seeds and the loader generator made the run repeatable: 0.84, every time. The earlier 0.86 had been a lucky draw.</w:t>
+      <w:pPr>
+        <w:pStyle w:val="ListBullet"/>
+      </w:pPr>
+      <w:r>
+        <w:rPr>
+          <w:b w:val="0"/>
+          <w:i w:val="0"/>
+        </w:rPr>
+        <w:t>Three backward passes on 2*w leave w.grad = 6.0; dropout outputs differ in train mode and match in eval mode; CrossEntropyLoss on logits [2.0, 0.5] with target 0 is 0.2014, and 0.4252 on their softmax. (verified: Run with torch 2.14.0 (CPU) in a scratch environment for this repository.)</w:t>
+      </w:r>
+    </w:p>
+    <w:p>
+      <w:pPr>
+        <w:pStyle w:val="Heading3"/>
+      </w:pPr>
+      <w:r>
+        <w:t>B16-L3 Reproducible PyTorch runs and safe checkpoints</w:t>
       </w:r>
     </w:p>
     <w:p>
@@ -5547,7 +5500,32 @@
         <w:pStyle w:val="Heading4"/>
       </w:pPr>
       <w:r>
-        <w:t>Worked example: weak code</w:t>
+        <w:t>Concept</w:t>
+      </w:r>
+    </w:p>
+    <w:p>
+      <w:r>
+        <w:rPr>
+          <w:b w:val="0"/>
+          <w:i w:val="0"/>
+        </w:rPr>
+        <w:t>Neural network training draws random numbers everywhere: weight initialisation, data shuffling, dropout, augmentation. Control every source and two runs with the same seed give the same weights. In this course's build (PyTorch 2.14, CPU), a small network trained twice with seed 1 produced identical parameters. Seed 2 produced different ones.</w:t>
+      </w:r>
+    </w:p>
+    <w:p>
+      <w:r>
+        <w:rPr>
+          <w:b/>
+          <w:i w:val="0"/>
+        </w:rPr>
+        <w:t>Seed at the entry point, once.</w:t>
+      </w:r>
+      <w:r>
+        <w:rPr>
+          <w:b w:val="0"/>
+          <w:i w:val="0"/>
+        </w:rPr>
+        <w:t xml:space="preserve"> Your own code takes generators as parameters (lesson B6-L1). Libraries and PyTorch internals use global generators, so seed those too, at the start of the training script:</w:t>
       </w:r>
     </w:p>
     <w:tbl>
@@ -5573,19 +5551,19 @@
             <w:r>
               <w:rPr>
                 <w:rFonts w:ascii="Consolas" w:hAnsi="Consolas" w:eastAsia="Consolas"/>
-                <w:b/>
+                <w:b w:val="0"/>
                 <w:color w:val="5B6875"/>
                 <w:sz w:val="16"/>
               </w:rPr>
-              <w:t xml:space="preserve"> [1]  </w:t>
-            </w:r>
-            <w:r>
-              <w:rPr>
-                <w:rFonts w:ascii="Consolas" w:hAnsi="Consolas" w:eastAsia="Consolas"/>
-                <w:b w:val="0"/>
-                <w:sz w:val="16"/>
-              </w:rPr>
-              <w:t>model = torch.load("best_model.pt")</w:t>
+              <w:t xml:space="preserve">   1  </w:t>
+            </w:r>
+            <w:r>
+              <w:rPr>
+                <w:rFonts w:ascii="Consolas" w:hAnsi="Consolas" w:eastAsia="Consolas"/>
+                <w:b w:val="0"/>
+                <w:sz w:val="16"/>
+              </w:rPr>
+              <w:t>random.seed(seed)</w:t>
             </w:r>
           </w:p>
           <w:p>
@@ -5596,66 +5574,266 @@
             <w:r>
               <w:rPr>
                 <w:rFonts w:ascii="Consolas" w:hAnsi="Consolas" w:eastAsia="Consolas"/>
-                <w:b/>
+                <w:b w:val="0"/>
                 <w:color w:val="5B6875"/>
                 <w:sz w:val="16"/>
               </w:rPr>
-              <w:t xml:space="preserve"> [2]  </w:t>
-            </w:r>
-            <w:r>
-              <w:rPr>
-                <w:rFonts w:ascii="Consolas" w:hAnsi="Consolas" w:eastAsia="Consolas"/>
-                <w:b w:val="0"/>
-                <w:sz w:val="16"/>
-              </w:rPr>
-              <w:t>loader = DataLoader(ds, batch_size=64, shuffle=True)</w:t>
+              <w:t xml:space="preserve">   2  </w:t>
+            </w:r>
+            <w:r>
+              <w:rPr>
+                <w:rFonts w:ascii="Consolas" w:hAnsi="Consolas" w:eastAsia="Consolas"/>
+                <w:b w:val="0"/>
+                <w:sz w:val="16"/>
+              </w:rPr>
+              <w:t>np.random.seed(seed)</w:t>
+            </w:r>
+          </w:p>
+          <w:p>
+            <w:pPr>
+              <w:spacing w:before="0" w:after="0" w:line="240" w:lineRule="auto"/>
+              <w:ind w:left="567" w:hanging="567"/>
+            </w:pPr>
+            <w:r>
+              <w:rPr>
+                <w:rFonts w:ascii="Consolas" w:hAnsi="Consolas" w:eastAsia="Consolas"/>
+                <w:b w:val="0"/>
+                <w:color w:val="5B6875"/>
+                <w:sz w:val="16"/>
+              </w:rPr>
+              <w:t xml:space="preserve">   3  </w:t>
+            </w:r>
+            <w:r>
+              <w:rPr>
+                <w:rFonts w:ascii="Consolas" w:hAnsi="Consolas" w:eastAsia="Consolas"/>
+                <w:b w:val="0"/>
+                <w:sz w:val="16"/>
+              </w:rPr>
+              <w:t>torch.manual_seed(seed)                       # CPU and all CUDA devices</w:t>
+            </w:r>
+          </w:p>
+          <w:p>
+            <w:pPr>
+              <w:spacing w:before="0" w:after="0" w:line="240" w:lineRule="auto"/>
+              <w:ind w:left="567" w:hanging="567"/>
+            </w:pPr>
+            <w:r>
+              <w:rPr>
+                <w:rFonts w:ascii="Consolas" w:hAnsi="Consolas" w:eastAsia="Consolas"/>
+                <w:b w:val="0"/>
+                <w:color w:val="5B6875"/>
+                <w:sz w:val="16"/>
+              </w:rPr>
+              <w:t xml:space="preserve">   4  </w:t>
+            </w:r>
+            <w:r>
+              <w:rPr>
+                <w:rFonts w:ascii="Consolas" w:hAnsi="Consolas" w:eastAsia="Consolas"/>
+                <w:b w:val="0"/>
+                <w:sz w:val="16"/>
+              </w:rPr>
+              <w:t>loader_gen = torch.Generator().manual_seed(seed)</w:t>
+            </w:r>
+          </w:p>
+          <w:p>
+            <w:pPr>
+              <w:spacing w:before="0" w:after="0" w:line="240" w:lineRule="auto"/>
+              <w:ind w:left="567" w:hanging="567"/>
+            </w:pPr>
+            <w:r>
+              <w:rPr>
+                <w:rFonts w:ascii="Consolas" w:hAnsi="Consolas" w:eastAsia="Consolas"/>
+                <w:b w:val="0"/>
+                <w:color w:val="5B6875"/>
+                <w:sz w:val="16"/>
+              </w:rPr>
+              <w:t xml:space="preserve">   5  </w:t>
+            </w:r>
+            <w:r>
+              <w:rPr>
+                <w:rFonts w:ascii="Consolas" w:hAnsi="Consolas" w:eastAsia="Consolas"/>
+                <w:b w:val="0"/>
+                <w:sz w:val="16"/>
+              </w:rPr>
+              <w:t>train_loader = DataLoader(ds, batch_size=64, shuffle=True, generator=loader_gen)</w:t>
             </w:r>
           </w:p>
         </w:tc>
       </w:tr>
     </w:tbl>
+    <w:p/>
     <w:p>
       <w:pPr>
-        <w:pStyle w:val="ListNumber"/>
+        <w:pStyle w:val="ListBullet"/>
       </w:pPr>
       <w:r>
         <w:rPr>
-          <w:b/>
-        </w:rPr>
-        <w:t xml:space="preserve">Line 1. </w:t>
-      </w:r>
-      <w:r>
-        <w:rPr>
-          <w:b w:val="0"/>
-          <w:i w:val="0"/>
-        </w:rPr>
-        <w:t>Expects a pickled model object: refused by the weights-only default, and unsafe if forced.</w:t>
+          <w:b w:val="0"/>
+          <w:i w:val="0"/>
+        </w:rPr>
+        <w:t xml:space="preserve">Pass a seeded </w:t>
+      </w:r>
+      <w:r>
+        <w:rPr>
+          <w:rFonts w:ascii="Consolas" w:hAnsi="Consolas" w:eastAsia="Consolas"/>
+          <w:b w:val="0"/>
+          <w:sz w:val="19"/>
+        </w:rPr>
+        <w:t>generator</w:t>
+      </w:r>
+      <w:r>
+        <w:rPr>
+          <w:b w:val="0"/>
+          <w:i w:val="0"/>
+        </w:rPr>
+        <w:t xml:space="preserve"> to every shuffling </w:t>
+      </w:r>
+      <w:r>
+        <w:rPr>
+          <w:rFonts w:ascii="Consolas" w:hAnsi="Consolas" w:eastAsia="Consolas"/>
+          <w:b w:val="0"/>
+          <w:sz w:val="19"/>
+        </w:rPr>
+        <w:t>DataLoader</w:t>
+      </w:r>
+      <w:r>
+        <w:rPr>
+          <w:b w:val="0"/>
+          <w:i w:val="0"/>
+        </w:rPr>
+        <w:t>, so batch order is fixed.</w:t>
       </w:r>
     </w:p>
     <w:p>
       <w:pPr>
-        <w:pStyle w:val="ListNumber"/>
+        <w:pStyle w:val="ListBullet"/>
       </w:pPr>
       <w:r>
         <w:rPr>
-          <w:b/>
-        </w:rPr>
-        <w:t xml:space="preserve">Line 2. </w:t>
-      </w:r>
-      <w:r>
-        <w:rPr>
-          <w:b w:val="0"/>
-          <w:i w:val="0"/>
-        </w:rPr>
-        <w:t>Shuffles with the global generator: batch order changes with any other random call.</w:t>
+          <w:b w:val="0"/>
+          <w:i w:val="0"/>
+        </w:rPr>
+        <w:t xml:space="preserve">With </w:t>
+      </w:r>
+      <w:r>
+        <w:rPr>
+          <w:rFonts w:ascii="Consolas" w:hAnsi="Consolas" w:eastAsia="Consolas"/>
+          <w:b w:val="0"/>
+          <w:sz w:val="19"/>
+        </w:rPr>
+        <w:t>num_workers &gt; 0</w:t>
+      </w:r>
+      <w:r>
+        <w:rPr>
+          <w:b w:val="0"/>
+          <w:i w:val="0"/>
+        </w:rPr>
+        <w:t xml:space="preserve">, the PyTorch documentation recommends a </w:t>
+      </w:r>
+      <w:r>
+        <w:rPr>
+          <w:rFonts w:ascii="Consolas" w:hAnsi="Consolas" w:eastAsia="Consolas"/>
+          <w:b w:val="0"/>
+          <w:sz w:val="19"/>
+        </w:rPr>
+        <w:t>worker_init_fn</w:t>
+      </w:r>
+      <w:r>
+        <w:rPr>
+          <w:b w:val="0"/>
+          <w:i w:val="0"/>
+        </w:rPr>
+        <w:t xml:space="preserve"> that seeds NumPy and </w:t>
+      </w:r>
+      <w:r>
+        <w:rPr>
+          <w:rFonts w:ascii="Consolas" w:hAnsi="Consolas" w:eastAsia="Consolas"/>
+          <w:b w:val="0"/>
+          <w:sz w:val="19"/>
+        </w:rPr>
+        <w:t>random</w:t>
+      </w:r>
+      <w:r>
+        <w:rPr>
+          <w:b w:val="0"/>
+          <w:i w:val="0"/>
+        </w:rPr>
+        <w:t xml:space="preserve"> in each worker from </w:t>
+      </w:r>
+      <w:r>
+        <w:rPr>
+          <w:rFonts w:ascii="Consolas" w:hAnsi="Consolas" w:eastAsia="Consolas"/>
+          <w:b w:val="0"/>
+          <w:sz w:val="19"/>
+        </w:rPr>
+        <w:t>torch.initial_seed()</w:t>
+      </w:r>
+      <w:r>
+        <w:rPr>
+          <w:b w:val="0"/>
+          <w:i w:val="0"/>
+        </w:rPr>
+        <w:t>.</w:t>
       </w:r>
     </w:p>
     <w:p>
       <w:pPr>
-        <w:pStyle w:val="Heading4"/>
+        <w:pStyle w:val="ListBullet"/>
       </w:pPr>
       <w:r>
-        <w:t>Worked example: strong code</w:t>
+        <w:rPr>
+          <w:rFonts w:ascii="Consolas" w:hAnsi="Consolas" w:eastAsia="Consolas"/>
+          <w:b w:val="0"/>
+          <w:sz w:val="19"/>
+        </w:rPr>
+        <w:t>torch.use_deterministic_algorithms(True)</w:t>
+      </w:r>
+      <w:r>
+        <w:rPr>
+          <w:b w:val="0"/>
+          <w:i w:val="0"/>
+        </w:rPr>
+        <w:t xml:space="preserve"> makes PyTorch raise an error for operations that have no deterministic implementation, instead of silently varying. On CUDA it also needs the </w:t>
+      </w:r>
+      <w:r>
+        <w:rPr>
+          <w:rFonts w:ascii="Consolas" w:hAnsi="Consolas" w:eastAsia="Consolas"/>
+          <w:b w:val="0"/>
+          <w:sz w:val="19"/>
+        </w:rPr>
+        <w:t>CUBLAS_WORKSPACE_CONFIG</w:t>
+      </w:r>
+      <w:r>
+        <w:rPr>
+          <w:b w:val="0"/>
+          <w:i w:val="0"/>
+        </w:rPr>
+        <w:t xml:space="preserve"> environment variable, as the documentation describes.</w:t>
+      </w:r>
+    </w:p>
+    <w:p>
+      <w:r>
+        <w:rPr>
+          <w:b w:val="0"/>
+          <w:i w:val="0"/>
+        </w:rPr>
+        <w:t>Exact equality holds for the same code, library versions and hardware. Across GPU models or library versions, expect small differences, and compare metrics within a tolerance (lesson B14-L3).</w:t>
+      </w:r>
+    </w:p>
+    <w:p>
+      <w:r>
+        <w:rPr>
+          <w:b/>
+          <w:i w:val="0"/>
+        </w:rPr>
+        <w:t>Checkpoints</w:t>
+      </w:r>
+      <w:r>
+        <w:rPr>
+          <w:b w:val="0"/>
+          <w:i w:val="0"/>
+        </w:rPr>
+        <w:t xml:space="preserve"> let a long run resume and let you keep the best epoch. Save a dict of state, not the model object:</w:t>
       </w:r>
     </w:p>
     <w:tbl>
@@ -5693,7 +5871,7 @@
                 <w:b w:val="0"/>
                 <w:sz w:val="16"/>
               </w:rPr>
-              <w:t>import random</w:t>
+              <w:t>torch.save({"model": model.state_dict(), "optimizer": optimizer.state_dict(),</w:t>
             </w:r>
           </w:p>
           <w:p>
@@ -5716,625 +5894,57 @@
                 <w:b w:val="0"/>
                 <w:sz w:val="16"/>
               </w:rPr>
-              <w:t>from pathlib import Path</w:t>
-            </w:r>
-          </w:p>
-          <w:p>
-            <w:pPr>
-              <w:spacing w:before="0" w:after="0" w:line="240" w:lineRule="auto"/>
-              <w:ind w:left="567" w:hanging="567"/>
-            </w:pPr>
-            <w:r>
-              <w:rPr>
-                <w:rFonts w:ascii="Consolas" w:hAnsi="Consolas" w:eastAsia="Consolas"/>
-                <w:b w:val="0"/>
-                <w:color w:val="5B6875"/>
-                <w:sz w:val="16"/>
-              </w:rPr>
-              <w:t xml:space="preserve">   3  </w:t>
-            </w:r>
-            <w:r>
-              <w:rPr>
-                <w:rFonts w:ascii="Consolas" w:hAnsi="Consolas" w:eastAsia="Consolas"/>
-                <w:b w:val="0"/>
-                <w:sz w:val="16"/>
-              </w:rPr>
-              <w:t xml:space="preserve"> </w:t>
-            </w:r>
-          </w:p>
-          <w:p>
-            <w:pPr>
-              <w:spacing w:before="0" w:after="0" w:line="240" w:lineRule="auto"/>
-              <w:ind w:left="567" w:hanging="567"/>
-            </w:pPr>
-            <w:r>
-              <w:rPr>
-                <w:rFonts w:ascii="Consolas" w:hAnsi="Consolas" w:eastAsia="Consolas"/>
-                <w:b w:val="0"/>
-                <w:color w:val="5B6875"/>
-                <w:sz w:val="16"/>
-              </w:rPr>
-              <w:t xml:space="preserve">   4  </w:t>
-            </w:r>
-            <w:r>
-              <w:rPr>
-                <w:rFonts w:ascii="Consolas" w:hAnsi="Consolas" w:eastAsia="Consolas"/>
-                <w:b w:val="0"/>
-                <w:sz w:val="16"/>
-              </w:rPr>
-              <w:t>import numpy as np</w:t>
-            </w:r>
-          </w:p>
-          <w:p>
-            <w:pPr>
-              <w:spacing w:before="0" w:after="0" w:line="240" w:lineRule="auto"/>
-              <w:ind w:left="567" w:hanging="567"/>
-            </w:pPr>
-            <w:r>
-              <w:rPr>
-                <w:rFonts w:ascii="Consolas" w:hAnsi="Consolas" w:eastAsia="Consolas"/>
-                <w:b w:val="0"/>
-                <w:color w:val="5B6875"/>
-                <w:sz w:val="16"/>
-              </w:rPr>
-              <w:t xml:space="preserve">   5  </w:t>
-            </w:r>
-            <w:r>
-              <w:rPr>
-                <w:rFonts w:ascii="Consolas" w:hAnsi="Consolas" w:eastAsia="Consolas"/>
-                <w:b w:val="0"/>
-                <w:sz w:val="16"/>
-              </w:rPr>
-              <w:t>import torch</w:t>
-            </w:r>
-          </w:p>
-          <w:p>
-            <w:pPr>
-              <w:spacing w:before="0" w:after="0" w:line="240" w:lineRule="auto"/>
-              <w:ind w:left="567" w:hanging="567"/>
-            </w:pPr>
-            <w:r>
-              <w:rPr>
-                <w:rFonts w:ascii="Consolas" w:hAnsi="Consolas" w:eastAsia="Consolas"/>
-                <w:b w:val="0"/>
-                <w:color w:val="5B6875"/>
-                <w:sz w:val="16"/>
-              </w:rPr>
-              <w:t xml:space="preserve">   6  </w:t>
-            </w:r>
-            <w:r>
-              <w:rPr>
-                <w:rFonts w:ascii="Consolas" w:hAnsi="Consolas" w:eastAsia="Consolas"/>
-                <w:b w:val="0"/>
-                <w:sz w:val="16"/>
-              </w:rPr>
-              <w:t xml:space="preserve"> </w:t>
-            </w:r>
-          </w:p>
-          <w:p>
-            <w:pPr>
-              <w:spacing w:before="0" w:after="0" w:line="240" w:lineRule="auto"/>
-              <w:ind w:left="567" w:hanging="567"/>
-            </w:pPr>
-            <w:r>
-              <w:rPr>
-                <w:rFonts w:ascii="Consolas" w:hAnsi="Consolas" w:eastAsia="Consolas"/>
-                <w:b w:val="0"/>
-                <w:color w:val="5B6875"/>
-                <w:sz w:val="16"/>
-              </w:rPr>
-              <w:t xml:space="preserve">   7  </w:t>
-            </w:r>
-            <w:r>
-              <w:rPr>
-                <w:rFonts w:ascii="Consolas" w:hAnsi="Consolas" w:eastAsia="Consolas"/>
-                <w:b w:val="0"/>
-                <w:sz w:val="16"/>
-              </w:rPr>
-              <w:t xml:space="preserve"> </w:t>
-            </w:r>
-          </w:p>
-          <w:p>
-            <w:pPr>
-              <w:spacing w:before="0" w:after="0" w:line="240" w:lineRule="auto"/>
-              <w:ind w:left="567" w:hanging="567"/>
-            </w:pPr>
-            <w:r>
-              <w:rPr>
-                <w:rFonts w:ascii="Consolas" w:hAnsi="Consolas" w:eastAsia="Consolas"/>
-                <w:b w:val="0"/>
-                <w:color w:val="5B6875"/>
-                <w:sz w:val="16"/>
-              </w:rPr>
-              <w:t xml:space="preserve">   8  </w:t>
-            </w:r>
-            <w:r>
-              <w:rPr>
-                <w:rFonts w:ascii="Consolas" w:hAnsi="Consolas" w:eastAsia="Consolas"/>
-                <w:b w:val="0"/>
-                <w:sz w:val="16"/>
-              </w:rPr>
-              <w:t>def seed_everything(seed: int) -&gt; torch.Generator:</w:t>
-            </w:r>
-          </w:p>
-          <w:p>
-            <w:pPr>
-              <w:spacing w:before="0" w:after="0" w:line="240" w:lineRule="auto"/>
-              <w:ind w:left="567" w:hanging="567"/>
-            </w:pPr>
-            <w:r>
-              <w:rPr>
-                <w:rFonts w:ascii="Consolas" w:hAnsi="Consolas" w:eastAsia="Consolas"/>
-                <w:b w:val="0"/>
-                <w:color w:val="5B6875"/>
-                <w:sz w:val="16"/>
-              </w:rPr>
-              <w:t xml:space="preserve">   9  </w:t>
-            </w:r>
-            <w:r>
-              <w:rPr>
-                <w:rFonts w:ascii="Consolas" w:hAnsi="Consolas" w:eastAsia="Consolas"/>
-                <w:b w:val="0"/>
-                <w:sz w:val="16"/>
-              </w:rPr>
-              <w:t xml:space="preserve">    """Seed Python, NumPy and PyTorch global state; return a generator for DataLoaders."""</w:t>
-            </w:r>
-          </w:p>
-          <w:p>
-            <w:pPr>
-              <w:spacing w:before="0" w:after="0" w:line="240" w:lineRule="auto"/>
-              <w:ind w:left="567" w:hanging="567"/>
-            </w:pPr>
-            <w:r>
-              <w:rPr>
-                <w:rFonts w:ascii="Consolas" w:hAnsi="Consolas" w:eastAsia="Consolas"/>
-                <w:b w:val="0"/>
-                <w:color w:val="5B6875"/>
-                <w:sz w:val="16"/>
-              </w:rPr>
-              <w:t xml:space="preserve">  10  </w:t>
-            </w:r>
-            <w:r>
-              <w:rPr>
-                <w:rFonts w:ascii="Consolas" w:hAnsi="Consolas" w:eastAsia="Consolas"/>
-                <w:b w:val="0"/>
-                <w:sz w:val="16"/>
-              </w:rPr>
-              <w:t xml:space="preserve">    random.seed(seed)</w:t>
-            </w:r>
-          </w:p>
-          <w:p>
-            <w:pPr>
-              <w:spacing w:before="0" w:after="0" w:line="240" w:lineRule="auto"/>
-              <w:ind w:left="567" w:hanging="567"/>
-            </w:pPr>
-            <w:r>
-              <w:rPr>
-                <w:rFonts w:ascii="Consolas" w:hAnsi="Consolas" w:eastAsia="Consolas"/>
-                <w:b w:val="0"/>
-                <w:color w:val="5B6875"/>
-                <w:sz w:val="16"/>
-              </w:rPr>
-              <w:t xml:space="preserve">  11  </w:t>
-            </w:r>
-            <w:r>
-              <w:rPr>
-                <w:rFonts w:ascii="Consolas" w:hAnsi="Consolas" w:eastAsia="Consolas"/>
-                <w:b w:val="0"/>
-                <w:sz w:val="16"/>
-              </w:rPr>
-              <w:t xml:space="preserve">    np.random.seed(seed)</w:t>
-            </w:r>
-          </w:p>
-          <w:p>
-            <w:pPr>
-              <w:spacing w:before="0" w:after="0" w:line="240" w:lineRule="auto"/>
-              <w:ind w:left="567" w:hanging="567"/>
-            </w:pPr>
-            <w:r>
-              <w:rPr>
-                <w:rFonts w:ascii="Consolas" w:hAnsi="Consolas" w:eastAsia="Consolas"/>
-                <w:b w:val="0"/>
-                <w:color w:val="5B6875"/>
-                <w:sz w:val="16"/>
-              </w:rPr>
-              <w:t xml:space="preserve">  12  </w:t>
-            </w:r>
-            <w:r>
-              <w:rPr>
-                <w:rFonts w:ascii="Consolas" w:hAnsi="Consolas" w:eastAsia="Consolas"/>
-                <w:b w:val="0"/>
-                <w:sz w:val="16"/>
-              </w:rPr>
-              <w:t xml:space="preserve">    torch.manual_seed(seed)</w:t>
-            </w:r>
-          </w:p>
-          <w:p>
-            <w:pPr>
-              <w:spacing w:before="0" w:after="0" w:line="240" w:lineRule="auto"/>
-              <w:ind w:left="567" w:hanging="567"/>
-            </w:pPr>
-            <w:r>
-              <w:rPr>
-                <w:rFonts w:ascii="Consolas" w:hAnsi="Consolas" w:eastAsia="Consolas"/>
-                <w:b/>
-                <w:color w:val="5B6875"/>
-                <w:sz w:val="16"/>
-              </w:rPr>
-              <w:t xml:space="preserve"> [1]  </w:t>
-            </w:r>
-            <w:r>
-              <w:rPr>
-                <w:rFonts w:ascii="Consolas" w:hAnsi="Consolas" w:eastAsia="Consolas"/>
-                <w:b w:val="0"/>
-                <w:sz w:val="16"/>
-              </w:rPr>
-              <w:t xml:space="preserve">    return torch.Generator().manual_seed(seed)</w:t>
-            </w:r>
-          </w:p>
-          <w:p>
-            <w:pPr>
-              <w:spacing w:before="0" w:after="0" w:line="240" w:lineRule="auto"/>
-              <w:ind w:left="567" w:hanging="567"/>
-            </w:pPr>
-            <w:r>
-              <w:rPr>
-                <w:rFonts w:ascii="Consolas" w:hAnsi="Consolas" w:eastAsia="Consolas"/>
-                <w:b w:val="0"/>
-                <w:color w:val="5B6875"/>
-                <w:sz w:val="16"/>
-              </w:rPr>
-              <w:t xml:space="preserve">  14  </w:t>
-            </w:r>
-            <w:r>
-              <w:rPr>
-                <w:rFonts w:ascii="Consolas" w:hAnsi="Consolas" w:eastAsia="Consolas"/>
-                <w:b w:val="0"/>
-                <w:sz w:val="16"/>
-              </w:rPr>
-              <w:t xml:space="preserve"> </w:t>
-            </w:r>
-          </w:p>
-          <w:p>
-            <w:pPr>
-              <w:spacing w:before="0" w:after="0" w:line="240" w:lineRule="auto"/>
-              <w:ind w:left="567" w:hanging="567"/>
-            </w:pPr>
-            <w:r>
-              <w:rPr>
-                <w:rFonts w:ascii="Consolas" w:hAnsi="Consolas" w:eastAsia="Consolas"/>
-                <w:b w:val="0"/>
-                <w:color w:val="5B6875"/>
-                <w:sz w:val="16"/>
-              </w:rPr>
-              <w:t xml:space="preserve">  15  </w:t>
-            </w:r>
-            <w:r>
-              <w:rPr>
-                <w:rFonts w:ascii="Consolas" w:hAnsi="Consolas" w:eastAsia="Consolas"/>
-                <w:b w:val="0"/>
-                <w:sz w:val="16"/>
-              </w:rPr>
-              <w:t xml:space="preserve"> </w:t>
-            </w:r>
-          </w:p>
-          <w:p>
-            <w:pPr>
-              <w:spacing w:before="0" w:after="0" w:line="240" w:lineRule="auto"/>
-              <w:ind w:left="567" w:hanging="567"/>
-            </w:pPr>
-            <w:r>
-              <w:rPr>
-                <w:rFonts w:ascii="Consolas" w:hAnsi="Consolas" w:eastAsia="Consolas"/>
-                <w:b w:val="0"/>
-                <w:color w:val="5B6875"/>
-                <w:sz w:val="16"/>
-              </w:rPr>
-              <w:t xml:space="preserve">  16  </w:t>
-            </w:r>
-            <w:r>
-              <w:rPr>
-                <w:rFonts w:ascii="Consolas" w:hAnsi="Consolas" w:eastAsia="Consolas"/>
-                <w:b w:val="0"/>
-                <w:sz w:val="16"/>
-              </w:rPr>
-              <w:t>def save_checkpoint(path: Path, model: torch.nn.Module, optimizer: torch.optim.Optimizer, epoch: int) -&gt; None:</w:t>
-            </w:r>
-          </w:p>
-          <w:p>
-            <w:pPr>
-              <w:spacing w:before="0" w:after="0" w:line="240" w:lineRule="auto"/>
-              <w:ind w:left="567" w:hanging="567"/>
-            </w:pPr>
-            <w:r>
-              <w:rPr>
-                <w:rFonts w:ascii="Consolas" w:hAnsi="Consolas" w:eastAsia="Consolas"/>
-                <w:b w:val="0"/>
-                <w:color w:val="5B6875"/>
-                <w:sz w:val="16"/>
-              </w:rPr>
-              <w:t xml:space="preserve">  17  </w:t>
-            </w:r>
-            <w:r>
-              <w:rPr>
-                <w:rFonts w:ascii="Consolas" w:hAnsi="Consolas" w:eastAsia="Consolas"/>
-                <w:b w:val="0"/>
-                <w:sz w:val="16"/>
-              </w:rPr>
-              <w:t xml:space="preserve">    """Save state dicts and RNG state, never the model object."""</w:t>
-            </w:r>
-          </w:p>
-          <w:p>
-            <w:pPr>
-              <w:spacing w:before="0" w:after="0" w:line="240" w:lineRule="auto"/>
-              <w:ind w:left="567" w:hanging="567"/>
-            </w:pPr>
-            <w:r>
-              <w:rPr>
-                <w:rFonts w:ascii="Consolas" w:hAnsi="Consolas" w:eastAsia="Consolas"/>
-                <w:b w:val="0"/>
-                <w:color w:val="5B6875"/>
-                <w:sz w:val="16"/>
-              </w:rPr>
-              <w:t xml:space="preserve">  18  </w:t>
-            </w:r>
-            <w:r>
-              <w:rPr>
-                <w:rFonts w:ascii="Consolas" w:hAnsi="Consolas" w:eastAsia="Consolas"/>
-                <w:b w:val="0"/>
-                <w:sz w:val="16"/>
-              </w:rPr>
-              <w:t xml:space="preserve">    torch.save(</w:t>
-            </w:r>
-          </w:p>
-          <w:p>
-            <w:pPr>
-              <w:spacing w:before="0" w:after="0" w:line="240" w:lineRule="auto"/>
-              <w:ind w:left="567" w:hanging="567"/>
-            </w:pPr>
-            <w:r>
-              <w:rPr>
-                <w:rFonts w:ascii="Consolas" w:hAnsi="Consolas" w:eastAsia="Consolas"/>
-                <w:b w:val="0"/>
-                <w:color w:val="5B6875"/>
-                <w:sz w:val="16"/>
-              </w:rPr>
-              <w:t xml:space="preserve">  19  </w:t>
-            </w:r>
-            <w:r>
-              <w:rPr>
-                <w:rFonts w:ascii="Consolas" w:hAnsi="Consolas" w:eastAsia="Consolas"/>
-                <w:b w:val="0"/>
-                <w:sz w:val="16"/>
-              </w:rPr>
-              <w:t xml:space="preserve">        {</w:t>
-            </w:r>
-          </w:p>
-          <w:p>
-            <w:pPr>
-              <w:spacing w:before="0" w:after="0" w:line="240" w:lineRule="auto"/>
-              <w:ind w:left="567" w:hanging="567"/>
-            </w:pPr>
-            <w:r>
-              <w:rPr>
-                <w:rFonts w:ascii="Consolas" w:hAnsi="Consolas" w:eastAsia="Consolas"/>
-                <w:b/>
-                <w:color w:val="5B6875"/>
-                <w:sz w:val="16"/>
-              </w:rPr>
-              <w:t xml:space="preserve"> [2]  </w:t>
-            </w:r>
-            <w:r>
-              <w:rPr>
-                <w:rFonts w:ascii="Consolas" w:hAnsi="Consolas" w:eastAsia="Consolas"/>
-                <w:b w:val="0"/>
-                <w:sz w:val="16"/>
-              </w:rPr>
-              <w:t xml:space="preserve">            "model": model.state_dict(),</w:t>
-            </w:r>
-          </w:p>
-          <w:p>
-            <w:pPr>
-              <w:spacing w:before="0" w:after="0" w:line="240" w:lineRule="auto"/>
-              <w:ind w:left="567" w:hanging="567"/>
-            </w:pPr>
-            <w:r>
-              <w:rPr>
-                <w:rFonts w:ascii="Consolas" w:hAnsi="Consolas" w:eastAsia="Consolas"/>
-                <w:b w:val="0"/>
-                <w:color w:val="5B6875"/>
-                <w:sz w:val="16"/>
-              </w:rPr>
-              <w:t xml:space="preserve">  21  </w:t>
-            </w:r>
-            <w:r>
-              <w:rPr>
-                <w:rFonts w:ascii="Consolas" w:hAnsi="Consolas" w:eastAsia="Consolas"/>
-                <w:b w:val="0"/>
-                <w:sz w:val="16"/>
-              </w:rPr>
-              <w:t xml:space="preserve">            "optimizer": optimizer.state_dict(),</w:t>
-            </w:r>
-          </w:p>
-          <w:p>
-            <w:pPr>
-              <w:spacing w:before="0" w:after="0" w:line="240" w:lineRule="auto"/>
-              <w:ind w:left="567" w:hanging="567"/>
-            </w:pPr>
-            <w:r>
-              <w:rPr>
-                <w:rFonts w:ascii="Consolas" w:hAnsi="Consolas" w:eastAsia="Consolas"/>
-                <w:b w:val="0"/>
-                <w:color w:val="5B6875"/>
-                <w:sz w:val="16"/>
-              </w:rPr>
-              <w:t xml:space="preserve">  22  </w:t>
-            </w:r>
-            <w:r>
-              <w:rPr>
-                <w:rFonts w:ascii="Consolas" w:hAnsi="Consolas" w:eastAsia="Consolas"/>
-                <w:b w:val="0"/>
-                <w:sz w:val="16"/>
-              </w:rPr>
-              <w:t xml:space="preserve">            "epoch": epoch,</w:t>
-            </w:r>
-          </w:p>
-          <w:p>
-            <w:pPr>
-              <w:spacing w:before="0" w:after="0" w:line="240" w:lineRule="auto"/>
-              <w:ind w:left="567" w:hanging="567"/>
-            </w:pPr>
-            <w:r>
-              <w:rPr>
-                <w:rFonts w:ascii="Consolas" w:hAnsi="Consolas" w:eastAsia="Consolas"/>
-                <w:b/>
-                <w:color w:val="5B6875"/>
-                <w:sz w:val="16"/>
-              </w:rPr>
-              <w:t xml:space="preserve"> [3]  </w:t>
-            </w:r>
-            <w:r>
-              <w:rPr>
-                <w:rFonts w:ascii="Consolas" w:hAnsi="Consolas" w:eastAsia="Consolas"/>
-                <w:b w:val="0"/>
-                <w:sz w:val="16"/>
-              </w:rPr>
-              <w:t xml:space="preserve">            "torch_rng": torch.get_rng_state(),</w:t>
-            </w:r>
-          </w:p>
-          <w:p>
-            <w:pPr>
-              <w:spacing w:before="0" w:after="0" w:line="240" w:lineRule="auto"/>
-              <w:ind w:left="567" w:hanging="567"/>
-            </w:pPr>
-            <w:r>
-              <w:rPr>
-                <w:rFonts w:ascii="Consolas" w:hAnsi="Consolas" w:eastAsia="Consolas"/>
-                <w:b w:val="0"/>
-                <w:color w:val="5B6875"/>
-                <w:sz w:val="16"/>
-              </w:rPr>
-              <w:t xml:space="preserve">  24  </w:t>
-            </w:r>
-            <w:r>
-              <w:rPr>
-                <w:rFonts w:ascii="Consolas" w:hAnsi="Consolas" w:eastAsia="Consolas"/>
-                <w:b w:val="0"/>
-                <w:sz w:val="16"/>
-              </w:rPr>
-              <w:t xml:space="preserve">        },</w:t>
-            </w:r>
-          </w:p>
-          <w:p>
-            <w:pPr>
-              <w:spacing w:before="0" w:after="0" w:line="240" w:lineRule="auto"/>
-              <w:ind w:left="567" w:hanging="567"/>
-            </w:pPr>
-            <w:r>
-              <w:rPr>
-                <w:rFonts w:ascii="Consolas" w:hAnsi="Consolas" w:eastAsia="Consolas"/>
-                <w:b w:val="0"/>
-                <w:color w:val="5B6875"/>
-                <w:sz w:val="16"/>
-              </w:rPr>
-              <w:t xml:space="preserve">  25  </w:t>
-            </w:r>
-            <w:r>
-              <w:rPr>
-                <w:rFonts w:ascii="Consolas" w:hAnsi="Consolas" w:eastAsia="Consolas"/>
-                <w:b w:val="0"/>
-                <w:sz w:val="16"/>
-              </w:rPr>
-              <w:t xml:space="preserve">        path,</w:t>
-            </w:r>
-          </w:p>
-          <w:p>
-            <w:pPr>
-              <w:spacing w:before="0" w:after="0" w:line="240" w:lineRule="auto"/>
-              <w:ind w:left="567" w:hanging="567"/>
-            </w:pPr>
-            <w:r>
-              <w:rPr>
-                <w:rFonts w:ascii="Consolas" w:hAnsi="Consolas" w:eastAsia="Consolas"/>
-                <w:b w:val="0"/>
-                <w:color w:val="5B6875"/>
-                <w:sz w:val="16"/>
-              </w:rPr>
-              <w:t xml:space="preserve">  26  </w:t>
-            </w:r>
-            <w:r>
-              <w:rPr>
-                <w:rFonts w:ascii="Consolas" w:hAnsi="Consolas" w:eastAsia="Consolas"/>
-                <w:b w:val="0"/>
-                <w:sz w:val="16"/>
-              </w:rPr>
-              <w:t xml:space="preserve">    )</w:t>
+              <w:t xml:space="preserve">            "epoch": epoch, "torch_rng": torch.get_rng_state()}, path)</w:t>
             </w:r>
           </w:p>
         </w:tc>
       </w:tr>
     </w:tbl>
+    <w:p/>
     <w:p>
-      <w:pPr>
-        <w:pStyle w:val="ListNumber"/>
-      </w:pPr>
+      <w:r>
+        <w:rPr>
+          <w:rFonts w:ascii="Consolas" w:hAnsi="Consolas" w:eastAsia="Consolas"/>
+          <w:b w:val="0"/>
+          <w:sz w:val="19"/>
+        </w:rPr>
+        <w:t>torch.load</w:t>
+      </w:r>
+      <w:r>
+        <w:rPr>
+          <w:b w:val="0"/>
+          <w:i w:val="0"/>
+        </w:rPr>
+        <w:t xml:space="preserve"> loads </w:t>
+      </w:r>
       <w:r>
         <w:rPr>
           <w:b/>
-        </w:rPr>
-        <w:t xml:space="preserve">Line 13. </w:t>
-      </w:r>
-      <w:r>
-        <w:rPr>
-          <w:b w:val="0"/>
-          <w:i w:val="0"/>
-        </w:rPr>
-        <w:t>A dedicated generator for DataLoader shuffling.</w:t>
-      </w:r>
-    </w:p>
-    <w:p>
-      <w:pPr>
-        <w:pStyle w:val="ListNumber"/>
-      </w:pPr>
-      <w:r>
-        <w:rPr>
-          <w:b/>
-        </w:rPr>
-        <w:t xml:space="preserve">Line 20. </w:t>
-      </w:r>
-      <w:r>
-        <w:rPr>
-          <w:b w:val="0"/>
-          <w:i w:val="0"/>
-        </w:rPr>
-        <w:t>Weights as tensors: loads under the weights-only default.</w:t>
-      </w:r>
-    </w:p>
-    <w:p>
-      <w:pPr>
-        <w:pStyle w:val="ListNumber"/>
-      </w:pPr>
-      <w:r>
-        <w:rPr>
-          <w:b/>
-        </w:rPr>
-        <w:t xml:space="preserve">Line 23. </w:t>
-      </w:r>
-      <w:r>
-        <w:rPr>
-          <w:b w:val="0"/>
-          <w:i w:val="0"/>
-        </w:rPr>
-        <w:t>Resuming restores the random stream as well as the weights.</w:t>
-      </w:r>
-    </w:p>
-    <w:p>
-      <w:r>
-        <w:rPr>
-          <w:b w:val="0"/>
-          <w:i w:val="0"/>
-        </w:rPr>
-        <w:t>Seed every generator at the entry point, give DataLoaders their own generator, and checkpoint state dicts, not objects.</w:t>
+          <w:i w:val="0"/>
+        </w:rPr>
+        <w:t>weights only</w:t>
+      </w:r>
+      <w:r>
+        <w:rPr>
+          <w:b w:val="0"/>
+          <w:i w:val="0"/>
+        </w:rPr>
+        <w:t xml:space="preserve"> by default in PyTorch 2.14. A checkpoint holding a pickled model object fails with </w:t>
+      </w:r>
+      <w:r>
+        <w:rPr>
+          <w:rFonts w:ascii="Consolas" w:hAnsi="Consolas" w:eastAsia="Consolas"/>
+          <w:b w:val="0"/>
+          <w:sz w:val="19"/>
+        </w:rPr>
+        <w:t>UnpicklingError</w:t>
+      </w:r>
+      <w:r>
+        <w:rPr>
+          <w:b w:val="0"/>
+          <w:i w:val="0"/>
+        </w:rPr>
+        <w:t>. That default protects you: loading an arbitrary pickle can execute code. Save state dicts, rebuild the model class in code, and load the weights into it.</w:t>
       </w:r>
     </w:p>
     <w:p>
@@ -6342,83 +5952,16 @@
         <w:pStyle w:val="Heading4"/>
       </w:pPr>
       <w:r>
-        <w:t>Recap card</w:t>
+        <w:t>Why it matters</w:t>
       </w:r>
     </w:p>
     <w:p>
-      <w:pPr>
-        <w:pStyle w:val="ListBullet"/>
-      </w:pPr>
-      <w:r>
-        <w:rPr>
-          <w:b/>
-          <w:i w:val="0"/>
-        </w:rPr>
-        <w:t>Seed a PyTorch run</w:t>
-      </w:r>
-      <w:r>
-        <w:rPr>
-          <w:b w:val="0"/>
-          <w:i w:val="0"/>
-        </w:rPr>
-        <w:t xml:space="preserve"> random.seed, np.random.seed, torch.manual_seed at the entry point, plus a seeded Generator for each DataLoader.</w:t>
-      </w:r>
-    </w:p>
-    <w:p>
-      <w:pPr>
-        <w:pStyle w:val="ListBullet"/>
-      </w:pPr>
-      <w:r>
-        <w:rPr>
-          <w:b/>
-          <w:i w:val="0"/>
-        </w:rPr>
-        <w:t>torch.load default in PyTorch 2.14</w:t>
-      </w:r>
-      <w:r>
-        <w:rPr>
-          <w:b w:val="0"/>
-          <w:i w:val="0"/>
-        </w:rPr>
-        <w:t xml:space="preserve"> Weights only. Pickled objects fail with UnpicklingError.</w:t>
-      </w:r>
-    </w:p>
-    <w:p>
-      <w:pPr>
-        <w:pStyle w:val="ListBullet"/>
-      </w:pPr>
-      <w:r>
-        <w:rPr>
-          <w:b/>
-          <w:i w:val="0"/>
-        </w:rPr>
-        <w:t>Checkpoint contents</w:t>
-      </w:r>
-      <w:r>
-        <w:rPr>
-          <w:b w:val="0"/>
-          <w:i w:val="0"/>
-        </w:rPr>
-        <w:t xml:space="preserve"> Model and optimizer state dicts, epoch, RNG state, best metric.</w:t>
-      </w:r>
-    </w:p>
-    <w:p>
-      <w:pPr>
-        <w:pStyle w:val="ListBullet"/>
-      </w:pPr>
-      <w:r>
-        <w:rPr>
-          <w:b/>
-          <w:i w:val="0"/>
-        </w:rPr>
-        <w:t>Deterministic operations</w:t>
-      </w:r>
-      <w:r>
-        <w:rPr>
-          <w:b w:val="0"/>
-          <w:i w:val="0"/>
-        </w:rPr>
-        <w:t xml:space="preserve"> torch.use_deterministic_algorithms(True) raises on operations with no deterministic version.</w:t>
+      <w:r>
+        <w:rPr>
+          <w:b w:val="0"/>
+          <w:i w:val="0"/>
+        </w:rPr>
+        <w:t>A team fine-tuned a classifier and reported 0.86 F1. A reviewer reran the notebook and got 0.83, then 0.85. The DataLoader shuffled with the global generator, dropout drew from it too, and an augmentation library used its own. Nobody could say which number was "the" result. Fixing the seeds and the loader generator made the run repeatable: 0.84, every time. The earlier 0.86 had been a lucky draw.</w:t>
       </w:r>
     </w:p>
     <w:p>
@@ -6426,160 +5969,7 @@
         <w:pStyle w:val="Heading4"/>
       </w:pPr>
       <w:r>
-        <w:t>Practice</w:t>
-      </w:r>
-    </w:p>
-    <w:p>
-      <w:pPr>
-        <w:pStyle w:val="Heading5"/>
-      </w:pPr>
-      <w:r>
-        <w:t>Exercise 1. Multiple choice (level 1)</w:t>
-      </w:r>
-    </w:p>
-    <w:p>
-      <w:r>
-        <w:rPr>
-          <w:rFonts w:ascii="Consolas" w:hAnsi="Consolas" w:eastAsia="Consolas"/>
-          <w:b w:val="0"/>
-          <w:sz w:val="19"/>
-        </w:rPr>
-        <w:t>torch.load("model.pt")</w:t>
-      </w:r>
-      <w:r>
-        <w:rPr>
-          <w:b w:val="0"/>
-          <w:i w:val="0"/>
-        </w:rPr>
-        <w:t xml:space="preserve"> raises </w:t>
-      </w:r>
-      <w:r>
-        <w:rPr>
-          <w:rFonts w:ascii="Consolas" w:hAnsi="Consolas" w:eastAsia="Consolas"/>
-          <w:b w:val="0"/>
-          <w:sz w:val="19"/>
-        </w:rPr>
-        <w:t>UnpicklingError</w:t>
-      </w:r>
-      <w:r>
-        <w:rPr>
-          <w:b w:val="0"/>
-          <w:i w:val="0"/>
-        </w:rPr>
-        <w:t xml:space="preserve"> in PyTorch 2.14. The file was saved with </w:t>
-      </w:r>
-      <w:r>
-        <w:rPr>
-          <w:rFonts w:ascii="Consolas" w:hAnsi="Consolas" w:eastAsia="Consolas"/>
-          <w:b w:val="0"/>
-          <w:sz w:val="19"/>
-        </w:rPr>
-        <w:t>torch.save(model, path)</w:t>
-      </w:r>
-      <w:r>
-        <w:rPr>
-          <w:b w:val="0"/>
-          <w:i w:val="0"/>
-        </w:rPr>
-        <w:t>. Best fix?</w:t>
-      </w:r>
-    </w:p>
-    <w:p>
-      <w:pPr>
-        <w:pStyle w:val="ListBullet"/>
-      </w:pPr>
-      <w:r>
-        <w:rPr>
-          <w:b w:val="0"/>
-          <w:i w:val="0"/>
-        </w:rPr>
-        <w:t>a) Always pass weights_only=False.</w:t>
-      </w:r>
-    </w:p>
-    <w:p>
-      <w:pPr>
-        <w:pStyle w:val="ListBullet"/>
-      </w:pPr>
-      <w:r>
-        <w:rPr>
-          <w:b w:val="0"/>
-          <w:i w:val="0"/>
-        </w:rPr>
-        <w:t>b) Save model.state_dict() instead, rebuild the model class in code, and load the weights into it.</w:t>
-      </w:r>
-    </w:p>
-    <w:p>
-      <w:pPr>
-        <w:pStyle w:val="ListBullet"/>
-      </w:pPr>
-      <w:r>
-        <w:rPr>
-          <w:b w:val="0"/>
-          <w:i w:val="0"/>
-        </w:rPr>
-        <w:t>c) Downgrade PyTorch.</w:t>
-      </w:r>
-    </w:p>
-    <w:p>
-      <w:pPr>
-        <w:pStyle w:val="ListBullet"/>
-      </w:pPr>
-      <w:r>
-        <w:rPr>
-          <w:b w:val="0"/>
-          <w:i w:val="0"/>
-        </w:rPr>
-        <w:t>d) Rename the file to .pkl.</w:t>
-      </w:r>
-    </w:p>
-    <w:p>
-      <w:r>
-        <w:rPr>
-          <w:b/>
-          <w:i w:val="0"/>
-        </w:rPr>
-        <w:t>Why?</w:t>
-      </w:r>
-    </w:p>
-    <w:p>
-      <w:pPr>
-        <w:pStyle w:val="ListBullet"/>
-      </w:pPr>
-      <w:r>
-        <w:rPr>
-          <w:b w:val="0"/>
-          <w:i w:val="0"/>
-        </w:rPr>
-        <w:t>r1) State dicts hold only tensors and plain values, which load safely under the weights-only default.</w:t>
-      </w:r>
-    </w:p>
-    <w:p>
-      <w:pPr>
-        <w:pStyle w:val="ListBullet"/>
-      </w:pPr>
-      <w:r>
-        <w:rPr>
-          <w:b w:val="0"/>
-          <w:i w:val="0"/>
-        </w:rPr>
-        <w:t>r2) Model objects cannot be saved.</w:t>
-      </w:r>
-    </w:p>
-    <w:p>
-      <w:pPr>
-        <w:pStyle w:val="Heading5"/>
-      </w:pPr>
-      <w:r>
-        <w:t>Exercise 2. Predict the output (level 2)</w:t>
-      </w:r>
-    </w:p>
-    <w:p>
-      <w:r>
-        <w:rPr>
-          <w:b w:val="0"/>
-          <w:i w:val="0"/>
-        </w:rPr>
-        <w:t>What does this print? (PyTorch 2.14)</w:t>
+        <w:t>Worked example: weak code</w:t>
       </w:r>
     </w:p>
     <w:tbl>
@@ -6605,19 +5995,19 @@
             <w:r>
               <w:rPr>
                 <w:rFonts w:ascii="Consolas" w:hAnsi="Consolas" w:eastAsia="Consolas"/>
-                <w:b w:val="0"/>
+                <w:b/>
                 <w:color w:val="5B6875"/>
                 <w:sz w:val="16"/>
               </w:rPr>
-              <w:t xml:space="preserve">   1  </w:t>
-            </w:r>
-            <w:r>
-              <w:rPr>
-                <w:rFonts w:ascii="Consolas" w:hAnsi="Consolas" w:eastAsia="Consolas"/>
-                <w:b w:val="0"/>
-                <w:sz w:val="16"/>
-              </w:rPr>
-              <w:t>import torch</w:t>
+              <w:t xml:space="preserve"> [1]  </w:t>
+            </w:r>
+            <w:r>
+              <w:rPr>
+                <w:rFonts w:ascii="Consolas" w:hAnsi="Consolas" w:eastAsia="Consolas"/>
+                <w:b w:val="0"/>
+                <w:sz w:val="16"/>
+              </w:rPr>
+              <w:t>model = torch.load("best_model.pt")</w:t>
             </w:r>
           </w:p>
           <w:p>
@@ -6628,178 +6018,66 @@
             <w:r>
               <w:rPr>
                 <w:rFonts w:ascii="Consolas" w:hAnsi="Consolas" w:eastAsia="Consolas"/>
-                <w:b w:val="0"/>
+                <w:b/>
                 <w:color w:val="5B6875"/>
                 <w:sz w:val="16"/>
               </w:rPr>
-              <w:t xml:space="preserve">   2  </w:t>
-            </w:r>
-            <w:r>
-              <w:rPr>
-                <w:rFonts w:ascii="Consolas" w:hAnsi="Consolas" w:eastAsia="Consolas"/>
-                <w:b w:val="0"/>
-                <w:sz w:val="16"/>
-              </w:rPr>
-              <w:t xml:space="preserve"> </w:t>
-            </w:r>
-          </w:p>
-          <w:p>
-            <w:pPr>
-              <w:spacing w:before="0" w:after="0" w:line="240" w:lineRule="auto"/>
-              <w:ind w:left="567" w:hanging="567"/>
-            </w:pPr>
-            <w:r>
-              <w:rPr>
-                <w:rFonts w:ascii="Consolas" w:hAnsi="Consolas" w:eastAsia="Consolas"/>
-                <w:b w:val="0"/>
-                <w:color w:val="5B6875"/>
-                <w:sz w:val="16"/>
-              </w:rPr>
-              <w:t xml:space="preserve">   3  </w:t>
-            </w:r>
-            <w:r>
-              <w:rPr>
-                <w:rFonts w:ascii="Consolas" w:hAnsi="Consolas" w:eastAsia="Consolas"/>
-                <w:b w:val="0"/>
-                <w:sz w:val="16"/>
-              </w:rPr>
-              <w:t>g1 = torch.Generator().manual_seed(0)</w:t>
-            </w:r>
-          </w:p>
-          <w:p>
-            <w:pPr>
-              <w:spacing w:before="0" w:after="0" w:line="240" w:lineRule="auto"/>
-              <w:ind w:left="567" w:hanging="567"/>
-            </w:pPr>
-            <w:r>
-              <w:rPr>
-                <w:rFonts w:ascii="Consolas" w:hAnsi="Consolas" w:eastAsia="Consolas"/>
-                <w:b w:val="0"/>
-                <w:color w:val="5B6875"/>
-                <w:sz w:val="16"/>
-              </w:rPr>
-              <w:t xml:space="preserve">   4  </w:t>
-            </w:r>
-            <w:r>
-              <w:rPr>
-                <w:rFonts w:ascii="Consolas" w:hAnsi="Consolas" w:eastAsia="Consolas"/>
-                <w:b w:val="0"/>
-                <w:sz w:val="16"/>
-              </w:rPr>
-              <w:t>g2 = torch.Generator().manual_seed(0)</w:t>
-            </w:r>
-          </w:p>
-          <w:p>
-            <w:pPr>
-              <w:spacing w:before="0" w:after="0" w:line="240" w:lineRule="auto"/>
-              <w:ind w:left="567" w:hanging="567"/>
-            </w:pPr>
-            <w:r>
-              <w:rPr>
-                <w:rFonts w:ascii="Consolas" w:hAnsi="Consolas" w:eastAsia="Consolas"/>
-                <w:b w:val="0"/>
-                <w:color w:val="5B6875"/>
-                <w:sz w:val="16"/>
-              </w:rPr>
-              <w:t xml:space="preserve">   5  </w:t>
-            </w:r>
-            <w:r>
-              <w:rPr>
-                <w:rFonts w:ascii="Consolas" w:hAnsi="Consolas" w:eastAsia="Consolas"/>
-                <w:b w:val="0"/>
-                <w:sz w:val="16"/>
-              </w:rPr>
-              <w:t>a = torch.randperm(5, generator=g1).tolist()</w:t>
-            </w:r>
-          </w:p>
-          <w:p>
-            <w:pPr>
-              <w:spacing w:before="0" w:after="0" w:line="240" w:lineRule="auto"/>
-              <w:ind w:left="567" w:hanging="567"/>
-            </w:pPr>
-            <w:r>
-              <w:rPr>
-                <w:rFonts w:ascii="Consolas" w:hAnsi="Consolas" w:eastAsia="Consolas"/>
-                <w:b w:val="0"/>
-                <w:color w:val="5B6875"/>
-                <w:sz w:val="16"/>
-              </w:rPr>
-              <w:t xml:space="preserve">   6  </w:t>
-            </w:r>
-            <w:r>
-              <w:rPr>
-                <w:rFonts w:ascii="Consolas" w:hAnsi="Consolas" w:eastAsia="Consolas"/>
-                <w:b w:val="0"/>
-                <w:sz w:val="16"/>
-              </w:rPr>
-              <w:t>torch.rand(100)</w:t>
-            </w:r>
-          </w:p>
-          <w:p>
-            <w:pPr>
-              <w:spacing w:before="0" w:after="0" w:line="240" w:lineRule="auto"/>
-              <w:ind w:left="567" w:hanging="567"/>
-            </w:pPr>
-            <w:r>
-              <w:rPr>
-                <w:rFonts w:ascii="Consolas" w:hAnsi="Consolas" w:eastAsia="Consolas"/>
-                <w:b w:val="0"/>
-                <w:color w:val="5B6875"/>
-                <w:sz w:val="16"/>
-              </w:rPr>
-              <w:t xml:space="preserve">   7  </w:t>
-            </w:r>
-            <w:r>
-              <w:rPr>
-                <w:rFonts w:ascii="Consolas" w:hAnsi="Consolas" w:eastAsia="Consolas"/>
-                <w:b w:val="0"/>
-                <w:sz w:val="16"/>
-              </w:rPr>
-              <w:t>b = torch.randperm(5, generator=g2).tolist()</w:t>
-            </w:r>
-          </w:p>
-          <w:p>
-            <w:pPr>
-              <w:spacing w:before="0" w:after="0" w:line="240" w:lineRule="auto"/>
-              <w:ind w:left="567" w:hanging="567"/>
-            </w:pPr>
-            <w:r>
-              <w:rPr>
-                <w:rFonts w:ascii="Consolas" w:hAnsi="Consolas" w:eastAsia="Consolas"/>
-                <w:b w:val="0"/>
-                <w:color w:val="5B6875"/>
-                <w:sz w:val="16"/>
-              </w:rPr>
-              <w:t xml:space="preserve">   8  </w:t>
-            </w:r>
-            <w:r>
-              <w:rPr>
-                <w:rFonts w:ascii="Consolas" w:hAnsi="Consolas" w:eastAsia="Consolas"/>
-                <w:b w:val="0"/>
-                <w:sz w:val="16"/>
-              </w:rPr>
-              <w:t>print(a == b)</w:t>
+              <w:t xml:space="preserve"> [2]  </w:t>
+            </w:r>
+            <w:r>
+              <w:rPr>
+                <w:rFonts w:ascii="Consolas" w:hAnsi="Consolas" w:eastAsia="Consolas"/>
+                <w:b w:val="0"/>
+                <w:sz w:val="16"/>
+              </w:rPr>
+              <w:t>loader = DataLoader(ds, batch_size=64, shuffle=True)</w:t>
             </w:r>
           </w:p>
         </w:tc>
       </w:tr>
     </w:tbl>
-    <w:p/>
     <w:p>
       <w:pPr>
-        <w:pStyle w:val="Heading5"/>
+        <w:pStyle w:val="ListNumber"/>
       </w:pPr>
       <w:r>
-        <w:t>Exercise 3. Fill the gap (level 2)</w:t>
+        <w:rPr>
+          <w:b/>
+        </w:rPr>
+        <w:t xml:space="preserve">Line 1. </w:t>
+      </w:r>
+      <w:r>
+        <w:rPr>
+          <w:b w:val="0"/>
+          <w:i w:val="0"/>
+        </w:rPr>
+        <w:t>Expects a pickled model object: refused by the weights-only default, and unsafe if forced.</w:t>
       </w:r>
     </w:p>
     <w:p>
-      <w:r>
-        <w:rPr>
-          <w:b w:val="0"/>
-          <w:i w:val="0"/>
-        </w:rPr>
-        <w:t>Give a shuffling DataLoader its own seeded generator.</w:t>
+      <w:pPr>
+        <w:pStyle w:val="ListNumber"/>
+      </w:pPr>
+      <w:r>
+        <w:rPr>
+          <w:b/>
+        </w:rPr>
+        <w:t xml:space="preserve">Line 2. </w:t>
+      </w:r>
+      <w:r>
+        <w:rPr>
+          <w:b w:val="0"/>
+          <w:i w:val="0"/>
+        </w:rPr>
+        <w:t>Shuffles with the global generator: batch order changes with any other random call.</w:t>
+      </w:r>
+    </w:p>
+    <w:p>
+      <w:pPr>
+        <w:pStyle w:val="Heading4"/>
+      </w:pPr>
+      <w:r>
+        <w:t>Worked example: strong code</w:t>
       </w:r>
     </w:p>
     <w:tbl>
@@ -6837,7 +6115,7 @@
                 <w:b w:val="0"/>
                 <w:sz w:val="16"/>
               </w:rPr>
-              <w:t>loader_gen = torch.Generator()._____(1)(seed)</w:t>
+              <w:t>import random</w:t>
             </w:r>
           </w:p>
           <w:p>
@@ -6860,7 +6138,1069 @@
                 <w:b w:val="0"/>
                 <w:sz w:val="16"/>
               </w:rPr>
-              <w:t>loader = DataLoader(ds, batch_size=64, shuffle=True, _____(2)=loader_gen)</w:t>
+              <w:t>from pathlib import Path</w:t>
+            </w:r>
+          </w:p>
+          <w:p>
+            <w:pPr>
+              <w:spacing w:before="0" w:after="0" w:line="240" w:lineRule="auto"/>
+              <w:ind w:left="567" w:hanging="567"/>
+            </w:pPr>
+            <w:r>
+              <w:rPr>
+                <w:rFonts w:ascii="Consolas" w:hAnsi="Consolas" w:eastAsia="Consolas"/>
+                <w:b w:val="0"/>
+                <w:color w:val="5B6875"/>
+                <w:sz w:val="16"/>
+              </w:rPr>
+              <w:t xml:space="preserve">   3  </w:t>
+            </w:r>
+            <w:r>
+              <w:rPr>
+                <w:rFonts w:ascii="Consolas" w:hAnsi="Consolas" w:eastAsia="Consolas"/>
+                <w:b w:val="0"/>
+                <w:sz w:val="16"/>
+              </w:rPr>
+              <w:t xml:space="preserve"> </w:t>
+            </w:r>
+          </w:p>
+          <w:p>
+            <w:pPr>
+              <w:spacing w:before="0" w:after="0" w:line="240" w:lineRule="auto"/>
+              <w:ind w:left="567" w:hanging="567"/>
+            </w:pPr>
+            <w:r>
+              <w:rPr>
+                <w:rFonts w:ascii="Consolas" w:hAnsi="Consolas" w:eastAsia="Consolas"/>
+                <w:b w:val="0"/>
+                <w:color w:val="5B6875"/>
+                <w:sz w:val="16"/>
+              </w:rPr>
+              <w:t xml:space="preserve">   4  </w:t>
+            </w:r>
+            <w:r>
+              <w:rPr>
+                <w:rFonts w:ascii="Consolas" w:hAnsi="Consolas" w:eastAsia="Consolas"/>
+                <w:b w:val="0"/>
+                <w:sz w:val="16"/>
+              </w:rPr>
+              <w:t>import numpy as np</w:t>
+            </w:r>
+          </w:p>
+          <w:p>
+            <w:pPr>
+              <w:spacing w:before="0" w:after="0" w:line="240" w:lineRule="auto"/>
+              <w:ind w:left="567" w:hanging="567"/>
+            </w:pPr>
+            <w:r>
+              <w:rPr>
+                <w:rFonts w:ascii="Consolas" w:hAnsi="Consolas" w:eastAsia="Consolas"/>
+                <w:b w:val="0"/>
+                <w:color w:val="5B6875"/>
+                <w:sz w:val="16"/>
+              </w:rPr>
+              <w:t xml:space="preserve">   5  </w:t>
+            </w:r>
+            <w:r>
+              <w:rPr>
+                <w:rFonts w:ascii="Consolas" w:hAnsi="Consolas" w:eastAsia="Consolas"/>
+                <w:b w:val="0"/>
+                <w:sz w:val="16"/>
+              </w:rPr>
+              <w:t>import torch</w:t>
+            </w:r>
+          </w:p>
+          <w:p>
+            <w:pPr>
+              <w:spacing w:before="0" w:after="0" w:line="240" w:lineRule="auto"/>
+              <w:ind w:left="567" w:hanging="567"/>
+            </w:pPr>
+            <w:r>
+              <w:rPr>
+                <w:rFonts w:ascii="Consolas" w:hAnsi="Consolas" w:eastAsia="Consolas"/>
+                <w:b w:val="0"/>
+                <w:color w:val="5B6875"/>
+                <w:sz w:val="16"/>
+              </w:rPr>
+              <w:t xml:space="preserve">   6  </w:t>
+            </w:r>
+            <w:r>
+              <w:rPr>
+                <w:rFonts w:ascii="Consolas" w:hAnsi="Consolas" w:eastAsia="Consolas"/>
+                <w:b w:val="0"/>
+                <w:sz w:val="16"/>
+              </w:rPr>
+              <w:t xml:space="preserve"> </w:t>
+            </w:r>
+          </w:p>
+          <w:p>
+            <w:pPr>
+              <w:spacing w:before="0" w:after="0" w:line="240" w:lineRule="auto"/>
+              <w:ind w:left="567" w:hanging="567"/>
+            </w:pPr>
+            <w:r>
+              <w:rPr>
+                <w:rFonts w:ascii="Consolas" w:hAnsi="Consolas" w:eastAsia="Consolas"/>
+                <w:b w:val="0"/>
+                <w:color w:val="5B6875"/>
+                <w:sz w:val="16"/>
+              </w:rPr>
+              <w:t xml:space="preserve">   7  </w:t>
+            </w:r>
+            <w:r>
+              <w:rPr>
+                <w:rFonts w:ascii="Consolas" w:hAnsi="Consolas" w:eastAsia="Consolas"/>
+                <w:b w:val="0"/>
+                <w:sz w:val="16"/>
+              </w:rPr>
+              <w:t xml:space="preserve"> </w:t>
+            </w:r>
+          </w:p>
+          <w:p>
+            <w:pPr>
+              <w:spacing w:before="0" w:after="0" w:line="240" w:lineRule="auto"/>
+              <w:ind w:left="567" w:hanging="567"/>
+            </w:pPr>
+            <w:r>
+              <w:rPr>
+                <w:rFonts w:ascii="Consolas" w:hAnsi="Consolas" w:eastAsia="Consolas"/>
+                <w:b w:val="0"/>
+                <w:color w:val="5B6875"/>
+                <w:sz w:val="16"/>
+              </w:rPr>
+              <w:t xml:space="preserve">   8  </w:t>
+            </w:r>
+            <w:r>
+              <w:rPr>
+                <w:rFonts w:ascii="Consolas" w:hAnsi="Consolas" w:eastAsia="Consolas"/>
+                <w:b w:val="0"/>
+                <w:sz w:val="16"/>
+              </w:rPr>
+              <w:t>def seed_everything(seed: int) -&gt; torch.Generator:</w:t>
+            </w:r>
+          </w:p>
+          <w:p>
+            <w:pPr>
+              <w:spacing w:before="0" w:after="0" w:line="240" w:lineRule="auto"/>
+              <w:ind w:left="567" w:hanging="567"/>
+            </w:pPr>
+            <w:r>
+              <w:rPr>
+                <w:rFonts w:ascii="Consolas" w:hAnsi="Consolas" w:eastAsia="Consolas"/>
+                <w:b w:val="0"/>
+                <w:color w:val="5B6875"/>
+                <w:sz w:val="16"/>
+              </w:rPr>
+              <w:t xml:space="preserve">   9  </w:t>
+            </w:r>
+            <w:r>
+              <w:rPr>
+                <w:rFonts w:ascii="Consolas" w:hAnsi="Consolas" w:eastAsia="Consolas"/>
+                <w:b w:val="0"/>
+                <w:sz w:val="16"/>
+              </w:rPr>
+              <w:t xml:space="preserve">    """Seed Python, NumPy and PyTorch global state; return a generator for DataLoaders."""</w:t>
+            </w:r>
+          </w:p>
+          <w:p>
+            <w:pPr>
+              <w:spacing w:before="0" w:after="0" w:line="240" w:lineRule="auto"/>
+              <w:ind w:left="567" w:hanging="567"/>
+            </w:pPr>
+            <w:r>
+              <w:rPr>
+                <w:rFonts w:ascii="Consolas" w:hAnsi="Consolas" w:eastAsia="Consolas"/>
+                <w:b w:val="0"/>
+                <w:color w:val="5B6875"/>
+                <w:sz w:val="16"/>
+              </w:rPr>
+              <w:t xml:space="preserve">  10  </w:t>
+            </w:r>
+            <w:r>
+              <w:rPr>
+                <w:rFonts w:ascii="Consolas" w:hAnsi="Consolas" w:eastAsia="Consolas"/>
+                <w:b w:val="0"/>
+                <w:sz w:val="16"/>
+              </w:rPr>
+              <w:t xml:space="preserve">    random.seed(seed)</w:t>
+            </w:r>
+          </w:p>
+          <w:p>
+            <w:pPr>
+              <w:spacing w:before="0" w:after="0" w:line="240" w:lineRule="auto"/>
+              <w:ind w:left="567" w:hanging="567"/>
+            </w:pPr>
+            <w:r>
+              <w:rPr>
+                <w:rFonts w:ascii="Consolas" w:hAnsi="Consolas" w:eastAsia="Consolas"/>
+                <w:b w:val="0"/>
+                <w:color w:val="5B6875"/>
+                <w:sz w:val="16"/>
+              </w:rPr>
+              <w:t xml:space="preserve">  11  </w:t>
+            </w:r>
+            <w:r>
+              <w:rPr>
+                <w:rFonts w:ascii="Consolas" w:hAnsi="Consolas" w:eastAsia="Consolas"/>
+                <w:b w:val="0"/>
+                <w:sz w:val="16"/>
+              </w:rPr>
+              <w:t xml:space="preserve">    np.random.seed(seed)</w:t>
+            </w:r>
+          </w:p>
+          <w:p>
+            <w:pPr>
+              <w:spacing w:before="0" w:after="0" w:line="240" w:lineRule="auto"/>
+              <w:ind w:left="567" w:hanging="567"/>
+            </w:pPr>
+            <w:r>
+              <w:rPr>
+                <w:rFonts w:ascii="Consolas" w:hAnsi="Consolas" w:eastAsia="Consolas"/>
+                <w:b w:val="0"/>
+                <w:color w:val="5B6875"/>
+                <w:sz w:val="16"/>
+              </w:rPr>
+              <w:t xml:space="preserve">  12  </w:t>
+            </w:r>
+            <w:r>
+              <w:rPr>
+                <w:rFonts w:ascii="Consolas" w:hAnsi="Consolas" w:eastAsia="Consolas"/>
+                <w:b w:val="0"/>
+                <w:sz w:val="16"/>
+              </w:rPr>
+              <w:t xml:space="preserve">    torch.manual_seed(seed)</w:t>
+            </w:r>
+          </w:p>
+          <w:p>
+            <w:pPr>
+              <w:spacing w:before="0" w:after="0" w:line="240" w:lineRule="auto"/>
+              <w:ind w:left="567" w:hanging="567"/>
+            </w:pPr>
+            <w:r>
+              <w:rPr>
+                <w:rFonts w:ascii="Consolas" w:hAnsi="Consolas" w:eastAsia="Consolas"/>
+                <w:b/>
+                <w:color w:val="5B6875"/>
+                <w:sz w:val="16"/>
+              </w:rPr>
+              <w:t xml:space="preserve"> [1]  </w:t>
+            </w:r>
+            <w:r>
+              <w:rPr>
+                <w:rFonts w:ascii="Consolas" w:hAnsi="Consolas" w:eastAsia="Consolas"/>
+                <w:b w:val="0"/>
+                <w:sz w:val="16"/>
+              </w:rPr>
+              <w:t xml:space="preserve">    return torch.Generator().manual_seed(seed)</w:t>
+            </w:r>
+          </w:p>
+          <w:p>
+            <w:pPr>
+              <w:spacing w:before="0" w:after="0" w:line="240" w:lineRule="auto"/>
+              <w:ind w:left="567" w:hanging="567"/>
+            </w:pPr>
+            <w:r>
+              <w:rPr>
+                <w:rFonts w:ascii="Consolas" w:hAnsi="Consolas" w:eastAsia="Consolas"/>
+                <w:b w:val="0"/>
+                <w:color w:val="5B6875"/>
+                <w:sz w:val="16"/>
+              </w:rPr>
+              <w:t xml:space="preserve">  14  </w:t>
+            </w:r>
+            <w:r>
+              <w:rPr>
+                <w:rFonts w:ascii="Consolas" w:hAnsi="Consolas" w:eastAsia="Consolas"/>
+                <w:b w:val="0"/>
+                <w:sz w:val="16"/>
+              </w:rPr>
+              <w:t xml:space="preserve"> </w:t>
+            </w:r>
+          </w:p>
+          <w:p>
+            <w:pPr>
+              <w:spacing w:before="0" w:after="0" w:line="240" w:lineRule="auto"/>
+              <w:ind w:left="567" w:hanging="567"/>
+            </w:pPr>
+            <w:r>
+              <w:rPr>
+                <w:rFonts w:ascii="Consolas" w:hAnsi="Consolas" w:eastAsia="Consolas"/>
+                <w:b w:val="0"/>
+                <w:color w:val="5B6875"/>
+                <w:sz w:val="16"/>
+              </w:rPr>
+              <w:t xml:space="preserve">  15  </w:t>
+            </w:r>
+            <w:r>
+              <w:rPr>
+                <w:rFonts w:ascii="Consolas" w:hAnsi="Consolas" w:eastAsia="Consolas"/>
+                <w:b w:val="0"/>
+                <w:sz w:val="16"/>
+              </w:rPr>
+              <w:t xml:space="preserve"> </w:t>
+            </w:r>
+          </w:p>
+          <w:p>
+            <w:pPr>
+              <w:spacing w:before="0" w:after="0" w:line="240" w:lineRule="auto"/>
+              <w:ind w:left="567" w:hanging="567"/>
+            </w:pPr>
+            <w:r>
+              <w:rPr>
+                <w:rFonts w:ascii="Consolas" w:hAnsi="Consolas" w:eastAsia="Consolas"/>
+                <w:b w:val="0"/>
+                <w:color w:val="5B6875"/>
+                <w:sz w:val="16"/>
+              </w:rPr>
+              <w:t xml:space="preserve">  16  </w:t>
+            </w:r>
+            <w:r>
+              <w:rPr>
+                <w:rFonts w:ascii="Consolas" w:hAnsi="Consolas" w:eastAsia="Consolas"/>
+                <w:b w:val="0"/>
+                <w:sz w:val="16"/>
+              </w:rPr>
+              <w:t>def save_checkpoint(path: Path, model: torch.nn.Module, optimizer: torch.optim.Optimizer, epoch: int) -&gt; None:</w:t>
+            </w:r>
+          </w:p>
+          <w:p>
+            <w:pPr>
+              <w:spacing w:before="0" w:after="0" w:line="240" w:lineRule="auto"/>
+              <w:ind w:left="567" w:hanging="567"/>
+            </w:pPr>
+            <w:r>
+              <w:rPr>
+                <w:rFonts w:ascii="Consolas" w:hAnsi="Consolas" w:eastAsia="Consolas"/>
+                <w:b w:val="0"/>
+                <w:color w:val="5B6875"/>
+                <w:sz w:val="16"/>
+              </w:rPr>
+              <w:t xml:space="preserve">  17  </w:t>
+            </w:r>
+            <w:r>
+              <w:rPr>
+                <w:rFonts w:ascii="Consolas" w:hAnsi="Consolas" w:eastAsia="Consolas"/>
+                <w:b w:val="0"/>
+                <w:sz w:val="16"/>
+              </w:rPr>
+              <w:t xml:space="preserve">    """Save state dicts and RNG state, never the model object."""</w:t>
+            </w:r>
+          </w:p>
+          <w:p>
+            <w:pPr>
+              <w:spacing w:before="0" w:after="0" w:line="240" w:lineRule="auto"/>
+              <w:ind w:left="567" w:hanging="567"/>
+            </w:pPr>
+            <w:r>
+              <w:rPr>
+                <w:rFonts w:ascii="Consolas" w:hAnsi="Consolas" w:eastAsia="Consolas"/>
+                <w:b w:val="0"/>
+                <w:color w:val="5B6875"/>
+                <w:sz w:val="16"/>
+              </w:rPr>
+              <w:t xml:space="preserve">  18  </w:t>
+            </w:r>
+            <w:r>
+              <w:rPr>
+                <w:rFonts w:ascii="Consolas" w:hAnsi="Consolas" w:eastAsia="Consolas"/>
+                <w:b w:val="0"/>
+                <w:sz w:val="16"/>
+              </w:rPr>
+              <w:t xml:space="preserve">    torch.save(</w:t>
+            </w:r>
+          </w:p>
+          <w:p>
+            <w:pPr>
+              <w:spacing w:before="0" w:after="0" w:line="240" w:lineRule="auto"/>
+              <w:ind w:left="567" w:hanging="567"/>
+            </w:pPr>
+            <w:r>
+              <w:rPr>
+                <w:rFonts w:ascii="Consolas" w:hAnsi="Consolas" w:eastAsia="Consolas"/>
+                <w:b w:val="0"/>
+                <w:color w:val="5B6875"/>
+                <w:sz w:val="16"/>
+              </w:rPr>
+              <w:t xml:space="preserve">  19  </w:t>
+            </w:r>
+            <w:r>
+              <w:rPr>
+                <w:rFonts w:ascii="Consolas" w:hAnsi="Consolas" w:eastAsia="Consolas"/>
+                <w:b w:val="0"/>
+                <w:sz w:val="16"/>
+              </w:rPr>
+              <w:t xml:space="preserve">        {</w:t>
+            </w:r>
+          </w:p>
+          <w:p>
+            <w:pPr>
+              <w:spacing w:before="0" w:after="0" w:line="240" w:lineRule="auto"/>
+              <w:ind w:left="567" w:hanging="567"/>
+            </w:pPr>
+            <w:r>
+              <w:rPr>
+                <w:rFonts w:ascii="Consolas" w:hAnsi="Consolas" w:eastAsia="Consolas"/>
+                <w:b/>
+                <w:color w:val="5B6875"/>
+                <w:sz w:val="16"/>
+              </w:rPr>
+              <w:t xml:space="preserve"> [2]  </w:t>
+            </w:r>
+            <w:r>
+              <w:rPr>
+                <w:rFonts w:ascii="Consolas" w:hAnsi="Consolas" w:eastAsia="Consolas"/>
+                <w:b w:val="0"/>
+                <w:sz w:val="16"/>
+              </w:rPr>
+              <w:t xml:space="preserve">            "model": model.state_dict(),</w:t>
+            </w:r>
+          </w:p>
+          <w:p>
+            <w:pPr>
+              <w:spacing w:before="0" w:after="0" w:line="240" w:lineRule="auto"/>
+              <w:ind w:left="567" w:hanging="567"/>
+            </w:pPr>
+            <w:r>
+              <w:rPr>
+                <w:rFonts w:ascii="Consolas" w:hAnsi="Consolas" w:eastAsia="Consolas"/>
+                <w:b w:val="0"/>
+                <w:color w:val="5B6875"/>
+                <w:sz w:val="16"/>
+              </w:rPr>
+              <w:t xml:space="preserve">  21  </w:t>
+            </w:r>
+            <w:r>
+              <w:rPr>
+                <w:rFonts w:ascii="Consolas" w:hAnsi="Consolas" w:eastAsia="Consolas"/>
+                <w:b w:val="0"/>
+                <w:sz w:val="16"/>
+              </w:rPr>
+              <w:t xml:space="preserve">            "optimizer": optimizer.state_dict(),</w:t>
+            </w:r>
+          </w:p>
+          <w:p>
+            <w:pPr>
+              <w:spacing w:before="0" w:after="0" w:line="240" w:lineRule="auto"/>
+              <w:ind w:left="567" w:hanging="567"/>
+            </w:pPr>
+            <w:r>
+              <w:rPr>
+                <w:rFonts w:ascii="Consolas" w:hAnsi="Consolas" w:eastAsia="Consolas"/>
+                <w:b w:val="0"/>
+                <w:color w:val="5B6875"/>
+                <w:sz w:val="16"/>
+              </w:rPr>
+              <w:t xml:space="preserve">  22  </w:t>
+            </w:r>
+            <w:r>
+              <w:rPr>
+                <w:rFonts w:ascii="Consolas" w:hAnsi="Consolas" w:eastAsia="Consolas"/>
+                <w:b w:val="0"/>
+                <w:sz w:val="16"/>
+              </w:rPr>
+              <w:t xml:space="preserve">            "epoch": epoch,</w:t>
+            </w:r>
+          </w:p>
+          <w:p>
+            <w:pPr>
+              <w:spacing w:before="0" w:after="0" w:line="240" w:lineRule="auto"/>
+              <w:ind w:left="567" w:hanging="567"/>
+            </w:pPr>
+            <w:r>
+              <w:rPr>
+                <w:rFonts w:ascii="Consolas" w:hAnsi="Consolas" w:eastAsia="Consolas"/>
+                <w:b/>
+                <w:color w:val="5B6875"/>
+                <w:sz w:val="16"/>
+              </w:rPr>
+              <w:t xml:space="preserve"> [3]  </w:t>
+            </w:r>
+            <w:r>
+              <w:rPr>
+                <w:rFonts w:ascii="Consolas" w:hAnsi="Consolas" w:eastAsia="Consolas"/>
+                <w:b w:val="0"/>
+                <w:sz w:val="16"/>
+              </w:rPr>
+              <w:t xml:space="preserve">            "torch_rng": torch.get_rng_state(),</w:t>
+            </w:r>
+          </w:p>
+          <w:p>
+            <w:pPr>
+              <w:spacing w:before="0" w:after="0" w:line="240" w:lineRule="auto"/>
+              <w:ind w:left="567" w:hanging="567"/>
+            </w:pPr>
+            <w:r>
+              <w:rPr>
+                <w:rFonts w:ascii="Consolas" w:hAnsi="Consolas" w:eastAsia="Consolas"/>
+                <w:b w:val="0"/>
+                <w:color w:val="5B6875"/>
+                <w:sz w:val="16"/>
+              </w:rPr>
+              <w:t xml:space="preserve">  24  </w:t>
+            </w:r>
+            <w:r>
+              <w:rPr>
+                <w:rFonts w:ascii="Consolas" w:hAnsi="Consolas" w:eastAsia="Consolas"/>
+                <w:b w:val="0"/>
+                <w:sz w:val="16"/>
+              </w:rPr>
+              <w:t xml:space="preserve">        },</w:t>
+            </w:r>
+          </w:p>
+          <w:p>
+            <w:pPr>
+              <w:spacing w:before="0" w:after="0" w:line="240" w:lineRule="auto"/>
+              <w:ind w:left="567" w:hanging="567"/>
+            </w:pPr>
+            <w:r>
+              <w:rPr>
+                <w:rFonts w:ascii="Consolas" w:hAnsi="Consolas" w:eastAsia="Consolas"/>
+                <w:b w:val="0"/>
+                <w:color w:val="5B6875"/>
+                <w:sz w:val="16"/>
+              </w:rPr>
+              <w:t xml:space="preserve">  25  </w:t>
+            </w:r>
+            <w:r>
+              <w:rPr>
+                <w:rFonts w:ascii="Consolas" w:hAnsi="Consolas" w:eastAsia="Consolas"/>
+                <w:b w:val="0"/>
+                <w:sz w:val="16"/>
+              </w:rPr>
+              <w:t xml:space="preserve">        path,</w:t>
+            </w:r>
+          </w:p>
+          <w:p>
+            <w:pPr>
+              <w:spacing w:before="0" w:after="0" w:line="240" w:lineRule="auto"/>
+              <w:ind w:left="567" w:hanging="567"/>
+            </w:pPr>
+            <w:r>
+              <w:rPr>
+                <w:rFonts w:ascii="Consolas" w:hAnsi="Consolas" w:eastAsia="Consolas"/>
+                <w:b w:val="0"/>
+                <w:color w:val="5B6875"/>
+                <w:sz w:val="16"/>
+              </w:rPr>
+              <w:t xml:space="preserve">  26  </w:t>
+            </w:r>
+            <w:r>
+              <w:rPr>
+                <w:rFonts w:ascii="Consolas" w:hAnsi="Consolas" w:eastAsia="Consolas"/>
+                <w:b w:val="0"/>
+                <w:sz w:val="16"/>
+              </w:rPr>
+              <w:t xml:space="preserve">    )</w:t>
+            </w:r>
+          </w:p>
+        </w:tc>
+      </w:tr>
+    </w:tbl>
+    <w:p>
+      <w:pPr>
+        <w:pStyle w:val="ListNumber"/>
+      </w:pPr>
+      <w:r>
+        <w:rPr>
+          <w:b/>
+        </w:rPr>
+        <w:t xml:space="preserve">Line 13. </w:t>
+      </w:r>
+      <w:r>
+        <w:rPr>
+          <w:b w:val="0"/>
+          <w:i w:val="0"/>
+        </w:rPr>
+        <w:t>A dedicated generator for DataLoader shuffling.</w:t>
+      </w:r>
+    </w:p>
+    <w:p>
+      <w:pPr>
+        <w:pStyle w:val="ListNumber"/>
+      </w:pPr>
+      <w:r>
+        <w:rPr>
+          <w:b/>
+        </w:rPr>
+        <w:t xml:space="preserve">Line 20. </w:t>
+      </w:r>
+      <w:r>
+        <w:rPr>
+          <w:b w:val="0"/>
+          <w:i w:val="0"/>
+        </w:rPr>
+        <w:t>Weights as tensors: loads under the weights-only default.</w:t>
+      </w:r>
+    </w:p>
+    <w:p>
+      <w:pPr>
+        <w:pStyle w:val="ListNumber"/>
+      </w:pPr>
+      <w:r>
+        <w:rPr>
+          <w:b/>
+        </w:rPr>
+        <w:t xml:space="preserve">Line 23. </w:t>
+      </w:r>
+      <w:r>
+        <w:rPr>
+          <w:b w:val="0"/>
+          <w:i w:val="0"/>
+        </w:rPr>
+        <w:t>Resuming restores the random stream as well as the weights.</w:t>
+      </w:r>
+    </w:p>
+    <w:p>
+      <w:r>
+        <w:rPr>
+          <w:b w:val="0"/>
+          <w:i w:val="0"/>
+        </w:rPr>
+        <w:t>Seed every generator at the entry point, give DataLoaders their own generator, and checkpoint state dicts, not objects.</w:t>
+      </w:r>
+    </w:p>
+    <w:p>
+      <w:pPr>
+        <w:pStyle w:val="Heading4"/>
+      </w:pPr>
+      <w:r>
+        <w:t>Recap card</w:t>
+      </w:r>
+    </w:p>
+    <w:p>
+      <w:pPr>
+        <w:pStyle w:val="ListBullet"/>
+      </w:pPr>
+      <w:r>
+        <w:rPr>
+          <w:b/>
+          <w:i w:val="0"/>
+        </w:rPr>
+        <w:t>Seed a PyTorch run</w:t>
+      </w:r>
+      <w:r>
+        <w:rPr>
+          <w:b w:val="0"/>
+          <w:i w:val="0"/>
+        </w:rPr>
+        <w:t xml:space="preserve"> random.seed, np.random.seed, torch.manual_seed at the entry point, plus a seeded Generator for each DataLoader.</w:t>
+      </w:r>
+    </w:p>
+    <w:p>
+      <w:pPr>
+        <w:pStyle w:val="ListBullet"/>
+      </w:pPr>
+      <w:r>
+        <w:rPr>
+          <w:b/>
+          <w:i w:val="0"/>
+        </w:rPr>
+        <w:t>torch.load default in PyTorch 2.14</w:t>
+      </w:r>
+      <w:r>
+        <w:rPr>
+          <w:b w:val="0"/>
+          <w:i w:val="0"/>
+        </w:rPr>
+        <w:t xml:space="preserve"> Weights only. Pickled objects fail with UnpicklingError.</w:t>
+      </w:r>
+    </w:p>
+    <w:p>
+      <w:pPr>
+        <w:pStyle w:val="ListBullet"/>
+      </w:pPr>
+      <w:r>
+        <w:rPr>
+          <w:b/>
+          <w:i w:val="0"/>
+        </w:rPr>
+        <w:t>Checkpoint contents</w:t>
+      </w:r>
+      <w:r>
+        <w:rPr>
+          <w:b w:val="0"/>
+          <w:i w:val="0"/>
+        </w:rPr>
+        <w:t xml:space="preserve"> Model and optimizer state dicts, epoch, RNG state, best metric.</w:t>
+      </w:r>
+    </w:p>
+    <w:p>
+      <w:pPr>
+        <w:pStyle w:val="ListBullet"/>
+      </w:pPr>
+      <w:r>
+        <w:rPr>
+          <w:b/>
+          <w:i w:val="0"/>
+        </w:rPr>
+        <w:t>Deterministic operations</w:t>
+      </w:r>
+      <w:r>
+        <w:rPr>
+          <w:b w:val="0"/>
+          <w:i w:val="0"/>
+        </w:rPr>
+        <w:t xml:space="preserve"> torch.use_deterministic_algorithms(True) raises on operations with no deterministic version.</w:t>
+      </w:r>
+    </w:p>
+    <w:p>
+      <w:pPr>
+        <w:pStyle w:val="Heading4"/>
+      </w:pPr>
+      <w:r>
+        <w:t>Practice</w:t>
+      </w:r>
+    </w:p>
+    <w:p>
+      <w:pPr>
+        <w:pStyle w:val="Heading5"/>
+      </w:pPr>
+      <w:r>
+        <w:t>Exercise 1. Multiple choice (level 1)</w:t>
+      </w:r>
+    </w:p>
+    <w:p>
+      <w:r>
+        <w:rPr>
+          <w:rFonts w:ascii="Consolas" w:hAnsi="Consolas" w:eastAsia="Consolas"/>
+          <w:b w:val="0"/>
+          <w:sz w:val="19"/>
+        </w:rPr>
+        <w:t>torch.load("model.pt")</w:t>
+      </w:r>
+      <w:r>
+        <w:rPr>
+          <w:b w:val="0"/>
+          <w:i w:val="0"/>
+        </w:rPr>
+        <w:t xml:space="preserve"> raises </w:t>
+      </w:r>
+      <w:r>
+        <w:rPr>
+          <w:rFonts w:ascii="Consolas" w:hAnsi="Consolas" w:eastAsia="Consolas"/>
+          <w:b w:val="0"/>
+          <w:sz w:val="19"/>
+        </w:rPr>
+        <w:t>UnpicklingError</w:t>
+      </w:r>
+      <w:r>
+        <w:rPr>
+          <w:b w:val="0"/>
+          <w:i w:val="0"/>
+        </w:rPr>
+        <w:t xml:space="preserve"> in PyTorch 2.14. The file was saved with </w:t>
+      </w:r>
+      <w:r>
+        <w:rPr>
+          <w:rFonts w:ascii="Consolas" w:hAnsi="Consolas" w:eastAsia="Consolas"/>
+          <w:b w:val="0"/>
+          <w:sz w:val="19"/>
+        </w:rPr>
+        <w:t>torch.save(model, path)</w:t>
+      </w:r>
+      <w:r>
+        <w:rPr>
+          <w:b w:val="0"/>
+          <w:i w:val="0"/>
+        </w:rPr>
+        <w:t>. Best fix?</w:t>
+      </w:r>
+    </w:p>
+    <w:p>
+      <w:pPr>
+        <w:pStyle w:val="ListBullet"/>
+      </w:pPr>
+      <w:r>
+        <w:rPr>
+          <w:b w:val="0"/>
+          <w:i w:val="0"/>
+        </w:rPr>
+        <w:t>a) Always pass weights_only=False.</w:t>
+      </w:r>
+    </w:p>
+    <w:p>
+      <w:pPr>
+        <w:pStyle w:val="ListBullet"/>
+      </w:pPr>
+      <w:r>
+        <w:rPr>
+          <w:b w:val="0"/>
+          <w:i w:val="0"/>
+        </w:rPr>
+        <w:t>b) Save model.state_dict() instead, rebuild the model class in code, and load the weights into it.</w:t>
+      </w:r>
+    </w:p>
+    <w:p>
+      <w:pPr>
+        <w:pStyle w:val="ListBullet"/>
+      </w:pPr>
+      <w:r>
+        <w:rPr>
+          <w:b w:val="0"/>
+          <w:i w:val="0"/>
+        </w:rPr>
+        <w:t>c) Downgrade PyTorch.</w:t>
+      </w:r>
+    </w:p>
+    <w:p>
+      <w:pPr>
+        <w:pStyle w:val="ListBullet"/>
+      </w:pPr>
+      <w:r>
+        <w:rPr>
+          <w:b w:val="0"/>
+          <w:i w:val="0"/>
+        </w:rPr>
+        <w:t>d) Rename the file to .pkl.</w:t>
+      </w:r>
+    </w:p>
+    <w:p>
+      <w:r>
+        <w:rPr>
+          <w:b/>
+          <w:i w:val="0"/>
+        </w:rPr>
+        <w:t>Why?</w:t>
+      </w:r>
+    </w:p>
+    <w:p>
+      <w:pPr>
+        <w:pStyle w:val="ListBullet"/>
+      </w:pPr>
+      <w:r>
+        <w:rPr>
+          <w:b w:val="0"/>
+          <w:i w:val="0"/>
+        </w:rPr>
+        <w:t>r1) State dicts hold only tensors and plain values, which load safely under the weights-only default.</w:t>
+      </w:r>
+    </w:p>
+    <w:p>
+      <w:pPr>
+        <w:pStyle w:val="ListBullet"/>
+      </w:pPr>
+      <w:r>
+        <w:rPr>
+          <w:b w:val="0"/>
+          <w:i w:val="0"/>
+        </w:rPr>
+        <w:t>r2) Model objects cannot be saved.</w:t>
+      </w:r>
+    </w:p>
+    <w:p>
+      <w:pPr>
+        <w:pStyle w:val="Heading5"/>
+      </w:pPr>
+      <w:r>
+        <w:t>Exercise 2. Predict the output (level 2)</w:t>
+      </w:r>
+    </w:p>
+    <w:p>
+      <w:r>
+        <w:rPr>
+          <w:b w:val="0"/>
+          <w:i w:val="0"/>
+        </w:rPr>
+        <w:t>What does this print? (PyTorch 2.14)</w:t>
+      </w:r>
+    </w:p>
+    <w:tbl>
+      <w:tblPr>
+        <w:tblW w:type="auto" w:w="0"/>
+        <w:jc w:val="left"/>
+        <w:tblLook w:firstColumn="1" w:firstRow="1" w:lastColumn="0" w:lastRow="0" w:noHBand="0" w:noVBand="1" w:val="04A0"/>
+      </w:tblPr>
+      <w:tblGrid>
+        <w:gridCol w:w="8221"/>
+      </w:tblGrid>
+      <w:tr>
+        <w:tc>
+          <w:tcPr>
+            <w:tcW w:type="dxa" w:w="8221"/>
+            <w:shd w:val="clear" w:color="auto" w:fill="F2F4F7"/>
+          </w:tcPr>
+          <w:p>
+            <w:pPr>
+              <w:spacing w:before="0" w:after="0" w:line="240" w:lineRule="auto"/>
+              <w:ind w:left="567" w:hanging="567"/>
+            </w:pPr>
+            <w:r>
+              <w:rPr>
+                <w:rFonts w:ascii="Consolas" w:hAnsi="Consolas" w:eastAsia="Consolas"/>
+                <w:b w:val="0"/>
+                <w:color w:val="5B6875"/>
+                <w:sz w:val="16"/>
+              </w:rPr>
+              <w:t xml:space="preserve">   1  </w:t>
+            </w:r>
+            <w:r>
+              <w:rPr>
+                <w:rFonts w:ascii="Consolas" w:hAnsi="Consolas" w:eastAsia="Consolas"/>
+                <w:b w:val="0"/>
+                <w:sz w:val="16"/>
+              </w:rPr>
+              <w:t>import torch</w:t>
+            </w:r>
+          </w:p>
+          <w:p>
+            <w:pPr>
+              <w:spacing w:before="0" w:after="0" w:line="240" w:lineRule="auto"/>
+              <w:ind w:left="567" w:hanging="567"/>
+            </w:pPr>
+            <w:r>
+              <w:rPr>
+                <w:rFonts w:ascii="Consolas" w:hAnsi="Consolas" w:eastAsia="Consolas"/>
+                <w:b w:val="0"/>
+                <w:color w:val="5B6875"/>
+                <w:sz w:val="16"/>
+              </w:rPr>
+              <w:t xml:space="preserve">   2  </w:t>
+            </w:r>
+            <w:r>
+              <w:rPr>
+                <w:rFonts w:ascii="Consolas" w:hAnsi="Consolas" w:eastAsia="Consolas"/>
+                <w:b w:val="0"/>
+                <w:sz w:val="16"/>
+              </w:rPr>
+              <w:t xml:space="preserve"> </w:t>
+            </w:r>
+          </w:p>
+          <w:p>
+            <w:pPr>
+              <w:spacing w:before="0" w:after="0" w:line="240" w:lineRule="auto"/>
+              <w:ind w:left="567" w:hanging="567"/>
+            </w:pPr>
+            <w:r>
+              <w:rPr>
+                <w:rFonts w:ascii="Consolas" w:hAnsi="Consolas" w:eastAsia="Consolas"/>
+                <w:b w:val="0"/>
+                <w:color w:val="5B6875"/>
+                <w:sz w:val="16"/>
+              </w:rPr>
+              <w:t xml:space="preserve">   3  </w:t>
+            </w:r>
+            <w:r>
+              <w:rPr>
+                <w:rFonts w:ascii="Consolas" w:hAnsi="Consolas" w:eastAsia="Consolas"/>
+                <w:b w:val="0"/>
+                <w:sz w:val="16"/>
+              </w:rPr>
+              <w:t>g1 = torch.Generator().manual_seed(0)</w:t>
+            </w:r>
+          </w:p>
+          <w:p>
+            <w:pPr>
+              <w:spacing w:before="0" w:after="0" w:line="240" w:lineRule="auto"/>
+              <w:ind w:left="567" w:hanging="567"/>
+            </w:pPr>
+            <w:r>
+              <w:rPr>
+                <w:rFonts w:ascii="Consolas" w:hAnsi="Consolas" w:eastAsia="Consolas"/>
+                <w:b w:val="0"/>
+                <w:color w:val="5B6875"/>
+                <w:sz w:val="16"/>
+              </w:rPr>
+              <w:t xml:space="preserve">   4  </w:t>
+            </w:r>
+            <w:r>
+              <w:rPr>
+                <w:rFonts w:ascii="Consolas" w:hAnsi="Consolas" w:eastAsia="Consolas"/>
+                <w:b w:val="0"/>
+                <w:sz w:val="16"/>
+              </w:rPr>
+              <w:t>g2 = torch.Generator().manual_seed(0)</w:t>
+            </w:r>
+          </w:p>
+          <w:p>
+            <w:pPr>
+              <w:spacing w:before="0" w:after="0" w:line="240" w:lineRule="auto"/>
+              <w:ind w:left="567" w:hanging="567"/>
+            </w:pPr>
+            <w:r>
+              <w:rPr>
+                <w:rFonts w:ascii="Consolas" w:hAnsi="Consolas" w:eastAsia="Consolas"/>
+                <w:b w:val="0"/>
+                <w:color w:val="5B6875"/>
+                <w:sz w:val="16"/>
+              </w:rPr>
+              <w:t xml:space="preserve">   5  </w:t>
+            </w:r>
+            <w:r>
+              <w:rPr>
+                <w:rFonts w:ascii="Consolas" w:hAnsi="Consolas" w:eastAsia="Consolas"/>
+                <w:b w:val="0"/>
+                <w:sz w:val="16"/>
+              </w:rPr>
+              <w:t>a = torch.randperm(5, generator=g1).tolist()</w:t>
+            </w:r>
+          </w:p>
+          <w:p>
+            <w:pPr>
+              <w:spacing w:before="0" w:after="0" w:line="240" w:lineRule="auto"/>
+              <w:ind w:left="567" w:hanging="567"/>
+            </w:pPr>
+            <w:r>
+              <w:rPr>
+                <w:rFonts w:ascii="Consolas" w:hAnsi="Consolas" w:eastAsia="Consolas"/>
+                <w:b w:val="0"/>
+                <w:color w:val="5B6875"/>
+                <w:sz w:val="16"/>
+              </w:rPr>
+              <w:t xml:space="preserve">   6  </w:t>
+            </w:r>
+            <w:r>
+              <w:rPr>
+                <w:rFonts w:ascii="Consolas" w:hAnsi="Consolas" w:eastAsia="Consolas"/>
+                <w:b w:val="0"/>
+                <w:sz w:val="16"/>
+              </w:rPr>
+              <w:t>torch.rand(100)</w:t>
+            </w:r>
+          </w:p>
+          <w:p>
+            <w:pPr>
+              <w:spacing w:before="0" w:after="0" w:line="240" w:lineRule="auto"/>
+              <w:ind w:left="567" w:hanging="567"/>
+            </w:pPr>
+            <w:r>
+              <w:rPr>
+                <w:rFonts w:ascii="Consolas" w:hAnsi="Consolas" w:eastAsia="Consolas"/>
+                <w:b w:val="0"/>
+                <w:color w:val="5B6875"/>
+                <w:sz w:val="16"/>
+              </w:rPr>
+              <w:t xml:space="preserve">   7  </w:t>
+            </w:r>
+            <w:r>
+              <w:rPr>
+                <w:rFonts w:ascii="Consolas" w:hAnsi="Consolas" w:eastAsia="Consolas"/>
+                <w:b w:val="0"/>
+                <w:sz w:val="16"/>
+              </w:rPr>
+              <w:t>b = torch.randperm(5, generator=g2).tolist()</w:t>
+            </w:r>
+          </w:p>
+          <w:p>
+            <w:pPr>
+              <w:spacing w:before="0" w:after="0" w:line="240" w:lineRule="auto"/>
+              <w:ind w:left="567" w:hanging="567"/>
+            </w:pPr>
+            <w:r>
+              <w:rPr>
+                <w:rFonts w:ascii="Consolas" w:hAnsi="Consolas" w:eastAsia="Consolas"/>
+                <w:b w:val="0"/>
+                <w:color w:val="5B6875"/>
+                <w:sz w:val="16"/>
+              </w:rPr>
+              <w:t xml:space="preserve">   8  </w:t>
+            </w:r>
+            <w:r>
+              <w:rPr>
+                <w:rFonts w:ascii="Consolas" w:hAnsi="Consolas" w:eastAsia="Consolas"/>
+                <w:b w:val="0"/>
+                <w:sz w:val="16"/>
+              </w:rPr>
+              <w:t>print(a == b)</w:t>
             </w:r>
           </w:p>
         </w:tc>
@@ -6872,7 +7212,7 @@
         <w:pStyle w:val="Heading5"/>
       </w:pPr>
       <w:r>
-        <w:t>Exercise 4. Write the function (level 3)</w:t>
+        <w:t>Exercise 3. Fill the gap (level 2)</w:t>
       </w:r>
     </w:p>
     <w:p>
@@ -6881,67 +7221,80 @@
           <w:b w:val="0"/>
           <w:i w:val="0"/>
         </w:rPr>
-        <w:t xml:space="preserve">Write </w:t>
-      </w:r>
-      <w:r>
-        <w:rPr>
-          <w:rFonts w:ascii="Consolas" w:hAnsi="Consolas" w:eastAsia="Consolas"/>
-          <w:b w:val="0"/>
-          <w:sz w:val="19"/>
-        </w:rPr>
-        <w:t>seed_everything(seed: int) -&gt; torch.Generator</w:t>
-      </w:r>
-      <w:r>
-        <w:rPr>
-          <w:b w:val="0"/>
-          <w:i w:val="0"/>
-        </w:rPr>
-        <w:t xml:space="preserve">. Seed Python's </w:t>
-      </w:r>
-      <w:r>
-        <w:rPr>
-          <w:rFonts w:ascii="Consolas" w:hAnsi="Consolas" w:eastAsia="Consolas"/>
-          <w:b w:val="0"/>
-          <w:sz w:val="19"/>
-        </w:rPr>
-        <w:t>random</w:t>
-      </w:r>
-      <w:r>
-        <w:rPr>
-          <w:b w:val="0"/>
-          <w:i w:val="0"/>
-        </w:rPr>
-        <w:t xml:space="preserve">, NumPy's global generator and PyTorch with </w:t>
-      </w:r>
-      <w:r>
-        <w:rPr>
-          <w:rFonts w:ascii="Consolas" w:hAnsi="Consolas" w:eastAsia="Consolas"/>
-          <w:b w:val="0"/>
-          <w:sz w:val="19"/>
-        </w:rPr>
-        <w:t>torch.manual_seed</w:t>
-      </w:r>
-      <w:r>
-        <w:rPr>
-          <w:b w:val="0"/>
-          <w:i w:val="0"/>
-        </w:rPr>
-        <w:t xml:space="preserve">, then return </w:t>
-      </w:r>
-      <w:r>
-        <w:rPr>
-          <w:rFonts w:ascii="Consolas" w:hAnsi="Consolas" w:eastAsia="Consolas"/>
-          <w:b w:val="0"/>
-          <w:sz w:val="19"/>
-        </w:rPr>
-        <w:t>torch.Generator().manual_seed(seed)</w:t>
-      </w:r>
-      <w:r>
-        <w:rPr>
-          <w:b w:val="0"/>
-          <w:i w:val="0"/>
-        </w:rPr>
-        <w:t xml:space="preserve"> for DataLoaders.</w:t>
+        <w:t>Give a shuffling DataLoader its own seeded generator.</w:t>
+      </w:r>
+    </w:p>
+    <w:tbl>
+      <w:tblPr>
+        <w:tblW w:type="auto" w:w="0"/>
+        <w:jc w:val="left"/>
+        <w:tblLook w:firstColumn="1" w:firstRow="1" w:lastColumn="0" w:lastRow="0" w:noHBand="0" w:noVBand="1" w:val="04A0"/>
+      </w:tblPr>
+      <w:tblGrid>
+        <w:gridCol w:w="8221"/>
+      </w:tblGrid>
+      <w:tr>
+        <w:tc>
+          <w:tcPr>
+            <w:tcW w:type="dxa" w:w="8221"/>
+            <w:shd w:val="clear" w:color="auto" w:fill="F2F4F7"/>
+          </w:tcPr>
+          <w:p>
+            <w:pPr>
+              <w:spacing w:before="0" w:after="0" w:line="240" w:lineRule="auto"/>
+              <w:ind w:left="567" w:hanging="567"/>
+            </w:pPr>
+            <w:r>
+              <w:rPr>
+                <w:rFonts w:ascii="Consolas" w:hAnsi="Consolas" w:eastAsia="Consolas"/>
+                <w:b w:val="0"/>
+                <w:color w:val="5B6875"/>
+                <w:sz w:val="16"/>
+              </w:rPr>
+              <w:t xml:space="preserve">   1  </w:t>
+            </w:r>
+            <w:r>
+              <w:rPr>
+                <w:rFonts w:ascii="Consolas" w:hAnsi="Consolas" w:eastAsia="Consolas"/>
+                <w:b w:val="0"/>
+                <w:sz w:val="16"/>
+              </w:rPr>
+              <w:t>loader_gen = torch.Generator()._____(1)(seed)</w:t>
+            </w:r>
+          </w:p>
+          <w:p>
+            <w:pPr>
+              <w:spacing w:before="0" w:after="0" w:line="240" w:lineRule="auto"/>
+              <w:ind w:left="567" w:hanging="567"/>
+            </w:pPr>
+            <w:r>
+              <w:rPr>
+                <w:rFonts w:ascii="Consolas" w:hAnsi="Consolas" w:eastAsia="Consolas"/>
+                <w:b w:val="0"/>
+                <w:color w:val="5B6875"/>
+                <w:sz w:val="16"/>
+              </w:rPr>
+              <w:t xml:space="preserve">   2  </w:t>
+            </w:r>
+            <w:r>
+              <w:rPr>
+                <w:rFonts w:ascii="Consolas" w:hAnsi="Consolas" w:eastAsia="Consolas"/>
+                <w:b w:val="0"/>
+                <w:sz w:val="16"/>
+              </w:rPr>
+              <w:t>loader = DataLoader(ds, batch_size=64, shuffle=True, _____(2)=loader_gen)</w:t>
+            </w:r>
+          </w:p>
+        </w:tc>
+      </w:tr>
+    </w:tbl>
+    <w:p/>
+    <w:p>
+      <w:pPr>
+        <w:pStyle w:val="Heading5"/>
+      </w:pPr>
+      <w:r>
+        <w:t>Exercise 4. Write the function (level 3)</w:t>
       </w:r>
     </w:p>
     <w:p>
@@ -6950,9 +7303,152 @@
           <w:b w:val="0"/>
           <w:i w:val="0"/>
         </w:rPr>
+        <w:t xml:space="preserve">Write </w:t>
+      </w:r>
+      <w:r>
+        <w:rPr>
+          <w:rFonts w:ascii="Consolas" w:hAnsi="Consolas" w:eastAsia="Consolas"/>
+          <w:b w:val="0"/>
+          <w:sz w:val="19"/>
+        </w:rPr>
+        <w:t>seed_everything(seed: int) -&gt; torch.Generator</w:t>
+      </w:r>
+      <w:r>
+        <w:rPr>
+          <w:b w:val="0"/>
+          <w:i w:val="0"/>
+        </w:rPr>
+        <w:t xml:space="preserve">. Seed Python's </w:t>
+      </w:r>
+      <w:r>
+        <w:rPr>
+          <w:rFonts w:ascii="Consolas" w:hAnsi="Consolas" w:eastAsia="Consolas"/>
+          <w:b w:val="0"/>
+          <w:sz w:val="19"/>
+        </w:rPr>
+        <w:t>random</w:t>
+      </w:r>
+      <w:r>
+        <w:rPr>
+          <w:b w:val="0"/>
+          <w:i w:val="0"/>
+        </w:rPr>
+        <w:t xml:space="preserve">, NumPy's global generator and PyTorch with </w:t>
+      </w:r>
+      <w:r>
+        <w:rPr>
+          <w:rFonts w:ascii="Consolas" w:hAnsi="Consolas" w:eastAsia="Consolas"/>
+          <w:b w:val="0"/>
+          <w:sz w:val="19"/>
+        </w:rPr>
+        <w:t>torch.manual_seed</w:t>
+      </w:r>
+      <w:r>
+        <w:rPr>
+          <w:b w:val="0"/>
+          <w:i w:val="0"/>
+        </w:rPr>
+        <w:t xml:space="preserve">, then return </w:t>
+      </w:r>
+      <w:r>
+        <w:rPr>
+          <w:rFonts w:ascii="Consolas" w:hAnsi="Consolas" w:eastAsia="Consolas"/>
+          <w:b w:val="0"/>
+          <w:sz w:val="19"/>
+        </w:rPr>
+        <w:t>torch.Generator().manual_seed(seed)</w:t>
+      </w:r>
+      <w:r>
+        <w:rPr>
+          <w:b w:val="0"/>
+          <w:i w:val="0"/>
+        </w:rPr>
+        <w:t xml:space="preserve"> for DataLoaders.</w:t>
+      </w:r>
+    </w:p>
+    <w:p>
+      <w:r>
+        <w:rPr>
+          <w:b w:val="0"/>
+          <w:i w:val="0"/>
+        </w:rPr>
         <w:t>PyTorch does not run in the browser. The checker reads your code.</w:t>
       </w:r>
     </w:p>
+    <w:p>
+      <w:r>
+        <w:rPr>
+          <w:b w:val="0"/>
+          <w:i w:val="0"/>
+        </w:rPr>
+        <w:t>Shape of the answer. The reference solution defines these names. Write the bodies yourself.</w:t>
+      </w:r>
+    </w:p>
+    <w:tbl>
+      <w:tblPr>
+        <w:tblW w:type="auto" w:w="0"/>
+        <w:jc w:val="left"/>
+        <w:tblLook w:firstColumn="1" w:firstRow="1" w:lastColumn="0" w:lastRow="0" w:noHBand="0" w:noVBand="1" w:val="04A0"/>
+      </w:tblPr>
+      <w:tblGrid>
+        <w:gridCol w:w="8221"/>
+      </w:tblGrid>
+      <w:tr>
+        <w:tc>
+          <w:tcPr>
+            <w:tcW w:type="dxa" w:w="8221"/>
+            <w:shd w:val="clear" w:color="auto" w:fill="F2F4F7"/>
+          </w:tcPr>
+          <w:p>
+            <w:pPr>
+              <w:spacing w:before="0" w:after="0" w:line="240" w:lineRule="auto"/>
+              <w:ind w:left="567" w:hanging="567"/>
+            </w:pPr>
+            <w:r>
+              <w:rPr>
+                <w:rFonts w:ascii="Consolas" w:hAnsi="Consolas" w:eastAsia="Consolas"/>
+                <w:b w:val="0"/>
+                <w:color w:val="5B6875"/>
+                <w:sz w:val="16"/>
+              </w:rPr>
+              <w:t xml:space="preserve">   1  </w:t>
+            </w:r>
+            <w:r>
+              <w:rPr>
+                <w:rFonts w:ascii="Consolas" w:hAnsi="Consolas" w:eastAsia="Consolas"/>
+                <w:b w:val="0"/>
+                <w:sz w:val="16"/>
+              </w:rPr>
+              <w:t># Seed Python, NumPy and PyTorch global state at the entry point.</w:t>
+            </w:r>
+          </w:p>
+          <w:p>
+            <w:pPr>
+              <w:spacing w:before="0" w:after="0" w:line="240" w:lineRule="auto"/>
+              <w:ind w:left="567" w:hanging="567"/>
+            </w:pPr>
+            <w:r>
+              <w:rPr>
+                <w:rFonts w:ascii="Consolas" w:hAnsi="Consolas" w:eastAsia="Consolas"/>
+                <w:b w:val="0"/>
+                <w:color w:val="5B6875"/>
+                <w:sz w:val="16"/>
+              </w:rPr>
+              <w:t xml:space="preserve">   2  </w:t>
+            </w:r>
+            <w:r>
+              <w:rPr>
+                <w:rFonts w:ascii="Consolas" w:hAnsi="Consolas" w:eastAsia="Consolas"/>
+                <w:b w:val="0"/>
+                <w:sz w:val="16"/>
+              </w:rPr>
+              <w:t>def seed_everything(seed: int) -&gt; torch.Generator: ...</w:t>
+            </w:r>
+          </w:p>
+        </w:tc>
+      </w:tr>
+    </w:tbl>
+    <w:p/>
     <w:p>
       <w:r>
         <w:rPr>

--- a/site/downloads/handbook-B16.docx
+++ b/site/downloads/handbook-B16.docx
@@ -1944,201 +1944,119 @@
         <w:t>What does this print? (PyTorch 2.14; the meta device stands in for a GPU)</w:t>
       </w:r>
     </w:p>
-    <w:tbl>
-      <w:tblPr>
-        <w:tblW w:type="auto" w:w="0"/>
-        <w:jc w:val="left"/>
-        <w:tblLook w:firstColumn="1" w:firstRow="1" w:lastColumn="0" w:lastRow="0" w:noHBand="0" w:noVBand="1" w:val="04A0"/>
-      </w:tblPr>
-      <w:tblGrid>
-        <w:gridCol w:w="8221"/>
-      </w:tblGrid>
-      <w:tr>
-        <w:tc>
-          <w:tcPr>
-            <w:tcW w:type="dxa" w:w="8221"/>
-            <w:shd w:val="clear" w:color="auto" w:fill="F2F4F7"/>
-          </w:tcPr>
-          <w:p>
-            <w:pPr>
-              <w:spacing w:before="0" w:after="0" w:line="240" w:lineRule="auto"/>
-              <w:ind w:left="567" w:hanging="567"/>
-            </w:pPr>
-            <w:r>
-              <w:rPr>
-                <w:rFonts w:ascii="Consolas" w:hAnsi="Consolas" w:eastAsia="Consolas"/>
-                <w:b w:val="0"/>
-                <w:color w:val="5B6875"/>
-                <w:sz w:val="16"/>
-              </w:rPr>
-              <w:t xml:space="preserve">   1  </w:t>
-            </w:r>
-            <w:r>
-              <w:rPr>
-                <w:rFonts w:ascii="Consolas" w:hAnsi="Consolas" w:eastAsia="Consolas"/>
-                <w:b w:val="0"/>
-                <w:sz w:val="16"/>
-              </w:rPr>
-              <w:t>import torch</w:t>
-            </w:r>
-          </w:p>
-          <w:p>
-            <w:pPr>
-              <w:spacing w:before="0" w:after="0" w:line="240" w:lineRule="auto"/>
-              <w:ind w:left="567" w:hanging="567"/>
-            </w:pPr>
-            <w:r>
-              <w:rPr>
-                <w:rFonts w:ascii="Consolas" w:hAnsi="Consolas" w:eastAsia="Consolas"/>
-                <w:b w:val="0"/>
-                <w:color w:val="5B6875"/>
-                <w:sz w:val="16"/>
-              </w:rPr>
-              <w:t xml:space="preserve">   2  </w:t>
-            </w:r>
-            <w:r>
-              <w:rPr>
-                <w:rFonts w:ascii="Consolas" w:hAnsi="Consolas" w:eastAsia="Consolas"/>
-                <w:b w:val="0"/>
-                <w:sz w:val="16"/>
-              </w:rPr>
-              <w:t xml:space="preserve"> </w:t>
-            </w:r>
-          </w:p>
-          <w:p>
-            <w:pPr>
-              <w:spacing w:before="0" w:after="0" w:line="240" w:lineRule="auto"/>
-              <w:ind w:left="567" w:hanging="567"/>
-            </w:pPr>
-            <w:r>
-              <w:rPr>
-                <w:rFonts w:ascii="Consolas" w:hAnsi="Consolas" w:eastAsia="Consolas"/>
-                <w:b w:val="0"/>
-                <w:color w:val="5B6875"/>
-                <w:sz w:val="16"/>
-              </w:rPr>
-              <w:t xml:space="preserve">   3  </w:t>
-            </w:r>
-            <w:r>
-              <w:rPr>
-                <w:rFonts w:ascii="Consolas" w:hAnsi="Consolas" w:eastAsia="Consolas"/>
-                <w:b w:val="0"/>
-                <w:sz w:val="16"/>
-              </w:rPr>
-              <w:t>t = torch.ones(2)</w:t>
-            </w:r>
-          </w:p>
-          <w:p>
-            <w:pPr>
-              <w:spacing w:before="0" w:after="0" w:line="240" w:lineRule="auto"/>
-              <w:ind w:left="567" w:hanging="567"/>
-            </w:pPr>
-            <w:r>
-              <w:rPr>
-                <w:rFonts w:ascii="Consolas" w:hAnsi="Consolas" w:eastAsia="Consolas"/>
-                <w:b w:val="0"/>
-                <w:color w:val="5B6875"/>
-                <w:sz w:val="16"/>
-              </w:rPr>
-              <w:t xml:space="preserve">   4  </w:t>
-            </w:r>
-            <w:r>
-              <w:rPr>
-                <w:rFonts w:ascii="Consolas" w:hAnsi="Consolas" w:eastAsia="Consolas"/>
-                <w:b w:val="0"/>
-                <w:sz w:val="16"/>
-              </w:rPr>
-              <w:t>t.to("meta")</w:t>
-            </w:r>
-          </w:p>
-          <w:p>
-            <w:pPr>
-              <w:spacing w:before="0" w:after="0" w:line="240" w:lineRule="auto"/>
-              <w:ind w:left="567" w:hanging="567"/>
-            </w:pPr>
-            <w:r>
-              <w:rPr>
-                <w:rFonts w:ascii="Consolas" w:hAnsi="Consolas" w:eastAsia="Consolas"/>
-                <w:b w:val="0"/>
-                <w:color w:val="5B6875"/>
-                <w:sz w:val="16"/>
-              </w:rPr>
-              <w:t xml:space="preserve">   5  </w:t>
-            </w:r>
-            <w:r>
-              <w:rPr>
-                <w:rFonts w:ascii="Consolas" w:hAnsi="Consolas" w:eastAsia="Consolas"/>
-                <w:b w:val="0"/>
-                <w:sz w:val="16"/>
-              </w:rPr>
-              <w:t>model = torch.nn.Linear(2, 1)</w:t>
-            </w:r>
-          </w:p>
-          <w:p>
-            <w:pPr>
-              <w:spacing w:before="0" w:after="0" w:line="240" w:lineRule="auto"/>
-              <w:ind w:left="567" w:hanging="567"/>
-            </w:pPr>
-            <w:r>
-              <w:rPr>
-                <w:rFonts w:ascii="Consolas" w:hAnsi="Consolas" w:eastAsia="Consolas"/>
-                <w:b w:val="0"/>
-                <w:color w:val="5B6875"/>
-                <w:sz w:val="16"/>
-              </w:rPr>
-              <w:t xml:space="preserve">   6  </w:t>
-            </w:r>
-            <w:r>
-              <w:rPr>
-                <w:rFonts w:ascii="Consolas" w:hAnsi="Consolas" w:eastAsia="Consolas"/>
-                <w:b w:val="0"/>
-                <w:sz w:val="16"/>
-              </w:rPr>
-              <w:t>model.to("meta")</w:t>
-            </w:r>
-          </w:p>
-          <w:p>
-            <w:pPr>
-              <w:spacing w:before="0" w:after="0" w:line="240" w:lineRule="auto"/>
-              <w:ind w:left="567" w:hanging="567"/>
-            </w:pPr>
-            <w:r>
-              <w:rPr>
-                <w:rFonts w:ascii="Consolas" w:hAnsi="Consolas" w:eastAsia="Consolas"/>
-                <w:b w:val="0"/>
-                <w:color w:val="5B6875"/>
-                <w:sz w:val="16"/>
-              </w:rPr>
-              <w:t xml:space="preserve">   7  </w:t>
-            </w:r>
-            <w:r>
-              <w:rPr>
-                <w:rFonts w:ascii="Consolas" w:hAnsi="Consolas" w:eastAsia="Consolas"/>
-                <w:b w:val="0"/>
-                <w:sz w:val="16"/>
-              </w:rPr>
-              <w:t>print(t.device, next(model.parameters()).device)</w:t>
-            </w:r>
-          </w:p>
-        </w:tc>
-      </w:tr>
-    </w:tbl>
-    <w:p/>
     <w:p>
-      <w:pPr>
-        <w:pStyle w:val="Heading5"/>
-      </w:pPr>
-      <w:r>
-        <w:t>Exercise 3. Fill the gap (level 2)</w:t>
+      <w:r>
+        <w:rPr>
+          <w:b/>
+          <w:i w:val="0"/>
+        </w:rPr>
+        <w:t>What you need to know.</w:t>
       </w:r>
     </w:p>
     <w:p>
       <w:r>
         <w:rPr>
-          <w:b w:val="0"/>
-          <w:i w:val="0"/>
-        </w:rPr>
-        <w:t>Move a batch to the chosen device, and bring predictions back for NumPy.</w:t>
+          <w:rFonts w:ascii="Consolas" w:hAnsi="Consolas" w:eastAsia="Consolas"/>
+          <w:b w:val="0"/>
+          <w:sz w:val="19"/>
+        </w:rPr>
+        <w:t>torch.nn.Linear(n_in, n_out)</w:t>
+      </w:r>
+      <w:r>
+        <w:rPr>
+          <w:b w:val="0"/>
+          <w:i w:val="0"/>
+        </w:rPr>
+        <w:t xml:space="preserve"> is a layer with a weight matrix and a bias, both </w:t>
+      </w:r>
+      <w:r>
+        <w:rPr>
+          <w:b/>
+          <w:i w:val="0"/>
+        </w:rPr>
+        <w:t>parameters</w:t>
+      </w:r>
+      <w:r>
+        <w:rPr>
+          <w:b w:val="0"/>
+          <w:i w:val="0"/>
+        </w:rPr>
+        <w:t xml:space="preserve"> the model learns. </w:t>
+      </w:r>
+      <w:r>
+        <w:rPr>
+          <w:rFonts w:ascii="Consolas" w:hAnsi="Consolas" w:eastAsia="Consolas"/>
+          <w:b w:val="0"/>
+          <w:sz w:val="19"/>
+        </w:rPr>
+        <w:t>model.parameters()</w:t>
+      </w:r>
+      <w:r>
+        <w:rPr>
+          <w:b w:val="0"/>
+          <w:i w:val="0"/>
+        </w:rPr>
+        <w:t xml:space="preserve"> yields them, so </w:t>
+      </w:r>
+      <w:r>
+        <w:rPr>
+          <w:rFonts w:ascii="Consolas" w:hAnsi="Consolas" w:eastAsia="Consolas"/>
+          <w:b w:val="0"/>
+          <w:sz w:val="19"/>
+        </w:rPr>
+        <w:t>next(model.parameters())</w:t>
+      </w:r>
+      <w:r>
+        <w:rPr>
+          <w:b w:val="0"/>
+          <w:i w:val="0"/>
+        </w:rPr>
+        <w:t xml:space="preserve"> is the first one. Every tensor has a </w:t>
+      </w:r>
+      <w:r>
+        <w:rPr>
+          <w:rFonts w:ascii="Consolas" w:hAnsi="Consolas" w:eastAsia="Consolas"/>
+          <w:b w:val="0"/>
+          <w:sz w:val="19"/>
+        </w:rPr>
+        <w:t>.device</w:t>
+      </w:r>
+      <w:r>
+        <w:rPr>
+          <w:b w:val="0"/>
+          <w:i w:val="0"/>
+        </w:rPr>
+        <w:t xml:space="preserve"> saying where it lives, such as </w:t>
+      </w:r>
+      <w:r>
+        <w:rPr>
+          <w:rFonts w:ascii="Consolas" w:hAnsi="Consolas" w:eastAsia="Consolas"/>
+          <w:b w:val="0"/>
+          <w:sz w:val="19"/>
+        </w:rPr>
+        <w:t>cpu</w:t>
+      </w:r>
+      <w:r>
+        <w:rPr>
+          <w:b w:val="0"/>
+          <w:i w:val="0"/>
+        </w:rPr>
+        <w:t xml:space="preserve"> or </w:t>
+      </w:r>
+      <w:r>
+        <w:rPr>
+          <w:rFonts w:ascii="Consolas" w:hAnsi="Consolas" w:eastAsia="Consolas"/>
+          <w:b w:val="0"/>
+          <w:sz w:val="19"/>
+        </w:rPr>
+        <w:t>cuda:0</w:t>
+      </w:r>
+      <w:r>
+        <w:rPr>
+          <w:b w:val="0"/>
+          <w:i w:val="0"/>
+        </w:rPr>
+        <w:t>.</w:t>
       </w:r>
     </w:p>
     <w:tbl>
@@ -2176,7 +2094,7 @@
                 <w:b w:val="0"/>
                 <w:sz w:val="16"/>
               </w:rPr>
-              <w:t>x = x._____(1)(device)</w:t>
+              <w:t>layer = torch.nn.Linear(3, 2)</w:t>
             </w:r>
           </w:p>
           <w:p>
@@ -2199,7 +2117,30 @@
                 <w:b w:val="0"/>
                 <w:sz w:val="16"/>
               </w:rPr>
-              <w:t>preds = model(x).detach()._____(2)().numpy()</w:t>
+              <w:t>next(layer.parameters()).shape    # torch.Size([2, 3])</w:t>
+            </w:r>
+          </w:p>
+          <w:p>
+            <w:pPr>
+              <w:spacing w:before="0" w:after="0" w:line="240" w:lineRule="auto"/>
+              <w:ind w:left="567" w:hanging="567"/>
+            </w:pPr>
+            <w:r>
+              <w:rPr>
+                <w:rFonts w:ascii="Consolas" w:hAnsi="Consolas" w:eastAsia="Consolas"/>
+                <w:b w:val="0"/>
+                <w:color w:val="5B6875"/>
+                <w:sz w:val="16"/>
+              </w:rPr>
+              <w:t xml:space="preserve">   3  </w:t>
+            </w:r>
+            <w:r>
+              <w:rPr>
+                <w:rFonts w:ascii="Consolas" w:hAnsi="Consolas" w:eastAsia="Consolas"/>
+                <w:b w:val="0"/>
+                <w:sz w:val="16"/>
+              </w:rPr>
+              <w:t>next(layer.parameters()).device   # device(type='cpu')</w:t>
             </w:r>
           </w:p>
         </w:tc>
@@ -2207,182 +2148,20 @@
     </w:tbl>
     <w:p/>
     <w:p>
-      <w:pPr>
-        <w:pStyle w:val="Heading5"/>
-      </w:pPr>
-      <w:r>
-        <w:t>Exercise 4. Write the function (level 3)</w:t>
-      </w:r>
-    </w:p>
-    <w:p>
-      <w:r>
-        <w:rPr>
-          <w:b w:val="0"/>
-          <w:i w:val="0"/>
-        </w:rPr>
-        <w:t xml:space="preserve">Write </w:t>
-      </w:r>
       <w:r>
         <w:rPr>
           <w:rFonts w:ascii="Consolas" w:hAnsi="Consolas" w:eastAsia="Consolas"/>
           <w:b w:val="0"/>
           <w:sz w:val="19"/>
         </w:rPr>
-        <w:t>pick_device_name(prefer_gpu: bool, cuda_ok: bool, mps_ok: bool) -&gt; str</w:t>
-      </w:r>
-      <w:r>
-        <w:rPr>
-          <w:b w:val="0"/>
-          <w:i w:val="0"/>
-        </w:rPr>
-        <w:t xml:space="preserve"> that returns </w:t>
-      </w:r>
-      <w:r>
-        <w:rPr>
-          <w:rFonts w:ascii="Consolas" w:hAnsi="Consolas" w:eastAsia="Consolas"/>
-          <w:b w:val="0"/>
-          <w:sz w:val="19"/>
-        </w:rPr>
-        <w:t>"cuda"</w:t>
-      </w:r>
-      <w:r>
-        <w:rPr>
-          <w:b w:val="0"/>
-          <w:i w:val="0"/>
-        </w:rPr>
-        <w:t xml:space="preserve">, </w:t>
-      </w:r>
-      <w:r>
-        <w:rPr>
-          <w:rFonts w:ascii="Consolas" w:hAnsi="Consolas" w:eastAsia="Consolas"/>
-          <w:b w:val="0"/>
-          <w:sz w:val="19"/>
-        </w:rPr>
-        <w:t>"mps"</w:t>
-      </w:r>
-      <w:r>
-        <w:rPr>
-          <w:b w:val="0"/>
-          <w:i w:val="0"/>
-        </w:rPr>
-        <w:t xml:space="preserve"> or </w:t>
-      </w:r>
-      <w:r>
-        <w:rPr>
-          <w:rFonts w:ascii="Consolas" w:hAnsi="Consolas" w:eastAsia="Consolas"/>
-          <w:b w:val="0"/>
-          <w:sz w:val="19"/>
-        </w:rPr>
-        <w:t>"cpu"</w:t>
-      </w:r>
-      <w:r>
-        <w:rPr>
-          <w:b w:val="0"/>
-          <w:i w:val="0"/>
-        </w:rPr>
-        <w:t xml:space="preserve">: CUDA first, then MPS, then CPU, and always </w:t>
-      </w:r>
-      <w:r>
-        <w:rPr>
-          <w:rFonts w:ascii="Consolas" w:hAnsi="Consolas" w:eastAsia="Consolas"/>
-          <w:b w:val="0"/>
-          <w:sz w:val="19"/>
-        </w:rPr>
-        <w:t>"cpu"</w:t>
-      </w:r>
-      <w:r>
-        <w:rPr>
-          <w:b w:val="0"/>
-          <w:i w:val="0"/>
-        </w:rPr>
-        <w:t xml:space="preserve"> when </w:t>
-      </w:r>
-      <w:r>
-        <w:rPr>
-          <w:rFonts w:ascii="Consolas" w:hAnsi="Consolas" w:eastAsia="Consolas"/>
-          <w:b w:val="0"/>
-          <w:sz w:val="19"/>
-        </w:rPr>
-        <w:t>prefer_gpu</w:t>
-      </w:r>
-      <w:r>
-        <w:rPr>
-          <w:b w:val="0"/>
-          <w:i w:val="0"/>
-        </w:rPr>
-        <w:t xml:space="preserve"> is False. It takes availability as arguments so it runs and tests anywhere. The caller passes </w:t>
-      </w:r>
-      <w:r>
-        <w:rPr>
-          <w:rFonts w:ascii="Consolas" w:hAnsi="Consolas" w:eastAsia="Consolas"/>
-          <w:b w:val="0"/>
-          <w:sz w:val="19"/>
-        </w:rPr>
-        <w:t>torch.cuda.is_available()</w:t>
-      </w:r>
-      <w:r>
-        <w:rPr>
-          <w:b w:val="0"/>
-          <w:i w:val="0"/>
-        </w:rPr>
-        <w:t xml:space="preserve"> and </w:t>
-      </w:r>
-      <w:r>
-        <w:rPr>
-          <w:rFonts w:ascii="Consolas" w:hAnsi="Consolas" w:eastAsia="Consolas"/>
-          <w:b w:val="0"/>
-          <w:sz w:val="19"/>
-        </w:rPr>
-        <w:t>torch.backends.mps.is_available()</w:t>
-      </w:r>
-      <w:r>
-        <w:rPr>
-          <w:b w:val="0"/>
-          <w:i w:val="0"/>
-        </w:rPr>
-        <w:t>.</w:t>
-      </w:r>
-    </w:p>
-    <w:p>
-      <w:r>
-        <w:rPr>
-          <w:b w:val="0"/>
-          <w:i w:val="0"/>
-        </w:rPr>
-        <w:t>Your code must pass these checks:</w:t>
-      </w:r>
-    </w:p>
-    <w:p>
-      <w:pPr>
-        <w:pStyle w:val="ListBullet"/>
-      </w:pPr>
-      <w:r>
-        <w:rPr>
-          <w:b w:val="0"/>
-          <w:i w:val="0"/>
-        </w:rPr>
-        <w:t>Prefer CUDA, then MPS, then CPU.</w:t>
-      </w:r>
-    </w:p>
-    <w:p>
-      <w:pPr>
-        <w:pStyle w:val="ListBullet"/>
-      </w:pPr>
-      <w:r>
-        <w:rPr>
-          <w:b w:val="0"/>
-          <w:i w:val="0"/>
-        </w:rPr>
-        <w:t>prefer_gpu=False must always give cpu.</w:t>
-      </w:r>
-    </w:p>
-    <w:p>
-      <w:r>
-        <w:rPr>
-          <w:b w:val="0"/>
-          <w:i w:val="0"/>
-        </w:rPr>
-        <w:t>Shape of the answer. The reference solution defines these names. Write the bodies yourself.</w:t>
+        <w:t>torch.ones(2)</w:t>
+      </w:r>
+      <w:r>
+        <w:rPr>
+          <w:b w:val="0"/>
+          <w:i w:val="0"/>
+        </w:rPr>
+        <w:t xml:space="preserve"> is a tensor of two ones.</w:t>
       </w:r>
     </w:p>
     <w:tbl>
@@ -2420,7 +2199,7 @@
                 <w:b w:val="0"/>
                 <w:sz w:val="16"/>
               </w:rPr>
-              <w:t># Name of the device to use: cuda, then mps, then cpu.</w:t>
+              <w:t>import torch</w:t>
             </w:r>
           </w:p>
           <w:p>
@@ -2443,7 +2222,7 @@
                 <w:b w:val="0"/>
                 <w:sz w:val="16"/>
               </w:rPr>
-              <w:t>def pick_device_name(</w:t>
+              <w:t xml:space="preserve"> </w:t>
             </w:r>
           </w:p>
           <w:p>
@@ -2466,7 +2245,7 @@
                 <w:b w:val="0"/>
                 <w:sz w:val="16"/>
               </w:rPr>
-              <w:t xml:space="preserve">    prefer_gpu: bool,</w:t>
+              <w:t>t = torch.ones(2)</w:t>
             </w:r>
           </w:p>
           <w:p>
@@ -2489,7 +2268,7 @@
                 <w:b w:val="0"/>
                 <w:sz w:val="16"/>
               </w:rPr>
-              <w:t xml:space="preserve">    cuda_ok: bool,</w:t>
+              <w:t>t.to("meta")</w:t>
             </w:r>
           </w:p>
           <w:p>
@@ -2512,7 +2291,7 @@
                 <w:b w:val="0"/>
                 <w:sz w:val="16"/>
               </w:rPr>
-              <w:t xml:space="preserve">    mps_ok: bool,</w:t>
+              <w:t>model = torch.nn.Linear(2, 1)</w:t>
             </w:r>
           </w:p>
           <w:p>
@@ -2535,7 +2314,30 @@
                 <w:b w:val="0"/>
                 <w:sz w:val="16"/>
               </w:rPr>
-              <w:t>) -&gt; str: ...</w:t>
+              <w:t>model.to("meta")</w:t>
+            </w:r>
+          </w:p>
+          <w:p>
+            <w:pPr>
+              <w:spacing w:before="0" w:after="0" w:line="240" w:lineRule="auto"/>
+              <w:ind w:left="567" w:hanging="567"/>
+            </w:pPr>
+            <w:r>
+              <w:rPr>
+                <w:rFonts w:ascii="Consolas" w:hAnsi="Consolas" w:eastAsia="Consolas"/>
+                <w:b w:val="0"/>
+                <w:color w:val="5B6875"/>
+                <w:sz w:val="16"/>
+              </w:rPr>
+              <w:t xml:space="preserve">   7  </w:t>
+            </w:r>
+            <w:r>
+              <w:rPr>
+                <w:rFonts w:ascii="Consolas" w:hAnsi="Consolas" w:eastAsia="Consolas"/>
+                <w:b w:val="0"/>
+                <w:sz w:val="16"/>
+              </w:rPr>
+              <w:t>print(t.device, next(model.parameters()).device)</w:t>
             </w:r>
           </w:p>
         </w:tc>
@@ -2543,12 +2345,20 @@
     </w:tbl>
     <w:p/>
     <w:p>
-      <w:r>
-        <w:rPr>
-          <w:b w:val="0"/>
-          <w:i w:val="0"/>
-        </w:rPr>
-        <w:t>Starter code:</w:t>
+      <w:pPr>
+        <w:pStyle w:val="Heading5"/>
+      </w:pPr>
+      <w:r>
+        <w:t>Exercise 3. Fill the gap (level 2)</w:t>
+      </w:r>
+    </w:p>
+    <w:p>
+      <w:r>
+        <w:rPr>
+          <w:b w:val="0"/>
+          <w:i w:val="0"/>
+        </w:rPr>
+        <w:t>Move a batch to the chosen device, and bring predictions back for NumPy.</w:t>
       </w:r>
     </w:p>
     <w:tbl>
@@ -2586,7 +2396,7 @@
                 <w:b w:val="0"/>
                 <w:sz w:val="16"/>
               </w:rPr>
-              <w:t>def pick_device_name(prefer_gpu, cuda_ok, mps_ok):</w:t>
+              <w:t>x = x._____(1)(device)</w:t>
             </w:r>
           </w:p>
           <w:p>
@@ -2609,7 +2419,7 @@
                 <w:b w:val="0"/>
                 <w:sz w:val="16"/>
               </w:rPr>
-              <w:t xml:space="preserve">    return "cuda"</w:t>
+              <w:t>preds = model(x).detach()._____(2)().numpy()</w:t>
             </w:r>
           </w:p>
         </w:tc>
@@ -2621,7 +2431,7 @@
         <w:pStyle w:val="Heading5"/>
       </w:pPr>
       <w:r>
-        <w:t>Exercise 5. Spot the bug (level 4)</w:t>
+        <w:t>Exercise 4. Write the function (level 3)</w:t>
       </w:r>
     </w:p>
     <w:p>
@@ -2630,7 +2440,169 @@
           <w:b w:val="0"/>
           <w:i w:val="0"/>
         </w:rPr>
-        <w:t>Validation runs without errors on the CPU but raises "Expected all tensors to be on the same device" on the GPU. Tap the line that causes it.</w:t>
+        <w:t xml:space="preserve">Write </w:t>
+      </w:r>
+      <w:r>
+        <w:rPr>
+          <w:rFonts w:ascii="Consolas" w:hAnsi="Consolas" w:eastAsia="Consolas"/>
+          <w:b w:val="0"/>
+          <w:sz w:val="19"/>
+        </w:rPr>
+        <w:t>pick_device_name(prefer_gpu: bool, cuda_ok: bool, mps_ok: bool) -&gt; str</w:t>
+      </w:r>
+      <w:r>
+        <w:rPr>
+          <w:b w:val="0"/>
+          <w:i w:val="0"/>
+        </w:rPr>
+        <w:t xml:space="preserve"> that returns </w:t>
+      </w:r>
+      <w:r>
+        <w:rPr>
+          <w:rFonts w:ascii="Consolas" w:hAnsi="Consolas" w:eastAsia="Consolas"/>
+          <w:b w:val="0"/>
+          <w:sz w:val="19"/>
+        </w:rPr>
+        <w:t>"cuda"</w:t>
+      </w:r>
+      <w:r>
+        <w:rPr>
+          <w:b w:val="0"/>
+          <w:i w:val="0"/>
+        </w:rPr>
+        <w:t xml:space="preserve">, </w:t>
+      </w:r>
+      <w:r>
+        <w:rPr>
+          <w:rFonts w:ascii="Consolas" w:hAnsi="Consolas" w:eastAsia="Consolas"/>
+          <w:b w:val="0"/>
+          <w:sz w:val="19"/>
+        </w:rPr>
+        <w:t>"mps"</w:t>
+      </w:r>
+      <w:r>
+        <w:rPr>
+          <w:b w:val="0"/>
+          <w:i w:val="0"/>
+        </w:rPr>
+        <w:t xml:space="preserve"> or </w:t>
+      </w:r>
+      <w:r>
+        <w:rPr>
+          <w:rFonts w:ascii="Consolas" w:hAnsi="Consolas" w:eastAsia="Consolas"/>
+          <w:b w:val="0"/>
+          <w:sz w:val="19"/>
+        </w:rPr>
+        <w:t>"cpu"</w:t>
+      </w:r>
+      <w:r>
+        <w:rPr>
+          <w:b w:val="0"/>
+          <w:i w:val="0"/>
+        </w:rPr>
+        <w:t xml:space="preserve">: CUDA first, then MPS, then CPU, and always </w:t>
+      </w:r>
+      <w:r>
+        <w:rPr>
+          <w:rFonts w:ascii="Consolas" w:hAnsi="Consolas" w:eastAsia="Consolas"/>
+          <w:b w:val="0"/>
+          <w:sz w:val="19"/>
+        </w:rPr>
+        <w:t>"cpu"</w:t>
+      </w:r>
+      <w:r>
+        <w:rPr>
+          <w:b w:val="0"/>
+          <w:i w:val="0"/>
+        </w:rPr>
+        <w:t xml:space="preserve"> when </w:t>
+      </w:r>
+      <w:r>
+        <w:rPr>
+          <w:rFonts w:ascii="Consolas" w:hAnsi="Consolas" w:eastAsia="Consolas"/>
+          <w:b w:val="0"/>
+          <w:sz w:val="19"/>
+        </w:rPr>
+        <w:t>prefer_gpu</w:t>
+      </w:r>
+      <w:r>
+        <w:rPr>
+          <w:b w:val="0"/>
+          <w:i w:val="0"/>
+        </w:rPr>
+        <w:t xml:space="preserve"> is False. It takes availability as arguments so it runs and tests anywhere. The caller passes </w:t>
+      </w:r>
+      <w:r>
+        <w:rPr>
+          <w:rFonts w:ascii="Consolas" w:hAnsi="Consolas" w:eastAsia="Consolas"/>
+          <w:b w:val="0"/>
+          <w:sz w:val="19"/>
+        </w:rPr>
+        <w:t>torch.cuda.is_available()</w:t>
+      </w:r>
+      <w:r>
+        <w:rPr>
+          <w:b w:val="0"/>
+          <w:i w:val="0"/>
+        </w:rPr>
+        <w:t xml:space="preserve"> and </w:t>
+      </w:r>
+      <w:r>
+        <w:rPr>
+          <w:rFonts w:ascii="Consolas" w:hAnsi="Consolas" w:eastAsia="Consolas"/>
+          <w:b w:val="0"/>
+          <w:sz w:val="19"/>
+        </w:rPr>
+        <w:t>torch.backends.mps.is_available()</w:t>
+      </w:r>
+      <w:r>
+        <w:rPr>
+          <w:b w:val="0"/>
+          <w:i w:val="0"/>
+        </w:rPr>
+        <w:t>.</w:t>
+      </w:r>
+    </w:p>
+    <w:p>
+      <w:r>
+        <w:rPr>
+          <w:b w:val="0"/>
+          <w:i w:val="0"/>
+        </w:rPr>
+        <w:t>Your code must pass these checks:</w:t>
+      </w:r>
+    </w:p>
+    <w:p>
+      <w:pPr>
+        <w:pStyle w:val="ListBullet"/>
+      </w:pPr>
+      <w:r>
+        <w:rPr>
+          <w:b w:val="0"/>
+          <w:i w:val="0"/>
+        </w:rPr>
+        <w:t>Prefer CUDA, then MPS, then CPU.</w:t>
+      </w:r>
+    </w:p>
+    <w:p>
+      <w:pPr>
+        <w:pStyle w:val="ListBullet"/>
+      </w:pPr>
+      <w:r>
+        <w:rPr>
+          <w:b w:val="0"/>
+          <w:i w:val="0"/>
+        </w:rPr>
+        <w:t>prefer_gpu=False must always give cpu.</w:t>
+      </w:r>
+    </w:p>
+    <w:p>
+      <w:r>
+        <w:rPr>
+          <w:b w:val="0"/>
+          <w:i w:val="0"/>
+        </w:rPr>
+        <w:t>Shape of the answer. The reference solution defines these names. Write the bodies yourself.</w:t>
       </w:r>
     </w:p>
     <w:tbl>
@@ -2668,7 +2640,7 @@
                 <w:b w:val="0"/>
                 <w:sz w:val="16"/>
               </w:rPr>
-              <w:t>from collections.abc import Iterable</w:t>
+              <w:t># Name of the device to use: cuda, then mps, then cpu.</w:t>
             </w:r>
           </w:p>
           <w:p>
@@ -2691,7 +2663,7 @@
                 <w:b w:val="0"/>
                 <w:sz w:val="16"/>
               </w:rPr>
-              <w:t xml:space="preserve"> </w:t>
+              <w:t>def pick_device_name(</w:t>
             </w:r>
           </w:p>
           <w:p>
@@ -2714,7 +2686,7 @@
                 <w:b w:val="0"/>
                 <w:sz w:val="16"/>
               </w:rPr>
-              <w:t>import torch</w:t>
+              <w:t xml:space="preserve">    prefer_gpu: bool,</w:t>
             </w:r>
           </w:p>
           <w:p>
@@ -2737,7 +2709,7 @@
                 <w:b w:val="0"/>
                 <w:sz w:val="16"/>
               </w:rPr>
-              <w:t xml:space="preserve"> </w:t>
+              <w:t xml:space="preserve">    cuda_ok: bool,</w:t>
             </w:r>
           </w:p>
           <w:p>
@@ -2760,7 +2732,7 @@
                 <w:b w:val="0"/>
                 <w:sz w:val="16"/>
               </w:rPr>
-              <w:t xml:space="preserve"> </w:t>
+              <w:t xml:space="preserve">    mps_ok: bool,</w:t>
             </w:r>
           </w:p>
           <w:p>
@@ -2783,237 +2755,7 @@
                 <w:b w:val="0"/>
                 <w:sz w:val="16"/>
               </w:rPr>
-              <w:t>def validate(model: torch.nn.Module, loader: Iterable[tuple[torch.Tensor, torch.Tensor]], device: torch.device) -&gt; float:</w:t>
-            </w:r>
-          </w:p>
-          <w:p>
-            <w:pPr>
-              <w:spacing w:before="0" w:after="0" w:line="240" w:lineRule="auto"/>
-              <w:ind w:left="567" w:hanging="567"/>
-            </w:pPr>
-            <w:r>
-              <w:rPr>
-                <w:rFonts w:ascii="Consolas" w:hAnsi="Consolas" w:eastAsia="Consolas"/>
-                <w:b w:val="0"/>
-                <w:color w:val="5B6875"/>
-                <w:sz w:val="16"/>
-              </w:rPr>
-              <w:t xml:space="preserve">   7  </w:t>
-            </w:r>
-            <w:r>
-              <w:rPr>
-                <w:rFonts w:ascii="Consolas" w:hAnsi="Consolas" w:eastAsia="Consolas"/>
-                <w:b w:val="0"/>
-                <w:sz w:val="16"/>
-              </w:rPr>
-              <w:t xml:space="preserve">    """Accuracy on the validation loader."""</w:t>
-            </w:r>
-          </w:p>
-          <w:p>
-            <w:pPr>
-              <w:spacing w:before="0" w:after="0" w:line="240" w:lineRule="auto"/>
-              <w:ind w:left="567" w:hanging="567"/>
-            </w:pPr>
-            <w:r>
-              <w:rPr>
-                <w:rFonts w:ascii="Consolas" w:hAnsi="Consolas" w:eastAsia="Consolas"/>
-                <w:b w:val="0"/>
-                <w:color w:val="5B6875"/>
-                <w:sz w:val="16"/>
-              </w:rPr>
-              <w:t xml:space="preserve">   8  </w:t>
-            </w:r>
-            <w:r>
-              <w:rPr>
-                <w:rFonts w:ascii="Consolas" w:hAnsi="Consolas" w:eastAsia="Consolas"/>
-                <w:b w:val="0"/>
-                <w:sz w:val="16"/>
-              </w:rPr>
-              <w:t xml:space="preserve">    model.eval()</w:t>
-            </w:r>
-          </w:p>
-          <w:p>
-            <w:pPr>
-              <w:spacing w:before="0" w:after="0" w:line="240" w:lineRule="auto"/>
-              <w:ind w:left="567" w:hanging="567"/>
-            </w:pPr>
-            <w:r>
-              <w:rPr>
-                <w:rFonts w:ascii="Consolas" w:hAnsi="Consolas" w:eastAsia="Consolas"/>
-                <w:b w:val="0"/>
-                <w:color w:val="5B6875"/>
-                <w:sz w:val="16"/>
-              </w:rPr>
-              <w:t xml:space="preserve">   9  </w:t>
-            </w:r>
-            <w:r>
-              <w:rPr>
-                <w:rFonts w:ascii="Consolas" w:hAnsi="Consolas" w:eastAsia="Consolas"/>
-                <w:b w:val="0"/>
-                <w:sz w:val="16"/>
-              </w:rPr>
-              <w:t xml:space="preserve">    correct, total = 0, 0</w:t>
-            </w:r>
-          </w:p>
-          <w:p>
-            <w:pPr>
-              <w:spacing w:before="0" w:after="0" w:line="240" w:lineRule="auto"/>
-              <w:ind w:left="567" w:hanging="567"/>
-            </w:pPr>
-            <w:r>
-              <w:rPr>
-                <w:rFonts w:ascii="Consolas" w:hAnsi="Consolas" w:eastAsia="Consolas"/>
-                <w:b w:val="0"/>
-                <w:color w:val="5B6875"/>
-                <w:sz w:val="16"/>
-              </w:rPr>
-              <w:t xml:space="preserve">  10  </w:t>
-            </w:r>
-            <w:r>
-              <w:rPr>
-                <w:rFonts w:ascii="Consolas" w:hAnsi="Consolas" w:eastAsia="Consolas"/>
-                <w:b w:val="0"/>
-                <w:sz w:val="16"/>
-              </w:rPr>
-              <w:t xml:space="preserve">    with torch.inference_mode():</w:t>
-            </w:r>
-          </w:p>
-          <w:p>
-            <w:pPr>
-              <w:spacing w:before="0" w:after="0" w:line="240" w:lineRule="auto"/>
-              <w:ind w:left="567" w:hanging="567"/>
-            </w:pPr>
-            <w:r>
-              <w:rPr>
-                <w:rFonts w:ascii="Consolas" w:hAnsi="Consolas" w:eastAsia="Consolas"/>
-                <w:b w:val="0"/>
-                <w:color w:val="5B6875"/>
-                <w:sz w:val="16"/>
-              </w:rPr>
-              <w:t xml:space="preserve">  11  </w:t>
-            </w:r>
-            <w:r>
-              <w:rPr>
-                <w:rFonts w:ascii="Consolas" w:hAnsi="Consolas" w:eastAsia="Consolas"/>
-                <w:b w:val="0"/>
-                <w:sz w:val="16"/>
-              </w:rPr>
-              <w:t xml:space="preserve">        for x, y in loader:</w:t>
-            </w:r>
-          </w:p>
-          <w:p>
-            <w:pPr>
-              <w:spacing w:before="0" w:after="0" w:line="240" w:lineRule="auto"/>
-              <w:ind w:left="567" w:hanging="567"/>
-            </w:pPr>
-            <w:r>
-              <w:rPr>
-                <w:rFonts w:ascii="Consolas" w:hAnsi="Consolas" w:eastAsia="Consolas"/>
-                <w:b w:val="0"/>
-                <w:color w:val="5B6875"/>
-                <w:sz w:val="16"/>
-              </w:rPr>
-              <w:t xml:space="preserve">  12  </w:t>
-            </w:r>
-            <w:r>
-              <w:rPr>
-                <w:rFonts w:ascii="Consolas" w:hAnsi="Consolas" w:eastAsia="Consolas"/>
-                <w:b w:val="0"/>
-                <w:sz w:val="16"/>
-              </w:rPr>
-              <w:t xml:space="preserve">            x.to(device)</w:t>
-            </w:r>
-          </w:p>
-          <w:p>
-            <w:pPr>
-              <w:spacing w:before="0" w:after="0" w:line="240" w:lineRule="auto"/>
-              <w:ind w:left="567" w:hanging="567"/>
-            </w:pPr>
-            <w:r>
-              <w:rPr>
-                <w:rFonts w:ascii="Consolas" w:hAnsi="Consolas" w:eastAsia="Consolas"/>
-                <w:b w:val="0"/>
-                <w:color w:val="5B6875"/>
-                <w:sz w:val="16"/>
-              </w:rPr>
-              <w:t xml:space="preserve">  13  </w:t>
-            </w:r>
-            <w:r>
-              <w:rPr>
-                <w:rFonts w:ascii="Consolas" w:hAnsi="Consolas" w:eastAsia="Consolas"/>
-                <w:b w:val="0"/>
-                <w:sz w:val="16"/>
-              </w:rPr>
-              <w:t xml:space="preserve">            preds = model(x).argmax(dim=1)</w:t>
-            </w:r>
-          </w:p>
-          <w:p>
-            <w:pPr>
-              <w:spacing w:before="0" w:after="0" w:line="240" w:lineRule="auto"/>
-              <w:ind w:left="567" w:hanging="567"/>
-            </w:pPr>
-            <w:r>
-              <w:rPr>
-                <w:rFonts w:ascii="Consolas" w:hAnsi="Consolas" w:eastAsia="Consolas"/>
-                <w:b w:val="0"/>
-                <w:color w:val="5B6875"/>
-                <w:sz w:val="16"/>
-              </w:rPr>
-              <w:t xml:space="preserve">  14  </w:t>
-            </w:r>
-            <w:r>
-              <w:rPr>
-                <w:rFonts w:ascii="Consolas" w:hAnsi="Consolas" w:eastAsia="Consolas"/>
-                <w:b w:val="0"/>
-                <w:sz w:val="16"/>
-              </w:rPr>
-              <w:t xml:space="preserve">            correct += int((preds.cpu() == y).sum())</w:t>
-            </w:r>
-          </w:p>
-          <w:p>
-            <w:pPr>
-              <w:spacing w:before="0" w:after="0" w:line="240" w:lineRule="auto"/>
-              <w:ind w:left="567" w:hanging="567"/>
-            </w:pPr>
-            <w:r>
-              <w:rPr>
-                <w:rFonts w:ascii="Consolas" w:hAnsi="Consolas" w:eastAsia="Consolas"/>
-                <w:b w:val="0"/>
-                <w:color w:val="5B6875"/>
-                <w:sz w:val="16"/>
-              </w:rPr>
-              <w:t xml:space="preserve">  15  </w:t>
-            </w:r>
-            <w:r>
-              <w:rPr>
-                <w:rFonts w:ascii="Consolas" w:hAnsi="Consolas" w:eastAsia="Consolas"/>
-                <w:b w:val="0"/>
-                <w:sz w:val="16"/>
-              </w:rPr>
-              <w:t xml:space="preserve">            total += len(y)</w:t>
-            </w:r>
-          </w:p>
-          <w:p>
-            <w:pPr>
-              <w:spacing w:before="0" w:after="0" w:line="240" w:lineRule="auto"/>
-              <w:ind w:left="567" w:hanging="567"/>
-            </w:pPr>
-            <w:r>
-              <w:rPr>
-                <w:rFonts w:ascii="Consolas" w:hAnsi="Consolas" w:eastAsia="Consolas"/>
-                <w:b w:val="0"/>
-                <w:color w:val="5B6875"/>
-                <w:sz w:val="16"/>
-              </w:rPr>
-              <w:t xml:space="preserve">  16  </w:t>
-            </w:r>
-            <w:r>
-              <w:rPr>
-                <w:rFonts w:ascii="Consolas" w:hAnsi="Consolas" w:eastAsia="Consolas"/>
-                <w:b w:val="0"/>
-                <w:sz w:val="16"/>
-              </w:rPr>
-              <w:t xml:space="preserve">    return correct / total if total &gt; 0 else float("nan")</w:t>
+              <w:t>) -&gt; str: ...</w:t>
             </w:r>
           </w:p>
         </w:tc>
@@ -3024,54 +2766,9 @@
       <w:r>
         <w:rPr>
           <w:b w:val="0"/>
-          <w:i/>
-        </w:rPr>
-        <w:t>Write down the line number of the bug. Then write the fix.</w:t>
-      </w:r>
-    </w:p>
-    <w:p>
-      <w:pPr>
-        <w:pStyle w:val="Heading4"/>
-      </w:pPr>
-      <w:r>
-        <w:t>Sources</w:t>
-      </w:r>
-    </w:p>
-    <w:p>
-      <w:pPr>
-        <w:pStyle w:val="ListBullet"/>
-      </w:pPr>
-      <w:r>
-        <w:rPr>
-          <w:b w:val="0"/>
-          <w:i w:val="0"/>
-        </w:rPr>
-        <w:t>In PyTorch 2.14, Tensor.to returns a new tensor and leaves the original unchanged; Module.to moves parameters in place and returns the same module; mixing devices raises RuntimeError. (verified: Run with torch 2.14.0 (CPU) in a scratch environment for this repository, using the meta device.)</w:t>
-      </w:r>
-    </w:p>
-    <w:p>
-      <w:pPr>
-        <w:pStyle w:val="Heading3"/>
-      </w:pPr>
-      <w:r>
-        <w:t>B16-L2 A training loop that does what you think</w:t>
-      </w:r>
-    </w:p>
-    <w:p>
-      <w:pPr>
-        <w:pStyle w:val="Heading4"/>
-      </w:pPr>
-      <w:r>
-        <w:t>Concept</w:t>
-      </w:r>
-    </w:p>
-    <w:p>
-      <w:r>
-        <w:rPr>
-          <w:b w:val="0"/>
-          <w:i w:val="0"/>
-        </w:rPr>
-        <w:t>PyTorch leaves the training loop to you. That gives control, and five ways to get it silently wrong. The standard loop, PyTorch 2.14:</w:t>
+          <w:i w:val="0"/>
+        </w:rPr>
+        <w:t>Starter code:</w:t>
       </w:r>
     </w:p>
     <w:tbl>
@@ -3109,7 +2806,7 @@
                 <w:b w:val="0"/>
                 <w:sz w:val="16"/>
               </w:rPr>
-              <w:t>for epoch in range(max_epochs):</w:t>
+              <w:t>def pick_device_name(prefer_gpu, cuda_ok, mps_ok):</w:t>
             </w:r>
           </w:p>
           <w:p>
@@ -3132,168 +2829,7 @@
                 <w:b w:val="0"/>
                 <w:sz w:val="16"/>
               </w:rPr>
-              <w:t xml:space="preserve">    model.train()</w:t>
-            </w:r>
-          </w:p>
-          <w:p>
-            <w:pPr>
-              <w:spacing w:before="0" w:after="0" w:line="240" w:lineRule="auto"/>
-              <w:ind w:left="567" w:hanging="567"/>
-            </w:pPr>
-            <w:r>
-              <w:rPr>
-                <w:rFonts w:ascii="Consolas" w:hAnsi="Consolas" w:eastAsia="Consolas"/>
-                <w:b w:val="0"/>
-                <w:color w:val="5B6875"/>
-                <w:sz w:val="16"/>
-              </w:rPr>
-              <w:t xml:space="preserve">   3  </w:t>
-            </w:r>
-            <w:r>
-              <w:rPr>
-                <w:rFonts w:ascii="Consolas" w:hAnsi="Consolas" w:eastAsia="Consolas"/>
-                <w:b w:val="0"/>
-                <w:sz w:val="16"/>
-              </w:rPr>
-              <w:t xml:space="preserve">    for x, y in train_loader:</w:t>
-            </w:r>
-          </w:p>
-          <w:p>
-            <w:pPr>
-              <w:spacing w:before="0" w:after="0" w:line="240" w:lineRule="auto"/>
-              <w:ind w:left="567" w:hanging="567"/>
-            </w:pPr>
-            <w:r>
-              <w:rPr>
-                <w:rFonts w:ascii="Consolas" w:hAnsi="Consolas" w:eastAsia="Consolas"/>
-                <w:b w:val="0"/>
-                <w:color w:val="5B6875"/>
-                <w:sz w:val="16"/>
-              </w:rPr>
-              <w:t xml:space="preserve">   4  </w:t>
-            </w:r>
-            <w:r>
-              <w:rPr>
-                <w:rFonts w:ascii="Consolas" w:hAnsi="Consolas" w:eastAsia="Consolas"/>
-                <w:b w:val="0"/>
-                <w:sz w:val="16"/>
-              </w:rPr>
-              <w:t xml:space="preserve">        x, y = x.to(device), y.to(device)</w:t>
-            </w:r>
-          </w:p>
-          <w:p>
-            <w:pPr>
-              <w:spacing w:before="0" w:after="0" w:line="240" w:lineRule="auto"/>
-              <w:ind w:left="567" w:hanging="567"/>
-            </w:pPr>
-            <w:r>
-              <w:rPr>
-                <w:rFonts w:ascii="Consolas" w:hAnsi="Consolas" w:eastAsia="Consolas"/>
-                <w:b w:val="0"/>
-                <w:color w:val="5B6875"/>
-                <w:sz w:val="16"/>
-              </w:rPr>
-              <w:t xml:space="preserve">   5  </w:t>
-            </w:r>
-            <w:r>
-              <w:rPr>
-                <w:rFonts w:ascii="Consolas" w:hAnsi="Consolas" w:eastAsia="Consolas"/>
-                <w:b w:val="0"/>
-                <w:sz w:val="16"/>
-              </w:rPr>
-              <w:t xml:space="preserve">        optimizer.zero_grad()</w:t>
-            </w:r>
-          </w:p>
-          <w:p>
-            <w:pPr>
-              <w:spacing w:before="0" w:after="0" w:line="240" w:lineRule="auto"/>
-              <w:ind w:left="567" w:hanging="567"/>
-            </w:pPr>
-            <w:r>
-              <w:rPr>
-                <w:rFonts w:ascii="Consolas" w:hAnsi="Consolas" w:eastAsia="Consolas"/>
-                <w:b w:val="0"/>
-                <w:color w:val="5B6875"/>
-                <w:sz w:val="16"/>
-              </w:rPr>
-              <w:t xml:space="preserve">   6  </w:t>
-            </w:r>
-            <w:r>
-              <w:rPr>
-                <w:rFonts w:ascii="Consolas" w:hAnsi="Consolas" w:eastAsia="Consolas"/>
-                <w:b w:val="0"/>
-                <w:sz w:val="16"/>
-              </w:rPr>
-              <w:t xml:space="preserve">        loss = loss_fn(model(x), y)</w:t>
-            </w:r>
-          </w:p>
-          <w:p>
-            <w:pPr>
-              <w:spacing w:before="0" w:after="0" w:line="240" w:lineRule="auto"/>
-              <w:ind w:left="567" w:hanging="567"/>
-            </w:pPr>
-            <w:r>
-              <w:rPr>
-                <w:rFonts w:ascii="Consolas" w:hAnsi="Consolas" w:eastAsia="Consolas"/>
-                <w:b w:val="0"/>
-                <w:color w:val="5B6875"/>
-                <w:sz w:val="16"/>
-              </w:rPr>
-              <w:t xml:space="preserve">   7  </w:t>
-            </w:r>
-            <w:r>
-              <w:rPr>
-                <w:rFonts w:ascii="Consolas" w:hAnsi="Consolas" w:eastAsia="Consolas"/>
-                <w:b w:val="0"/>
-                <w:sz w:val="16"/>
-              </w:rPr>
-              <w:t xml:space="preserve">        loss.backward()</w:t>
-            </w:r>
-          </w:p>
-          <w:p>
-            <w:pPr>
-              <w:spacing w:before="0" w:after="0" w:line="240" w:lineRule="auto"/>
-              <w:ind w:left="567" w:hanging="567"/>
-            </w:pPr>
-            <w:r>
-              <w:rPr>
-                <w:rFonts w:ascii="Consolas" w:hAnsi="Consolas" w:eastAsia="Consolas"/>
-                <w:b w:val="0"/>
-                <w:color w:val="5B6875"/>
-                <w:sz w:val="16"/>
-              </w:rPr>
-              <w:t xml:space="preserve">   8  </w:t>
-            </w:r>
-            <w:r>
-              <w:rPr>
-                <w:rFonts w:ascii="Consolas" w:hAnsi="Consolas" w:eastAsia="Consolas"/>
-                <w:b w:val="0"/>
-                <w:sz w:val="16"/>
-              </w:rPr>
-              <w:t xml:space="preserve">        optimizer.step()</w:t>
-            </w:r>
-          </w:p>
-          <w:p>
-            <w:pPr>
-              <w:spacing w:before="0" w:after="0" w:line="240" w:lineRule="auto"/>
-              <w:ind w:left="567" w:hanging="567"/>
-            </w:pPr>
-            <w:r>
-              <w:rPr>
-                <w:rFonts w:ascii="Consolas" w:hAnsi="Consolas" w:eastAsia="Consolas"/>
-                <w:b w:val="0"/>
-                <w:color w:val="5B6875"/>
-                <w:sz w:val="16"/>
-              </w:rPr>
-              <w:t xml:space="preserve">   9  </w:t>
-            </w:r>
-            <w:r>
-              <w:rPr>
-                <w:rFonts w:ascii="Consolas" w:hAnsi="Consolas" w:eastAsia="Consolas"/>
-                <w:b w:val="0"/>
-                <w:sz w:val="16"/>
-              </w:rPr>
-              <w:t xml:space="preserve">    val_loss = evaluate(model, val_loader, loss_fn, device)   # model.eval() + torch.inference_mode()</w:t>
+              <w:t xml:space="preserve">    return "cuda"</w:t>
             </w:r>
           </w:p>
         </w:tc>
@@ -3301,151 +2837,46 @@
     </w:tbl>
     <w:p/>
     <w:p>
-      <w:r>
-        <w:rPr>
-          <w:b w:val="0"/>
-          <w:i w:val="0"/>
-        </w:rPr>
-        <w:t>The five traps:</w:t>
+      <w:pPr>
+        <w:pStyle w:val="Heading5"/>
+      </w:pPr>
+      <w:r>
+        <w:t>Exercise 5. Spot the bug (level 4)</w:t>
       </w:r>
     </w:p>
     <w:p>
-      <w:pPr>
-        <w:pStyle w:val="ListNumber"/>
-      </w:pPr>
-      <w:r>
-        <w:rPr>
-          <w:b/>
-          <w:i w:val="0"/>
-        </w:rPr>
-        <w:t xml:space="preserve">Missing </w:t>
-      </w:r>
-      <w:r>
-        <w:rPr>
-          <w:rFonts w:ascii="Consolas" w:hAnsi="Consolas" w:eastAsia="Consolas"/>
-          <w:b w:val="0"/>
-          <w:sz w:val="19"/>
-        </w:rPr>
-        <w:t>optimizer.zero_grad()</w:t>
-      </w:r>
-      <w:r>
-        <w:rPr>
-          <w:b/>
-          <w:i w:val="0"/>
-        </w:rPr>
-        <w:t>.</w:t>
-      </w:r>
-      <w:r>
-        <w:rPr>
-          <w:b w:val="0"/>
-          <w:i w:val="0"/>
-        </w:rPr>
-        <w:t xml:space="preserve"> Gradients </w:t>
-      </w:r>
-      <w:r>
-        <w:rPr>
-          <w:b/>
-          <w:i w:val="0"/>
-        </w:rPr>
-        <w:t>add up</w:t>
-      </w:r>
-      <w:r>
-        <w:rPr>
-          <w:b w:val="0"/>
-          <w:i w:val="0"/>
-        </w:rPr>
-        <w:t xml:space="preserve"> across </w:t>
-      </w:r>
-      <w:r>
-        <w:rPr>
-          <w:rFonts w:ascii="Consolas" w:hAnsi="Consolas" w:eastAsia="Consolas"/>
-          <w:b w:val="0"/>
-          <w:sz w:val="19"/>
-        </w:rPr>
-        <w:t>backward()</w:t>
-      </w:r>
-      <w:r>
-        <w:rPr>
-          <w:b w:val="0"/>
-          <w:i w:val="0"/>
-        </w:rPr>
-        <w:t xml:space="preserve"> calls. In this course's build, three backward passes on </w:t>
-      </w:r>
-      <w:r>
-        <w:rPr>
-          <w:rFonts w:ascii="Consolas" w:hAnsi="Consolas" w:eastAsia="Consolas"/>
-          <w:b w:val="0"/>
-          <w:sz w:val="19"/>
-        </w:rPr>
-        <w:t>2 * w</w:t>
-      </w:r>
-      <w:r>
-        <w:rPr>
-          <w:b w:val="0"/>
-          <w:i w:val="0"/>
-        </w:rPr>
-        <w:t xml:space="preserve"> left a gradient of 6.0 instead of 2.0. Training still runs, with steps that grow each batch.</w:t>
+      <w:r>
+        <w:rPr>
+          <w:b w:val="0"/>
+          <w:i w:val="0"/>
+        </w:rPr>
+        <w:t>Validation runs without errors on the CPU but raises "Expected all tensors to be on the same device" on the GPU. Tap the line that causes it.</w:t>
       </w:r>
     </w:p>
     <w:p>
-      <w:pPr>
-        <w:pStyle w:val="ListNumber"/>
-      </w:pPr>
       <w:r>
         <w:rPr>
           <w:b/>
           <w:i w:val="0"/>
         </w:rPr>
-        <w:t xml:space="preserve">Missing </w:t>
-      </w:r>
-      <w:r>
-        <w:rPr>
-          <w:rFonts w:ascii="Consolas" w:hAnsi="Consolas" w:eastAsia="Consolas"/>
-          <w:b w:val="0"/>
-          <w:sz w:val="19"/>
-        </w:rPr>
-        <w:t>model.eval()</w:t>
-      </w:r>
-      <w:r>
-        <w:rPr>
-          <w:b/>
-          <w:i w:val="0"/>
-        </w:rPr>
-        <w:t xml:space="preserve"> for validation.</w:t>
-      </w:r>
-      <w:r>
-        <w:rPr>
-          <w:b w:val="0"/>
-          <w:i w:val="0"/>
-        </w:rPr>
-        <w:t xml:space="preserve"> Dropout stays active and batch norm keeps updating its statistics. Two predictions for the same input differed in train mode and matched in eval mode.</w:t>
+        <w:t>What you need to know.</w:t>
       </w:r>
     </w:p>
     <w:p>
-      <w:pPr>
-        <w:pStyle w:val="ListNumber"/>
-      </w:pPr>
-      <w:r>
-        <w:rPr>
-          <w:b/>
-          <w:i w:val="0"/>
-        </w:rPr>
-        <w:t xml:space="preserve">Missing </w:t>
-      </w:r>
       <w:r>
         <w:rPr>
           <w:rFonts w:ascii="Consolas" w:hAnsi="Consolas" w:eastAsia="Consolas"/>
           <w:b w:val="0"/>
           <w:sz w:val="19"/>
         </w:rPr>
-        <w:t>torch.inference_mode()</w:t>
-      </w:r>
-      <w:r>
-        <w:rPr>
-          <w:b w:val="0"/>
-          <w:i w:val="0"/>
-        </w:rPr>
-        <w:t xml:space="preserve"> (or </w:t>
+        <w:t>with torch.inference_mode():</w:t>
+      </w:r>
+      <w:r>
+        <w:rPr>
+          <w:b w:val="0"/>
+          <w:i w:val="0"/>
+        </w:rPr>
+        <w:t xml:space="preserve"> runs the block without tracking gradients. Evaluation needs no gradients, so this saves memory and time. </w:t>
       </w:r>
       <w:r>
         <w:rPr>
@@ -3453,266 +2884,31 @@
           <w:b w:val="0"/>
           <w:sz w:val="19"/>
         </w:rPr>
-        <w:t>torch.no_grad()</w:t>
-      </w:r>
-      <w:r>
-        <w:rPr>
-          <w:b w:val="0"/>
-          <w:i w:val="0"/>
-        </w:rPr>
-        <w:t>) during validation. PyTorch builds a graph it never uses, wasting memory.</w:t>
+        <w:t>model.eval()</w:t>
+      </w:r>
+      <w:r>
+        <w:rPr>
+          <w:b w:val="0"/>
+          <w:i w:val="0"/>
+        </w:rPr>
+        <w:t xml:space="preserve"> switches layers such as dropout to evaluation behaviour.</w:t>
       </w:r>
     </w:p>
     <w:p>
-      <w:pPr>
-        <w:pStyle w:val="ListNumber"/>
-      </w:pPr>
-      <w:r>
-        <w:rPr>
-          <w:b/>
-          <w:i w:val="0"/>
-        </w:rPr>
-        <w:t xml:space="preserve">Softmax before </w:t>
-      </w:r>
       <w:r>
         <w:rPr>
           <w:rFonts w:ascii="Consolas" w:hAnsi="Consolas" w:eastAsia="Consolas"/>
           <w:b w:val="0"/>
           <w:sz w:val="19"/>
         </w:rPr>
-        <w:t>CrossEntropyLoss</w:t>
-      </w:r>
-      <w:r>
-        <w:rPr>
-          <w:b/>
-          <w:i w:val="0"/>
-        </w:rPr>
-        <w:t>.</w:t>
-      </w:r>
-      <w:r>
-        <w:rPr>
-          <w:b w:val="0"/>
-          <w:i w:val="0"/>
-        </w:rPr>
-        <w:t xml:space="preserve"> The loss applies log-softmax itself and expects raw </w:t>
-      </w:r>
-      <w:r>
-        <w:rPr>
-          <w:b/>
-          <w:i w:val="0"/>
-        </w:rPr>
-        <w:t>logits</w:t>
-      </w:r>
-      <w:r>
-        <w:rPr>
-          <w:b w:val="0"/>
-          <w:i w:val="0"/>
-        </w:rPr>
-        <w:t xml:space="preserve">. For logits </w:t>
-      </w:r>
-      <w:r>
-        <w:rPr>
-          <w:rFonts w:ascii="Consolas" w:hAnsi="Consolas" w:eastAsia="Consolas"/>
-          <w:b w:val="0"/>
-          <w:sz w:val="19"/>
-        </w:rPr>
-        <w:t>[2.0, 0.5]</w:t>
-      </w:r>
-      <w:r>
-        <w:rPr>
-          <w:b w:val="0"/>
-          <w:i w:val="0"/>
-        </w:rPr>
-        <w:t xml:space="preserve"> and class 0, the correct loss is 0.2014. Passing softmax outputs gave 0.4252, a different loss with weaker gradients.</w:t>
-      </w:r>
-    </w:p>
-    <w:p>
-      <w:pPr>
-        <w:pStyle w:val="ListNumber"/>
-      </w:pPr>
-      <w:r>
-        <w:rPr>
-          <w:b/>
-          <w:i w:val="0"/>
-        </w:rPr>
-        <w:t>Summing loss tensors for logging.</w:t>
-      </w:r>
-      <w:r>
-        <w:rPr>
-          <w:b w:val="0"/>
-          <w:i w:val="0"/>
-        </w:rPr>
-        <w:t xml:space="preserve"> </w:t>
-      </w:r>
-      <w:r>
-        <w:rPr>
-          <w:rFonts w:ascii="Consolas" w:hAnsi="Consolas" w:eastAsia="Consolas"/>
-          <w:b w:val="0"/>
-          <w:sz w:val="19"/>
-        </w:rPr>
-        <w:t>total += loss</w:t>
-      </w:r>
-      <w:r>
-        <w:rPr>
-          <w:b w:val="0"/>
-          <w:i w:val="0"/>
-        </w:rPr>
-        <w:t xml:space="preserve"> keeps every batch's graph alive, and memory grows each step. Use </w:t>
-      </w:r>
-      <w:r>
-        <w:rPr>
-          <w:rFonts w:ascii="Consolas" w:hAnsi="Consolas" w:eastAsia="Consolas"/>
-          <w:b w:val="0"/>
-          <w:sz w:val="19"/>
-        </w:rPr>
-        <w:t>total += loss.item()</w:t>
-      </w:r>
-      <w:r>
-        <w:rPr>
-          <w:b w:val="0"/>
-          <w:i w:val="0"/>
-        </w:rPr>
-        <w:t>.</w:t>
-      </w:r>
-    </w:p>
-    <w:p>
-      <w:r>
-        <w:rPr>
-          <w:b/>
-          <w:i w:val="0"/>
-        </w:rPr>
-        <w:t>Early stopping.</w:t>
-      </w:r>
-      <w:r>
-        <w:rPr>
-          <w:b w:val="0"/>
-          <w:i w:val="0"/>
-        </w:rPr>
-        <w:t xml:space="preserve"> Track validation loss each epoch. Stop when it has not improved by at least </w:t>
-      </w:r>
-      <w:r>
-        <w:rPr>
-          <w:rFonts w:ascii="Consolas" w:hAnsi="Consolas" w:eastAsia="Consolas"/>
-          <w:b w:val="0"/>
-          <w:sz w:val="19"/>
-        </w:rPr>
-        <w:t>min_delta</w:t>
-      </w:r>
-      <w:r>
-        <w:rPr>
-          <w:b w:val="0"/>
-          <w:i w:val="0"/>
-        </w:rPr>
-        <w:t xml:space="preserve"> for </w:t>
-      </w:r>
-      <w:r>
-        <w:rPr>
-          <w:rFonts w:ascii="Consolas" w:hAnsi="Consolas" w:eastAsia="Consolas"/>
-          <w:b w:val="0"/>
-          <w:sz w:val="19"/>
-        </w:rPr>
-        <w:t>patience</w:t>
-      </w:r>
-      <w:r>
-        <w:rPr>
-          <w:b w:val="0"/>
-          <w:i w:val="0"/>
-        </w:rPr>
-        <w:t xml:space="preserve"> epochs, and keep a copy of the best weights (</w:t>
-      </w:r>
-      <w:r>
-        <w:rPr>
-          <w:rFonts w:ascii="Consolas" w:hAnsi="Consolas" w:eastAsia="Consolas"/>
-          <w:b w:val="0"/>
-          <w:sz w:val="19"/>
-        </w:rPr>
-        <w:t>copy.deepcopy(model.state_dict())</w:t>
-      </w:r>
-      <w:r>
-        <w:rPr>
-          <w:b w:val="0"/>
-          <w:i w:val="0"/>
-        </w:rPr>
-        <w:t>), not the last ones.</w:t>
-      </w:r>
-    </w:p>
-    <w:p>
-      <w:r>
-        <w:rPr>
-          <w:b w:val="0"/>
-          <w:i w:val="0"/>
-        </w:rPr>
-        <w:t>Log the loss curve for both training and validation (lesson B14-L1). A validation loss that rises while training loss falls is overfitting. Both flat from the start usually means a bug, such as frozen parameters or a learning rate of zero.</w:t>
-      </w:r>
-    </w:p>
-    <w:p>
-      <w:pPr>
-        <w:pStyle w:val="Heading4"/>
-      </w:pPr>
-      <w:r>
-        <w:t>Why it matters</w:t>
-      </w:r>
-    </w:p>
-    <w:p>
-      <w:r>
-        <w:rPr>
-          <w:b w:val="0"/>
-          <w:i w:val="0"/>
-        </w:rPr>
-        <w:t xml:space="preserve">A text classifier trained for 30 epochs showed a smooth, falling training loss and a validation accuracy stuck at 51%. The code applied </w:t>
-      </w:r>
-      <w:r>
-        <w:rPr>
-          <w:rFonts w:ascii="Consolas" w:hAnsi="Consolas" w:eastAsia="Consolas"/>
-          <w:b w:val="0"/>
-          <w:sz w:val="19"/>
-        </w:rPr>
-        <w:t>softmax</w:t>
-      </w:r>
-      <w:r>
-        <w:rPr>
-          <w:b w:val="0"/>
-          <w:i w:val="0"/>
-        </w:rPr>
-        <w:t xml:space="preserve"> in the model's </w:t>
-      </w:r>
-      <w:r>
-        <w:rPr>
-          <w:rFonts w:ascii="Consolas" w:hAnsi="Consolas" w:eastAsia="Consolas"/>
-          <w:b w:val="0"/>
-          <w:sz w:val="19"/>
-        </w:rPr>
-        <w:t>forward</w:t>
-      </w:r>
-      <w:r>
-        <w:rPr>
-          <w:b w:val="0"/>
-          <w:i w:val="0"/>
-        </w:rPr>
-        <w:t xml:space="preserve"> and then used </w:t>
-      </w:r>
-      <w:r>
-        <w:rPr>
-          <w:rFonts w:ascii="Consolas" w:hAnsi="Consolas" w:eastAsia="Consolas"/>
-          <w:b w:val="0"/>
-          <w:sz w:val="19"/>
-        </w:rPr>
-        <w:t>CrossEntropyLoss</w:t>
-      </w:r>
-      <w:r>
-        <w:rPr>
-          <w:b w:val="0"/>
-          <w:i w:val="0"/>
-        </w:rPr>
-        <w:t>. Gradients were small and the model barely learned. Removing one line lifted validation accuracy to 78% in six epochs. The previous two weeks of hyperparameter tuning had been on a broken loss.</w:t>
-      </w:r>
-    </w:p>
-    <w:p>
-      <w:pPr>
-        <w:pStyle w:val="Heading4"/>
-      </w:pPr>
-      <w:r>
-        <w:t>Worked example: weak code</w:t>
+        <w:t>tensor.argmax(dim=1)</w:t>
+      </w:r>
+      <w:r>
+        <w:rPr>
+          <w:b w:val="0"/>
+          <w:i w:val="0"/>
+        </w:rPr>
+        <w:t xml:space="preserve"> returns, for each row, the position of the largest value: the predicted class.</w:t>
       </w:r>
     </w:p>
     <w:tbl>
@@ -3750,7 +2946,49 @@
                 <w:b w:val="0"/>
                 <w:sz w:val="16"/>
               </w:rPr>
-              <w:t>for x, y in loader:</w:t>
+              <w:t>torch.tensor([[0.1, 0.9], [0.8, 0.2]]).argmax(dim=1)   # tensor([1, 0])</w:t>
+            </w:r>
+          </w:p>
+        </w:tc>
+      </w:tr>
+    </w:tbl>
+    <w:p/>
+    <w:tbl>
+      <w:tblPr>
+        <w:tblW w:type="auto" w:w="0"/>
+        <w:jc w:val="left"/>
+        <w:tblLook w:firstColumn="1" w:firstRow="1" w:lastColumn="0" w:lastRow="0" w:noHBand="0" w:noVBand="1" w:val="04A0"/>
+      </w:tblPr>
+      <w:tblGrid>
+        <w:gridCol w:w="8221"/>
+      </w:tblGrid>
+      <w:tr>
+        <w:tc>
+          <w:tcPr>
+            <w:tcW w:type="dxa" w:w="8221"/>
+            <w:shd w:val="clear" w:color="auto" w:fill="F2F4F7"/>
+          </w:tcPr>
+          <w:p>
+            <w:pPr>
+              <w:spacing w:before="0" w:after="0" w:line="240" w:lineRule="auto"/>
+              <w:ind w:left="567" w:hanging="567"/>
+            </w:pPr>
+            <w:r>
+              <w:rPr>
+                <w:rFonts w:ascii="Consolas" w:hAnsi="Consolas" w:eastAsia="Consolas"/>
+                <w:b w:val="0"/>
+                <w:color w:val="5B6875"/>
+                <w:sz w:val="16"/>
+              </w:rPr>
+              <w:t xml:space="preserve">   1  </w:t>
+            </w:r>
+            <w:r>
+              <w:rPr>
+                <w:rFonts w:ascii="Consolas" w:hAnsi="Consolas" w:eastAsia="Consolas"/>
+                <w:b w:val="0"/>
+                <w:sz w:val="16"/>
+              </w:rPr>
+              <w:t>from collections.abc import Iterable</w:t>
             </w:r>
           </w:p>
           <w:p>
@@ -3761,19 +2999,19 @@
             <w:r>
               <w:rPr>
                 <w:rFonts w:ascii="Consolas" w:hAnsi="Consolas" w:eastAsia="Consolas"/>
-                <w:b/>
+                <w:b w:val="0"/>
                 <w:color w:val="5B6875"/>
                 <w:sz w:val="16"/>
               </w:rPr>
-              <w:t xml:space="preserve"> [1]  </w:t>
-            </w:r>
-            <w:r>
-              <w:rPr>
-                <w:rFonts w:ascii="Consolas" w:hAnsi="Consolas" w:eastAsia="Consolas"/>
-                <w:b w:val="0"/>
-                <w:sz w:val="16"/>
-              </w:rPr>
-              <w:t xml:space="preserve">    out = torch.softmax(model(x), dim=1)</w:t>
+              <w:t xml:space="preserve">   2  </w:t>
+            </w:r>
+            <w:r>
+              <w:rPr>
+                <w:rFonts w:ascii="Consolas" w:hAnsi="Consolas" w:eastAsia="Consolas"/>
+                <w:b w:val="0"/>
+                <w:sz w:val="16"/>
+              </w:rPr>
+              <w:t xml:space="preserve"> </w:t>
             </w:r>
           </w:p>
           <w:p>
@@ -3796,7 +3034,7 @@
                 <w:b w:val="0"/>
                 <w:sz w:val="16"/>
               </w:rPr>
-              <w:t xml:space="preserve">    loss = nn.CrossEntropyLoss()(out, y)</w:t>
+              <w:t>import torch</w:t>
             </w:r>
           </w:p>
           <w:p>
@@ -3807,19 +3045,19 @@
             <w:r>
               <w:rPr>
                 <w:rFonts w:ascii="Consolas" w:hAnsi="Consolas" w:eastAsia="Consolas"/>
-                <w:b/>
+                <w:b w:val="0"/>
                 <w:color w:val="5B6875"/>
                 <w:sz w:val="16"/>
               </w:rPr>
-              <w:t xml:space="preserve"> [2]  </w:t>
-            </w:r>
-            <w:r>
-              <w:rPr>
-                <w:rFonts w:ascii="Consolas" w:hAnsi="Consolas" w:eastAsia="Consolas"/>
-                <w:b w:val="0"/>
-                <w:sz w:val="16"/>
-              </w:rPr>
-              <w:t xml:space="preserve">    loss.backward()</w:t>
+              <w:t xml:space="preserve">   4  </w:t>
+            </w:r>
+            <w:r>
+              <w:rPr>
+                <w:rFonts w:ascii="Consolas" w:hAnsi="Consolas" w:eastAsia="Consolas"/>
+                <w:b w:val="0"/>
+                <w:sz w:val="16"/>
+              </w:rPr>
+              <w:t xml:space="preserve"> </w:t>
             </w:r>
           </w:p>
           <w:p>
@@ -3842,7 +3080,7 @@
                 <w:b w:val="0"/>
                 <w:sz w:val="16"/>
               </w:rPr>
-              <w:t xml:space="preserve">    optimizer.step()</w:t>
+              <w:t xml:space="preserve"> </w:t>
             </w:r>
           </w:p>
           <w:p>
@@ -3853,76 +3091,262 @@
             <w:r>
               <w:rPr>
                 <w:rFonts w:ascii="Consolas" w:hAnsi="Consolas" w:eastAsia="Consolas"/>
-                <w:b/>
+                <w:b w:val="0"/>
                 <w:color w:val="5B6875"/>
                 <w:sz w:val="16"/>
               </w:rPr>
-              <w:t xml:space="preserve"> [3]  </w:t>
-            </w:r>
-            <w:r>
-              <w:rPr>
-                <w:rFonts w:ascii="Consolas" w:hAnsi="Consolas" w:eastAsia="Consolas"/>
-                <w:b w:val="0"/>
-                <w:sz w:val="16"/>
-              </w:rPr>
-              <w:t xml:space="preserve">    total += loss</w:t>
+              <w:t xml:space="preserve">   6  </w:t>
+            </w:r>
+            <w:r>
+              <w:rPr>
+                <w:rFonts w:ascii="Consolas" w:hAnsi="Consolas" w:eastAsia="Consolas"/>
+                <w:b w:val="0"/>
+                <w:sz w:val="16"/>
+              </w:rPr>
+              <w:t>def validate(model: torch.nn.Module, loader: Iterable[tuple[torch.Tensor, torch.Tensor]], device: torch.device) -&gt; float:</w:t>
+            </w:r>
+          </w:p>
+          <w:p>
+            <w:pPr>
+              <w:spacing w:before="0" w:after="0" w:line="240" w:lineRule="auto"/>
+              <w:ind w:left="567" w:hanging="567"/>
+            </w:pPr>
+            <w:r>
+              <w:rPr>
+                <w:rFonts w:ascii="Consolas" w:hAnsi="Consolas" w:eastAsia="Consolas"/>
+                <w:b w:val="0"/>
+                <w:color w:val="5B6875"/>
+                <w:sz w:val="16"/>
+              </w:rPr>
+              <w:t xml:space="preserve">   7  </w:t>
+            </w:r>
+            <w:r>
+              <w:rPr>
+                <w:rFonts w:ascii="Consolas" w:hAnsi="Consolas" w:eastAsia="Consolas"/>
+                <w:b w:val="0"/>
+                <w:sz w:val="16"/>
+              </w:rPr>
+              <w:t xml:space="preserve">    """Accuracy on the validation loader."""</w:t>
+            </w:r>
+          </w:p>
+          <w:p>
+            <w:pPr>
+              <w:spacing w:before="0" w:after="0" w:line="240" w:lineRule="auto"/>
+              <w:ind w:left="567" w:hanging="567"/>
+            </w:pPr>
+            <w:r>
+              <w:rPr>
+                <w:rFonts w:ascii="Consolas" w:hAnsi="Consolas" w:eastAsia="Consolas"/>
+                <w:b w:val="0"/>
+                <w:color w:val="5B6875"/>
+                <w:sz w:val="16"/>
+              </w:rPr>
+              <w:t xml:space="preserve">   8  </w:t>
+            </w:r>
+            <w:r>
+              <w:rPr>
+                <w:rFonts w:ascii="Consolas" w:hAnsi="Consolas" w:eastAsia="Consolas"/>
+                <w:b w:val="0"/>
+                <w:sz w:val="16"/>
+              </w:rPr>
+              <w:t xml:space="preserve">    model.eval()</w:t>
+            </w:r>
+          </w:p>
+          <w:p>
+            <w:pPr>
+              <w:spacing w:before="0" w:after="0" w:line="240" w:lineRule="auto"/>
+              <w:ind w:left="567" w:hanging="567"/>
+            </w:pPr>
+            <w:r>
+              <w:rPr>
+                <w:rFonts w:ascii="Consolas" w:hAnsi="Consolas" w:eastAsia="Consolas"/>
+                <w:b w:val="0"/>
+                <w:color w:val="5B6875"/>
+                <w:sz w:val="16"/>
+              </w:rPr>
+              <w:t xml:space="preserve">   9  </w:t>
+            </w:r>
+            <w:r>
+              <w:rPr>
+                <w:rFonts w:ascii="Consolas" w:hAnsi="Consolas" w:eastAsia="Consolas"/>
+                <w:b w:val="0"/>
+                <w:sz w:val="16"/>
+              </w:rPr>
+              <w:t xml:space="preserve">    correct, total = 0, 0</w:t>
+            </w:r>
+          </w:p>
+          <w:p>
+            <w:pPr>
+              <w:spacing w:before="0" w:after="0" w:line="240" w:lineRule="auto"/>
+              <w:ind w:left="567" w:hanging="567"/>
+            </w:pPr>
+            <w:r>
+              <w:rPr>
+                <w:rFonts w:ascii="Consolas" w:hAnsi="Consolas" w:eastAsia="Consolas"/>
+                <w:b w:val="0"/>
+                <w:color w:val="5B6875"/>
+                <w:sz w:val="16"/>
+              </w:rPr>
+              <w:t xml:space="preserve">  10  </w:t>
+            </w:r>
+            <w:r>
+              <w:rPr>
+                <w:rFonts w:ascii="Consolas" w:hAnsi="Consolas" w:eastAsia="Consolas"/>
+                <w:b w:val="0"/>
+                <w:sz w:val="16"/>
+              </w:rPr>
+              <w:t xml:space="preserve">    with torch.inference_mode():</w:t>
+            </w:r>
+          </w:p>
+          <w:p>
+            <w:pPr>
+              <w:spacing w:before="0" w:after="0" w:line="240" w:lineRule="auto"/>
+              <w:ind w:left="567" w:hanging="567"/>
+            </w:pPr>
+            <w:r>
+              <w:rPr>
+                <w:rFonts w:ascii="Consolas" w:hAnsi="Consolas" w:eastAsia="Consolas"/>
+                <w:b w:val="0"/>
+                <w:color w:val="5B6875"/>
+                <w:sz w:val="16"/>
+              </w:rPr>
+              <w:t xml:space="preserve">  11  </w:t>
+            </w:r>
+            <w:r>
+              <w:rPr>
+                <w:rFonts w:ascii="Consolas" w:hAnsi="Consolas" w:eastAsia="Consolas"/>
+                <w:b w:val="0"/>
+                <w:sz w:val="16"/>
+              </w:rPr>
+              <w:t xml:space="preserve">        for x, y in loader:</w:t>
+            </w:r>
+          </w:p>
+          <w:p>
+            <w:pPr>
+              <w:spacing w:before="0" w:after="0" w:line="240" w:lineRule="auto"/>
+              <w:ind w:left="567" w:hanging="567"/>
+            </w:pPr>
+            <w:r>
+              <w:rPr>
+                <w:rFonts w:ascii="Consolas" w:hAnsi="Consolas" w:eastAsia="Consolas"/>
+                <w:b w:val="0"/>
+                <w:color w:val="5B6875"/>
+                <w:sz w:val="16"/>
+              </w:rPr>
+              <w:t xml:space="preserve">  12  </w:t>
+            </w:r>
+            <w:r>
+              <w:rPr>
+                <w:rFonts w:ascii="Consolas" w:hAnsi="Consolas" w:eastAsia="Consolas"/>
+                <w:b w:val="0"/>
+                <w:sz w:val="16"/>
+              </w:rPr>
+              <w:t xml:space="preserve">            x.to(device)</w:t>
+            </w:r>
+          </w:p>
+          <w:p>
+            <w:pPr>
+              <w:spacing w:before="0" w:after="0" w:line="240" w:lineRule="auto"/>
+              <w:ind w:left="567" w:hanging="567"/>
+            </w:pPr>
+            <w:r>
+              <w:rPr>
+                <w:rFonts w:ascii="Consolas" w:hAnsi="Consolas" w:eastAsia="Consolas"/>
+                <w:b w:val="0"/>
+                <w:color w:val="5B6875"/>
+                <w:sz w:val="16"/>
+              </w:rPr>
+              <w:t xml:space="preserve">  13  </w:t>
+            </w:r>
+            <w:r>
+              <w:rPr>
+                <w:rFonts w:ascii="Consolas" w:hAnsi="Consolas" w:eastAsia="Consolas"/>
+                <w:b w:val="0"/>
+                <w:sz w:val="16"/>
+              </w:rPr>
+              <w:t xml:space="preserve">            preds = model(x).argmax(dim=1)</w:t>
+            </w:r>
+          </w:p>
+          <w:p>
+            <w:pPr>
+              <w:spacing w:before="0" w:after="0" w:line="240" w:lineRule="auto"/>
+              <w:ind w:left="567" w:hanging="567"/>
+            </w:pPr>
+            <w:r>
+              <w:rPr>
+                <w:rFonts w:ascii="Consolas" w:hAnsi="Consolas" w:eastAsia="Consolas"/>
+                <w:b w:val="0"/>
+                <w:color w:val="5B6875"/>
+                <w:sz w:val="16"/>
+              </w:rPr>
+              <w:t xml:space="preserve">  14  </w:t>
+            </w:r>
+            <w:r>
+              <w:rPr>
+                <w:rFonts w:ascii="Consolas" w:hAnsi="Consolas" w:eastAsia="Consolas"/>
+                <w:b w:val="0"/>
+                <w:sz w:val="16"/>
+              </w:rPr>
+              <w:t xml:space="preserve">            correct += int((preds.cpu() == y).sum())</w:t>
+            </w:r>
+          </w:p>
+          <w:p>
+            <w:pPr>
+              <w:spacing w:before="0" w:after="0" w:line="240" w:lineRule="auto"/>
+              <w:ind w:left="567" w:hanging="567"/>
+            </w:pPr>
+            <w:r>
+              <w:rPr>
+                <w:rFonts w:ascii="Consolas" w:hAnsi="Consolas" w:eastAsia="Consolas"/>
+                <w:b w:val="0"/>
+                <w:color w:val="5B6875"/>
+                <w:sz w:val="16"/>
+              </w:rPr>
+              <w:t xml:space="preserve">  15  </w:t>
+            </w:r>
+            <w:r>
+              <w:rPr>
+                <w:rFonts w:ascii="Consolas" w:hAnsi="Consolas" w:eastAsia="Consolas"/>
+                <w:b w:val="0"/>
+                <w:sz w:val="16"/>
+              </w:rPr>
+              <w:t xml:space="preserve">            total += len(y)</w:t>
+            </w:r>
+          </w:p>
+          <w:p>
+            <w:pPr>
+              <w:spacing w:before="0" w:after="0" w:line="240" w:lineRule="auto"/>
+              <w:ind w:left="567" w:hanging="567"/>
+            </w:pPr>
+            <w:r>
+              <w:rPr>
+                <w:rFonts w:ascii="Consolas" w:hAnsi="Consolas" w:eastAsia="Consolas"/>
+                <w:b w:val="0"/>
+                <w:color w:val="5B6875"/>
+                <w:sz w:val="16"/>
+              </w:rPr>
+              <w:t xml:space="preserve">  16  </w:t>
+            </w:r>
+            <w:r>
+              <w:rPr>
+                <w:rFonts w:ascii="Consolas" w:hAnsi="Consolas" w:eastAsia="Consolas"/>
+                <w:b w:val="0"/>
+                <w:sz w:val="16"/>
+              </w:rPr>
+              <w:t xml:space="preserve">    return correct / total if total &gt; 0 else float("nan")</w:t>
             </w:r>
           </w:p>
         </w:tc>
       </w:tr>
     </w:tbl>
+    <w:p/>
     <w:p>
-      <w:pPr>
-        <w:pStyle w:val="ListNumber"/>
-      </w:pPr>
-      <w:r>
-        <w:rPr>
-          <w:b/>
-        </w:rPr>
-        <w:t xml:space="preserve">Line 2. </w:t>
-      </w:r>
-      <w:r>
-        <w:rPr>
-          <w:b w:val="0"/>
-          <w:i w:val="0"/>
-        </w:rPr>
-        <w:t>CrossEntropyLoss expects logits. Softmax here changes the loss and flattens gradients.</w:t>
-      </w:r>
-    </w:p>
-    <w:p>
-      <w:pPr>
-        <w:pStyle w:val="ListNumber"/>
-      </w:pPr>
-      <w:r>
-        <w:rPr>
-          <w:b/>
-        </w:rPr>
-        <w:t xml:space="preserve">Line 4. </w:t>
-      </w:r>
-      <w:r>
-        <w:rPr>
-          <w:b w:val="0"/>
-          <w:i w:val="0"/>
-        </w:rPr>
-        <w:t>No zero_grad before it: gradients accumulate across batches.</w:t>
-      </w:r>
-    </w:p>
-    <w:p>
-      <w:pPr>
-        <w:pStyle w:val="ListNumber"/>
-      </w:pPr>
-      <w:r>
-        <w:rPr>
-          <w:b/>
-        </w:rPr>
-        <w:t xml:space="preserve">Line 6. </w:t>
-      </w:r>
-      <w:r>
-        <w:rPr>
-          <w:b w:val="0"/>
-          <w:i w:val="0"/>
-        </w:rPr>
-        <w:t>Keeps each batch's graph alive. Use loss.item().</w:t>
+      <w:r>
+        <w:rPr>
+          <w:b w:val="0"/>
+          <w:i/>
+        </w:rPr>
+        <w:t>Write down the line number of the bug. Then write the fix.</w:t>
       </w:r>
     </w:p>
     <w:p>
@@ -3930,7 +3354,44 @@
         <w:pStyle w:val="Heading4"/>
       </w:pPr>
       <w:r>
-        <w:t>Worked example: strong code</w:t>
+        <w:t>Sources</w:t>
+      </w:r>
+    </w:p>
+    <w:p>
+      <w:pPr>
+        <w:pStyle w:val="ListBullet"/>
+      </w:pPr>
+      <w:r>
+        <w:rPr>
+          <w:b w:val="0"/>
+          <w:i w:val="0"/>
+        </w:rPr>
+        <w:t>In PyTorch 2.14, Tensor.to returns a new tensor and leaves the original unchanged; Module.to moves parameters in place and returns the same module; mixing devices raises RuntimeError. (verified: Run with torch 2.14.0 (CPU) in a scratch environment for this repository, using the meta device.)</w:t>
+      </w:r>
+    </w:p>
+    <w:p>
+      <w:pPr>
+        <w:pStyle w:val="Heading3"/>
+      </w:pPr>
+      <w:r>
+        <w:t>B16-L2 A training loop that does what you think</w:t>
+      </w:r>
+    </w:p>
+    <w:p>
+      <w:pPr>
+        <w:pStyle w:val="Heading4"/>
+      </w:pPr>
+      <w:r>
+        <w:t>Concept</w:t>
+      </w:r>
+    </w:p>
+    <w:p>
+      <w:r>
+        <w:rPr>
+          <w:b w:val="0"/>
+          <w:i w:val="0"/>
+        </w:rPr>
+        <w:t>PyTorch leaves the training loop to you. That gives control, and five ways to get it silently wrong. The standard loop, PyTorch 2.14:</w:t>
       </w:r>
     </w:p>
     <w:tbl>
@@ -3968,7 +3429,7 @@
                 <w:b w:val="0"/>
                 <w:sz w:val="16"/>
               </w:rPr>
-              <w:t>def should_stop(val_losses: list[float], patience: int, min_delta: float = 0.0) -&gt; bool:</w:t>
+              <w:t>for epoch in range(max_epochs):</w:t>
             </w:r>
           </w:p>
           <w:p>
@@ -3991,7 +3452,7 @@
                 <w:b w:val="0"/>
                 <w:sz w:val="16"/>
               </w:rPr>
-              <w:t xml:space="preserve">    """True when the last `patience` epochs did not beat the earlier best by min_delta."""</w:t>
+              <w:t xml:space="preserve">    model.train()</w:t>
             </w:r>
           </w:p>
           <w:p>
@@ -4014,7 +3475,7 @@
                 <w:b w:val="0"/>
                 <w:sz w:val="16"/>
               </w:rPr>
-              <w:t xml:space="preserve">    if patience &lt; 1:</w:t>
+              <w:t xml:space="preserve">    for x, y in train_loader:</w:t>
             </w:r>
           </w:p>
           <w:p>
@@ -4037,7 +3498,7 @@
                 <w:b w:val="0"/>
                 <w:sz w:val="16"/>
               </w:rPr>
-              <w:t xml:space="preserve">        raise ValueError("patience must be at least 1")</w:t>
+              <w:t xml:space="preserve">        x, y = x.to(device), y.to(device)</w:t>
             </w:r>
           </w:p>
           <w:p>
@@ -4048,19 +3509,19 @@
             <w:r>
               <w:rPr>
                 <w:rFonts w:ascii="Consolas" w:hAnsi="Consolas" w:eastAsia="Consolas"/>
-                <w:b/>
+                <w:b w:val="0"/>
                 <w:color w:val="5B6875"/>
                 <w:sz w:val="16"/>
               </w:rPr>
-              <w:t xml:space="preserve"> [1]  </w:t>
-            </w:r>
-            <w:r>
-              <w:rPr>
-                <w:rFonts w:ascii="Consolas" w:hAnsi="Consolas" w:eastAsia="Consolas"/>
-                <w:b w:val="0"/>
-                <w:sz w:val="16"/>
-              </w:rPr>
-              <w:t xml:space="preserve">    if len(val_losses) &lt;= patience:</w:t>
+              <w:t xml:space="preserve">   5  </w:t>
+            </w:r>
+            <w:r>
+              <w:rPr>
+                <w:rFonts w:ascii="Consolas" w:hAnsi="Consolas" w:eastAsia="Consolas"/>
+                <w:b w:val="0"/>
+                <w:sz w:val="16"/>
+              </w:rPr>
+              <w:t xml:space="preserve">        optimizer.zero_grad()</w:t>
             </w:r>
           </w:p>
           <w:p>
@@ -4083,7 +3544,7 @@
                 <w:b w:val="0"/>
                 <w:sz w:val="16"/>
               </w:rPr>
-              <w:t xml:space="preserve">        return False</w:t>
+              <w:t xml:space="preserve">        loss = loss_fn(model(x), y)</w:t>
             </w:r>
           </w:p>
           <w:p>
@@ -4106,7 +3567,7 @@
                 <w:b w:val="0"/>
                 <w:sz w:val="16"/>
               </w:rPr>
-              <w:t xml:space="preserve">    best_before = min(val_losses[:-patience])</w:t>
+              <w:t xml:space="preserve">        loss.backward()</w:t>
             </w:r>
           </w:p>
           <w:p>
@@ -4117,40 +3578,55 @@
             <w:r>
               <w:rPr>
                 <w:rFonts w:ascii="Consolas" w:hAnsi="Consolas" w:eastAsia="Consolas"/>
-                <w:b/>
+                <w:b w:val="0"/>
                 <w:color w:val="5B6875"/>
                 <w:sz w:val="16"/>
               </w:rPr>
-              <w:t xml:space="preserve"> [2]  </w:t>
-            </w:r>
-            <w:r>
-              <w:rPr>
-                <w:rFonts w:ascii="Consolas" w:hAnsi="Consolas" w:eastAsia="Consolas"/>
-                <w:b w:val="0"/>
-                <w:sz w:val="16"/>
-              </w:rPr>
-              <w:t xml:space="preserve">    return min(val_losses[-patience:]) &gt; best_before - min_delta</w:t>
+              <w:t xml:space="preserve">   8  </w:t>
+            </w:r>
+            <w:r>
+              <w:rPr>
+                <w:rFonts w:ascii="Consolas" w:hAnsi="Consolas" w:eastAsia="Consolas"/>
+                <w:b w:val="0"/>
+                <w:sz w:val="16"/>
+              </w:rPr>
+              <w:t xml:space="preserve">        optimizer.step()</w:t>
+            </w:r>
+          </w:p>
+          <w:p>
+            <w:pPr>
+              <w:spacing w:before="0" w:after="0" w:line="240" w:lineRule="auto"/>
+              <w:ind w:left="567" w:hanging="567"/>
+            </w:pPr>
+            <w:r>
+              <w:rPr>
+                <w:rFonts w:ascii="Consolas" w:hAnsi="Consolas" w:eastAsia="Consolas"/>
+                <w:b w:val="0"/>
+                <w:color w:val="5B6875"/>
+                <w:sz w:val="16"/>
+              </w:rPr>
+              <w:t xml:space="preserve">   9  </w:t>
+            </w:r>
+            <w:r>
+              <w:rPr>
+                <w:rFonts w:ascii="Consolas" w:hAnsi="Consolas" w:eastAsia="Consolas"/>
+                <w:b w:val="0"/>
+                <w:sz w:val="16"/>
+              </w:rPr>
+              <w:t xml:space="preserve">    val_loss = evaluate(model, val_loader, loss_fn, device)   # model.eval() + torch.inference_mode()</w:t>
             </w:r>
           </w:p>
         </w:tc>
       </w:tr>
     </w:tbl>
+    <w:p/>
     <w:p>
-      <w:pPr>
-        <w:pStyle w:val="ListNumber"/>
-      </w:pPr>
-      <w:r>
-        <w:rPr>
-          <w:b/>
-        </w:rPr>
-        <w:t xml:space="preserve">Line 5. </w:t>
-      </w:r>
-      <w:r>
-        <w:rPr>
-          <w:b w:val="0"/>
-          <w:i w:val="0"/>
-        </w:rPr>
-        <w:t>Too few epochs to judge: keep training.</w:t>
+      <w:r>
+        <w:rPr>
+          <w:b w:val="0"/>
+          <w:i w:val="0"/>
+        </w:rPr>
+        <w:t>The five traps:</w:t>
       </w:r>
     </w:p>
     <w:p>
@@ -4160,24 +3636,333 @@
       <w:r>
         <w:rPr>
           <w:b/>
-        </w:rPr>
-        <w:t xml:space="preserve">Line 8. </w:t>
-      </w:r>
-      <w:r>
-        <w:rPr>
-          <w:b w:val="0"/>
-          <w:i w:val="0"/>
-        </w:rPr>
-        <w:t>Stop only when recent epochs failed to improve on the earlier best.</w:t>
+          <w:i w:val="0"/>
+        </w:rPr>
+        <w:t xml:space="preserve">Missing </w:t>
+      </w:r>
+      <w:r>
+        <w:rPr>
+          <w:rFonts w:ascii="Consolas" w:hAnsi="Consolas" w:eastAsia="Consolas"/>
+          <w:b w:val="0"/>
+          <w:sz w:val="19"/>
+        </w:rPr>
+        <w:t>optimizer.zero_grad()</w:t>
+      </w:r>
+      <w:r>
+        <w:rPr>
+          <w:b/>
+          <w:i w:val="0"/>
+        </w:rPr>
+        <w:t>.</w:t>
+      </w:r>
+      <w:r>
+        <w:rPr>
+          <w:b w:val="0"/>
+          <w:i w:val="0"/>
+        </w:rPr>
+        <w:t xml:space="preserve"> Gradients </w:t>
+      </w:r>
+      <w:r>
+        <w:rPr>
+          <w:b/>
+          <w:i w:val="0"/>
+        </w:rPr>
+        <w:t>add up</w:t>
+      </w:r>
+      <w:r>
+        <w:rPr>
+          <w:b w:val="0"/>
+          <w:i w:val="0"/>
+        </w:rPr>
+        <w:t xml:space="preserve"> across </w:t>
+      </w:r>
+      <w:r>
+        <w:rPr>
+          <w:rFonts w:ascii="Consolas" w:hAnsi="Consolas" w:eastAsia="Consolas"/>
+          <w:b w:val="0"/>
+          <w:sz w:val="19"/>
+        </w:rPr>
+        <w:t>backward()</w:t>
+      </w:r>
+      <w:r>
+        <w:rPr>
+          <w:b w:val="0"/>
+          <w:i w:val="0"/>
+        </w:rPr>
+        <w:t xml:space="preserve"> calls. In this course's build, three backward passes on </w:t>
+      </w:r>
+      <w:r>
+        <w:rPr>
+          <w:rFonts w:ascii="Consolas" w:hAnsi="Consolas" w:eastAsia="Consolas"/>
+          <w:b w:val="0"/>
+          <w:sz w:val="19"/>
+        </w:rPr>
+        <w:t>2 * w</w:t>
+      </w:r>
+      <w:r>
+        <w:rPr>
+          <w:b w:val="0"/>
+          <w:i w:val="0"/>
+        </w:rPr>
+        <w:t xml:space="preserve"> left a gradient of 6.0 instead of 2.0. Training still runs, with steps that grow each batch.</w:t>
       </w:r>
     </w:p>
     <w:p>
-      <w:r>
-        <w:rPr>
-          <w:b w:val="0"/>
-          <w:i w:val="0"/>
-        </w:rPr>
-        <w:t>zero_grad, train and eval modes, inference_mode for validation, logits into CrossEntropyLoss, loss.item() for logs, and early stopping on validation loss.</w:t>
+      <w:pPr>
+        <w:pStyle w:val="ListNumber"/>
+      </w:pPr>
+      <w:r>
+        <w:rPr>
+          <w:b/>
+          <w:i w:val="0"/>
+        </w:rPr>
+        <w:t xml:space="preserve">Missing </w:t>
+      </w:r>
+      <w:r>
+        <w:rPr>
+          <w:rFonts w:ascii="Consolas" w:hAnsi="Consolas" w:eastAsia="Consolas"/>
+          <w:b w:val="0"/>
+          <w:sz w:val="19"/>
+        </w:rPr>
+        <w:t>model.eval()</w:t>
+      </w:r>
+      <w:r>
+        <w:rPr>
+          <w:b/>
+          <w:i w:val="0"/>
+        </w:rPr>
+        <w:t xml:space="preserve"> for validation.</w:t>
+      </w:r>
+      <w:r>
+        <w:rPr>
+          <w:b w:val="0"/>
+          <w:i w:val="0"/>
+        </w:rPr>
+        <w:t xml:space="preserve"> Dropout stays active and batch norm keeps updating its statistics. Two predictions for the same input differed in train mode and matched in eval mode.</w:t>
+      </w:r>
+    </w:p>
+    <w:p>
+      <w:pPr>
+        <w:pStyle w:val="ListNumber"/>
+      </w:pPr>
+      <w:r>
+        <w:rPr>
+          <w:b/>
+          <w:i w:val="0"/>
+        </w:rPr>
+        <w:t xml:space="preserve">Missing </w:t>
+      </w:r>
+      <w:r>
+        <w:rPr>
+          <w:rFonts w:ascii="Consolas" w:hAnsi="Consolas" w:eastAsia="Consolas"/>
+          <w:b w:val="0"/>
+          <w:sz w:val="19"/>
+        </w:rPr>
+        <w:t>torch.inference_mode()</w:t>
+      </w:r>
+      <w:r>
+        <w:rPr>
+          <w:b w:val="0"/>
+          <w:i w:val="0"/>
+        </w:rPr>
+        <w:t xml:space="preserve"> (or </w:t>
+      </w:r>
+      <w:r>
+        <w:rPr>
+          <w:rFonts w:ascii="Consolas" w:hAnsi="Consolas" w:eastAsia="Consolas"/>
+          <w:b w:val="0"/>
+          <w:sz w:val="19"/>
+        </w:rPr>
+        <w:t>torch.no_grad()</w:t>
+      </w:r>
+      <w:r>
+        <w:rPr>
+          <w:b w:val="0"/>
+          <w:i w:val="0"/>
+        </w:rPr>
+        <w:t>) during validation. PyTorch builds a graph it never uses, wasting memory.</w:t>
+      </w:r>
+    </w:p>
+    <w:p>
+      <w:pPr>
+        <w:pStyle w:val="ListNumber"/>
+      </w:pPr>
+      <w:r>
+        <w:rPr>
+          <w:b/>
+          <w:i w:val="0"/>
+        </w:rPr>
+        <w:t xml:space="preserve">Softmax before </w:t>
+      </w:r>
+      <w:r>
+        <w:rPr>
+          <w:rFonts w:ascii="Consolas" w:hAnsi="Consolas" w:eastAsia="Consolas"/>
+          <w:b w:val="0"/>
+          <w:sz w:val="19"/>
+        </w:rPr>
+        <w:t>CrossEntropyLoss</w:t>
+      </w:r>
+      <w:r>
+        <w:rPr>
+          <w:b/>
+          <w:i w:val="0"/>
+        </w:rPr>
+        <w:t>.</w:t>
+      </w:r>
+      <w:r>
+        <w:rPr>
+          <w:b w:val="0"/>
+          <w:i w:val="0"/>
+        </w:rPr>
+        <w:t xml:space="preserve"> The loss applies log-softmax itself and expects raw </w:t>
+      </w:r>
+      <w:r>
+        <w:rPr>
+          <w:b/>
+          <w:i w:val="0"/>
+        </w:rPr>
+        <w:t>logits</w:t>
+      </w:r>
+      <w:r>
+        <w:rPr>
+          <w:b w:val="0"/>
+          <w:i w:val="0"/>
+        </w:rPr>
+        <w:t xml:space="preserve">. For logits </w:t>
+      </w:r>
+      <w:r>
+        <w:rPr>
+          <w:rFonts w:ascii="Consolas" w:hAnsi="Consolas" w:eastAsia="Consolas"/>
+          <w:b w:val="0"/>
+          <w:sz w:val="19"/>
+        </w:rPr>
+        <w:t>[2.0, 0.5]</w:t>
+      </w:r>
+      <w:r>
+        <w:rPr>
+          <w:b w:val="0"/>
+          <w:i w:val="0"/>
+        </w:rPr>
+        <w:t xml:space="preserve"> and class 0, the correct loss is 0.2014. Passing softmax outputs gave 0.4252, a different loss with weaker gradients.</w:t>
+      </w:r>
+    </w:p>
+    <w:p>
+      <w:pPr>
+        <w:pStyle w:val="ListNumber"/>
+      </w:pPr>
+      <w:r>
+        <w:rPr>
+          <w:b/>
+          <w:i w:val="0"/>
+        </w:rPr>
+        <w:t>Summing loss tensors for logging.</w:t>
+      </w:r>
+      <w:r>
+        <w:rPr>
+          <w:b w:val="0"/>
+          <w:i w:val="0"/>
+        </w:rPr>
+        <w:t xml:space="preserve"> </w:t>
+      </w:r>
+      <w:r>
+        <w:rPr>
+          <w:rFonts w:ascii="Consolas" w:hAnsi="Consolas" w:eastAsia="Consolas"/>
+          <w:b w:val="0"/>
+          <w:sz w:val="19"/>
+        </w:rPr>
+        <w:t>total += loss</w:t>
+      </w:r>
+      <w:r>
+        <w:rPr>
+          <w:b w:val="0"/>
+          <w:i w:val="0"/>
+        </w:rPr>
+        <w:t xml:space="preserve"> keeps every batch's graph alive, and memory grows each step. Use </w:t>
+      </w:r>
+      <w:r>
+        <w:rPr>
+          <w:rFonts w:ascii="Consolas" w:hAnsi="Consolas" w:eastAsia="Consolas"/>
+          <w:b w:val="0"/>
+          <w:sz w:val="19"/>
+        </w:rPr>
+        <w:t>total += loss.item()</w:t>
+      </w:r>
+      <w:r>
+        <w:rPr>
+          <w:b w:val="0"/>
+          <w:i w:val="0"/>
+        </w:rPr>
+        <w:t>.</w:t>
+      </w:r>
+    </w:p>
+    <w:p>
+      <w:r>
+        <w:rPr>
+          <w:b/>
+          <w:i w:val="0"/>
+        </w:rPr>
+        <w:t>Early stopping.</w:t>
+      </w:r>
+      <w:r>
+        <w:rPr>
+          <w:b w:val="0"/>
+          <w:i w:val="0"/>
+        </w:rPr>
+        <w:t xml:space="preserve"> Track validation loss each epoch. Stop when it has not improved by at least </w:t>
+      </w:r>
+      <w:r>
+        <w:rPr>
+          <w:rFonts w:ascii="Consolas" w:hAnsi="Consolas" w:eastAsia="Consolas"/>
+          <w:b w:val="0"/>
+          <w:sz w:val="19"/>
+        </w:rPr>
+        <w:t>min_delta</w:t>
+      </w:r>
+      <w:r>
+        <w:rPr>
+          <w:b w:val="0"/>
+          <w:i w:val="0"/>
+        </w:rPr>
+        <w:t xml:space="preserve"> for </w:t>
+      </w:r>
+      <w:r>
+        <w:rPr>
+          <w:rFonts w:ascii="Consolas" w:hAnsi="Consolas" w:eastAsia="Consolas"/>
+          <w:b w:val="0"/>
+          <w:sz w:val="19"/>
+        </w:rPr>
+        <w:t>patience</w:t>
+      </w:r>
+      <w:r>
+        <w:rPr>
+          <w:b w:val="0"/>
+          <w:i w:val="0"/>
+        </w:rPr>
+        <w:t xml:space="preserve"> epochs, and keep a copy of the best weights (</w:t>
+      </w:r>
+      <w:r>
+        <w:rPr>
+          <w:rFonts w:ascii="Consolas" w:hAnsi="Consolas" w:eastAsia="Consolas"/>
+          <w:b w:val="0"/>
+          <w:sz w:val="19"/>
+        </w:rPr>
+        <w:t>copy.deepcopy(model.state_dict())</w:t>
+      </w:r>
+      <w:r>
+        <w:rPr>
+          <w:b w:val="0"/>
+          <w:i w:val="0"/>
+        </w:rPr>
+        <w:t>), not the last ones.</w:t>
+      </w:r>
+    </w:p>
+    <w:p>
+      <w:r>
+        <w:rPr>
+          <w:b w:val="0"/>
+          <w:i w:val="0"/>
+        </w:rPr>
+        <w:t>Log the loss curve for both training and validation (lesson B14-L1). A validation loss that rises while training loss falls is overfitting. Both flat from the start usually means a bug, such as frozen parameters or a learning rate of zero.</w:t>
       </w:r>
     </w:p>
     <w:p>
@@ -4185,83 +3970,61 @@
         <w:pStyle w:val="Heading4"/>
       </w:pPr>
       <w:r>
-        <w:t>Recap card</w:t>
+        <w:t>Why it matters</w:t>
       </w:r>
     </w:p>
     <w:p>
-      <w:pPr>
-        <w:pStyle w:val="ListBullet"/>
-      </w:pPr>
-      <w:r>
-        <w:rPr>
-          <w:b/>
-          <w:i w:val="0"/>
-        </w:rPr>
-        <w:t>The training iteration</w:t>
-      </w:r>
-      <w:r>
-        <w:rPr>
-          <w:b w:val="0"/>
-          <w:i w:val="0"/>
-        </w:rPr>
-        <w:t xml:space="preserve"> to(device), zero_grad, forward and loss, backward, step.</w:t>
-      </w:r>
-    </w:p>
-    <w:p>
-      <w:pPr>
-        <w:pStyle w:val="ListBullet"/>
-      </w:pPr>
-      <w:r>
-        <w:rPr>
-          <w:b/>
-          <w:i w:val="0"/>
-        </w:rPr>
-        <w:t>Validation mode</w:t>
-      </w:r>
-      <w:r>
-        <w:rPr>
-          <w:b w:val="0"/>
-          <w:i w:val="0"/>
-        </w:rPr>
-        <w:t xml:space="preserve"> model.eval() and torch.inference_mode(). Back to model.train() after.</w:t>
-      </w:r>
-    </w:p>
-    <w:p>
-      <w:pPr>
-        <w:pStyle w:val="ListBullet"/>
-      </w:pPr>
-      <w:r>
-        <w:rPr>
-          <w:b/>
-          <w:i w:val="0"/>
-        </w:rPr>
-        <w:t>CrossEntropyLoss input</w:t>
-      </w:r>
-      <w:r>
-        <w:rPr>
-          <w:b w:val="0"/>
-          <w:i w:val="0"/>
-        </w:rPr>
-        <w:t xml:space="preserve"> Raw logits. It applies log-softmax itself.</w:t>
-      </w:r>
-    </w:p>
-    <w:p>
-      <w:pPr>
-        <w:pStyle w:val="ListBullet"/>
-      </w:pPr>
-      <w:r>
-        <w:rPr>
-          <w:b/>
-          <w:i w:val="0"/>
-        </w:rPr>
-        <w:t>Early stopping</w:t>
-      </w:r>
-      <w:r>
-        <w:rPr>
-          <w:b w:val="0"/>
-          <w:i w:val="0"/>
-        </w:rPr>
-        <w:t xml:space="preserve"> Stop when validation loss has not improved by min_delta for patience epochs. Keep the best weights.</w:t>
+      <w:r>
+        <w:rPr>
+          <w:b w:val="0"/>
+          <w:i w:val="0"/>
+        </w:rPr>
+        <w:t xml:space="preserve">A text classifier trained for 30 epochs showed a smooth, falling training loss and a validation accuracy stuck at 51%. The code applied </w:t>
+      </w:r>
+      <w:r>
+        <w:rPr>
+          <w:rFonts w:ascii="Consolas" w:hAnsi="Consolas" w:eastAsia="Consolas"/>
+          <w:b w:val="0"/>
+          <w:sz w:val="19"/>
+        </w:rPr>
+        <w:t>softmax</w:t>
+      </w:r>
+      <w:r>
+        <w:rPr>
+          <w:b w:val="0"/>
+          <w:i w:val="0"/>
+        </w:rPr>
+        <w:t xml:space="preserve"> in the model's </w:t>
+      </w:r>
+      <w:r>
+        <w:rPr>
+          <w:rFonts w:ascii="Consolas" w:hAnsi="Consolas" w:eastAsia="Consolas"/>
+          <w:b w:val="0"/>
+          <w:sz w:val="19"/>
+        </w:rPr>
+        <w:t>forward</w:t>
+      </w:r>
+      <w:r>
+        <w:rPr>
+          <w:b w:val="0"/>
+          <w:i w:val="0"/>
+        </w:rPr>
+        <w:t xml:space="preserve"> and then used </w:t>
+      </w:r>
+      <w:r>
+        <w:rPr>
+          <w:rFonts w:ascii="Consolas" w:hAnsi="Consolas" w:eastAsia="Consolas"/>
+          <w:b w:val="0"/>
+          <w:sz w:val="19"/>
+        </w:rPr>
+        <w:t>CrossEntropyLoss</w:t>
+      </w:r>
+      <w:r>
+        <w:rPr>
+          <w:b w:val="0"/>
+          <w:i w:val="0"/>
+        </w:rPr>
+        <w:t>. Gradients were small and the model barely learned. Removing one line lifted validation accuracy to 78% in six epochs. The previous two weeks of hyperparameter tuning had been on a broken loss.</w:t>
       </w:r>
     </w:p>
     <w:p>
@@ -4269,167 +4032,7 @@
         <w:pStyle w:val="Heading4"/>
       </w:pPr>
       <w:r>
-        <w:t>Practice</w:t>
-      </w:r>
-    </w:p>
-    <w:p>
-      <w:pPr>
-        <w:pStyle w:val="Heading5"/>
-      </w:pPr>
-      <w:r>
-        <w:t>Exercise 1. Multiple choice (level 1)</w:t>
-      </w:r>
-    </w:p>
-    <w:p>
-      <w:r>
-        <w:rPr>
-          <w:b w:val="0"/>
-          <w:i w:val="0"/>
-        </w:rPr>
-        <w:t xml:space="preserve">A loop calls </w:t>
-      </w:r>
-      <w:r>
-        <w:rPr>
-          <w:rFonts w:ascii="Consolas" w:hAnsi="Consolas" w:eastAsia="Consolas"/>
-          <w:b w:val="0"/>
-          <w:sz w:val="19"/>
-        </w:rPr>
-        <w:t>loss.backward()</w:t>
-      </w:r>
-      <w:r>
-        <w:rPr>
-          <w:b w:val="0"/>
-          <w:i w:val="0"/>
-        </w:rPr>
-        <w:t xml:space="preserve"> and </w:t>
-      </w:r>
-      <w:r>
-        <w:rPr>
-          <w:rFonts w:ascii="Consolas" w:hAnsi="Consolas" w:eastAsia="Consolas"/>
-          <w:b w:val="0"/>
-          <w:sz w:val="19"/>
-        </w:rPr>
-        <w:t>optimizer.step()</w:t>
-      </w:r>
-      <w:r>
-        <w:rPr>
-          <w:b w:val="0"/>
-          <w:i w:val="0"/>
-        </w:rPr>
-        <w:t xml:space="preserve"> but never </w:t>
-      </w:r>
-      <w:r>
-        <w:rPr>
-          <w:rFonts w:ascii="Consolas" w:hAnsi="Consolas" w:eastAsia="Consolas"/>
-          <w:b w:val="0"/>
-          <w:sz w:val="19"/>
-        </w:rPr>
-        <w:t>optimizer.zero_grad()</w:t>
-      </w:r>
-      <w:r>
-        <w:rPr>
-          <w:b w:val="0"/>
-          <w:i w:val="0"/>
-        </w:rPr>
-        <w:t>. What happens?</w:t>
-      </w:r>
-    </w:p>
-    <w:p>
-      <w:pPr>
-        <w:pStyle w:val="ListBullet"/>
-      </w:pPr>
-      <w:r>
-        <w:rPr>
-          <w:b w:val="0"/>
-          <w:i w:val="0"/>
-        </w:rPr>
-        <w:t>a) Nothing. PyTorch clears gradients automatically.</w:t>
-      </w:r>
-    </w:p>
-    <w:p>
-      <w:pPr>
-        <w:pStyle w:val="ListBullet"/>
-      </w:pPr>
-      <w:r>
-        <w:rPr>
-          <w:b w:val="0"/>
-          <w:i w:val="0"/>
-        </w:rPr>
-        <w:t>b) Gradients accumulate across batches, so steps use the sum of all earlier gradients.</w:t>
-      </w:r>
-    </w:p>
-    <w:p>
-      <w:pPr>
-        <w:pStyle w:val="ListBullet"/>
-      </w:pPr>
-      <w:r>
-        <w:rPr>
-          <w:b w:val="0"/>
-          <w:i w:val="0"/>
-        </w:rPr>
-        <w:t>c) backward() raises an error on the second batch.</w:t>
-      </w:r>
-    </w:p>
-    <w:p>
-      <w:pPr>
-        <w:pStyle w:val="ListBullet"/>
-      </w:pPr>
-      <w:r>
-        <w:rPr>
-          <w:b w:val="0"/>
-          <w:i w:val="0"/>
-        </w:rPr>
-        <w:t>d) The model stops learning.</w:t>
-      </w:r>
-    </w:p>
-    <w:p>
-      <w:r>
-        <w:rPr>
-          <w:b/>
-          <w:i w:val="0"/>
-        </w:rPr>
-        <w:t>Why?</w:t>
-      </w:r>
-    </w:p>
-    <w:p>
-      <w:pPr>
-        <w:pStyle w:val="ListBullet"/>
-      </w:pPr>
-      <w:r>
-        <w:rPr>
-          <w:b w:val="0"/>
-          <w:i w:val="0"/>
-        </w:rPr>
-        <w:t>r1) backward() adds into .grad. Only zero_grad() resets it.</w:t>
-      </w:r>
-    </w:p>
-    <w:p>
-      <w:pPr>
-        <w:pStyle w:val="ListBullet"/>
-      </w:pPr>
-      <w:r>
-        <w:rPr>
-          <w:b w:val="0"/>
-          <w:i w:val="0"/>
-        </w:rPr>
-        <w:t>r2) Optimizers ignore gradients without zero_grad.</w:t>
-      </w:r>
-    </w:p>
-    <w:p>
-      <w:pPr>
-        <w:pStyle w:val="Heading5"/>
-      </w:pPr>
-      <w:r>
-        <w:t>Exercise 2. Predict the output (level 2)</w:t>
-      </w:r>
-    </w:p>
-    <w:p>
-      <w:r>
-        <w:rPr>
-          <w:b w:val="0"/>
-          <w:i w:val="0"/>
-        </w:rPr>
-        <w:t>What does this print? (PyTorch 2.14)</w:t>
+        <w:t>Worked example: weak code</w:t>
       </w:r>
     </w:p>
     <w:tbl>
@@ -4467,7 +4070,7 @@
                 <w:b w:val="0"/>
                 <w:sz w:val="16"/>
               </w:rPr>
-              <w:t>import torch</w:t>
+              <w:t>for x, y in loader:</w:t>
             </w:r>
           </w:p>
           <w:p>
@@ -4478,19 +4081,19 @@
             <w:r>
               <w:rPr>
                 <w:rFonts w:ascii="Consolas" w:hAnsi="Consolas" w:eastAsia="Consolas"/>
-                <w:b w:val="0"/>
+                <w:b/>
                 <w:color w:val="5B6875"/>
                 <w:sz w:val="16"/>
               </w:rPr>
-              <w:t xml:space="preserve">   2  </w:t>
-            </w:r>
-            <w:r>
-              <w:rPr>
-                <w:rFonts w:ascii="Consolas" w:hAnsi="Consolas" w:eastAsia="Consolas"/>
-                <w:b w:val="0"/>
-                <w:sz w:val="16"/>
-              </w:rPr>
-              <w:t xml:space="preserve"> </w:t>
+              <w:t xml:space="preserve"> [1]  </w:t>
+            </w:r>
+            <w:r>
+              <w:rPr>
+                <w:rFonts w:ascii="Consolas" w:hAnsi="Consolas" w:eastAsia="Consolas"/>
+                <w:b w:val="0"/>
+                <w:sz w:val="16"/>
+              </w:rPr>
+              <w:t xml:space="preserve">    out = torch.softmax(model(x), dim=1)</w:t>
             </w:r>
           </w:p>
           <w:p>
@@ -4513,7 +4116,7 @@
                 <w:b w:val="0"/>
                 <w:sz w:val="16"/>
               </w:rPr>
-              <w:t>w = torch.tensor([1.0], requires_grad=True)</w:t>
+              <w:t xml:space="preserve">    loss = nn.CrossEntropyLoss()(out, y)</w:t>
             </w:r>
           </w:p>
           <w:p>
@@ -4524,19 +4127,19 @@
             <w:r>
               <w:rPr>
                 <w:rFonts w:ascii="Consolas" w:hAnsi="Consolas" w:eastAsia="Consolas"/>
-                <w:b w:val="0"/>
+                <w:b/>
                 <w:color w:val="5B6875"/>
                 <w:sz w:val="16"/>
               </w:rPr>
-              <w:t xml:space="preserve">   4  </w:t>
-            </w:r>
-            <w:r>
-              <w:rPr>
-                <w:rFonts w:ascii="Consolas" w:hAnsi="Consolas" w:eastAsia="Consolas"/>
-                <w:b w:val="0"/>
-                <w:sz w:val="16"/>
-              </w:rPr>
-              <w:t>for _ in range(3):</w:t>
+              <w:t xml:space="preserve"> [2]  </w:t>
+            </w:r>
+            <w:r>
+              <w:rPr>
+                <w:rFonts w:ascii="Consolas" w:hAnsi="Consolas" w:eastAsia="Consolas"/>
+                <w:b w:val="0"/>
+                <w:sz w:val="16"/>
+              </w:rPr>
+              <w:t xml:space="preserve">    loss.backward()</w:t>
             </w:r>
           </w:p>
           <w:p>
@@ -4559,7 +4162,7 @@
                 <w:b w:val="0"/>
                 <w:sz w:val="16"/>
               </w:rPr>
-              <w:t xml:space="preserve">    loss = (w * 2).sum()</w:t>
+              <w:t xml:space="preserve">    optimizer.step()</w:t>
             </w:r>
           </w:p>
           <w:p>
@@ -4570,326 +4173,84 @@
             <w:r>
               <w:rPr>
                 <w:rFonts w:ascii="Consolas" w:hAnsi="Consolas" w:eastAsia="Consolas"/>
-                <w:b w:val="0"/>
+                <w:b/>
                 <w:color w:val="5B6875"/>
                 <w:sz w:val="16"/>
               </w:rPr>
-              <w:t xml:space="preserve">   6  </w:t>
-            </w:r>
-            <w:r>
-              <w:rPr>
-                <w:rFonts w:ascii="Consolas" w:hAnsi="Consolas" w:eastAsia="Consolas"/>
-                <w:b w:val="0"/>
-                <w:sz w:val="16"/>
-              </w:rPr>
-              <w:t xml:space="preserve">    loss.backward()</w:t>
-            </w:r>
-          </w:p>
-          <w:p>
-            <w:pPr>
-              <w:spacing w:before="0" w:after="0" w:line="240" w:lineRule="auto"/>
-              <w:ind w:left="567" w:hanging="567"/>
-            </w:pPr>
-            <w:r>
-              <w:rPr>
-                <w:rFonts w:ascii="Consolas" w:hAnsi="Consolas" w:eastAsia="Consolas"/>
-                <w:b w:val="0"/>
-                <w:color w:val="5B6875"/>
-                <w:sz w:val="16"/>
-              </w:rPr>
-              <w:t xml:space="preserve">   7  </w:t>
-            </w:r>
-            <w:r>
-              <w:rPr>
-                <w:rFonts w:ascii="Consolas" w:hAnsi="Consolas" w:eastAsia="Consolas"/>
-                <w:b w:val="0"/>
-                <w:sz w:val="16"/>
-              </w:rPr>
-              <w:t>print(w.grad.item())</w:t>
+              <w:t xml:space="preserve"> [3]  </w:t>
+            </w:r>
+            <w:r>
+              <w:rPr>
+                <w:rFonts w:ascii="Consolas" w:hAnsi="Consolas" w:eastAsia="Consolas"/>
+                <w:b w:val="0"/>
+                <w:sz w:val="16"/>
+              </w:rPr>
+              <w:t xml:space="preserve">    total += loss</w:t>
             </w:r>
           </w:p>
         </w:tc>
       </w:tr>
     </w:tbl>
-    <w:p/>
     <w:p>
       <w:pPr>
-        <w:pStyle w:val="Heading5"/>
+        <w:pStyle w:val="ListNumber"/>
       </w:pPr>
       <w:r>
-        <w:t>Exercise 3. Put in order (level 2)</w:t>
-      </w:r>
-    </w:p>
-    <w:p>
-      <w:r>
-        <w:rPr>
-          <w:b w:val="0"/>
-          <w:i w:val="0"/>
-        </w:rPr>
-        <w:t>Order the steps inside one training iteration.</w:t>
+        <w:rPr>
+          <w:b/>
+        </w:rPr>
+        <w:t xml:space="preserve">Line 2. </w:t>
+      </w:r>
+      <w:r>
+        <w:rPr>
+          <w:b w:val="0"/>
+          <w:i w:val="0"/>
+        </w:rPr>
+        <w:t>CrossEntropyLoss expects logits. Softmax here changes the loss and flattens gradients.</w:t>
       </w:r>
     </w:p>
     <w:p>
       <w:pPr>
-        <w:pStyle w:val="ListBullet"/>
+        <w:pStyle w:val="ListNumber"/>
       </w:pPr>
       <w:r>
         <w:rPr>
-          <w:b w:val="0"/>
-          <w:i w:val="0"/>
-        </w:rPr>
-        <w:t>optimizer.step()</w:t>
+          <w:b/>
+        </w:rPr>
+        <w:t xml:space="preserve">Line 4. </w:t>
+      </w:r>
+      <w:r>
+        <w:rPr>
+          <w:b w:val="0"/>
+          <w:i w:val="0"/>
+        </w:rPr>
+        <w:t>No zero_grad before it: gradients accumulate across batches.</w:t>
       </w:r>
     </w:p>
     <w:p>
       <w:pPr>
-        <w:pStyle w:val="ListBullet"/>
+        <w:pStyle w:val="ListNumber"/>
       </w:pPr>
       <w:r>
         <w:rPr>
-          <w:b w:val="0"/>
-          <w:i w:val="0"/>
-        </w:rPr>
-        <w:t>loss.backward()</w:t>
+          <w:b/>
+        </w:rPr>
+        <w:t xml:space="preserve">Line 6. </w:t>
+      </w:r>
+      <w:r>
+        <w:rPr>
+          <w:b w:val="0"/>
+          <w:i w:val="0"/>
+        </w:rPr>
+        <w:t>Keeps each batch's graph alive. Use loss.item().</w:t>
       </w:r>
     </w:p>
     <w:p>
       <w:pPr>
-        <w:pStyle w:val="ListBullet"/>
+        <w:pStyle w:val="Heading4"/>
       </w:pPr>
       <w:r>
-        <w:rPr>
-          <w:b w:val="0"/>
-          <w:i w:val="0"/>
-        </w:rPr>
-        <w:t>loss = loss_fn(model(x), y)</w:t>
-      </w:r>
-    </w:p>
-    <w:p>
-      <w:pPr>
-        <w:pStyle w:val="ListBullet"/>
-      </w:pPr>
-      <w:r>
-        <w:rPr>
-          <w:b w:val="0"/>
-          <w:i w:val="0"/>
-        </w:rPr>
-        <w:t>x, y = x.to(device), y.to(device)</w:t>
-      </w:r>
-    </w:p>
-    <w:p>
-      <w:pPr>
-        <w:pStyle w:val="ListBullet"/>
-      </w:pPr>
-      <w:r>
-        <w:rPr>
-          <w:b w:val="0"/>
-          <w:i w:val="0"/>
-        </w:rPr>
-        <w:t>optimizer.zero_grad()</w:t>
-      </w:r>
-    </w:p>
-    <w:p>
-      <w:pPr>
-        <w:pStyle w:val="Heading5"/>
-      </w:pPr>
-      <w:r>
-        <w:t>Exercise 4. Write the function (level 3)</w:t>
-      </w:r>
-    </w:p>
-    <w:p>
-      <w:r>
-        <w:rPr>
-          <w:b w:val="0"/>
-          <w:i w:val="0"/>
-        </w:rPr>
-        <w:t xml:space="preserve">Write </w:t>
-      </w:r>
-      <w:r>
-        <w:rPr>
-          <w:rFonts w:ascii="Consolas" w:hAnsi="Consolas" w:eastAsia="Consolas"/>
-          <w:b w:val="0"/>
-          <w:sz w:val="19"/>
-        </w:rPr>
-        <w:t>should_stop(val_losses: list[float], patience: int, min_delta: float = 0.0) -&gt; bool</w:t>
-      </w:r>
-      <w:r>
-        <w:rPr>
-          <w:b w:val="0"/>
-          <w:i w:val="0"/>
-        </w:rPr>
-        <w:t xml:space="preserve">. Return </w:t>
-      </w:r>
-      <w:r>
-        <w:rPr>
-          <w:rFonts w:ascii="Consolas" w:hAnsi="Consolas" w:eastAsia="Consolas"/>
-          <w:b w:val="0"/>
-          <w:sz w:val="19"/>
-        </w:rPr>
-        <w:t>True</w:t>
-      </w:r>
-      <w:r>
-        <w:rPr>
-          <w:b w:val="0"/>
-          <w:i w:val="0"/>
-        </w:rPr>
-        <w:t xml:space="preserve"> when the best loss in the last </w:t>
-      </w:r>
-      <w:r>
-        <w:rPr>
-          <w:rFonts w:ascii="Consolas" w:hAnsi="Consolas" w:eastAsia="Consolas"/>
-          <w:b w:val="0"/>
-          <w:sz w:val="19"/>
-        </w:rPr>
-        <w:t>patience</w:t>
-      </w:r>
-      <w:r>
-        <w:rPr>
-          <w:b w:val="0"/>
-          <w:i w:val="0"/>
-        </w:rPr>
-        <w:t xml:space="preserve"> epochs is not lower than the best loss before them by more than </w:t>
-      </w:r>
-      <w:r>
-        <w:rPr>
-          <w:rFonts w:ascii="Consolas" w:hAnsi="Consolas" w:eastAsia="Consolas"/>
-          <w:b w:val="0"/>
-          <w:sz w:val="19"/>
-        </w:rPr>
-        <w:t>min_delta</w:t>
-      </w:r>
-      <w:r>
-        <w:rPr>
-          <w:b w:val="0"/>
-          <w:i w:val="0"/>
-        </w:rPr>
-        <w:t xml:space="preserve">. Return </w:t>
-      </w:r>
-      <w:r>
-        <w:rPr>
-          <w:rFonts w:ascii="Consolas" w:hAnsi="Consolas" w:eastAsia="Consolas"/>
-          <w:b w:val="0"/>
-          <w:sz w:val="19"/>
-        </w:rPr>
-        <w:t>False</w:t>
-      </w:r>
-      <w:r>
-        <w:rPr>
-          <w:b w:val="0"/>
-          <w:i w:val="0"/>
-        </w:rPr>
-        <w:t xml:space="preserve"> when there are </w:t>
-      </w:r>
-      <w:r>
-        <w:rPr>
-          <w:rFonts w:ascii="Consolas" w:hAnsi="Consolas" w:eastAsia="Consolas"/>
-          <w:b w:val="0"/>
-          <w:sz w:val="19"/>
-        </w:rPr>
-        <w:t>patience</w:t>
-      </w:r>
-      <w:r>
-        <w:rPr>
-          <w:b w:val="0"/>
-          <w:i w:val="0"/>
-        </w:rPr>
-        <w:t xml:space="preserve"> or fewer losses. Raise </w:t>
-      </w:r>
-      <w:r>
-        <w:rPr>
-          <w:rFonts w:ascii="Consolas" w:hAnsi="Consolas" w:eastAsia="Consolas"/>
-          <w:b w:val="0"/>
-          <w:sz w:val="19"/>
-        </w:rPr>
-        <w:t>ValueError</w:t>
-      </w:r>
-      <w:r>
-        <w:rPr>
-          <w:b w:val="0"/>
-          <w:i w:val="0"/>
-        </w:rPr>
-        <w:t xml:space="preserve"> if </w:t>
-      </w:r>
-      <w:r>
-        <w:rPr>
-          <w:rFonts w:ascii="Consolas" w:hAnsi="Consolas" w:eastAsia="Consolas"/>
-          <w:b w:val="0"/>
-          <w:sz w:val="19"/>
-        </w:rPr>
-        <w:t>patience &lt; 1</w:t>
-      </w:r>
-      <w:r>
-        <w:rPr>
-          <w:b w:val="0"/>
-          <w:i w:val="0"/>
-        </w:rPr>
-        <w:t>.</w:t>
-      </w:r>
-    </w:p>
-    <w:p>
-      <w:r>
-        <w:rPr>
-          <w:b w:val="0"/>
-          <w:i w:val="0"/>
-        </w:rPr>
-        <w:t>Your code must pass these checks:</w:t>
-      </w:r>
-    </w:p>
-    <w:p>
-      <w:pPr>
-        <w:pStyle w:val="ListBullet"/>
-      </w:pPr>
-      <w:r>
-        <w:rPr>
-          <w:b w:val="0"/>
-          <w:i w:val="0"/>
-        </w:rPr>
-        <w:t>No improvement on 0.9 in the last 2 epochs: stop.</w:t>
-      </w:r>
-    </w:p>
-    <w:p>
-      <w:pPr>
-        <w:pStyle w:val="ListBullet"/>
-      </w:pPr>
-      <w:r>
-        <w:rPr>
-          <w:b w:val="0"/>
-          <w:i w:val="0"/>
-        </w:rPr>
-        <w:t>An improvement in the window, or too few epochs, means continue.</w:t>
-      </w:r>
-    </w:p>
-    <w:p>
-      <w:pPr>
-        <w:pStyle w:val="ListBullet"/>
-      </w:pPr>
-      <w:r>
-        <w:rPr>
-          <w:b w:val="0"/>
-          <w:i w:val="0"/>
-        </w:rPr>
-        <w:t>Improvements smaller than min_delta do not count.</w:t>
-      </w:r>
-    </w:p>
-    <w:p>
-      <w:pPr>
-        <w:pStyle w:val="ListBullet"/>
-      </w:pPr>
-      <w:r>
-        <w:rPr>
-          <w:b w:val="0"/>
-          <w:i w:val="0"/>
-        </w:rPr>
-        <w:t>patience below 1 must raise ValueError.</w:t>
-      </w:r>
-    </w:p>
-    <w:p>
-      <w:r>
-        <w:rPr>
-          <w:b w:val="0"/>
-          <w:i w:val="0"/>
-        </w:rPr>
-        <w:t>Shape of the answer. The reference solution defines these names. Write the bodies yourself.</w:t>
+        <w:t>Worked example: strong code</w:t>
       </w:r>
     </w:p>
     <w:tbl>
@@ -4927,7 +4288,7 @@
                 <w:b w:val="0"/>
                 <w:sz w:val="16"/>
               </w:rPr>
-              <w:t># Early-stopping rule on validation losses, one per epoch.</w:t>
+              <w:t>def should_stop(val_losses: list[float], patience: int, min_delta: float = 0.0) -&gt; bool:</w:t>
             </w:r>
           </w:p>
           <w:p>
@@ -4950,7 +4311,7 @@
                 <w:b w:val="0"/>
                 <w:sz w:val="16"/>
               </w:rPr>
-              <w:t>def should_stop(</w:t>
+              <w:t xml:space="preserve">    """True when the last `patience` epochs did not beat the earlier best by min_delta."""</w:t>
             </w:r>
           </w:p>
           <w:p>
@@ -4973,7 +4334,7 @@
                 <w:b w:val="0"/>
                 <w:sz w:val="16"/>
               </w:rPr>
-              <w:t xml:space="preserve">    val_losses: list[float],</w:t>
+              <w:t xml:space="preserve">    if patience &lt; 1:</w:t>
             </w:r>
           </w:p>
           <w:p>
@@ -4996,7 +4357,7 @@
                 <w:b w:val="0"/>
                 <w:sz w:val="16"/>
               </w:rPr>
-              <w:t xml:space="preserve">    patience: int,</w:t>
+              <w:t xml:space="preserve">        raise ValueError("patience must be at least 1")</w:t>
             </w:r>
           </w:p>
           <w:p>
@@ -5007,19 +4368,19 @@
             <w:r>
               <w:rPr>
                 <w:rFonts w:ascii="Consolas" w:hAnsi="Consolas" w:eastAsia="Consolas"/>
-                <w:b w:val="0"/>
+                <w:b/>
                 <w:color w:val="5B6875"/>
                 <w:sz w:val="16"/>
               </w:rPr>
-              <w:t xml:space="preserve">   5  </w:t>
-            </w:r>
-            <w:r>
-              <w:rPr>
-                <w:rFonts w:ascii="Consolas" w:hAnsi="Consolas" w:eastAsia="Consolas"/>
-                <w:b w:val="0"/>
-                <w:sz w:val="16"/>
-              </w:rPr>
-              <w:t xml:space="preserve">    min_delta: float = 0.0,</w:t>
+              <w:t xml:space="preserve"> [1]  </w:t>
+            </w:r>
+            <w:r>
+              <w:rPr>
+                <w:rFonts w:ascii="Consolas" w:hAnsi="Consolas" w:eastAsia="Consolas"/>
+                <w:b w:val="0"/>
+                <w:sz w:val="16"/>
+              </w:rPr>
+              <w:t xml:space="preserve">    if len(val_losses) &lt;= patience:</w:t>
             </w:r>
           </w:p>
           <w:p>
@@ -5042,20 +4403,353 @@
                 <w:b w:val="0"/>
                 <w:sz w:val="16"/>
               </w:rPr>
-              <w:t>) -&gt; bool: ...</w:t>
+              <w:t xml:space="preserve">        return False</w:t>
+            </w:r>
+          </w:p>
+          <w:p>
+            <w:pPr>
+              <w:spacing w:before="0" w:after="0" w:line="240" w:lineRule="auto"/>
+              <w:ind w:left="567" w:hanging="567"/>
+            </w:pPr>
+            <w:r>
+              <w:rPr>
+                <w:rFonts w:ascii="Consolas" w:hAnsi="Consolas" w:eastAsia="Consolas"/>
+                <w:b w:val="0"/>
+                <w:color w:val="5B6875"/>
+                <w:sz w:val="16"/>
+              </w:rPr>
+              <w:t xml:space="preserve">   7  </w:t>
+            </w:r>
+            <w:r>
+              <w:rPr>
+                <w:rFonts w:ascii="Consolas" w:hAnsi="Consolas" w:eastAsia="Consolas"/>
+                <w:b w:val="0"/>
+                <w:sz w:val="16"/>
+              </w:rPr>
+              <w:t xml:space="preserve">    best_before = min(val_losses[:-patience])</w:t>
+            </w:r>
+          </w:p>
+          <w:p>
+            <w:pPr>
+              <w:spacing w:before="0" w:after="0" w:line="240" w:lineRule="auto"/>
+              <w:ind w:left="567" w:hanging="567"/>
+            </w:pPr>
+            <w:r>
+              <w:rPr>
+                <w:rFonts w:ascii="Consolas" w:hAnsi="Consolas" w:eastAsia="Consolas"/>
+                <w:b/>
+                <w:color w:val="5B6875"/>
+                <w:sz w:val="16"/>
+              </w:rPr>
+              <w:t xml:space="preserve"> [2]  </w:t>
+            </w:r>
+            <w:r>
+              <w:rPr>
+                <w:rFonts w:ascii="Consolas" w:hAnsi="Consolas" w:eastAsia="Consolas"/>
+                <w:b w:val="0"/>
+                <w:sz w:val="16"/>
+              </w:rPr>
+              <w:t xml:space="preserve">    return min(val_losses[-patience:]) &gt; best_before - min_delta</w:t>
             </w:r>
           </w:p>
         </w:tc>
       </w:tr>
     </w:tbl>
-    <w:p/>
     <w:p>
-      <w:r>
-        <w:rPr>
-          <w:b w:val="0"/>
-          <w:i w:val="0"/>
-        </w:rPr>
-        <w:t>Starter code:</w:t>
+      <w:pPr>
+        <w:pStyle w:val="ListNumber"/>
+      </w:pPr>
+      <w:r>
+        <w:rPr>
+          <w:b/>
+        </w:rPr>
+        <w:t xml:space="preserve">Line 5. </w:t>
+      </w:r>
+      <w:r>
+        <w:rPr>
+          <w:b w:val="0"/>
+          <w:i w:val="0"/>
+        </w:rPr>
+        <w:t>Too few epochs to judge: keep training.</w:t>
+      </w:r>
+    </w:p>
+    <w:p>
+      <w:pPr>
+        <w:pStyle w:val="ListNumber"/>
+      </w:pPr>
+      <w:r>
+        <w:rPr>
+          <w:b/>
+        </w:rPr>
+        <w:t xml:space="preserve">Line 8. </w:t>
+      </w:r>
+      <w:r>
+        <w:rPr>
+          <w:b w:val="0"/>
+          <w:i w:val="0"/>
+        </w:rPr>
+        <w:t>Stop only when recent epochs failed to improve on the earlier best.</w:t>
+      </w:r>
+    </w:p>
+    <w:p>
+      <w:r>
+        <w:rPr>
+          <w:b w:val="0"/>
+          <w:i w:val="0"/>
+        </w:rPr>
+        <w:t>zero_grad, train and eval modes, inference_mode for validation, logits into CrossEntropyLoss, loss.item() for logs, and early stopping on validation loss.</w:t>
+      </w:r>
+    </w:p>
+    <w:p>
+      <w:pPr>
+        <w:pStyle w:val="Heading4"/>
+      </w:pPr>
+      <w:r>
+        <w:t>Recap card</w:t>
+      </w:r>
+    </w:p>
+    <w:p>
+      <w:pPr>
+        <w:pStyle w:val="ListBullet"/>
+      </w:pPr>
+      <w:r>
+        <w:rPr>
+          <w:b/>
+          <w:i w:val="0"/>
+        </w:rPr>
+        <w:t>The training iteration</w:t>
+      </w:r>
+      <w:r>
+        <w:rPr>
+          <w:b w:val="0"/>
+          <w:i w:val="0"/>
+        </w:rPr>
+        <w:t xml:space="preserve"> to(device), zero_grad, forward and loss, backward, step.</w:t>
+      </w:r>
+    </w:p>
+    <w:p>
+      <w:pPr>
+        <w:pStyle w:val="ListBullet"/>
+      </w:pPr>
+      <w:r>
+        <w:rPr>
+          <w:b/>
+          <w:i w:val="0"/>
+        </w:rPr>
+        <w:t>Validation mode</w:t>
+      </w:r>
+      <w:r>
+        <w:rPr>
+          <w:b w:val="0"/>
+          <w:i w:val="0"/>
+        </w:rPr>
+        <w:t xml:space="preserve"> model.eval() and torch.inference_mode(). Back to model.train() after.</w:t>
+      </w:r>
+    </w:p>
+    <w:p>
+      <w:pPr>
+        <w:pStyle w:val="ListBullet"/>
+      </w:pPr>
+      <w:r>
+        <w:rPr>
+          <w:b/>
+          <w:i w:val="0"/>
+        </w:rPr>
+        <w:t>CrossEntropyLoss input</w:t>
+      </w:r>
+      <w:r>
+        <w:rPr>
+          <w:b w:val="0"/>
+          <w:i w:val="0"/>
+        </w:rPr>
+        <w:t xml:space="preserve"> Raw logits. It applies log-softmax itself.</w:t>
+      </w:r>
+    </w:p>
+    <w:p>
+      <w:pPr>
+        <w:pStyle w:val="ListBullet"/>
+      </w:pPr>
+      <w:r>
+        <w:rPr>
+          <w:b/>
+          <w:i w:val="0"/>
+        </w:rPr>
+        <w:t>Early stopping</w:t>
+      </w:r>
+      <w:r>
+        <w:rPr>
+          <w:b w:val="0"/>
+          <w:i w:val="0"/>
+        </w:rPr>
+        <w:t xml:space="preserve"> Stop when validation loss has not improved by min_delta for patience epochs. Keep the best weights.</w:t>
+      </w:r>
+    </w:p>
+    <w:p>
+      <w:pPr>
+        <w:pStyle w:val="Heading4"/>
+      </w:pPr>
+      <w:r>
+        <w:t>Practice</w:t>
+      </w:r>
+    </w:p>
+    <w:p>
+      <w:pPr>
+        <w:pStyle w:val="Heading5"/>
+      </w:pPr>
+      <w:r>
+        <w:t>Exercise 1. Multiple choice (level 1)</w:t>
+      </w:r>
+    </w:p>
+    <w:p>
+      <w:r>
+        <w:rPr>
+          <w:b w:val="0"/>
+          <w:i w:val="0"/>
+        </w:rPr>
+        <w:t xml:space="preserve">A loop calls </w:t>
+      </w:r>
+      <w:r>
+        <w:rPr>
+          <w:rFonts w:ascii="Consolas" w:hAnsi="Consolas" w:eastAsia="Consolas"/>
+          <w:b w:val="0"/>
+          <w:sz w:val="19"/>
+        </w:rPr>
+        <w:t>loss.backward()</w:t>
+      </w:r>
+      <w:r>
+        <w:rPr>
+          <w:b w:val="0"/>
+          <w:i w:val="0"/>
+        </w:rPr>
+        <w:t xml:space="preserve"> and </w:t>
+      </w:r>
+      <w:r>
+        <w:rPr>
+          <w:rFonts w:ascii="Consolas" w:hAnsi="Consolas" w:eastAsia="Consolas"/>
+          <w:b w:val="0"/>
+          <w:sz w:val="19"/>
+        </w:rPr>
+        <w:t>optimizer.step()</w:t>
+      </w:r>
+      <w:r>
+        <w:rPr>
+          <w:b w:val="0"/>
+          <w:i w:val="0"/>
+        </w:rPr>
+        <w:t xml:space="preserve"> but never </w:t>
+      </w:r>
+      <w:r>
+        <w:rPr>
+          <w:rFonts w:ascii="Consolas" w:hAnsi="Consolas" w:eastAsia="Consolas"/>
+          <w:b w:val="0"/>
+          <w:sz w:val="19"/>
+        </w:rPr>
+        <w:t>optimizer.zero_grad()</w:t>
+      </w:r>
+      <w:r>
+        <w:rPr>
+          <w:b w:val="0"/>
+          <w:i w:val="0"/>
+        </w:rPr>
+        <w:t>. What happens?</w:t>
+      </w:r>
+    </w:p>
+    <w:p>
+      <w:pPr>
+        <w:pStyle w:val="ListBullet"/>
+      </w:pPr>
+      <w:r>
+        <w:rPr>
+          <w:b w:val="0"/>
+          <w:i w:val="0"/>
+        </w:rPr>
+        <w:t>a) Nothing. PyTorch clears gradients automatically.</w:t>
+      </w:r>
+    </w:p>
+    <w:p>
+      <w:pPr>
+        <w:pStyle w:val="ListBullet"/>
+      </w:pPr>
+      <w:r>
+        <w:rPr>
+          <w:b w:val="0"/>
+          <w:i w:val="0"/>
+        </w:rPr>
+        <w:t>b) Gradients accumulate across batches, so steps use the sum of all earlier gradients.</w:t>
+      </w:r>
+    </w:p>
+    <w:p>
+      <w:pPr>
+        <w:pStyle w:val="ListBullet"/>
+      </w:pPr>
+      <w:r>
+        <w:rPr>
+          <w:b w:val="0"/>
+          <w:i w:val="0"/>
+        </w:rPr>
+        <w:t>c) backward() raises an error on the second batch.</w:t>
+      </w:r>
+    </w:p>
+    <w:p>
+      <w:pPr>
+        <w:pStyle w:val="ListBullet"/>
+      </w:pPr>
+      <w:r>
+        <w:rPr>
+          <w:b w:val="0"/>
+          <w:i w:val="0"/>
+        </w:rPr>
+        <w:t>d) The model stops learning.</w:t>
+      </w:r>
+    </w:p>
+    <w:p>
+      <w:r>
+        <w:rPr>
+          <w:b/>
+          <w:i w:val="0"/>
+        </w:rPr>
+        <w:t>Why?</w:t>
+      </w:r>
+    </w:p>
+    <w:p>
+      <w:pPr>
+        <w:pStyle w:val="ListBullet"/>
+      </w:pPr>
+      <w:r>
+        <w:rPr>
+          <w:b w:val="0"/>
+          <w:i w:val="0"/>
+        </w:rPr>
+        <w:t>r1) backward() adds into .grad. Only zero_grad() resets it.</w:t>
+      </w:r>
+    </w:p>
+    <w:p>
+      <w:pPr>
+        <w:pStyle w:val="ListBullet"/>
+      </w:pPr>
+      <w:r>
+        <w:rPr>
+          <w:b w:val="0"/>
+          <w:i w:val="0"/>
+        </w:rPr>
+        <w:t>r2) Optimizers ignore gradients without zero_grad.</w:t>
+      </w:r>
+    </w:p>
+    <w:p>
+      <w:pPr>
+        <w:pStyle w:val="Heading5"/>
+      </w:pPr>
+      <w:r>
+        <w:t>Exercise 2. Predict the output (level 2)</w:t>
+      </w:r>
+    </w:p>
+    <w:p>
+      <w:r>
+        <w:rPr>
+          <w:b w:val="0"/>
+          <w:i w:val="0"/>
+        </w:rPr>
+        <w:t>What does this print? (PyTorch 2.14)</w:t>
       </w:r>
     </w:p>
     <w:tbl>
@@ -5093,7 +4787,7 @@
                 <w:b w:val="0"/>
                 <w:sz w:val="16"/>
               </w:rPr>
-              <w:t>def should_stop(val_losses, patience, min_delta=0.0):</w:t>
+              <w:t>import torch</w:t>
             </w:r>
           </w:p>
           <w:p>
@@ -5116,7 +4810,122 @@
                 <w:b w:val="0"/>
                 <w:sz w:val="16"/>
               </w:rPr>
-              <w:t xml:space="preserve">    return val_losses[-1] &gt; val_losses[-2]</w:t>
+              <w:t xml:space="preserve"> </w:t>
+            </w:r>
+          </w:p>
+          <w:p>
+            <w:pPr>
+              <w:spacing w:before="0" w:after="0" w:line="240" w:lineRule="auto"/>
+              <w:ind w:left="567" w:hanging="567"/>
+            </w:pPr>
+            <w:r>
+              <w:rPr>
+                <w:rFonts w:ascii="Consolas" w:hAnsi="Consolas" w:eastAsia="Consolas"/>
+                <w:b w:val="0"/>
+                <w:color w:val="5B6875"/>
+                <w:sz w:val="16"/>
+              </w:rPr>
+              <w:t xml:space="preserve">   3  </w:t>
+            </w:r>
+            <w:r>
+              <w:rPr>
+                <w:rFonts w:ascii="Consolas" w:hAnsi="Consolas" w:eastAsia="Consolas"/>
+                <w:b w:val="0"/>
+                <w:sz w:val="16"/>
+              </w:rPr>
+              <w:t>w = torch.tensor([1.0], requires_grad=True)</w:t>
+            </w:r>
+          </w:p>
+          <w:p>
+            <w:pPr>
+              <w:spacing w:before="0" w:after="0" w:line="240" w:lineRule="auto"/>
+              <w:ind w:left="567" w:hanging="567"/>
+            </w:pPr>
+            <w:r>
+              <w:rPr>
+                <w:rFonts w:ascii="Consolas" w:hAnsi="Consolas" w:eastAsia="Consolas"/>
+                <w:b w:val="0"/>
+                <w:color w:val="5B6875"/>
+                <w:sz w:val="16"/>
+              </w:rPr>
+              <w:t xml:space="preserve">   4  </w:t>
+            </w:r>
+            <w:r>
+              <w:rPr>
+                <w:rFonts w:ascii="Consolas" w:hAnsi="Consolas" w:eastAsia="Consolas"/>
+                <w:b w:val="0"/>
+                <w:sz w:val="16"/>
+              </w:rPr>
+              <w:t>for _ in range(3):</w:t>
+            </w:r>
+          </w:p>
+          <w:p>
+            <w:pPr>
+              <w:spacing w:before="0" w:after="0" w:line="240" w:lineRule="auto"/>
+              <w:ind w:left="567" w:hanging="567"/>
+            </w:pPr>
+            <w:r>
+              <w:rPr>
+                <w:rFonts w:ascii="Consolas" w:hAnsi="Consolas" w:eastAsia="Consolas"/>
+                <w:b w:val="0"/>
+                <w:color w:val="5B6875"/>
+                <w:sz w:val="16"/>
+              </w:rPr>
+              <w:t xml:space="preserve">   5  </w:t>
+            </w:r>
+            <w:r>
+              <w:rPr>
+                <w:rFonts w:ascii="Consolas" w:hAnsi="Consolas" w:eastAsia="Consolas"/>
+                <w:b w:val="0"/>
+                <w:sz w:val="16"/>
+              </w:rPr>
+              <w:t xml:space="preserve">    loss = (w * 2).sum()</w:t>
+            </w:r>
+          </w:p>
+          <w:p>
+            <w:pPr>
+              <w:spacing w:before="0" w:after="0" w:line="240" w:lineRule="auto"/>
+              <w:ind w:left="567" w:hanging="567"/>
+            </w:pPr>
+            <w:r>
+              <w:rPr>
+                <w:rFonts w:ascii="Consolas" w:hAnsi="Consolas" w:eastAsia="Consolas"/>
+                <w:b w:val="0"/>
+                <w:color w:val="5B6875"/>
+                <w:sz w:val="16"/>
+              </w:rPr>
+              <w:t xml:space="preserve">   6  </w:t>
+            </w:r>
+            <w:r>
+              <w:rPr>
+                <w:rFonts w:ascii="Consolas" w:hAnsi="Consolas" w:eastAsia="Consolas"/>
+                <w:b w:val="0"/>
+                <w:sz w:val="16"/>
+              </w:rPr>
+              <w:t xml:space="preserve">    loss.backward()</w:t>
+            </w:r>
+          </w:p>
+          <w:p>
+            <w:pPr>
+              <w:spacing w:before="0" w:after="0" w:line="240" w:lineRule="auto"/>
+              <w:ind w:left="567" w:hanging="567"/>
+            </w:pPr>
+            <w:r>
+              <w:rPr>
+                <w:rFonts w:ascii="Consolas" w:hAnsi="Consolas" w:eastAsia="Consolas"/>
+                <w:b w:val="0"/>
+                <w:color w:val="5B6875"/>
+                <w:sz w:val="16"/>
+              </w:rPr>
+              <w:t xml:space="preserve">   7  </w:t>
+            </w:r>
+            <w:r>
+              <w:rPr>
+                <w:rFonts w:ascii="Consolas" w:hAnsi="Consolas" w:eastAsia="Consolas"/>
+                <w:b w:val="0"/>
+                <w:sz w:val="16"/>
+              </w:rPr>
+              <w:t>print(w.grad.item())</w:t>
             </w:r>
           </w:p>
         </w:tc>
@@ -5128,7 +4937,7 @@
         <w:pStyle w:val="Heading5"/>
       </w:pPr>
       <w:r>
-        <w:t>Exercise 5. Spot the bug (level 4)</w:t>
+        <w:t>Exercise 3. Put in order (level 2)</w:t>
       </w:r>
     </w:p>
     <w:p>
@@ -5137,7 +4946,270 @@
           <w:b w:val="0"/>
           <w:i w:val="0"/>
         </w:rPr>
-        <w:t>Validation accuracy is stuck near chance while training loss falls slowly. Tap the line that breaks the loss.</w:t>
+        <w:t>Order the steps inside one training iteration.</w:t>
+      </w:r>
+    </w:p>
+    <w:p>
+      <w:pPr>
+        <w:pStyle w:val="ListBullet"/>
+      </w:pPr>
+      <w:r>
+        <w:rPr>
+          <w:b w:val="0"/>
+          <w:i w:val="0"/>
+        </w:rPr>
+        <w:t>optimizer.step()</w:t>
+      </w:r>
+    </w:p>
+    <w:p>
+      <w:pPr>
+        <w:pStyle w:val="ListBullet"/>
+      </w:pPr>
+      <w:r>
+        <w:rPr>
+          <w:b w:val="0"/>
+          <w:i w:val="0"/>
+        </w:rPr>
+        <w:t>loss.backward()</w:t>
+      </w:r>
+    </w:p>
+    <w:p>
+      <w:pPr>
+        <w:pStyle w:val="ListBullet"/>
+      </w:pPr>
+      <w:r>
+        <w:rPr>
+          <w:b w:val="0"/>
+          <w:i w:val="0"/>
+        </w:rPr>
+        <w:t>loss = loss_fn(model(x), y)</w:t>
+      </w:r>
+    </w:p>
+    <w:p>
+      <w:pPr>
+        <w:pStyle w:val="ListBullet"/>
+      </w:pPr>
+      <w:r>
+        <w:rPr>
+          <w:b w:val="0"/>
+          <w:i w:val="0"/>
+        </w:rPr>
+        <w:t>x, y = x.to(device), y.to(device)</w:t>
+      </w:r>
+    </w:p>
+    <w:p>
+      <w:pPr>
+        <w:pStyle w:val="ListBullet"/>
+      </w:pPr>
+      <w:r>
+        <w:rPr>
+          <w:b w:val="0"/>
+          <w:i w:val="0"/>
+        </w:rPr>
+        <w:t>optimizer.zero_grad()</w:t>
+      </w:r>
+    </w:p>
+    <w:p>
+      <w:pPr>
+        <w:pStyle w:val="Heading5"/>
+      </w:pPr>
+      <w:r>
+        <w:t>Exercise 4. Write the function (level 3)</w:t>
+      </w:r>
+    </w:p>
+    <w:p>
+      <w:r>
+        <w:rPr>
+          <w:b w:val="0"/>
+          <w:i w:val="0"/>
+        </w:rPr>
+        <w:t xml:space="preserve">Write </w:t>
+      </w:r>
+      <w:r>
+        <w:rPr>
+          <w:rFonts w:ascii="Consolas" w:hAnsi="Consolas" w:eastAsia="Consolas"/>
+          <w:b w:val="0"/>
+          <w:sz w:val="19"/>
+        </w:rPr>
+        <w:t>should_stop(val_losses: list[float], patience: int, min_delta: float = 0.0) -&gt; bool</w:t>
+      </w:r>
+      <w:r>
+        <w:rPr>
+          <w:b w:val="0"/>
+          <w:i w:val="0"/>
+        </w:rPr>
+        <w:t xml:space="preserve">. Return </w:t>
+      </w:r>
+      <w:r>
+        <w:rPr>
+          <w:rFonts w:ascii="Consolas" w:hAnsi="Consolas" w:eastAsia="Consolas"/>
+          <w:b w:val="0"/>
+          <w:sz w:val="19"/>
+        </w:rPr>
+        <w:t>True</w:t>
+      </w:r>
+      <w:r>
+        <w:rPr>
+          <w:b w:val="0"/>
+          <w:i w:val="0"/>
+        </w:rPr>
+        <w:t xml:space="preserve"> when the best loss in the last </w:t>
+      </w:r>
+      <w:r>
+        <w:rPr>
+          <w:rFonts w:ascii="Consolas" w:hAnsi="Consolas" w:eastAsia="Consolas"/>
+          <w:b w:val="0"/>
+          <w:sz w:val="19"/>
+        </w:rPr>
+        <w:t>patience</w:t>
+      </w:r>
+      <w:r>
+        <w:rPr>
+          <w:b w:val="0"/>
+          <w:i w:val="0"/>
+        </w:rPr>
+        <w:t xml:space="preserve"> epochs is not lower than the best loss before them by more than </w:t>
+      </w:r>
+      <w:r>
+        <w:rPr>
+          <w:rFonts w:ascii="Consolas" w:hAnsi="Consolas" w:eastAsia="Consolas"/>
+          <w:b w:val="0"/>
+          <w:sz w:val="19"/>
+        </w:rPr>
+        <w:t>min_delta</w:t>
+      </w:r>
+      <w:r>
+        <w:rPr>
+          <w:b w:val="0"/>
+          <w:i w:val="0"/>
+        </w:rPr>
+        <w:t xml:space="preserve">. Return </w:t>
+      </w:r>
+      <w:r>
+        <w:rPr>
+          <w:rFonts w:ascii="Consolas" w:hAnsi="Consolas" w:eastAsia="Consolas"/>
+          <w:b w:val="0"/>
+          <w:sz w:val="19"/>
+        </w:rPr>
+        <w:t>False</w:t>
+      </w:r>
+      <w:r>
+        <w:rPr>
+          <w:b w:val="0"/>
+          <w:i w:val="0"/>
+        </w:rPr>
+        <w:t xml:space="preserve"> when there are </w:t>
+      </w:r>
+      <w:r>
+        <w:rPr>
+          <w:rFonts w:ascii="Consolas" w:hAnsi="Consolas" w:eastAsia="Consolas"/>
+          <w:b w:val="0"/>
+          <w:sz w:val="19"/>
+        </w:rPr>
+        <w:t>patience</w:t>
+      </w:r>
+      <w:r>
+        <w:rPr>
+          <w:b w:val="0"/>
+          <w:i w:val="0"/>
+        </w:rPr>
+        <w:t xml:space="preserve"> or fewer losses. Raise </w:t>
+      </w:r>
+      <w:r>
+        <w:rPr>
+          <w:rFonts w:ascii="Consolas" w:hAnsi="Consolas" w:eastAsia="Consolas"/>
+          <w:b w:val="0"/>
+          <w:sz w:val="19"/>
+        </w:rPr>
+        <w:t>ValueError</w:t>
+      </w:r>
+      <w:r>
+        <w:rPr>
+          <w:b w:val="0"/>
+          <w:i w:val="0"/>
+        </w:rPr>
+        <w:t xml:space="preserve"> if </w:t>
+      </w:r>
+      <w:r>
+        <w:rPr>
+          <w:rFonts w:ascii="Consolas" w:hAnsi="Consolas" w:eastAsia="Consolas"/>
+          <w:b w:val="0"/>
+          <w:sz w:val="19"/>
+        </w:rPr>
+        <w:t>patience &lt; 1</w:t>
+      </w:r>
+      <w:r>
+        <w:rPr>
+          <w:b w:val="0"/>
+          <w:i w:val="0"/>
+        </w:rPr>
+        <w:t>.</w:t>
+      </w:r>
+    </w:p>
+    <w:p>
+      <w:r>
+        <w:rPr>
+          <w:b w:val="0"/>
+          <w:i w:val="0"/>
+        </w:rPr>
+        <w:t>Your code must pass these checks:</w:t>
+      </w:r>
+    </w:p>
+    <w:p>
+      <w:pPr>
+        <w:pStyle w:val="ListBullet"/>
+      </w:pPr>
+      <w:r>
+        <w:rPr>
+          <w:b w:val="0"/>
+          <w:i w:val="0"/>
+        </w:rPr>
+        <w:t>No improvement on 0.9 in the last 2 epochs: stop.</w:t>
+      </w:r>
+    </w:p>
+    <w:p>
+      <w:pPr>
+        <w:pStyle w:val="ListBullet"/>
+      </w:pPr>
+      <w:r>
+        <w:rPr>
+          <w:b w:val="0"/>
+          <w:i w:val="0"/>
+        </w:rPr>
+        <w:t>An improvement in the window, or too few epochs, means continue.</w:t>
+      </w:r>
+    </w:p>
+    <w:p>
+      <w:pPr>
+        <w:pStyle w:val="ListBullet"/>
+      </w:pPr>
+      <w:r>
+        <w:rPr>
+          <w:b w:val="0"/>
+          <w:i w:val="0"/>
+        </w:rPr>
+        <w:t>Improvements smaller than min_delta do not count.</w:t>
+      </w:r>
+    </w:p>
+    <w:p>
+      <w:pPr>
+        <w:pStyle w:val="ListBullet"/>
+      </w:pPr>
+      <w:r>
+        <w:rPr>
+          <w:b w:val="0"/>
+          <w:i w:val="0"/>
+        </w:rPr>
+        <w:t>patience below 1 must raise ValueError.</w:t>
+      </w:r>
+    </w:p>
+    <w:p>
+      <w:r>
+        <w:rPr>
+          <w:b w:val="0"/>
+          <w:i w:val="0"/>
+        </w:rPr>
+        <w:t>Shape of the answer. The reference solution defines these names. Write the bodies yourself.</w:t>
       </w:r>
     </w:p>
     <w:tbl>
@@ -5175,7 +5247,7 @@
                 <w:b w:val="0"/>
                 <w:sz w:val="16"/>
               </w:rPr>
-              <w:t>import torch</w:t>
+              <w:t># Early-stopping rule on validation losses, one per epoch.</w:t>
             </w:r>
           </w:p>
           <w:p>
@@ -5198,7 +5270,7 @@
                 <w:b w:val="0"/>
                 <w:sz w:val="16"/>
               </w:rPr>
-              <w:t>from torch import nn</w:t>
+              <w:t>def should_stop(</w:t>
             </w:r>
           </w:p>
           <w:p>
@@ -5221,7 +5293,7 @@
                 <w:b w:val="0"/>
                 <w:sz w:val="16"/>
               </w:rPr>
-              <w:t xml:space="preserve"> </w:t>
+              <w:t xml:space="preserve">    val_losses: list[float],</w:t>
             </w:r>
           </w:p>
           <w:p>
@@ -5244,7 +5316,7 @@
                 <w:b w:val="0"/>
                 <w:sz w:val="16"/>
               </w:rPr>
-              <w:t xml:space="preserve"> </w:t>
+              <w:t xml:space="preserve">    patience: int,</w:t>
             </w:r>
           </w:p>
           <w:p>
@@ -5267,7 +5339,7 @@
                 <w:b w:val="0"/>
                 <w:sz w:val="16"/>
               </w:rPr>
-              <w:t>class Classifier(nn.Module):</w:t>
+              <w:t xml:space="preserve">    min_delta: float = 0.0,</w:t>
             </w:r>
           </w:p>
           <w:p>
@@ -5290,168 +5362,7 @@
                 <w:b w:val="0"/>
                 <w:sz w:val="16"/>
               </w:rPr>
-              <w:t xml:space="preserve">    """Two-layer classifier. Train with nn.CrossEntropyLoss."""</w:t>
-            </w:r>
-          </w:p>
-          <w:p>
-            <w:pPr>
-              <w:spacing w:before="0" w:after="0" w:line="240" w:lineRule="auto"/>
-              <w:ind w:left="567" w:hanging="567"/>
-            </w:pPr>
-            <w:r>
-              <w:rPr>
-                <w:rFonts w:ascii="Consolas" w:hAnsi="Consolas" w:eastAsia="Consolas"/>
-                <w:b w:val="0"/>
-                <w:color w:val="5B6875"/>
-                <w:sz w:val="16"/>
-              </w:rPr>
-              <w:t xml:space="preserve">   7  </w:t>
-            </w:r>
-            <w:r>
-              <w:rPr>
-                <w:rFonts w:ascii="Consolas" w:hAnsi="Consolas" w:eastAsia="Consolas"/>
-                <w:b w:val="0"/>
-                <w:sz w:val="16"/>
-              </w:rPr>
-              <w:t xml:space="preserve"> </w:t>
-            </w:r>
-          </w:p>
-          <w:p>
-            <w:pPr>
-              <w:spacing w:before="0" w:after="0" w:line="240" w:lineRule="auto"/>
-              <w:ind w:left="567" w:hanging="567"/>
-            </w:pPr>
-            <w:r>
-              <w:rPr>
-                <w:rFonts w:ascii="Consolas" w:hAnsi="Consolas" w:eastAsia="Consolas"/>
-                <w:b w:val="0"/>
-                <w:color w:val="5B6875"/>
-                <w:sz w:val="16"/>
-              </w:rPr>
-              <w:t xml:space="preserve">   8  </w:t>
-            </w:r>
-            <w:r>
-              <w:rPr>
-                <w:rFonts w:ascii="Consolas" w:hAnsi="Consolas" w:eastAsia="Consolas"/>
-                <w:b w:val="0"/>
-                <w:sz w:val="16"/>
-              </w:rPr>
-              <w:t xml:space="preserve">    def __init__(self, n_in: int, n_classes: int) -&gt; None:</w:t>
-            </w:r>
-          </w:p>
-          <w:p>
-            <w:pPr>
-              <w:spacing w:before="0" w:after="0" w:line="240" w:lineRule="auto"/>
-              <w:ind w:left="567" w:hanging="567"/>
-            </w:pPr>
-            <w:r>
-              <w:rPr>
-                <w:rFonts w:ascii="Consolas" w:hAnsi="Consolas" w:eastAsia="Consolas"/>
-                <w:b w:val="0"/>
-                <w:color w:val="5B6875"/>
-                <w:sz w:val="16"/>
-              </w:rPr>
-              <w:t xml:space="preserve">   9  </w:t>
-            </w:r>
-            <w:r>
-              <w:rPr>
-                <w:rFonts w:ascii="Consolas" w:hAnsi="Consolas" w:eastAsia="Consolas"/>
-                <w:b w:val="0"/>
-                <w:sz w:val="16"/>
-              </w:rPr>
-              <w:t xml:space="preserve">        super().__init__()</w:t>
-            </w:r>
-          </w:p>
-          <w:p>
-            <w:pPr>
-              <w:spacing w:before="0" w:after="0" w:line="240" w:lineRule="auto"/>
-              <w:ind w:left="567" w:hanging="567"/>
-            </w:pPr>
-            <w:r>
-              <w:rPr>
-                <w:rFonts w:ascii="Consolas" w:hAnsi="Consolas" w:eastAsia="Consolas"/>
-                <w:b w:val="0"/>
-                <w:color w:val="5B6875"/>
-                <w:sz w:val="16"/>
-              </w:rPr>
-              <w:t xml:space="preserve">  10  </w:t>
-            </w:r>
-            <w:r>
-              <w:rPr>
-                <w:rFonts w:ascii="Consolas" w:hAnsi="Consolas" w:eastAsia="Consolas"/>
-                <w:b w:val="0"/>
-                <w:sz w:val="16"/>
-              </w:rPr>
-              <w:t xml:space="preserve">        self.net = nn.Sequential(nn.Linear(n_in, 32), nn.ReLU(), nn.Linear(32, n_classes))</w:t>
-            </w:r>
-          </w:p>
-          <w:p>
-            <w:pPr>
-              <w:spacing w:before="0" w:after="0" w:line="240" w:lineRule="auto"/>
-              <w:ind w:left="567" w:hanging="567"/>
-            </w:pPr>
-            <w:r>
-              <w:rPr>
-                <w:rFonts w:ascii="Consolas" w:hAnsi="Consolas" w:eastAsia="Consolas"/>
-                <w:b w:val="0"/>
-                <w:color w:val="5B6875"/>
-                <w:sz w:val="16"/>
-              </w:rPr>
-              <w:t xml:space="preserve">  11  </w:t>
-            </w:r>
-            <w:r>
-              <w:rPr>
-                <w:rFonts w:ascii="Consolas" w:hAnsi="Consolas" w:eastAsia="Consolas"/>
-                <w:b w:val="0"/>
-                <w:sz w:val="16"/>
-              </w:rPr>
-              <w:t xml:space="preserve"> </w:t>
-            </w:r>
-          </w:p>
-          <w:p>
-            <w:pPr>
-              <w:spacing w:before="0" w:after="0" w:line="240" w:lineRule="auto"/>
-              <w:ind w:left="567" w:hanging="567"/>
-            </w:pPr>
-            <w:r>
-              <w:rPr>
-                <w:rFonts w:ascii="Consolas" w:hAnsi="Consolas" w:eastAsia="Consolas"/>
-                <w:b w:val="0"/>
-                <w:color w:val="5B6875"/>
-                <w:sz w:val="16"/>
-              </w:rPr>
-              <w:t xml:space="preserve">  12  </w:t>
-            </w:r>
-            <w:r>
-              <w:rPr>
-                <w:rFonts w:ascii="Consolas" w:hAnsi="Consolas" w:eastAsia="Consolas"/>
-                <w:b w:val="0"/>
-                <w:sz w:val="16"/>
-              </w:rPr>
-              <w:t xml:space="preserve">    def forward(self, x: torch.Tensor) -&gt; torch.Tensor:</w:t>
-            </w:r>
-          </w:p>
-          <w:p>
-            <w:pPr>
-              <w:spacing w:before="0" w:after="0" w:line="240" w:lineRule="auto"/>
-              <w:ind w:left="567" w:hanging="567"/>
-            </w:pPr>
-            <w:r>
-              <w:rPr>
-                <w:rFonts w:ascii="Consolas" w:hAnsi="Consolas" w:eastAsia="Consolas"/>
-                <w:b w:val="0"/>
-                <w:color w:val="5B6875"/>
-                <w:sz w:val="16"/>
-              </w:rPr>
-              <w:t xml:space="preserve">  13  </w:t>
-            </w:r>
-            <w:r>
-              <w:rPr>
-                <w:rFonts w:ascii="Consolas" w:hAnsi="Consolas" w:eastAsia="Consolas"/>
-                <w:b w:val="0"/>
-                <w:sz w:val="16"/>
-              </w:rPr>
-              <w:t xml:space="preserve">        return torch.softmax(self.net(x), dim=1)</w:t>
+              <w:t>) -&gt; bool: ...</w:t>
             </w:r>
           </w:p>
         </w:tc>
@@ -5462,70 +5373,9 @@
       <w:r>
         <w:rPr>
           <w:b w:val="0"/>
-          <w:i/>
-        </w:rPr>
-        <w:t>Write down the line number of the bug. Then write the fix.</w:t>
-      </w:r>
-    </w:p>
-    <w:p>
-      <w:pPr>
-        <w:pStyle w:val="Heading4"/>
-      </w:pPr>
-      <w:r>
-        <w:t>Sources</w:t>
-      </w:r>
-    </w:p>
-    <w:p>
-      <w:pPr>
-        <w:pStyle w:val="ListBullet"/>
-      </w:pPr>
-      <w:r>
-        <w:rPr>
-          <w:b w:val="0"/>
-          <w:i w:val="0"/>
-        </w:rPr>
-        <w:t>Three backward passes on 2*w leave w.grad = 6.0; dropout outputs differ in train mode and match in eval mode; CrossEntropyLoss on logits [2.0, 0.5] with target 0 is 0.2014, and 0.4252 on their softmax. (verified: Run with torch 2.14.0 (CPU) in a scratch environment for this repository.)</w:t>
-      </w:r>
-    </w:p>
-    <w:p>
-      <w:pPr>
-        <w:pStyle w:val="Heading3"/>
-      </w:pPr>
-      <w:r>
-        <w:t>B16-L3 Reproducible PyTorch runs and safe checkpoints</w:t>
-      </w:r>
-    </w:p>
-    <w:p>
-      <w:pPr>
-        <w:pStyle w:val="Heading4"/>
-      </w:pPr>
-      <w:r>
-        <w:t>Concept</w:t>
-      </w:r>
-    </w:p>
-    <w:p>
-      <w:r>
-        <w:rPr>
-          <w:b w:val="0"/>
-          <w:i w:val="0"/>
-        </w:rPr>
-        <w:t>Neural network training draws random numbers everywhere: weight initialisation, data shuffling, dropout, augmentation. Control every source and two runs with the same seed give the same weights. In this course's build (PyTorch 2.14, CPU), a small network trained twice with seed 1 produced identical parameters. Seed 2 produced different ones.</w:t>
-      </w:r>
-    </w:p>
-    <w:p>
-      <w:r>
-        <w:rPr>
-          <w:b/>
-          <w:i w:val="0"/>
-        </w:rPr>
-        <w:t>Seed at the entry point, once.</w:t>
-      </w:r>
-      <w:r>
-        <w:rPr>
-          <w:b w:val="0"/>
-          <w:i w:val="0"/>
-        </w:rPr>
-        <w:t xml:space="preserve"> Your own code takes generators as parameters (lesson B6-L1). Libraries and PyTorch internals use global generators, so seed those too, at the start of the training script:</w:t>
+          <w:i w:val="0"/>
+        </w:rPr>
+        <w:t>Starter code:</w:t>
       </w:r>
     </w:p>
     <w:tbl>
@@ -5563,7 +5413,7 @@
                 <w:b w:val="0"/>
                 <w:sz w:val="16"/>
               </w:rPr>
-              <w:t>random.seed(seed)</w:t>
+              <w:t>def should_stop(val_losses, patience, min_delta=0.0):</w:t>
             </w:r>
           </w:p>
           <w:p>
@@ -5586,76 +5436,7 @@
                 <w:b w:val="0"/>
                 <w:sz w:val="16"/>
               </w:rPr>
-              <w:t>np.random.seed(seed)</w:t>
-            </w:r>
-          </w:p>
-          <w:p>
-            <w:pPr>
-              <w:spacing w:before="0" w:after="0" w:line="240" w:lineRule="auto"/>
-              <w:ind w:left="567" w:hanging="567"/>
-            </w:pPr>
-            <w:r>
-              <w:rPr>
-                <w:rFonts w:ascii="Consolas" w:hAnsi="Consolas" w:eastAsia="Consolas"/>
-                <w:b w:val="0"/>
-                <w:color w:val="5B6875"/>
-                <w:sz w:val="16"/>
-              </w:rPr>
-              <w:t xml:space="preserve">   3  </w:t>
-            </w:r>
-            <w:r>
-              <w:rPr>
-                <w:rFonts w:ascii="Consolas" w:hAnsi="Consolas" w:eastAsia="Consolas"/>
-                <w:b w:val="0"/>
-                <w:sz w:val="16"/>
-              </w:rPr>
-              <w:t>torch.manual_seed(seed)                       # CPU and all CUDA devices</w:t>
-            </w:r>
-          </w:p>
-          <w:p>
-            <w:pPr>
-              <w:spacing w:before="0" w:after="0" w:line="240" w:lineRule="auto"/>
-              <w:ind w:left="567" w:hanging="567"/>
-            </w:pPr>
-            <w:r>
-              <w:rPr>
-                <w:rFonts w:ascii="Consolas" w:hAnsi="Consolas" w:eastAsia="Consolas"/>
-                <w:b w:val="0"/>
-                <w:color w:val="5B6875"/>
-                <w:sz w:val="16"/>
-              </w:rPr>
-              <w:t xml:space="preserve">   4  </w:t>
-            </w:r>
-            <w:r>
-              <w:rPr>
-                <w:rFonts w:ascii="Consolas" w:hAnsi="Consolas" w:eastAsia="Consolas"/>
-                <w:b w:val="0"/>
-                <w:sz w:val="16"/>
-              </w:rPr>
-              <w:t>loader_gen = torch.Generator().manual_seed(seed)</w:t>
-            </w:r>
-          </w:p>
-          <w:p>
-            <w:pPr>
-              <w:spacing w:before="0" w:after="0" w:line="240" w:lineRule="auto"/>
-              <w:ind w:left="567" w:hanging="567"/>
-            </w:pPr>
-            <w:r>
-              <w:rPr>
-                <w:rFonts w:ascii="Consolas" w:hAnsi="Consolas" w:eastAsia="Consolas"/>
-                <w:b w:val="0"/>
-                <w:color w:val="5B6875"/>
-                <w:sz w:val="16"/>
-              </w:rPr>
-              <w:t xml:space="preserve">   5  </w:t>
-            </w:r>
-            <w:r>
-              <w:rPr>
-                <w:rFonts w:ascii="Consolas" w:hAnsi="Consolas" w:eastAsia="Consolas"/>
-                <w:b w:val="0"/>
-                <w:sz w:val="16"/>
-              </w:rPr>
-              <w:t>train_loader = DataLoader(ds, batch_size=64, shuffle=True, generator=loader_gen)</w:t>
+              <w:t xml:space="preserve">    return val_losses[-1] &gt; val_losses[-2]</w:t>
             </w:r>
           </w:p>
         </w:tc>
@@ -5664,176 +5445,105 @@
     <w:p/>
     <w:p>
       <w:pPr>
-        <w:pStyle w:val="ListBullet"/>
+        <w:pStyle w:val="Heading5"/>
       </w:pPr>
       <w:r>
-        <w:rPr>
-          <w:b w:val="0"/>
-          <w:i w:val="0"/>
-        </w:rPr>
-        <w:t xml:space="preserve">Pass a seeded </w:t>
-      </w:r>
-      <w:r>
-        <w:rPr>
-          <w:rFonts w:ascii="Consolas" w:hAnsi="Consolas" w:eastAsia="Consolas"/>
-          <w:b w:val="0"/>
-          <w:sz w:val="19"/>
-        </w:rPr>
-        <w:t>generator</w:t>
-      </w:r>
-      <w:r>
-        <w:rPr>
-          <w:b w:val="0"/>
-          <w:i w:val="0"/>
-        </w:rPr>
-        <w:t xml:space="preserve"> to every shuffling </w:t>
-      </w:r>
-      <w:r>
-        <w:rPr>
-          <w:rFonts w:ascii="Consolas" w:hAnsi="Consolas" w:eastAsia="Consolas"/>
-          <w:b w:val="0"/>
-          <w:sz w:val="19"/>
-        </w:rPr>
-        <w:t>DataLoader</w:t>
-      </w:r>
-      <w:r>
-        <w:rPr>
-          <w:b w:val="0"/>
-          <w:i w:val="0"/>
-        </w:rPr>
-        <w:t>, so batch order is fixed.</w:t>
+        <w:t>Exercise 5. Spot the bug (level 4)</w:t>
       </w:r>
     </w:p>
     <w:p>
-      <w:pPr>
-        <w:pStyle w:val="ListBullet"/>
-      </w:pPr>
-      <w:r>
-        <w:rPr>
-          <w:b w:val="0"/>
-          <w:i w:val="0"/>
-        </w:rPr>
-        <w:t xml:space="preserve">With </w:t>
-      </w:r>
-      <w:r>
-        <w:rPr>
-          <w:rFonts w:ascii="Consolas" w:hAnsi="Consolas" w:eastAsia="Consolas"/>
-          <w:b w:val="0"/>
-          <w:sz w:val="19"/>
-        </w:rPr>
-        <w:t>num_workers &gt; 0</w:t>
-      </w:r>
-      <w:r>
-        <w:rPr>
-          <w:b w:val="0"/>
-          <w:i w:val="0"/>
-        </w:rPr>
-        <w:t xml:space="preserve">, the PyTorch documentation recommends a </w:t>
-      </w:r>
-      <w:r>
-        <w:rPr>
-          <w:rFonts w:ascii="Consolas" w:hAnsi="Consolas" w:eastAsia="Consolas"/>
-          <w:b w:val="0"/>
-          <w:sz w:val="19"/>
-        </w:rPr>
-        <w:t>worker_init_fn</w:t>
-      </w:r>
-      <w:r>
-        <w:rPr>
-          <w:b w:val="0"/>
-          <w:i w:val="0"/>
-        </w:rPr>
-        <w:t xml:space="preserve"> that seeds NumPy and </w:t>
-      </w:r>
-      <w:r>
-        <w:rPr>
-          <w:rFonts w:ascii="Consolas" w:hAnsi="Consolas" w:eastAsia="Consolas"/>
-          <w:b w:val="0"/>
-          <w:sz w:val="19"/>
-        </w:rPr>
-        <w:t>random</w:t>
-      </w:r>
-      <w:r>
-        <w:rPr>
-          <w:b w:val="0"/>
-          <w:i w:val="0"/>
-        </w:rPr>
-        <w:t xml:space="preserve"> in each worker from </w:t>
-      </w:r>
-      <w:r>
-        <w:rPr>
-          <w:rFonts w:ascii="Consolas" w:hAnsi="Consolas" w:eastAsia="Consolas"/>
-          <w:b w:val="0"/>
-          <w:sz w:val="19"/>
-        </w:rPr>
-        <w:t>torch.initial_seed()</w:t>
-      </w:r>
-      <w:r>
-        <w:rPr>
-          <w:b w:val="0"/>
-          <w:i w:val="0"/>
-        </w:rPr>
-        <w:t>.</w:t>
+      <w:r>
+        <w:rPr>
+          <w:b w:val="0"/>
+          <w:i w:val="0"/>
+        </w:rPr>
+        <w:t>Validation accuracy is stuck near chance while training loss falls slowly. Tap the line that breaks the loss.</w:t>
       </w:r>
     </w:p>
     <w:p>
-      <w:pPr>
-        <w:pStyle w:val="ListBullet"/>
-      </w:pPr>
-      <w:r>
-        <w:rPr>
-          <w:rFonts w:ascii="Consolas" w:hAnsi="Consolas" w:eastAsia="Consolas"/>
-          <w:b w:val="0"/>
-          <w:sz w:val="19"/>
-        </w:rPr>
-        <w:t>torch.use_deterministic_algorithms(True)</w:t>
-      </w:r>
-      <w:r>
-        <w:rPr>
-          <w:b w:val="0"/>
-          <w:i w:val="0"/>
-        </w:rPr>
-        <w:t xml:space="preserve"> makes PyTorch raise an error for operations that have no deterministic implementation, instead of silently varying. On CUDA it also needs the </w:t>
-      </w:r>
-      <w:r>
-        <w:rPr>
-          <w:rFonts w:ascii="Consolas" w:hAnsi="Consolas" w:eastAsia="Consolas"/>
-          <w:b w:val="0"/>
-          <w:sz w:val="19"/>
-        </w:rPr>
-        <w:t>CUBLAS_WORKSPACE_CONFIG</w:t>
-      </w:r>
-      <w:r>
-        <w:rPr>
-          <w:b w:val="0"/>
-          <w:i w:val="0"/>
-        </w:rPr>
-        <w:t xml:space="preserve"> environment variable, as the documentation describes.</w:t>
+      <w:r>
+        <w:rPr>
+          <w:b/>
+          <w:i w:val="0"/>
+        </w:rPr>
+        <w:t>What you need to know.</w:t>
       </w:r>
     </w:p>
     <w:p>
       <w:r>
         <w:rPr>
-          <w:b w:val="0"/>
-          <w:i w:val="0"/>
-        </w:rPr>
-        <w:t>Exact equality holds for the same code, library versions and hardware. Across GPU models or library versions, expect small differences, and compare metrics within a tolerance (lesson B14-L3).</w:t>
-      </w:r>
-    </w:p>
-    <w:p>
-      <w:r>
-        <w:rPr>
-          <w:b/>
-          <w:i w:val="0"/>
-        </w:rPr>
-        <w:t>Checkpoints</w:t>
-      </w:r>
-      <w:r>
-        <w:rPr>
-          <w:b w:val="0"/>
-          <w:i w:val="0"/>
-        </w:rPr>
-        <w:t xml:space="preserve"> let a long run resume and let you keep the best epoch. Save a dict of state, not the model object:</w:t>
+          <w:rFonts w:ascii="Consolas" w:hAnsi="Consolas" w:eastAsia="Consolas"/>
+          <w:b w:val="0"/>
+          <w:sz w:val="19"/>
+        </w:rPr>
+        <w:t>nn.Sequential(a, b, c)</w:t>
+      </w:r>
+      <w:r>
+        <w:rPr>
+          <w:b w:val="0"/>
+          <w:i w:val="0"/>
+        </w:rPr>
+        <w:t xml:space="preserve"> chains layers: the output of one is the input of the next. </w:t>
+      </w:r>
+      <w:r>
+        <w:rPr>
+          <w:rFonts w:ascii="Consolas" w:hAnsi="Consolas" w:eastAsia="Consolas"/>
+          <w:b w:val="0"/>
+          <w:sz w:val="19"/>
+        </w:rPr>
+        <w:t>nn.Linear(n_in, n_out)</w:t>
+      </w:r>
+      <w:r>
+        <w:rPr>
+          <w:b w:val="0"/>
+          <w:i w:val="0"/>
+        </w:rPr>
+        <w:t xml:space="preserve"> is a fully connected layer, and </w:t>
+      </w:r>
+      <w:r>
+        <w:rPr>
+          <w:rFonts w:ascii="Consolas" w:hAnsi="Consolas" w:eastAsia="Consolas"/>
+          <w:b w:val="0"/>
+          <w:sz w:val="19"/>
+        </w:rPr>
+        <w:t>nn.ReLU()</w:t>
+      </w:r>
+      <w:r>
+        <w:rPr>
+          <w:b w:val="0"/>
+          <w:i w:val="0"/>
+        </w:rPr>
+        <w:t xml:space="preserve"> sets negative values to 0. The class stores the chain as </w:t>
+      </w:r>
+      <w:r>
+        <w:rPr>
+          <w:rFonts w:ascii="Consolas" w:hAnsi="Consolas" w:eastAsia="Consolas"/>
+          <w:b w:val="0"/>
+          <w:sz w:val="19"/>
+        </w:rPr>
+        <w:t>self.net</w:t>
+      </w:r>
+      <w:r>
+        <w:rPr>
+          <w:b w:val="0"/>
+          <w:i w:val="0"/>
+        </w:rPr>
+        <w:t xml:space="preserve">, and </w:t>
+      </w:r>
+      <w:r>
+        <w:rPr>
+          <w:rFonts w:ascii="Consolas" w:hAnsi="Consolas" w:eastAsia="Consolas"/>
+          <w:b w:val="0"/>
+          <w:sz w:val="19"/>
+        </w:rPr>
+        <w:t>forward</w:t>
+      </w:r>
+      <w:r>
+        <w:rPr>
+          <w:b w:val="0"/>
+          <w:i w:val="0"/>
+        </w:rPr>
+        <w:t xml:space="preserve"> decides what the model returns.</w:t>
       </w:r>
     </w:p>
     <w:tbl>
@@ -5871,7 +5581,7 @@
                 <w:b w:val="0"/>
                 <w:sz w:val="16"/>
               </w:rPr>
-              <w:t>torch.save({"model": model.state_dict(), "optimizer": optimizer.state_dict(),</w:t>
+              <w:t>net = nn.Sequential(nn.Linear(3, 4), nn.ReLU(), nn.Linear(4, 2))</w:t>
             </w:r>
           </w:p>
           <w:p>
@@ -5894,7 +5604,325 @@
                 <w:b w:val="0"/>
                 <w:sz w:val="16"/>
               </w:rPr>
-              <w:t xml:space="preserve">            "epoch": epoch, "torch_rng": torch.get_rng_state()}, path)</w:t>
+              <w:t>net(torch.ones(1, 3)).shape   # torch.Size([1, 2]): one score per class</w:t>
+            </w:r>
+          </w:p>
+        </w:tc>
+      </w:tr>
+    </w:tbl>
+    <w:p/>
+    <w:tbl>
+      <w:tblPr>
+        <w:tblW w:type="auto" w:w="0"/>
+        <w:jc w:val="left"/>
+        <w:tblLook w:firstColumn="1" w:firstRow="1" w:lastColumn="0" w:lastRow="0" w:noHBand="0" w:noVBand="1" w:val="04A0"/>
+      </w:tblPr>
+      <w:tblGrid>
+        <w:gridCol w:w="8221"/>
+      </w:tblGrid>
+      <w:tr>
+        <w:tc>
+          <w:tcPr>
+            <w:tcW w:type="dxa" w:w="8221"/>
+            <w:shd w:val="clear" w:color="auto" w:fill="F2F4F7"/>
+          </w:tcPr>
+          <w:p>
+            <w:pPr>
+              <w:spacing w:before="0" w:after="0" w:line="240" w:lineRule="auto"/>
+              <w:ind w:left="567" w:hanging="567"/>
+            </w:pPr>
+            <w:r>
+              <w:rPr>
+                <w:rFonts w:ascii="Consolas" w:hAnsi="Consolas" w:eastAsia="Consolas"/>
+                <w:b w:val="0"/>
+                <w:color w:val="5B6875"/>
+                <w:sz w:val="16"/>
+              </w:rPr>
+              <w:t xml:space="preserve">   1  </w:t>
+            </w:r>
+            <w:r>
+              <w:rPr>
+                <w:rFonts w:ascii="Consolas" w:hAnsi="Consolas" w:eastAsia="Consolas"/>
+                <w:b w:val="0"/>
+                <w:sz w:val="16"/>
+              </w:rPr>
+              <w:t>import torch</w:t>
+            </w:r>
+          </w:p>
+          <w:p>
+            <w:pPr>
+              <w:spacing w:before="0" w:after="0" w:line="240" w:lineRule="auto"/>
+              <w:ind w:left="567" w:hanging="567"/>
+            </w:pPr>
+            <w:r>
+              <w:rPr>
+                <w:rFonts w:ascii="Consolas" w:hAnsi="Consolas" w:eastAsia="Consolas"/>
+                <w:b w:val="0"/>
+                <w:color w:val="5B6875"/>
+                <w:sz w:val="16"/>
+              </w:rPr>
+              <w:t xml:space="preserve">   2  </w:t>
+            </w:r>
+            <w:r>
+              <w:rPr>
+                <w:rFonts w:ascii="Consolas" w:hAnsi="Consolas" w:eastAsia="Consolas"/>
+                <w:b w:val="0"/>
+                <w:sz w:val="16"/>
+              </w:rPr>
+              <w:t>from torch import nn</w:t>
+            </w:r>
+          </w:p>
+          <w:p>
+            <w:pPr>
+              <w:spacing w:before="0" w:after="0" w:line="240" w:lineRule="auto"/>
+              <w:ind w:left="567" w:hanging="567"/>
+            </w:pPr>
+            <w:r>
+              <w:rPr>
+                <w:rFonts w:ascii="Consolas" w:hAnsi="Consolas" w:eastAsia="Consolas"/>
+                <w:b w:val="0"/>
+                <w:color w:val="5B6875"/>
+                <w:sz w:val="16"/>
+              </w:rPr>
+              <w:t xml:space="preserve">   3  </w:t>
+            </w:r>
+            <w:r>
+              <w:rPr>
+                <w:rFonts w:ascii="Consolas" w:hAnsi="Consolas" w:eastAsia="Consolas"/>
+                <w:b w:val="0"/>
+                <w:sz w:val="16"/>
+              </w:rPr>
+              <w:t xml:space="preserve"> </w:t>
+            </w:r>
+          </w:p>
+          <w:p>
+            <w:pPr>
+              <w:spacing w:before="0" w:after="0" w:line="240" w:lineRule="auto"/>
+              <w:ind w:left="567" w:hanging="567"/>
+            </w:pPr>
+            <w:r>
+              <w:rPr>
+                <w:rFonts w:ascii="Consolas" w:hAnsi="Consolas" w:eastAsia="Consolas"/>
+                <w:b w:val="0"/>
+                <w:color w:val="5B6875"/>
+                <w:sz w:val="16"/>
+              </w:rPr>
+              <w:t xml:space="preserve">   4  </w:t>
+            </w:r>
+            <w:r>
+              <w:rPr>
+                <w:rFonts w:ascii="Consolas" w:hAnsi="Consolas" w:eastAsia="Consolas"/>
+                <w:b w:val="0"/>
+                <w:sz w:val="16"/>
+              </w:rPr>
+              <w:t xml:space="preserve"> </w:t>
+            </w:r>
+          </w:p>
+          <w:p>
+            <w:pPr>
+              <w:spacing w:before="0" w:after="0" w:line="240" w:lineRule="auto"/>
+              <w:ind w:left="567" w:hanging="567"/>
+            </w:pPr>
+            <w:r>
+              <w:rPr>
+                <w:rFonts w:ascii="Consolas" w:hAnsi="Consolas" w:eastAsia="Consolas"/>
+                <w:b w:val="0"/>
+                <w:color w:val="5B6875"/>
+                <w:sz w:val="16"/>
+              </w:rPr>
+              <w:t xml:space="preserve">   5  </w:t>
+            </w:r>
+            <w:r>
+              <w:rPr>
+                <w:rFonts w:ascii="Consolas" w:hAnsi="Consolas" w:eastAsia="Consolas"/>
+                <w:b w:val="0"/>
+                <w:sz w:val="16"/>
+              </w:rPr>
+              <w:t>class Classifier(nn.Module):</w:t>
+            </w:r>
+          </w:p>
+          <w:p>
+            <w:pPr>
+              <w:spacing w:before="0" w:after="0" w:line="240" w:lineRule="auto"/>
+              <w:ind w:left="567" w:hanging="567"/>
+            </w:pPr>
+            <w:r>
+              <w:rPr>
+                <w:rFonts w:ascii="Consolas" w:hAnsi="Consolas" w:eastAsia="Consolas"/>
+                <w:b w:val="0"/>
+                <w:color w:val="5B6875"/>
+                <w:sz w:val="16"/>
+              </w:rPr>
+              <w:t xml:space="preserve">   6  </w:t>
+            </w:r>
+            <w:r>
+              <w:rPr>
+                <w:rFonts w:ascii="Consolas" w:hAnsi="Consolas" w:eastAsia="Consolas"/>
+                <w:b w:val="0"/>
+                <w:sz w:val="16"/>
+              </w:rPr>
+              <w:t xml:space="preserve">    """Two-layer classifier. Train with nn.CrossEntropyLoss."""</w:t>
+            </w:r>
+          </w:p>
+          <w:p>
+            <w:pPr>
+              <w:spacing w:before="0" w:after="0" w:line="240" w:lineRule="auto"/>
+              <w:ind w:left="567" w:hanging="567"/>
+            </w:pPr>
+            <w:r>
+              <w:rPr>
+                <w:rFonts w:ascii="Consolas" w:hAnsi="Consolas" w:eastAsia="Consolas"/>
+                <w:b w:val="0"/>
+                <w:color w:val="5B6875"/>
+                <w:sz w:val="16"/>
+              </w:rPr>
+              <w:t xml:space="preserve">   7  </w:t>
+            </w:r>
+            <w:r>
+              <w:rPr>
+                <w:rFonts w:ascii="Consolas" w:hAnsi="Consolas" w:eastAsia="Consolas"/>
+                <w:b w:val="0"/>
+                <w:sz w:val="16"/>
+              </w:rPr>
+              <w:t xml:space="preserve"> </w:t>
+            </w:r>
+          </w:p>
+          <w:p>
+            <w:pPr>
+              <w:spacing w:before="0" w:after="0" w:line="240" w:lineRule="auto"/>
+              <w:ind w:left="567" w:hanging="567"/>
+            </w:pPr>
+            <w:r>
+              <w:rPr>
+                <w:rFonts w:ascii="Consolas" w:hAnsi="Consolas" w:eastAsia="Consolas"/>
+                <w:b w:val="0"/>
+                <w:color w:val="5B6875"/>
+                <w:sz w:val="16"/>
+              </w:rPr>
+              <w:t xml:space="preserve">   8  </w:t>
+            </w:r>
+            <w:r>
+              <w:rPr>
+                <w:rFonts w:ascii="Consolas" w:hAnsi="Consolas" w:eastAsia="Consolas"/>
+                <w:b w:val="0"/>
+                <w:sz w:val="16"/>
+              </w:rPr>
+              <w:t xml:space="preserve">    def __init__(self, n_in: int, n_classes: int) -&gt; None:</w:t>
+            </w:r>
+          </w:p>
+          <w:p>
+            <w:pPr>
+              <w:spacing w:before="0" w:after="0" w:line="240" w:lineRule="auto"/>
+              <w:ind w:left="567" w:hanging="567"/>
+            </w:pPr>
+            <w:r>
+              <w:rPr>
+                <w:rFonts w:ascii="Consolas" w:hAnsi="Consolas" w:eastAsia="Consolas"/>
+                <w:b w:val="0"/>
+                <w:color w:val="5B6875"/>
+                <w:sz w:val="16"/>
+              </w:rPr>
+              <w:t xml:space="preserve">   9  </w:t>
+            </w:r>
+            <w:r>
+              <w:rPr>
+                <w:rFonts w:ascii="Consolas" w:hAnsi="Consolas" w:eastAsia="Consolas"/>
+                <w:b w:val="0"/>
+                <w:sz w:val="16"/>
+              </w:rPr>
+              <w:t xml:space="preserve">        super().__init__()</w:t>
+            </w:r>
+          </w:p>
+          <w:p>
+            <w:pPr>
+              <w:spacing w:before="0" w:after="0" w:line="240" w:lineRule="auto"/>
+              <w:ind w:left="567" w:hanging="567"/>
+            </w:pPr>
+            <w:r>
+              <w:rPr>
+                <w:rFonts w:ascii="Consolas" w:hAnsi="Consolas" w:eastAsia="Consolas"/>
+                <w:b w:val="0"/>
+                <w:color w:val="5B6875"/>
+                <w:sz w:val="16"/>
+              </w:rPr>
+              <w:t xml:space="preserve">  10  </w:t>
+            </w:r>
+            <w:r>
+              <w:rPr>
+                <w:rFonts w:ascii="Consolas" w:hAnsi="Consolas" w:eastAsia="Consolas"/>
+                <w:b w:val="0"/>
+                <w:sz w:val="16"/>
+              </w:rPr>
+              <w:t xml:space="preserve">        self.net = nn.Sequential(nn.Linear(n_in, 32), nn.ReLU(), nn.Linear(32, n_classes))</w:t>
+            </w:r>
+          </w:p>
+          <w:p>
+            <w:pPr>
+              <w:spacing w:before="0" w:after="0" w:line="240" w:lineRule="auto"/>
+              <w:ind w:left="567" w:hanging="567"/>
+            </w:pPr>
+            <w:r>
+              <w:rPr>
+                <w:rFonts w:ascii="Consolas" w:hAnsi="Consolas" w:eastAsia="Consolas"/>
+                <w:b w:val="0"/>
+                <w:color w:val="5B6875"/>
+                <w:sz w:val="16"/>
+              </w:rPr>
+              <w:t xml:space="preserve">  11  </w:t>
+            </w:r>
+            <w:r>
+              <w:rPr>
+                <w:rFonts w:ascii="Consolas" w:hAnsi="Consolas" w:eastAsia="Consolas"/>
+                <w:b w:val="0"/>
+                <w:sz w:val="16"/>
+              </w:rPr>
+              <w:t xml:space="preserve"> </w:t>
+            </w:r>
+          </w:p>
+          <w:p>
+            <w:pPr>
+              <w:spacing w:before="0" w:after="0" w:line="240" w:lineRule="auto"/>
+              <w:ind w:left="567" w:hanging="567"/>
+            </w:pPr>
+            <w:r>
+              <w:rPr>
+                <w:rFonts w:ascii="Consolas" w:hAnsi="Consolas" w:eastAsia="Consolas"/>
+                <w:b w:val="0"/>
+                <w:color w:val="5B6875"/>
+                <w:sz w:val="16"/>
+              </w:rPr>
+              <w:t xml:space="preserve">  12  </w:t>
+            </w:r>
+            <w:r>
+              <w:rPr>
+                <w:rFonts w:ascii="Consolas" w:hAnsi="Consolas" w:eastAsia="Consolas"/>
+                <w:b w:val="0"/>
+                <w:sz w:val="16"/>
+              </w:rPr>
+              <w:t xml:space="preserve">    def forward(self, x: torch.Tensor) -&gt; torch.Tensor:</w:t>
+            </w:r>
+          </w:p>
+          <w:p>
+            <w:pPr>
+              <w:spacing w:before="0" w:after="0" w:line="240" w:lineRule="auto"/>
+              <w:ind w:left="567" w:hanging="567"/>
+            </w:pPr>
+            <w:r>
+              <w:rPr>
+                <w:rFonts w:ascii="Consolas" w:hAnsi="Consolas" w:eastAsia="Consolas"/>
+                <w:b w:val="0"/>
+                <w:color w:val="5B6875"/>
+                <w:sz w:val="16"/>
+              </w:rPr>
+              <w:t xml:space="preserve">  13  </w:t>
+            </w:r>
+            <w:r>
+              <w:rPr>
+                <w:rFonts w:ascii="Consolas" w:hAnsi="Consolas" w:eastAsia="Consolas"/>
+                <w:b w:val="0"/>
+                <w:sz w:val="16"/>
+              </w:rPr>
+              <w:t xml:space="preserve">        return torch.softmax(self.net(x), dim=1)</w:t>
             </w:r>
           </w:p>
         </w:tc>
@@ -5904,47 +5932,10 @@
     <w:p>
       <w:r>
         <w:rPr>
-          <w:rFonts w:ascii="Consolas" w:hAnsi="Consolas" w:eastAsia="Consolas"/>
-          <w:b w:val="0"/>
-          <w:sz w:val="19"/>
-        </w:rPr>
-        <w:t>torch.load</w:t>
-      </w:r>
-      <w:r>
-        <w:rPr>
-          <w:b w:val="0"/>
-          <w:i w:val="0"/>
-        </w:rPr>
-        <w:t xml:space="preserve"> loads </w:t>
-      </w:r>
-      <w:r>
-        <w:rPr>
-          <w:b/>
-          <w:i w:val="0"/>
-        </w:rPr>
-        <w:t>weights only</w:t>
-      </w:r>
-      <w:r>
-        <w:rPr>
-          <w:b w:val="0"/>
-          <w:i w:val="0"/>
-        </w:rPr>
-        <w:t xml:space="preserve"> by default in PyTorch 2.14. A checkpoint holding a pickled model object fails with </w:t>
-      </w:r>
-      <w:r>
-        <w:rPr>
-          <w:rFonts w:ascii="Consolas" w:hAnsi="Consolas" w:eastAsia="Consolas"/>
-          <w:b w:val="0"/>
-          <w:sz w:val="19"/>
-        </w:rPr>
-        <w:t>UnpicklingError</w:t>
-      </w:r>
-      <w:r>
-        <w:rPr>
-          <w:b w:val="0"/>
-          <w:i w:val="0"/>
-        </w:rPr>
-        <w:t>. That default protects you: loading an arbitrary pickle can execute code. Save state dicts, rebuild the model class in code, and load the weights into it.</w:t>
+          <w:b w:val="0"/>
+          <w:i/>
+        </w:rPr>
+        <w:t>Write down the line number of the bug. Then write the fix.</w:t>
       </w:r>
     </w:p>
     <w:p>
@@ -5952,16 +5943,27 @@
         <w:pStyle w:val="Heading4"/>
       </w:pPr>
       <w:r>
-        <w:t>Why it matters</w:t>
+        <w:t>Sources</w:t>
       </w:r>
     </w:p>
     <w:p>
-      <w:r>
-        <w:rPr>
-          <w:b w:val="0"/>
-          <w:i w:val="0"/>
-        </w:rPr>
-        <w:t>A team fine-tuned a classifier and reported 0.86 F1. A reviewer reran the notebook and got 0.83, then 0.85. The DataLoader shuffled with the global generator, dropout drew from it too, and an augmentation library used its own. Nobody could say which number was "the" result. Fixing the seeds and the loader generator made the run repeatable: 0.84, every time. The earlier 0.86 had been a lucky draw.</w:t>
+      <w:pPr>
+        <w:pStyle w:val="ListBullet"/>
+      </w:pPr>
+      <w:r>
+        <w:rPr>
+          <w:b w:val="0"/>
+          <w:i w:val="0"/>
+        </w:rPr>
+        <w:t>Three backward passes on 2*w leave w.grad = 6.0; dropout outputs differ in train mode and match in eval mode; CrossEntropyLoss on logits [2.0, 0.5] with target 0 is 0.2014, and 0.4252 on their softmax. (verified: Run with torch 2.14.0 (CPU) in a scratch environment for this repository.)</w:t>
+      </w:r>
+    </w:p>
+    <w:p>
+      <w:pPr>
+        <w:pStyle w:val="Heading3"/>
+      </w:pPr>
+      <w:r>
+        <w:t>B16-L3 Reproducible PyTorch runs and safe checkpoints</w:t>
       </w:r>
     </w:p>
     <w:p>
@@ -5969,7 +5971,32 @@
         <w:pStyle w:val="Heading4"/>
       </w:pPr>
       <w:r>
-        <w:t>Worked example: weak code</w:t>
+        <w:t>Concept</w:t>
+      </w:r>
+    </w:p>
+    <w:p>
+      <w:r>
+        <w:rPr>
+          <w:b w:val="0"/>
+          <w:i w:val="0"/>
+        </w:rPr>
+        <w:t>Neural network training draws random numbers everywhere: weight initialisation, data shuffling, dropout, augmentation. Control every source and two runs with the same seed give the same weights. In this course's build (PyTorch 2.14, CPU), a small network trained twice with seed 1 produced identical parameters. Seed 2 produced different ones.</w:t>
+      </w:r>
+    </w:p>
+    <w:p>
+      <w:r>
+        <w:rPr>
+          <w:b/>
+          <w:i w:val="0"/>
+        </w:rPr>
+        <w:t>Seed at the entry point, once.</w:t>
+      </w:r>
+      <w:r>
+        <w:rPr>
+          <w:b w:val="0"/>
+          <w:i w:val="0"/>
+        </w:rPr>
+        <w:t xml:space="preserve"> Your own code takes generators as parameters (lesson B6-L1). Libraries and PyTorch internals use global generators, so seed those too, at the start of the training script:</w:t>
       </w:r>
     </w:p>
     <w:tbl>
@@ -5995,19 +6022,19 @@
             <w:r>
               <w:rPr>
                 <w:rFonts w:ascii="Consolas" w:hAnsi="Consolas" w:eastAsia="Consolas"/>
-                <w:b/>
+                <w:b w:val="0"/>
                 <w:color w:val="5B6875"/>
                 <w:sz w:val="16"/>
               </w:rPr>
-              <w:t xml:space="preserve"> [1]  </w:t>
-            </w:r>
-            <w:r>
-              <w:rPr>
-                <w:rFonts w:ascii="Consolas" w:hAnsi="Consolas" w:eastAsia="Consolas"/>
-                <w:b w:val="0"/>
-                <w:sz w:val="16"/>
-              </w:rPr>
-              <w:t>model = torch.load("best_model.pt")</w:t>
+              <w:t xml:space="preserve">   1  </w:t>
+            </w:r>
+            <w:r>
+              <w:rPr>
+                <w:rFonts w:ascii="Consolas" w:hAnsi="Consolas" w:eastAsia="Consolas"/>
+                <w:b w:val="0"/>
+                <w:sz w:val="16"/>
+              </w:rPr>
+              <w:t>random.seed(seed)</w:t>
             </w:r>
           </w:p>
           <w:p>
@@ -6018,66 +6045,266 @@
             <w:r>
               <w:rPr>
                 <w:rFonts w:ascii="Consolas" w:hAnsi="Consolas" w:eastAsia="Consolas"/>
-                <w:b/>
+                <w:b w:val="0"/>
                 <w:color w:val="5B6875"/>
                 <w:sz w:val="16"/>
               </w:rPr>
-              <w:t xml:space="preserve"> [2]  </w:t>
-            </w:r>
-            <w:r>
-              <w:rPr>
-                <w:rFonts w:ascii="Consolas" w:hAnsi="Consolas" w:eastAsia="Consolas"/>
-                <w:b w:val="0"/>
-                <w:sz w:val="16"/>
-              </w:rPr>
-              <w:t>loader = DataLoader(ds, batch_size=64, shuffle=True)</w:t>
+              <w:t xml:space="preserve">   2  </w:t>
+            </w:r>
+            <w:r>
+              <w:rPr>
+                <w:rFonts w:ascii="Consolas" w:hAnsi="Consolas" w:eastAsia="Consolas"/>
+                <w:b w:val="0"/>
+                <w:sz w:val="16"/>
+              </w:rPr>
+              <w:t>np.random.seed(seed)</w:t>
+            </w:r>
+          </w:p>
+          <w:p>
+            <w:pPr>
+              <w:spacing w:before="0" w:after="0" w:line="240" w:lineRule="auto"/>
+              <w:ind w:left="567" w:hanging="567"/>
+            </w:pPr>
+            <w:r>
+              <w:rPr>
+                <w:rFonts w:ascii="Consolas" w:hAnsi="Consolas" w:eastAsia="Consolas"/>
+                <w:b w:val="0"/>
+                <w:color w:val="5B6875"/>
+                <w:sz w:val="16"/>
+              </w:rPr>
+              <w:t xml:space="preserve">   3  </w:t>
+            </w:r>
+            <w:r>
+              <w:rPr>
+                <w:rFonts w:ascii="Consolas" w:hAnsi="Consolas" w:eastAsia="Consolas"/>
+                <w:b w:val="0"/>
+                <w:sz w:val="16"/>
+              </w:rPr>
+              <w:t>torch.manual_seed(seed)                       # CPU and all CUDA devices</w:t>
+            </w:r>
+          </w:p>
+          <w:p>
+            <w:pPr>
+              <w:spacing w:before="0" w:after="0" w:line="240" w:lineRule="auto"/>
+              <w:ind w:left="567" w:hanging="567"/>
+            </w:pPr>
+            <w:r>
+              <w:rPr>
+                <w:rFonts w:ascii="Consolas" w:hAnsi="Consolas" w:eastAsia="Consolas"/>
+                <w:b w:val="0"/>
+                <w:color w:val="5B6875"/>
+                <w:sz w:val="16"/>
+              </w:rPr>
+              <w:t xml:space="preserve">   4  </w:t>
+            </w:r>
+            <w:r>
+              <w:rPr>
+                <w:rFonts w:ascii="Consolas" w:hAnsi="Consolas" w:eastAsia="Consolas"/>
+                <w:b w:val="0"/>
+                <w:sz w:val="16"/>
+              </w:rPr>
+              <w:t>loader_gen = torch.Generator().manual_seed(seed)</w:t>
+            </w:r>
+          </w:p>
+          <w:p>
+            <w:pPr>
+              <w:spacing w:before="0" w:after="0" w:line="240" w:lineRule="auto"/>
+              <w:ind w:left="567" w:hanging="567"/>
+            </w:pPr>
+            <w:r>
+              <w:rPr>
+                <w:rFonts w:ascii="Consolas" w:hAnsi="Consolas" w:eastAsia="Consolas"/>
+                <w:b w:val="0"/>
+                <w:color w:val="5B6875"/>
+                <w:sz w:val="16"/>
+              </w:rPr>
+              <w:t xml:space="preserve">   5  </w:t>
+            </w:r>
+            <w:r>
+              <w:rPr>
+                <w:rFonts w:ascii="Consolas" w:hAnsi="Consolas" w:eastAsia="Consolas"/>
+                <w:b w:val="0"/>
+                <w:sz w:val="16"/>
+              </w:rPr>
+              <w:t>train_loader = DataLoader(ds, batch_size=64, shuffle=True, generator=loader_gen)</w:t>
             </w:r>
           </w:p>
         </w:tc>
       </w:tr>
     </w:tbl>
+    <w:p/>
     <w:p>
       <w:pPr>
-        <w:pStyle w:val="ListNumber"/>
+        <w:pStyle w:val="ListBullet"/>
       </w:pPr>
       <w:r>
         <w:rPr>
-          <w:b/>
-        </w:rPr>
-        <w:t xml:space="preserve">Line 1. </w:t>
-      </w:r>
-      <w:r>
-        <w:rPr>
-          <w:b w:val="0"/>
-          <w:i w:val="0"/>
-        </w:rPr>
-        <w:t>Expects a pickled model object: refused by the weights-only default, and unsafe if forced.</w:t>
+          <w:b w:val="0"/>
+          <w:i w:val="0"/>
+        </w:rPr>
+        <w:t xml:space="preserve">Pass a seeded </w:t>
+      </w:r>
+      <w:r>
+        <w:rPr>
+          <w:rFonts w:ascii="Consolas" w:hAnsi="Consolas" w:eastAsia="Consolas"/>
+          <w:b w:val="0"/>
+          <w:sz w:val="19"/>
+        </w:rPr>
+        <w:t>generator</w:t>
+      </w:r>
+      <w:r>
+        <w:rPr>
+          <w:b w:val="0"/>
+          <w:i w:val="0"/>
+        </w:rPr>
+        <w:t xml:space="preserve"> to every shuffling </w:t>
+      </w:r>
+      <w:r>
+        <w:rPr>
+          <w:rFonts w:ascii="Consolas" w:hAnsi="Consolas" w:eastAsia="Consolas"/>
+          <w:b w:val="0"/>
+          <w:sz w:val="19"/>
+        </w:rPr>
+        <w:t>DataLoader</w:t>
+      </w:r>
+      <w:r>
+        <w:rPr>
+          <w:b w:val="0"/>
+          <w:i w:val="0"/>
+        </w:rPr>
+        <w:t>, so batch order is fixed.</w:t>
       </w:r>
     </w:p>
     <w:p>
       <w:pPr>
-        <w:pStyle w:val="ListNumber"/>
+        <w:pStyle w:val="ListBullet"/>
       </w:pPr>
       <w:r>
         <w:rPr>
-          <w:b/>
-        </w:rPr>
-        <w:t xml:space="preserve">Line 2. </w:t>
-      </w:r>
-      <w:r>
-        <w:rPr>
-          <w:b w:val="0"/>
-          <w:i w:val="0"/>
-        </w:rPr>
-        <w:t>Shuffles with the global generator: batch order changes with any other random call.</w:t>
+          <w:b w:val="0"/>
+          <w:i w:val="0"/>
+        </w:rPr>
+        <w:t xml:space="preserve">With </w:t>
+      </w:r>
+      <w:r>
+        <w:rPr>
+          <w:rFonts w:ascii="Consolas" w:hAnsi="Consolas" w:eastAsia="Consolas"/>
+          <w:b w:val="0"/>
+          <w:sz w:val="19"/>
+        </w:rPr>
+        <w:t>num_workers &gt; 0</w:t>
+      </w:r>
+      <w:r>
+        <w:rPr>
+          <w:b w:val="0"/>
+          <w:i w:val="0"/>
+        </w:rPr>
+        <w:t xml:space="preserve">, the PyTorch documentation recommends a </w:t>
+      </w:r>
+      <w:r>
+        <w:rPr>
+          <w:rFonts w:ascii="Consolas" w:hAnsi="Consolas" w:eastAsia="Consolas"/>
+          <w:b w:val="0"/>
+          <w:sz w:val="19"/>
+        </w:rPr>
+        <w:t>worker_init_fn</w:t>
+      </w:r>
+      <w:r>
+        <w:rPr>
+          <w:b w:val="0"/>
+          <w:i w:val="0"/>
+        </w:rPr>
+        <w:t xml:space="preserve"> that seeds NumPy and </w:t>
+      </w:r>
+      <w:r>
+        <w:rPr>
+          <w:rFonts w:ascii="Consolas" w:hAnsi="Consolas" w:eastAsia="Consolas"/>
+          <w:b w:val="0"/>
+          <w:sz w:val="19"/>
+        </w:rPr>
+        <w:t>random</w:t>
+      </w:r>
+      <w:r>
+        <w:rPr>
+          <w:b w:val="0"/>
+          <w:i w:val="0"/>
+        </w:rPr>
+        <w:t xml:space="preserve"> in each worker from </w:t>
+      </w:r>
+      <w:r>
+        <w:rPr>
+          <w:rFonts w:ascii="Consolas" w:hAnsi="Consolas" w:eastAsia="Consolas"/>
+          <w:b w:val="0"/>
+          <w:sz w:val="19"/>
+        </w:rPr>
+        <w:t>torch.initial_seed()</w:t>
+      </w:r>
+      <w:r>
+        <w:rPr>
+          <w:b w:val="0"/>
+          <w:i w:val="0"/>
+        </w:rPr>
+        <w:t>.</w:t>
       </w:r>
     </w:p>
     <w:p>
       <w:pPr>
-        <w:pStyle w:val="Heading4"/>
+        <w:pStyle w:val="ListBullet"/>
       </w:pPr>
       <w:r>
-        <w:t>Worked example: strong code</w:t>
+        <w:rPr>
+          <w:rFonts w:ascii="Consolas" w:hAnsi="Consolas" w:eastAsia="Consolas"/>
+          <w:b w:val="0"/>
+          <w:sz w:val="19"/>
+        </w:rPr>
+        <w:t>torch.use_deterministic_algorithms(True)</w:t>
+      </w:r>
+      <w:r>
+        <w:rPr>
+          <w:b w:val="0"/>
+          <w:i w:val="0"/>
+        </w:rPr>
+        <w:t xml:space="preserve"> makes PyTorch raise an error for operations that have no deterministic implementation, instead of silently varying. On CUDA it also needs the </w:t>
+      </w:r>
+      <w:r>
+        <w:rPr>
+          <w:rFonts w:ascii="Consolas" w:hAnsi="Consolas" w:eastAsia="Consolas"/>
+          <w:b w:val="0"/>
+          <w:sz w:val="19"/>
+        </w:rPr>
+        <w:t>CUBLAS_WORKSPACE_CONFIG</w:t>
+      </w:r>
+      <w:r>
+        <w:rPr>
+          <w:b w:val="0"/>
+          <w:i w:val="0"/>
+        </w:rPr>
+        <w:t xml:space="preserve"> environment variable, as the documentation describes.</w:t>
+      </w:r>
+    </w:p>
+    <w:p>
+      <w:r>
+        <w:rPr>
+          <w:b w:val="0"/>
+          <w:i w:val="0"/>
+        </w:rPr>
+        <w:t>Exact equality holds for the same code, library versions and hardware. Across GPU models or library versions, expect small differences, and compare metrics within a tolerance (lesson B14-L3).</w:t>
+      </w:r>
+    </w:p>
+    <w:p>
+      <w:r>
+        <w:rPr>
+          <w:b/>
+          <w:i w:val="0"/>
+        </w:rPr>
+        <w:t>Checkpoints</w:t>
+      </w:r>
+      <w:r>
+        <w:rPr>
+          <w:b w:val="0"/>
+          <w:i w:val="0"/>
+        </w:rPr>
+        <w:t xml:space="preserve"> let a long run resume and let you keep the best epoch. Save a dict of state, not the model object:</w:t>
       </w:r>
     </w:p>
     <w:tbl>
@@ -6115,7 +6342,7 @@
                 <w:b w:val="0"/>
                 <w:sz w:val="16"/>
               </w:rPr>
-              <w:t>import random</w:t>
+              <w:t>torch.save({"model": model.state_dict(), "optimizer": optimizer.state_dict(),</w:t>
             </w:r>
           </w:p>
           <w:p>
@@ -6138,7 +6365,120 @@
                 <w:b w:val="0"/>
                 <w:sz w:val="16"/>
               </w:rPr>
-              <w:t>from pathlib import Path</w:t>
+              <w:t xml:space="preserve">            "epoch": epoch, "torch_rng": torch.get_rng_state()}, path)</w:t>
+            </w:r>
+          </w:p>
+        </w:tc>
+      </w:tr>
+    </w:tbl>
+    <w:p/>
+    <w:p>
+      <w:r>
+        <w:rPr>
+          <w:rFonts w:ascii="Consolas" w:hAnsi="Consolas" w:eastAsia="Consolas"/>
+          <w:b w:val="0"/>
+          <w:sz w:val="19"/>
+        </w:rPr>
+        <w:t>torch.load</w:t>
+      </w:r>
+      <w:r>
+        <w:rPr>
+          <w:b w:val="0"/>
+          <w:i w:val="0"/>
+        </w:rPr>
+        <w:t xml:space="preserve"> loads </w:t>
+      </w:r>
+      <w:r>
+        <w:rPr>
+          <w:b/>
+          <w:i w:val="0"/>
+        </w:rPr>
+        <w:t>weights only</w:t>
+      </w:r>
+      <w:r>
+        <w:rPr>
+          <w:b w:val="0"/>
+          <w:i w:val="0"/>
+        </w:rPr>
+        <w:t xml:space="preserve"> by default in PyTorch 2.14. A checkpoint holding a pickled model object fails with </w:t>
+      </w:r>
+      <w:r>
+        <w:rPr>
+          <w:rFonts w:ascii="Consolas" w:hAnsi="Consolas" w:eastAsia="Consolas"/>
+          <w:b w:val="0"/>
+          <w:sz w:val="19"/>
+        </w:rPr>
+        <w:t>UnpicklingError</w:t>
+      </w:r>
+      <w:r>
+        <w:rPr>
+          <w:b w:val="0"/>
+          <w:i w:val="0"/>
+        </w:rPr>
+        <w:t>. That default protects you: loading an arbitrary pickle can execute code. Save state dicts, rebuild the model class in code, and load the weights into it.</w:t>
+      </w:r>
+    </w:p>
+    <w:p>
+      <w:pPr>
+        <w:pStyle w:val="Heading4"/>
+      </w:pPr>
+      <w:r>
+        <w:t>Why it matters</w:t>
+      </w:r>
+    </w:p>
+    <w:p>
+      <w:r>
+        <w:rPr>
+          <w:b w:val="0"/>
+          <w:i w:val="0"/>
+        </w:rPr>
+        <w:t>A team fine-tuned a classifier and reported 0.86 F1. A reviewer reran the notebook and got 0.83, then 0.85. The DataLoader shuffled with the global generator, dropout drew from it too, and an augmentation library used its own. Nobody could say which number was "the" result. Fixing the seeds and the loader generator made the run repeatable: 0.84, every time. The earlier 0.86 had been a lucky draw.</w:t>
+      </w:r>
+    </w:p>
+    <w:p>
+      <w:pPr>
+        <w:pStyle w:val="Heading4"/>
+      </w:pPr>
+      <w:r>
+        <w:t>Worked example: weak code</w:t>
+      </w:r>
+    </w:p>
+    <w:tbl>
+      <w:tblPr>
+        <w:tblW w:type="auto" w:w="0"/>
+        <w:jc w:val="left"/>
+        <w:tblLook w:firstColumn="1" w:firstRow="1" w:lastColumn="0" w:lastRow="0" w:noHBand="0" w:noVBand="1" w:val="04A0"/>
+      </w:tblPr>
+      <w:tblGrid>
+        <w:gridCol w:w="8221"/>
+      </w:tblGrid>
+      <w:tr>
+        <w:tc>
+          <w:tcPr>
+            <w:tcW w:type="dxa" w:w="8221"/>
+            <w:shd w:val="clear" w:color="auto" w:fill="F2F4F7"/>
+          </w:tcPr>
+          <w:p>
+            <w:pPr>
+              <w:spacing w:before="0" w:after="0" w:line="240" w:lineRule="auto"/>
+              <w:ind w:left="567" w:hanging="567"/>
+            </w:pPr>
+            <w:r>
+              <w:rPr>
+                <w:rFonts w:ascii="Consolas" w:hAnsi="Consolas" w:eastAsia="Consolas"/>
+                <w:b/>
+                <w:color w:val="5B6875"/>
+                <w:sz w:val="16"/>
+              </w:rPr>
+              <w:t xml:space="preserve"> [1]  </w:t>
+            </w:r>
+            <w:r>
+              <w:rPr>
+                <w:rFonts w:ascii="Consolas" w:hAnsi="Consolas" w:eastAsia="Consolas"/>
+                <w:b w:val="0"/>
+                <w:sz w:val="16"/>
+              </w:rPr>
+              <w:t>model = torch.load("best_model.pt")</w:t>
             </w:r>
           </w:p>
           <w:p>
@@ -6149,401 +6489,10 @@
             <w:r>
               <w:rPr>
                 <w:rFonts w:ascii="Consolas" w:hAnsi="Consolas" w:eastAsia="Consolas"/>
-                <w:b w:val="0"/>
-                <w:color w:val="5B6875"/>
-                <w:sz w:val="16"/>
-              </w:rPr>
-              <w:t xml:space="preserve">   3  </w:t>
-            </w:r>
-            <w:r>
-              <w:rPr>
-                <w:rFonts w:ascii="Consolas" w:hAnsi="Consolas" w:eastAsia="Consolas"/>
-                <w:b w:val="0"/>
-                <w:sz w:val="16"/>
-              </w:rPr>
-              <w:t xml:space="preserve"> </w:t>
-            </w:r>
-          </w:p>
-          <w:p>
-            <w:pPr>
-              <w:spacing w:before="0" w:after="0" w:line="240" w:lineRule="auto"/>
-              <w:ind w:left="567" w:hanging="567"/>
-            </w:pPr>
-            <w:r>
-              <w:rPr>
-                <w:rFonts w:ascii="Consolas" w:hAnsi="Consolas" w:eastAsia="Consolas"/>
-                <w:b w:val="0"/>
-                <w:color w:val="5B6875"/>
-                <w:sz w:val="16"/>
-              </w:rPr>
-              <w:t xml:space="preserve">   4  </w:t>
-            </w:r>
-            <w:r>
-              <w:rPr>
-                <w:rFonts w:ascii="Consolas" w:hAnsi="Consolas" w:eastAsia="Consolas"/>
-                <w:b w:val="0"/>
-                <w:sz w:val="16"/>
-              </w:rPr>
-              <w:t>import numpy as np</w:t>
-            </w:r>
-          </w:p>
-          <w:p>
-            <w:pPr>
-              <w:spacing w:before="0" w:after="0" w:line="240" w:lineRule="auto"/>
-              <w:ind w:left="567" w:hanging="567"/>
-            </w:pPr>
-            <w:r>
-              <w:rPr>
-                <w:rFonts w:ascii="Consolas" w:hAnsi="Consolas" w:eastAsia="Consolas"/>
-                <w:b w:val="0"/>
-                <w:color w:val="5B6875"/>
-                <w:sz w:val="16"/>
-              </w:rPr>
-              <w:t xml:space="preserve">   5  </w:t>
-            </w:r>
-            <w:r>
-              <w:rPr>
-                <w:rFonts w:ascii="Consolas" w:hAnsi="Consolas" w:eastAsia="Consolas"/>
-                <w:b w:val="0"/>
-                <w:sz w:val="16"/>
-              </w:rPr>
-              <w:t>import torch</w:t>
-            </w:r>
-          </w:p>
-          <w:p>
-            <w:pPr>
-              <w:spacing w:before="0" w:after="0" w:line="240" w:lineRule="auto"/>
-              <w:ind w:left="567" w:hanging="567"/>
-            </w:pPr>
-            <w:r>
-              <w:rPr>
-                <w:rFonts w:ascii="Consolas" w:hAnsi="Consolas" w:eastAsia="Consolas"/>
-                <w:b w:val="0"/>
-                <w:color w:val="5B6875"/>
-                <w:sz w:val="16"/>
-              </w:rPr>
-              <w:t xml:space="preserve">   6  </w:t>
-            </w:r>
-            <w:r>
-              <w:rPr>
-                <w:rFonts w:ascii="Consolas" w:hAnsi="Consolas" w:eastAsia="Consolas"/>
-                <w:b w:val="0"/>
-                <w:sz w:val="16"/>
-              </w:rPr>
-              <w:t xml:space="preserve"> </w:t>
-            </w:r>
-          </w:p>
-          <w:p>
-            <w:pPr>
-              <w:spacing w:before="0" w:after="0" w:line="240" w:lineRule="auto"/>
-              <w:ind w:left="567" w:hanging="567"/>
-            </w:pPr>
-            <w:r>
-              <w:rPr>
-                <w:rFonts w:ascii="Consolas" w:hAnsi="Consolas" w:eastAsia="Consolas"/>
-                <w:b w:val="0"/>
-                <w:color w:val="5B6875"/>
-                <w:sz w:val="16"/>
-              </w:rPr>
-              <w:t xml:space="preserve">   7  </w:t>
-            </w:r>
-            <w:r>
-              <w:rPr>
-                <w:rFonts w:ascii="Consolas" w:hAnsi="Consolas" w:eastAsia="Consolas"/>
-                <w:b w:val="0"/>
-                <w:sz w:val="16"/>
-              </w:rPr>
-              <w:t xml:space="preserve"> </w:t>
-            </w:r>
-          </w:p>
-          <w:p>
-            <w:pPr>
-              <w:spacing w:before="0" w:after="0" w:line="240" w:lineRule="auto"/>
-              <w:ind w:left="567" w:hanging="567"/>
-            </w:pPr>
-            <w:r>
-              <w:rPr>
-                <w:rFonts w:ascii="Consolas" w:hAnsi="Consolas" w:eastAsia="Consolas"/>
-                <w:b w:val="0"/>
-                <w:color w:val="5B6875"/>
-                <w:sz w:val="16"/>
-              </w:rPr>
-              <w:t xml:space="preserve">   8  </w:t>
-            </w:r>
-            <w:r>
-              <w:rPr>
-                <w:rFonts w:ascii="Consolas" w:hAnsi="Consolas" w:eastAsia="Consolas"/>
-                <w:b w:val="0"/>
-                <w:sz w:val="16"/>
-              </w:rPr>
-              <w:t>def seed_everything(seed: int) -&gt; torch.Generator:</w:t>
-            </w:r>
-          </w:p>
-          <w:p>
-            <w:pPr>
-              <w:spacing w:before="0" w:after="0" w:line="240" w:lineRule="auto"/>
-              <w:ind w:left="567" w:hanging="567"/>
-            </w:pPr>
-            <w:r>
-              <w:rPr>
-                <w:rFonts w:ascii="Consolas" w:hAnsi="Consolas" w:eastAsia="Consolas"/>
-                <w:b w:val="0"/>
-                <w:color w:val="5B6875"/>
-                <w:sz w:val="16"/>
-              </w:rPr>
-              <w:t xml:space="preserve">   9  </w:t>
-            </w:r>
-            <w:r>
-              <w:rPr>
-                <w:rFonts w:ascii="Consolas" w:hAnsi="Consolas" w:eastAsia="Consolas"/>
-                <w:b w:val="0"/>
-                <w:sz w:val="16"/>
-              </w:rPr>
-              <w:t xml:space="preserve">    """Seed Python, NumPy and PyTorch global state; return a generator for DataLoaders."""</w:t>
-            </w:r>
-          </w:p>
-          <w:p>
-            <w:pPr>
-              <w:spacing w:before="0" w:after="0" w:line="240" w:lineRule="auto"/>
-              <w:ind w:left="567" w:hanging="567"/>
-            </w:pPr>
-            <w:r>
-              <w:rPr>
-                <w:rFonts w:ascii="Consolas" w:hAnsi="Consolas" w:eastAsia="Consolas"/>
-                <w:b w:val="0"/>
-                <w:color w:val="5B6875"/>
-                <w:sz w:val="16"/>
-              </w:rPr>
-              <w:t xml:space="preserve">  10  </w:t>
-            </w:r>
-            <w:r>
-              <w:rPr>
-                <w:rFonts w:ascii="Consolas" w:hAnsi="Consolas" w:eastAsia="Consolas"/>
-                <w:b w:val="0"/>
-                <w:sz w:val="16"/>
-              </w:rPr>
-              <w:t xml:space="preserve">    random.seed(seed)</w:t>
-            </w:r>
-          </w:p>
-          <w:p>
-            <w:pPr>
-              <w:spacing w:before="0" w:after="0" w:line="240" w:lineRule="auto"/>
-              <w:ind w:left="567" w:hanging="567"/>
-            </w:pPr>
-            <w:r>
-              <w:rPr>
-                <w:rFonts w:ascii="Consolas" w:hAnsi="Consolas" w:eastAsia="Consolas"/>
-                <w:b w:val="0"/>
-                <w:color w:val="5B6875"/>
-                <w:sz w:val="16"/>
-              </w:rPr>
-              <w:t xml:space="preserve">  11  </w:t>
-            </w:r>
-            <w:r>
-              <w:rPr>
-                <w:rFonts w:ascii="Consolas" w:hAnsi="Consolas" w:eastAsia="Consolas"/>
-                <w:b w:val="0"/>
-                <w:sz w:val="16"/>
-              </w:rPr>
-              <w:t xml:space="preserve">    np.random.seed(seed)</w:t>
-            </w:r>
-          </w:p>
-          <w:p>
-            <w:pPr>
-              <w:spacing w:before="0" w:after="0" w:line="240" w:lineRule="auto"/>
-              <w:ind w:left="567" w:hanging="567"/>
-            </w:pPr>
-            <w:r>
-              <w:rPr>
-                <w:rFonts w:ascii="Consolas" w:hAnsi="Consolas" w:eastAsia="Consolas"/>
-                <w:b w:val="0"/>
-                <w:color w:val="5B6875"/>
-                <w:sz w:val="16"/>
-              </w:rPr>
-              <w:t xml:space="preserve">  12  </w:t>
-            </w:r>
-            <w:r>
-              <w:rPr>
-                <w:rFonts w:ascii="Consolas" w:hAnsi="Consolas" w:eastAsia="Consolas"/>
-                <w:b w:val="0"/>
-                <w:sz w:val="16"/>
-              </w:rPr>
-              <w:t xml:space="preserve">    torch.manual_seed(seed)</w:t>
-            </w:r>
-          </w:p>
-          <w:p>
-            <w:pPr>
-              <w:spacing w:before="0" w:after="0" w:line="240" w:lineRule="auto"/>
-              <w:ind w:left="567" w:hanging="567"/>
-            </w:pPr>
-            <w:r>
-              <w:rPr>
-                <w:rFonts w:ascii="Consolas" w:hAnsi="Consolas" w:eastAsia="Consolas"/>
                 <w:b/>
                 <w:color w:val="5B6875"/>
                 <w:sz w:val="16"/>
               </w:rPr>
-              <w:t xml:space="preserve"> [1]  </w:t>
-            </w:r>
-            <w:r>
-              <w:rPr>
-                <w:rFonts w:ascii="Consolas" w:hAnsi="Consolas" w:eastAsia="Consolas"/>
-                <w:b w:val="0"/>
-                <w:sz w:val="16"/>
-              </w:rPr>
-              <w:t xml:space="preserve">    return torch.Generator().manual_seed(seed)</w:t>
-            </w:r>
-          </w:p>
-          <w:p>
-            <w:pPr>
-              <w:spacing w:before="0" w:after="0" w:line="240" w:lineRule="auto"/>
-              <w:ind w:left="567" w:hanging="567"/>
-            </w:pPr>
-            <w:r>
-              <w:rPr>
-                <w:rFonts w:ascii="Consolas" w:hAnsi="Consolas" w:eastAsia="Consolas"/>
-                <w:b w:val="0"/>
-                <w:color w:val="5B6875"/>
-                <w:sz w:val="16"/>
-              </w:rPr>
-              <w:t xml:space="preserve">  14  </w:t>
-            </w:r>
-            <w:r>
-              <w:rPr>
-                <w:rFonts w:ascii="Consolas" w:hAnsi="Consolas" w:eastAsia="Consolas"/>
-                <w:b w:val="0"/>
-                <w:sz w:val="16"/>
-              </w:rPr>
-              <w:t xml:space="preserve"> </w:t>
-            </w:r>
-          </w:p>
-          <w:p>
-            <w:pPr>
-              <w:spacing w:before="0" w:after="0" w:line="240" w:lineRule="auto"/>
-              <w:ind w:left="567" w:hanging="567"/>
-            </w:pPr>
-            <w:r>
-              <w:rPr>
-                <w:rFonts w:ascii="Consolas" w:hAnsi="Consolas" w:eastAsia="Consolas"/>
-                <w:b w:val="0"/>
-                <w:color w:val="5B6875"/>
-                <w:sz w:val="16"/>
-              </w:rPr>
-              <w:t xml:space="preserve">  15  </w:t>
-            </w:r>
-            <w:r>
-              <w:rPr>
-                <w:rFonts w:ascii="Consolas" w:hAnsi="Consolas" w:eastAsia="Consolas"/>
-                <w:b w:val="0"/>
-                <w:sz w:val="16"/>
-              </w:rPr>
-              <w:t xml:space="preserve"> </w:t>
-            </w:r>
-          </w:p>
-          <w:p>
-            <w:pPr>
-              <w:spacing w:before="0" w:after="0" w:line="240" w:lineRule="auto"/>
-              <w:ind w:left="567" w:hanging="567"/>
-            </w:pPr>
-            <w:r>
-              <w:rPr>
-                <w:rFonts w:ascii="Consolas" w:hAnsi="Consolas" w:eastAsia="Consolas"/>
-                <w:b w:val="0"/>
-                <w:color w:val="5B6875"/>
-                <w:sz w:val="16"/>
-              </w:rPr>
-              <w:t xml:space="preserve">  16  </w:t>
-            </w:r>
-            <w:r>
-              <w:rPr>
-                <w:rFonts w:ascii="Consolas" w:hAnsi="Consolas" w:eastAsia="Consolas"/>
-                <w:b w:val="0"/>
-                <w:sz w:val="16"/>
-              </w:rPr>
-              <w:t>def save_checkpoint(path: Path, model: torch.nn.Module, optimizer: torch.optim.Optimizer, epoch: int) -&gt; None:</w:t>
-            </w:r>
-          </w:p>
-          <w:p>
-            <w:pPr>
-              <w:spacing w:before="0" w:after="0" w:line="240" w:lineRule="auto"/>
-              <w:ind w:left="567" w:hanging="567"/>
-            </w:pPr>
-            <w:r>
-              <w:rPr>
-                <w:rFonts w:ascii="Consolas" w:hAnsi="Consolas" w:eastAsia="Consolas"/>
-                <w:b w:val="0"/>
-                <w:color w:val="5B6875"/>
-                <w:sz w:val="16"/>
-              </w:rPr>
-              <w:t xml:space="preserve">  17  </w:t>
-            </w:r>
-            <w:r>
-              <w:rPr>
-                <w:rFonts w:ascii="Consolas" w:hAnsi="Consolas" w:eastAsia="Consolas"/>
-                <w:b w:val="0"/>
-                <w:sz w:val="16"/>
-              </w:rPr>
-              <w:t xml:space="preserve">    """Save state dicts and RNG state, never the model object."""</w:t>
-            </w:r>
-          </w:p>
-          <w:p>
-            <w:pPr>
-              <w:spacing w:before="0" w:after="0" w:line="240" w:lineRule="auto"/>
-              <w:ind w:left="567" w:hanging="567"/>
-            </w:pPr>
-            <w:r>
-              <w:rPr>
-                <w:rFonts w:ascii="Consolas" w:hAnsi="Consolas" w:eastAsia="Consolas"/>
-                <w:b w:val="0"/>
-                <w:color w:val="5B6875"/>
-                <w:sz w:val="16"/>
-              </w:rPr>
-              <w:t xml:space="preserve">  18  </w:t>
-            </w:r>
-            <w:r>
-              <w:rPr>
-                <w:rFonts w:ascii="Consolas" w:hAnsi="Consolas" w:eastAsia="Consolas"/>
-                <w:b w:val="0"/>
-                <w:sz w:val="16"/>
-              </w:rPr>
-              <w:t xml:space="preserve">    torch.save(</w:t>
-            </w:r>
-          </w:p>
-          <w:p>
-            <w:pPr>
-              <w:spacing w:before="0" w:after="0" w:line="240" w:lineRule="auto"/>
-              <w:ind w:left="567" w:hanging="567"/>
-            </w:pPr>
-            <w:r>
-              <w:rPr>
-                <w:rFonts w:ascii="Consolas" w:hAnsi="Consolas" w:eastAsia="Consolas"/>
-                <w:b w:val="0"/>
-                <w:color w:val="5B6875"/>
-                <w:sz w:val="16"/>
-              </w:rPr>
-              <w:t xml:space="preserve">  19  </w:t>
-            </w:r>
-            <w:r>
-              <w:rPr>
-                <w:rFonts w:ascii="Consolas" w:hAnsi="Consolas" w:eastAsia="Consolas"/>
-                <w:b w:val="0"/>
-                <w:sz w:val="16"/>
-              </w:rPr>
-              <w:t xml:space="preserve">        {</w:t>
-            </w:r>
-          </w:p>
-          <w:p>
-            <w:pPr>
-              <w:spacing w:before="0" w:after="0" w:line="240" w:lineRule="auto"/>
-              <w:ind w:left="567" w:hanging="567"/>
-            </w:pPr>
-            <w:r>
-              <w:rPr>
-                <w:rFonts w:ascii="Consolas" w:hAnsi="Consolas" w:eastAsia="Consolas"/>
-                <w:b/>
-                <w:color w:val="5B6875"/>
-                <w:sz w:val="16"/>
-              </w:rPr>
               <w:t xml:space="preserve"> [2]  </w:t>
             </w:r>
             <w:r>
@@ -6552,145 +6501,7 @@
                 <w:b w:val="0"/>
                 <w:sz w:val="16"/>
               </w:rPr>
-              <w:t xml:space="preserve">            "model": model.state_dict(),</w:t>
-            </w:r>
-          </w:p>
-          <w:p>
-            <w:pPr>
-              <w:spacing w:before="0" w:after="0" w:line="240" w:lineRule="auto"/>
-              <w:ind w:left="567" w:hanging="567"/>
-            </w:pPr>
-            <w:r>
-              <w:rPr>
-                <w:rFonts w:ascii="Consolas" w:hAnsi="Consolas" w:eastAsia="Consolas"/>
-                <w:b w:val="0"/>
-                <w:color w:val="5B6875"/>
-                <w:sz w:val="16"/>
-              </w:rPr>
-              <w:t xml:space="preserve">  21  </w:t>
-            </w:r>
-            <w:r>
-              <w:rPr>
-                <w:rFonts w:ascii="Consolas" w:hAnsi="Consolas" w:eastAsia="Consolas"/>
-                <w:b w:val="0"/>
-                <w:sz w:val="16"/>
-              </w:rPr>
-              <w:t xml:space="preserve">            "optimizer": optimizer.state_dict(),</w:t>
-            </w:r>
-          </w:p>
-          <w:p>
-            <w:pPr>
-              <w:spacing w:before="0" w:after="0" w:line="240" w:lineRule="auto"/>
-              <w:ind w:left="567" w:hanging="567"/>
-            </w:pPr>
-            <w:r>
-              <w:rPr>
-                <w:rFonts w:ascii="Consolas" w:hAnsi="Consolas" w:eastAsia="Consolas"/>
-                <w:b w:val="0"/>
-                <w:color w:val="5B6875"/>
-                <w:sz w:val="16"/>
-              </w:rPr>
-              <w:t xml:space="preserve">  22  </w:t>
-            </w:r>
-            <w:r>
-              <w:rPr>
-                <w:rFonts w:ascii="Consolas" w:hAnsi="Consolas" w:eastAsia="Consolas"/>
-                <w:b w:val="0"/>
-                <w:sz w:val="16"/>
-              </w:rPr>
-              <w:t xml:space="preserve">            "epoch": epoch,</w:t>
-            </w:r>
-          </w:p>
-          <w:p>
-            <w:pPr>
-              <w:spacing w:before="0" w:after="0" w:line="240" w:lineRule="auto"/>
-              <w:ind w:left="567" w:hanging="567"/>
-            </w:pPr>
-            <w:r>
-              <w:rPr>
-                <w:rFonts w:ascii="Consolas" w:hAnsi="Consolas" w:eastAsia="Consolas"/>
-                <w:b/>
-                <w:color w:val="5B6875"/>
-                <w:sz w:val="16"/>
-              </w:rPr>
-              <w:t xml:space="preserve"> [3]  </w:t>
-            </w:r>
-            <w:r>
-              <w:rPr>
-                <w:rFonts w:ascii="Consolas" w:hAnsi="Consolas" w:eastAsia="Consolas"/>
-                <w:b w:val="0"/>
-                <w:sz w:val="16"/>
-              </w:rPr>
-              <w:t xml:space="preserve">            "torch_rng": torch.get_rng_state(),</w:t>
-            </w:r>
-          </w:p>
-          <w:p>
-            <w:pPr>
-              <w:spacing w:before="0" w:after="0" w:line="240" w:lineRule="auto"/>
-              <w:ind w:left="567" w:hanging="567"/>
-            </w:pPr>
-            <w:r>
-              <w:rPr>
-                <w:rFonts w:ascii="Consolas" w:hAnsi="Consolas" w:eastAsia="Consolas"/>
-                <w:b w:val="0"/>
-                <w:color w:val="5B6875"/>
-                <w:sz w:val="16"/>
-              </w:rPr>
-              <w:t xml:space="preserve">  24  </w:t>
-            </w:r>
-            <w:r>
-              <w:rPr>
-                <w:rFonts w:ascii="Consolas" w:hAnsi="Consolas" w:eastAsia="Consolas"/>
-                <w:b w:val="0"/>
-                <w:sz w:val="16"/>
-              </w:rPr>
-              <w:t xml:space="preserve">        },</w:t>
-            </w:r>
-          </w:p>
-          <w:p>
-            <w:pPr>
-              <w:spacing w:before="0" w:after="0" w:line="240" w:lineRule="auto"/>
-              <w:ind w:left="567" w:hanging="567"/>
-            </w:pPr>
-            <w:r>
-              <w:rPr>
-                <w:rFonts w:ascii="Consolas" w:hAnsi="Consolas" w:eastAsia="Consolas"/>
-                <w:b w:val="0"/>
-                <w:color w:val="5B6875"/>
-                <w:sz w:val="16"/>
-              </w:rPr>
-              <w:t xml:space="preserve">  25  </w:t>
-            </w:r>
-            <w:r>
-              <w:rPr>
-                <w:rFonts w:ascii="Consolas" w:hAnsi="Consolas" w:eastAsia="Consolas"/>
-                <w:b w:val="0"/>
-                <w:sz w:val="16"/>
-              </w:rPr>
-              <w:t xml:space="preserve">        path,</w:t>
-            </w:r>
-          </w:p>
-          <w:p>
-            <w:pPr>
-              <w:spacing w:before="0" w:after="0" w:line="240" w:lineRule="auto"/>
-              <w:ind w:left="567" w:hanging="567"/>
-            </w:pPr>
-            <w:r>
-              <w:rPr>
-                <w:rFonts w:ascii="Consolas" w:hAnsi="Consolas" w:eastAsia="Consolas"/>
-                <w:b w:val="0"/>
-                <w:color w:val="5B6875"/>
-                <w:sz w:val="16"/>
-              </w:rPr>
-              <w:t xml:space="preserve">  26  </w:t>
-            </w:r>
-            <w:r>
-              <w:rPr>
-                <w:rFonts w:ascii="Consolas" w:hAnsi="Consolas" w:eastAsia="Consolas"/>
-                <w:b w:val="0"/>
-                <w:sz w:val="16"/>
-              </w:rPr>
-              <w:t xml:space="preserve">    )</w:t>
+              <w:t>loader = DataLoader(ds, batch_size=64, shuffle=True)</w:t>
             </w:r>
           </w:p>
         </w:tc>
@@ -6704,14 +6515,14 @@
         <w:rPr>
           <w:b/>
         </w:rPr>
-        <w:t xml:space="preserve">Line 13. </w:t>
-      </w:r>
-      <w:r>
-        <w:rPr>
-          <w:b w:val="0"/>
-          <w:i w:val="0"/>
-        </w:rPr>
-        <w:t>A dedicated generator for DataLoader shuffling.</w:t>
+        <w:t xml:space="preserve">Line 1. </w:t>
+      </w:r>
+      <w:r>
+        <w:rPr>
+          <w:b w:val="0"/>
+          <w:i w:val="0"/>
+        </w:rPr>
+        <w:t>Expects a pickled model object: refused by the weights-only default, and unsafe if forced.</w:t>
       </w:r>
     </w:p>
     <w:p>
@@ -6722,14 +6533,656 @@
         <w:rPr>
           <w:b/>
         </w:rPr>
-        <w:t xml:space="preserve">Line 20. </w:t>
-      </w:r>
-      <w:r>
-        <w:rPr>
-          <w:b w:val="0"/>
-          <w:i w:val="0"/>
-        </w:rPr>
-        <w:t>Weights as tensors: loads under the weights-only default.</w:t>
+        <w:t xml:space="preserve">Line 2. </w:t>
+      </w:r>
+      <w:r>
+        <w:rPr>
+          <w:b w:val="0"/>
+          <w:i w:val="0"/>
+        </w:rPr>
+        <w:t>Shuffles with the global generator: batch order changes with any other random call.</w:t>
+      </w:r>
+    </w:p>
+    <w:p>
+      <w:pPr>
+        <w:pStyle w:val="Heading4"/>
+      </w:pPr>
+      <w:r>
+        <w:t>Worked example: strong code</w:t>
+      </w:r>
+    </w:p>
+    <w:tbl>
+      <w:tblPr>
+        <w:tblW w:type="auto" w:w="0"/>
+        <w:jc w:val="left"/>
+        <w:tblLook w:firstColumn="1" w:firstRow="1" w:lastColumn="0" w:lastRow="0" w:noHBand="0" w:noVBand="1" w:val="04A0"/>
+      </w:tblPr>
+      <w:tblGrid>
+        <w:gridCol w:w="8221"/>
+      </w:tblGrid>
+      <w:tr>
+        <w:tc>
+          <w:tcPr>
+            <w:tcW w:type="dxa" w:w="8221"/>
+            <w:shd w:val="clear" w:color="auto" w:fill="F2F4F7"/>
+          </w:tcPr>
+          <w:p>
+            <w:pPr>
+              <w:spacing w:before="0" w:after="0" w:line="240" w:lineRule="auto"/>
+              <w:ind w:left="567" w:hanging="567"/>
+            </w:pPr>
+            <w:r>
+              <w:rPr>
+                <w:rFonts w:ascii="Consolas" w:hAnsi="Consolas" w:eastAsia="Consolas"/>
+                <w:b w:val="0"/>
+                <w:color w:val="5B6875"/>
+                <w:sz w:val="16"/>
+              </w:rPr>
+              <w:t xml:space="preserve">   1  </w:t>
+            </w:r>
+            <w:r>
+              <w:rPr>
+                <w:rFonts w:ascii="Consolas" w:hAnsi="Consolas" w:eastAsia="Consolas"/>
+                <w:b w:val="0"/>
+                <w:sz w:val="16"/>
+              </w:rPr>
+              <w:t>import random</w:t>
+            </w:r>
+          </w:p>
+          <w:p>
+            <w:pPr>
+              <w:spacing w:before="0" w:after="0" w:line="240" w:lineRule="auto"/>
+              <w:ind w:left="567" w:hanging="567"/>
+            </w:pPr>
+            <w:r>
+              <w:rPr>
+                <w:rFonts w:ascii="Consolas" w:hAnsi="Consolas" w:eastAsia="Consolas"/>
+                <w:b w:val="0"/>
+                <w:color w:val="5B6875"/>
+                <w:sz w:val="16"/>
+              </w:rPr>
+              <w:t xml:space="preserve">   2  </w:t>
+            </w:r>
+            <w:r>
+              <w:rPr>
+                <w:rFonts w:ascii="Consolas" w:hAnsi="Consolas" w:eastAsia="Consolas"/>
+                <w:b w:val="0"/>
+                <w:sz w:val="16"/>
+              </w:rPr>
+              <w:t>from pathlib import Path</w:t>
+            </w:r>
+          </w:p>
+          <w:p>
+            <w:pPr>
+              <w:spacing w:before="0" w:after="0" w:line="240" w:lineRule="auto"/>
+              <w:ind w:left="567" w:hanging="567"/>
+            </w:pPr>
+            <w:r>
+              <w:rPr>
+                <w:rFonts w:ascii="Consolas" w:hAnsi="Consolas" w:eastAsia="Consolas"/>
+                <w:b w:val="0"/>
+                <w:color w:val="5B6875"/>
+                <w:sz w:val="16"/>
+              </w:rPr>
+              <w:t xml:space="preserve">   3  </w:t>
+            </w:r>
+            <w:r>
+              <w:rPr>
+                <w:rFonts w:ascii="Consolas" w:hAnsi="Consolas" w:eastAsia="Consolas"/>
+                <w:b w:val="0"/>
+                <w:sz w:val="16"/>
+              </w:rPr>
+              <w:t xml:space="preserve"> </w:t>
+            </w:r>
+          </w:p>
+          <w:p>
+            <w:pPr>
+              <w:spacing w:before="0" w:after="0" w:line="240" w:lineRule="auto"/>
+              <w:ind w:left="567" w:hanging="567"/>
+            </w:pPr>
+            <w:r>
+              <w:rPr>
+                <w:rFonts w:ascii="Consolas" w:hAnsi="Consolas" w:eastAsia="Consolas"/>
+                <w:b w:val="0"/>
+                <w:color w:val="5B6875"/>
+                <w:sz w:val="16"/>
+              </w:rPr>
+              <w:t xml:space="preserve">   4  </w:t>
+            </w:r>
+            <w:r>
+              <w:rPr>
+                <w:rFonts w:ascii="Consolas" w:hAnsi="Consolas" w:eastAsia="Consolas"/>
+                <w:b w:val="0"/>
+                <w:sz w:val="16"/>
+              </w:rPr>
+              <w:t>import numpy as np</w:t>
+            </w:r>
+          </w:p>
+          <w:p>
+            <w:pPr>
+              <w:spacing w:before="0" w:after="0" w:line="240" w:lineRule="auto"/>
+              <w:ind w:left="567" w:hanging="567"/>
+            </w:pPr>
+            <w:r>
+              <w:rPr>
+                <w:rFonts w:ascii="Consolas" w:hAnsi="Consolas" w:eastAsia="Consolas"/>
+                <w:b w:val="0"/>
+                <w:color w:val="5B6875"/>
+                <w:sz w:val="16"/>
+              </w:rPr>
+              <w:t xml:space="preserve">   5  </w:t>
+            </w:r>
+            <w:r>
+              <w:rPr>
+                <w:rFonts w:ascii="Consolas" w:hAnsi="Consolas" w:eastAsia="Consolas"/>
+                <w:b w:val="0"/>
+                <w:sz w:val="16"/>
+              </w:rPr>
+              <w:t>import torch</w:t>
+            </w:r>
+          </w:p>
+          <w:p>
+            <w:pPr>
+              <w:spacing w:before="0" w:after="0" w:line="240" w:lineRule="auto"/>
+              <w:ind w:left="567" w:hanging="567"/>
+            </w:pPr>
+            <w:r>
+              <w:rPr>
+                <w:rFonts w:ascii="Consolas" w:hAnsi="Consolas" w:eastAsia="Consolas"/>
+                <w:b w:val="0"/>
+                <w:color w:val="5B6875"/>
+                <w:sz w:val="16"/>
+              </w:rPr>
+              <w:t xml:space="preserve">   6  </w:t>
+            </w:r>
+            <w:r>
+              <w:rPr>
+                <w:rFonts w:ascii="Consolas" w:hAnsi="Consolas" w:eastAsia="Consolas"/>
+                <w:b w:val="0"/>
+                <w:sz w:val="16"/>
+              </w:rPr>
+              <w:t xml:space="preserve"> </w:t>
+            </w:r>
+          </w:p>
+          <w:p>
+            <w:pPr>
+              <w:spacing w:before="0" w:after="0" w:line="240" w:lineRule="auto"/>
+              <w:ind w:left="567" w:hanging="567"/>
+            </w:pPr>
+            <w:r>
+              <w:rPr>
+                <w:rFonts w:ascii="Consolas" w:hAnsi="Consolas" w:eastAsia="Consolas"/>
+                <w:b w:val="0"/>
+                <w:color w:val="5B6875"/>
+                <w:sz w:val="16"/>
+              </w:rPr>
+              <w:t xml:space="preserve">   7  </w:t>
+            </w:r>
+            <w:r>
+              <w:rPr>
+                <w:rFonts w:ascii="Consolas" w:hAnsi="Consolas" w:eastAsia="Consolas"/>
+                <w:b w:val="0"/>
+                <w:sz w:val="16"/>
+              </w:rPr>
+              <w:t xml:space="preserve"> </w:t>
+            </w:r>
+          </w:p>
+          <w:p>
+            <w:pPr>
+              <w:spacing w:before="0" w:after="0" w:line="240" w:lineRule="auto"/>
+              <w:ind w:left="567" w:hanging="567"/>
+            </w:pPr>
+            <w:r>
+              <w:rPr>
+                <w:rFonts w:ascii="Consolas" w:hAnsi="Consolas" w:eastAsia="Consolas"/>
+                <w:b w:val="0"/>
+                <w:color w:val="5B6875"/>
+                <w:sz w:val="16"/>
+              </w:rPr>
+              <w:t xml:space="preserve">   8  </w:t>
+            </w:r>
+            <w:r>
+              <w:rPr>
+                <w:rFonts w:ascii="Consolas" w:hAnsi="Consolas" w:eastAsia="Consolas"/>
+                <w:b w:val="0"/>
+                <w:sz w:val="16"/>
+              </w:rPr>
+              <w:t>def seed_everything(seed: int) -&gt; torch.Generator:</w:t>
+            </w:r>
+          </w:p>
+          <w:p>
+            <w:pPr>
+              <w:spacing w:before="0" w:after="0" w:line="240" w:lineRule="auto"/>
+              <w:ind w:left="567" w:hanging="567"/>
+            </w:pPr>
+            <w:r>
+              <w:rPr>
+                <w:rFonts w:ascii="Consolas" w:hAnsi="Consolas" w:eastAsia="Consolas"/>
+                <w:b w:val="0"/>
+                <w:color w:val="5B6875"/>
+                <w:sz w:val="16"/>
+              </w:rPr>
+              <w:t xml:space="preserve">   9  </w:t>
+            </w:r>
+            <w:r>
+              <w:rPr>
+                <w:rFonts w:ascii="Consolas" w:hAnsi="Consolas" w:eastAsia="Consolas"/>
+                <w:b w:val="0"/>
+                <w:sz w:val="16"/>
+              </w:rPr>
+              <w:t xml:space="preserve">    """Seed Python, NumPy and PyTorch global state; return a generator for DataLoaders."""</w:t>
+            </w:r>
+          </w:p>
+          <w:p>
+            <w:pPr>
+              <w:spacing w:before="0" w:after="0" w:line="240" w:lineRule="auto"/>
+              <w:ind w:left="567" w:hanging="567"/>
+            </w:pPr>
+            <w:r>
+              <w:rPr>
+                <w:rFonts w:ascii="Consolas" w:hAnsi="Consolas" w:eastAsia="Consolas"/>
+                <w:b w:val="0"/>
+                <w:color w:val="5B6875"/>
+                <w:sz w:val="16"/>
+              </w:rPr>
+              <w:t xml:space="preserve">  10  </w:t>
+            </w:r>
+            <w:r>
+              <w:rPr>
+                <w:rFonts w:ascii="Consolas" w:hAnsi="Consolas" w:eastAsia="Consolas"/>
+                <w:b w:val="0"/>
+                <w:sz w:val="16"/>
+              </w:rPr>
+              <w:t xml:space="preserve">    random.seed(seed)</w:t>
+            </w:r>
+          </w:p>
+          <w:p>
+            <w:pPr>
+              <w:spacing w:before="0" w:after="0" w:line="240" w:lineRule="auto"/>
+              <w:ind w:left="567" w:hanging="567"/>
+            </w:pPr>
+            <w:r>
+              <w:rPr>
+                <w:rFonts w:ascii="Consolas" w:hAnsi="Consolas" w:eastAsia="Consolas"/>
+                <w:b w:val="0"/>
+                <w:color w:val="5B6875"/>
+                <w:sz w:val="16"/>
+              </w:rPr>
+              <w:t xml:space="preserve">  11  </w:t>
+            </w:r>
+            <w:r>
+              <w:rPr>
+                <w:rFonts w:ascii="Consolas" w:hAnsi="Consolas" w:eastAsia="Consolas"/>
+                <w:b w:val="0"/>
+                <w:sz w:val="16"/>
+              </w:rPr>
+              <w:t xml:space="preserve">    np.random.seed(seed)</w:t>
+            </w:r>
+          </w:p>
+          <w:p>
+            <w:pPr>
+              <w:spacing w:before="0" w:after="0" w:line="240" w:lineRule="auto"/>
+              <w:ind w:left="567" w:hanging="567"/>
+            </w:pPr>
+            <w:r>
+              <w:rPr>
+                <w:rFonts w:ascii="Consolas" w:hAnsi="Consolas" w:eastAsia="Consolas"/>
+                <w:b w:val="0"/>
+                <w:color w:val="5B6875"/>
+                <w:sz w:val="16"/>
+              </w:rPr>
+              <w:t xml:space="preserve">  12  </w:t>
+            </w:r>
+            <w:r>
+              <w:rPr>
+                <w:rFonts w:ascii="Consolas" w:hAnsi="Consolas" w:eastAsia="Consolas"/>
+                <w:b w:val="0"/>
+                <w:sz w:val="16"/>
+              </w:rPr>
+              <w:t xml:space="preserve">    torch.manual_seed(seed)</w:t>
+            </w:r>
+          </w:p>
+          <w:p>
+            <w:pPr>
+              <w:spacing w:before="0" w:after="0" w:line="240" w:lineRule="auto"/>
+              <w:ind w:left="567" w:hanging="567"/>
+            </w:pPr>
+            <w:r>
+              <w:rPr>
+                <w:rFonts w:ascii="Consolas" w:hAnsi="Consolas" w:eastAsia="Consolas"/>
+                <w:b/>
+                <w:color w:val="5B6875"/>
+                <w:sz w:val="16"/>
+              </w:rPr>
+              <w:t xml:space="preserve"> [1]  </w:t>
+            </w:r>
+            <w:r>
+              <w:rPr>
+                <w:rFonts w:ascii="Consolas" w:hAnsi="Consolas" w:eastAsia="Consolas"/>
+                <w:b w:val="0"/>
+                <w:sz w:val="16"/>
+              </w:rPr>
+              <w:t xml:space="preserve">    return torch.Generator().manual_seed(seed)</w:t>
+            </w:r>
+          </w:p>
+          <w:p>
+            <w:pPr>
+              <w:spacing w:before="0" w:after="0" w:line="240" w:lineRule="auto"/>
+              <w:ind w:left="567" w:hanging="567"/>
+            </w:pPr>
+            <w:r>
+              <w:rPr>
+                <w:rFonts w:ascii="Consolas" w:hAnsi="Consolas" w:eastAsia="Consolas"/>
+                <w:b w:val="0"/>
+                <w:color w:val="5B6875"/>
+                <w:sz w:val="16"/>
+              </w:rPr>
+              <w:t xml:space="preserve">  14  </w:t>
+            </w:r>
+            <w:r>
+              <w:rPr>
+                <w:rFonts w:ascii="Consolas" w:hAnsi="Consolas" w:eastAsia="Consolas"/>
+                <w:b w:val="0"/>
+                <w:sz w:val="16"/>
+              </w:rPr>
+              <w:t xml:space="preserve"> </w:t>
+            </w:r>
+          </w:p>
+          <w:p>
+            <w:pPr>
+              <w:spacing w:before="0" w:after="0" w:line="240" w:lineRule="auto"/>
+              <w:ind w:left="567" w:hanging="567"/>
+            </w:pPr>
+            <w:r>
+              <w:rPr>
+                <w:rFonts w:ascii="Consolas" w:hAnsi="Consolas" w:eastAsia="Consolas"/>
+                <w:b w:val="0"/>
+                <w:color w:val="5B6875"/>
+                <w:sz w:val="16"/>
+              </w:rPr>
+              <w:t xml:space="preserve">  15  </w:t>
+            </w:r>
+            <w:r>
+              <w:rPr>
+                <w:rFonts w:ascii="Consolas" w:hAnsi="Consolas" w:eastAsia="Consolas"/>
+                <w:b w:val="0"/>
+                <w:sz w:val="16"/>
+              </w:rPr>
+              <w:t xml:space="preserve"> </w:t>
+            </w:r>
+          </w:p>
+          <w:p>
+            <w:pPr>
+              <w:spacing w:before="0" w:after="0" w:line="240" w:lineRule="auto"/>
+              <w:ind w:left="567" w:hanging="567"/>
+            </w:pPr>
+            <w:r>
+              <w:rPr>
+                <w:rFonts w:ascii="Consolas" w:hAnsi="Consolas" w:eastAsia="Consolas"/>
+                <w:b w:val="0"/>
+                <w:color w:val="5B6875"/>
+                <w:sz w:val="16"/>
+              </w:rPr>
+              <w:t xml:space="preserve">  16  </w:t>
+            </w:r>
+            <w:r>
+              <w:rPr>
+                <w:rFonts w:ascii="Consolas" w:hAnsi="Consolas" w:eastAsia="Consolas"/>
+                <w:b w:val="0"/>
+                <w:sz w:val="16"/>
+              </w:rPr>
+              <w:t>def save_checkpoint(path: Path, model: torch.nn.Module, optimizer: torch.optim.Optimizer, epoch: int) -&gt; None:</w:t>
+            </w:r>
+          </w:p>
+          <w:p>
+            <w:pPr>
+              <w:spacing w:before="0" w:after="0" w:line="240" w:lineRule="auto"/>
+              <w:ind w:left="567" w:hanging="567"/>
+            </w:pPr>
+            <w:r>
+              <w:rPr>
+                <w:rFonts w:ascii="Consolas" w:hAnsi="Consolas" w:eastAsia="Consolas"/>
+                <w:b w:val="0"/>
+                <w:color w:val="5B6875"/>
+                <w:sz w:val="16"/>
+              </w:rPr>
+              <w:t xml:space="preserve">  17  </w:t>
+            </w:r>
+            <w:r>
+              <w:rPr>
+                <w:rFonts w:ascii="Consolas" w:hAnsi="Consolas" w:eastAsia="Consolas"/>
+                <w:b w:val="0"/>
+                <w:sz w:val="16"/>
+              </w:rPr>
+              <w:t xml:space="preserve">    """Save state dicts and RNG state, never the model object."""</w:t>
+            </w:r>
+          </w:p>
+          <w:p>
+            <w:pPr>
+              <w:spacing w:before="0" w:after="0" w:line="240" w:lineRule="auto"/>
+              <w:ind w:left="567" w:hanging="567"/>
+            </w:pPr>
+            <w:r>
+              <w:rPr>
+                <w:rFonts w:ascii="Consolas" w:hAnsi="Consolas" w:eastAsia="Consolas"/>
+                <w:b w:val="0"/>
+                <w:color w:val="5B6875"/>
+                <w:sz w:val="16"/>
+              </w:rPr>
+              <w:t xml:space="preserve">  18  </w:t>
+            </w:r>
+            <w:r>
+              <w:rPr>
+                <w:rFonts w:ascii="Consolas" w:hAnsi="Consolas" w:eastAsia="Consolas"/>
+                <w:b w:val="0"/>
+                <w:sz w:val="16"/>
+              </w:rPr>
+              <w:t xml:space="preserve">    torch.save(</w:t>
+            </w:r>
+          </w:p>
+          <w:p>
+            <w:pPr>
+              <w:spacing w:before="0" w:after="0" w:line="240" w:lineRule="auto"/>
+              <w:ind w:left="567" w:hanging="567"/>
+            </w:pPr>
+            <w:r>
+              <w:rPr>
+                <w:rFonts w:ascii="Consolas" w:hAnsi="Consolas" w:eastAsia="Consolas"/>
+                <w:b w:val="0"/>
+                <w:color w:val="5B6875"/>
+                <w:sz w:val="16"/>
+              </w:rPr>
+              <w:t xml:space="preserve">  19  </w:t>
+            </w:r>
+            <w:r>
+              <w:rPr>
+                <w:rFonts w:ascii="Consolas" w:hAnsi="Consolas" w:eastAsia="Consolas"/>
+                <w:b w:val="0"/>
+                <w:sz w:val="16"/>
+              </w:rPr>
+              <w:t xml:space="preserve">        {</w:t>
+            </w:r>
+          </w:p>
+          <w:p>
+            <w:pPr>
+              <w:spacing w:before="0" w:after="0" w:line="240" w:lineRule="auto"/>
+              <w:ind w:left="567" w:hanging="567"/>
+            </w:pPr>
+            <w:r>
+              <w:rPr>
+                <w:rFonts w:ascii="Consolas" w:hAnsi="Consolas" w:eastAsia="Consolas"/>
+                <w:b/>
+                <w:color w:val="5B6875"/>
+                <w:sz w:val="16"/>
+              </w:rPr>
+              <w:t xml:space="preserve"> [2]  </w:t>
+            </w:r>
+            <w:r>
+              <w:rPr>
+                <w:rFonts w:ascii="Consolas" w:hAnsi="Consolas" w:eastAsia="Consolas"/>
+                <w:b w:val="0"/>
+                <w:sz w:val="16"/>
+              </w:rPr>
+              <w:t xml:space="preserve">            "model": model.state_dict(),</w:t>
+            </w:r>
+          </w:p>
+          <w:p>
+            <w:pPr>
+              <w:spacing w:before="0" w:after="0" w:line="240" w:lineRule="auto"/>
+              <w:ind w:left="567" w:hanging="567"/>
+            </w:pPr>
+            <w:r>
+              <w:rPr>
+                <w:rFonts w:ascii="Consolas" w:hAnsi="Consolas" w:eastAsia="Consolas"/>
+                <w:b w:val="0"/>
+                <w:color w:val="5B6875"/>
+                <w:sz w:val="16"/>
+              </w:rPr>
+              <w:t xml:space="preserve">  21  </w:t>
+            </w:r>
+            <w:r>
+              <w:rPr>
+                <w:rFonts w:ascii="Consolas" w:hAnsi="Consolas" w:eastAsia="Consolas"/>
+                <w:b w:val="0"/>
+                <w:sz w:val="16"/>
+              </w:rPr>
+              <w:t xml:space="preserve">            "optimizer": optimizer.state_dict(),</w:t>
+            </w:r>
+          </w:p>
+          <w:p>
+            <w:pPr>
+              <w:spacing w:before="0" w:after="0" w:line="240" w:lineRule="auto"/>
+              <w:ind w:left="567" w:hanging="567"/>
+            </w:pPr>
+            <w:r>
+              <w:rPr>
+                <w:rFonts w:ascii="Consolas" w:hAnsi="Consolas" w:eastAsia="Consolas"/>
+                <w:b w:val="0"/>
+                <w:color w:val="5B6875"/>
+                <w:sz w:val="16"/>
+              </w:rPr>
+              <w:t xml:space="preserve">  22  </w:t>
+            </w:r>
+            <w:r>
+              <w:rPr>
+                <w:rFonts w:ascii="Consolas" w:hAnsi="Consolas" w:eastAsia="Consolas"/>
+                <w:b w:val="0"/>
+                <w:sz w:val="16"/>
+              </w:rPr>
+              <w:t xml:space="preserve">            "epoch": epoch,</w:t>
+            </w:r>
+          </w:p>
+          <w:p>
+            <w:pPr>
+              <w:spacing w:before="0" w:after="0" w:line="240" w:lineRule="auto"/>
+              <w:ind w:left="567" w:hanging="567"/>
+            </w:pPr>
+            <w:r>
+              <w:rPr>
+                <w:rFonts w:ascii="Consolas" w:hAnsi="Consolas" w:eastAsia="Consolas"/>
+                <w:b/>
+                <w:color w:val="5B6875"/>
+                <w:sz w:val="16"/>
+              </w:rPr>
+              <w:t xml:space="preserve"> [3]  </w:t>
+            </w:r>
+            <w:r>
+              <w:rPr>
+                <w:rFonts w:ascii="Consolas" w:hAnsi="Consolas" w:eastAsia="Consolas"/>
+                <w:b w:val="0"/>
+                <w:sz w:val="16"/>
+              </w:rPr>
+              <w:t xml:space="preserve">            "torch_rng": torch.get_rng_state(),</w:t>
+            </w:r>
+          </w:p>
+          <w:p>
+            <w:pPr>
+              <w:spacing w:before="0" w:after="0" w:line="240" w:lineRule="auto"/>
+              <w:ind w:left="567" w:hanging="567"/>
+            </w:pPr>
+            <w:r>
+              <w:rPr>
+                <w:rFonts w:ascii="Consolas" w:hAnsi="Consolas" w:eastAsia="Consolas"/>
+                <w:b w:val="0"/>
+                <w:color w:val="5B6875"/>
+                <w:sz w:val="16"/>
+              </w:rPr>
+              <w:t xml:space="preserve">  24  </w:t>
+            </w:r>
+            <w:r>
+              <w:rPr>
+                <w:rFonts w:ascii="Consolas" w:hAnsi="Consolas" w:eastAsia="Consolas"/>
+                <w:b w:val="0"/>
+                <w:sz w:val="16"/>
+              </w:rPr>
+              <w:t xml:space="preserve">        },</w:t>
+            </w:r>
+          </w:p>
+          <w:p>
+            <w:pPr>
+              <w:spacing w:before="0" w:after="0" w:line="240" w:lineRule="auto"/>
+              <w:ind w:left="567" w:hanging="567"/>
+            </w:pPr>
+            <w:r>
+              <w:rPr>
+                <w:rFonts w:ascii="Consolas" w:hAnsi="Consolas" w:eastAsia="Consolas"/>
+                <w:b w:val="0"/>
+                <w:color w:val="5B6875"/>
+                <w:sz w:val="16"/>
+              </w:rPr>
+              <w:t xml:space="preserve">  25  </w:t>
+            </w:r>
+            <w:r>
+              <w:rPr>
+                <w:rFonts w:ascii="Consolas" w:hAnsi="Consolas" w:eastAsia="Consolas"/>
+                <w:b w:val="0"/>
+                <w:sz w:val="16"/>
+              </w:rPr>
+              <w:t xml:space="preserve">        path,</w:t>
+            </w:r>
+          </w:p>
+          <w:p>
+            <w:pPr>
+              <w:spacing w:before="0" w:after="0" w:line="240" w:lineRule="auto"/>
+              <w:ind w:left="567" w:hanging="567"/>
+            </w:pPr>
+            <w:r>
+              <w:rPr>
+                <w:rFonts w:ascii="Consolas" w:hAnsi="Consolas" w:eastAsia="Consolas"/>
+                <w:b w:val="0"/>
+                <w:color w:val="5B6875"/>
+                <w:sz w:val="16"/>
+              </w:rPr>
+              <w:t xml:space="preserve">  26  </w:t>
+            </w:r>
+            <w:r>
+              <w:rPr>
+                <w:rFonts w:ascii="Consolas" w:hAnsi="Consolas" w:eastAsia="Consolas"/>
+                <w:b w:val="0"/>
+                <w:sz w:val="16"/>
+              </w:rPr>
+              <w:t xml:space="preserve">    )</w:t>
+            </w:r>
+          </w:p>
+        </w:tc>
+      </w:tr>
+    </w:tbl>
+    <w:p>
+      <w:pPr>
+        <w:pStyle w:val="ListNumber"/>
+      </w:pPr>
+      <w:r>
+        <w:rPr>
+          <w:b/>
+        </w:rPr>
+        <w:t xml:space="preserve">Line 13. </w:t>
+      </w:r>
+      <w:r>
+        <w:rPr>
+          <w:b w:val="0"/>
+          <w:i w:val="0"/>
+        </w:rPr>
+        <w:t>A dedicated generator for DataLoader shuffling.</w:t>
       </w:r>
     </w:p>
     <w:p>
@@ -6740,6 +7193,24 @@
         <w:rPr>
           <w:b/>
         </w:rPr>
+        <w:t xml:space="preserve">Line 20. </w:t>
+      </w:r>
+      <w:r>
+        <w:rPr>
+          <w:b w:val="0"/>
+          <w:i w:val="0"/>
+        </w:rPr>
+        <w:t>Weights as tensors: loads under the weights-only default.</w:t>
+      </w:r>
+    </w:p>
+    <w:p>
+      <w:pPr>
+        <w:pStyle w:val="ListNumber"/>
+      </w:pPr>
+      <w:r>
+        <w:rPr>
+          <w:b/>
+        </w:rPr>
         <w:t xml:space="preserve">Line 23. </w:t>
       </w:r>
       <w:r>
@@ -7004,6 +7475,142 @@
         <w:t>What does this print? (PyTorch 2.14)</w:t>
       </w:r>
     </w:p>
+    <w:p>
+      <w:r>
+        <w:rPr>
+          <w:b/>
+          <w:i w:val="0"/>
+        </w:rPr>
+        <w:t>What you need to know.</w:t>
+      </w:r>
+    </w:p>
+    <w:p>
+      <w:r>
+        <w:rPr>
+          <w:rFonts w:ascii="Consolas" w:hAnsi="Consolas" w:eastAsia="Consolas"/>
+          <w:b w:val="0"/>
+          <w:sz w:val="19"/>
+        </w:rPr>
+        <w:t>torch.randperm(n, generator=g)</w:t>
+      </w:r>
+      <w:r>
+        <w:rPr>
+          <w:b w:val="0"/>
+          <w:i w:val="0"/>
+        </w:rPr>
+        <w:t xml:space="preserve"> returns the numbers 0 to n - 1 in random order, drawn from generator </w:t>
+      </w:r>
+      <w:r>
+        <w:rPr>
+          <w:rFonts w:ascii="Consolas" w:hAnsi="Consolas" w:eastAsia="Consolas"/>
+          <w:b w:val="0"/>
+          <w:sz w:val="19"/>
+        </w:rPr>
+        <w:t>g</w:t>
+      </w:r>
+      <w:r>
+        <w:rPr>
+          <w:b w:val="0"/>
+          <w:i w:val="0"/>
+        </w:rPr>
+        <w:t xml:space="preserve">. Without </w:t>
+      </w:r>
+      <w:r>
+        <w:rPr>
+          <w:rFonts w:ascii="Consolas" w:hAnsi="Consolas" w:eastAsia="Consolas"/>
+          <w:b w:val="0"/>
+          <w:sz w:val="19"/>
+        </w:rPr>
+        <w:t>generator=</w:t>
+      </w:r>
+      <w:r>
+        <w:rPr>
+          <w:b w:val="0"/>
+          <w:i w:val="0"/>
+        </w:rPr>
+        <w:t xml:space="preserve">, random functions such as </w:t>
+      </w:r>
+      <w:r>
+        <w:rPr>
+          <w:rFonts w:ascii="Consolas" w:hAnsi="Consolas" w:eastAsia="Consolas"/>
+          <w:b w:val="0"/>
+          <w:sz w:val="19"/>
+        </w:rPr>
+        <w:t>torch.rand(100)</w:t>
+      </w:r>
+      <w:r>
+        <w:rPr>
+          <w:b w:val="0"/>
+          <w:i w:val="0"/>
+        </w:rPr>
+        <w:t xml:space="preserve"> draw from PyTorch's global generator.</w:t>
+      </w:r>
+    </w:p>
+    <w:tbl>
+      <w:tblPr>
+        <w:tblW w:type="auto" w:w="0"/>
+        <w:jc w:val="left"/>
+        <w:tblLook w:firstColumn="1" w:firstRow="1" w:lastColumn="0" w:lastRow="0" w:noHBand="0" w:noVBand="1" w:val="04A0"/>
+      </w:tblPr>
+      <w:tblGrid>
+        <w:gridCol w:w="8221"/>
+      </w:tblGrid>
+      <w:tr>
+        <w:tc>
+          <w:tcPr>
+            <w:tcW w:type="dxa" w:w="8221"/>
+            <w:shd w:val="clear" w:color="auto" w:fill="F2F4F7"/>
+          </w:tcPr>
+          <w:p>
+            <w:pPr>
+              <w:spacing w:before="0" w:after="0" w:line="240" w:lineRule="auto"/>
+              <w:ind w:left="567" w:hanging="567"/>
+            </w:pPr>
+            <w:r>
+              <w:rPr>
+                <w:rFonts w:ascii="Consolas" w:hAnsi="Consolas" w:eastAsia="Consolas"/>
+                <w:b w:val="0"/>
+                <w:color w:val="5B6875"/>
+                <w:sz w:val="16"/>
+              </w:rPr>
+              <w:t xml:space="preserve">   1  </w:t>
+            </w:r>
+            <w:r>
+              <w:rPr>
+                <w:rFonts w:ascii="Consolas" w:hAnsi="Consolas" w:eastAsia="Consolas"/>
+                <w:b w:val="0"/>
+                <w:sz w:val="16"/>
+              </w:rPr>
+              <w:t>g = torch.Generator().manual_seed(1)</w:t>
+            </w:r>
+          </w:p>
+          <w:p>
+            <w:pPr>
+              <w:spacing w:before="0" w:after="0" w:line="240" w:lineRule="auto"/>
+              <w:ind w:left="567" w:hanging="567"/>
+            </w:pPr>
+            <w:r>
+              <w:rPr>
+                <w:rFonts w:ascii="Consolas" w:hAnsi="Consolas" w:eastAsia="Consolas"/>
+                <w:b w:val="0"/>
+                <w:color w:val="5B6875"/>
+                <w:sz w:val="16"/>
+              </w:rPr>
+              <w:t xml:space="preserve">   2  </w:t>
+            </w:r>
+            <w:r>
+              <w:rPr>
+                <w:rFonts w:ascii="Consolas" w:hAnsi="Consolas" w:eastAsia="Consolas"/>
+                <w:b w:val="0"/>
+                <w:sz w:val="16"/>
+              </w:rPr>
+              <w:t>torch.randperm(4, generator=g).tolist()   # [1, 3, 2, 0]</w:t>
+            </w:r>
+          </w:p>
+        </w:tc>
+      </w:tr>
+    </w:tbl>
+    <w:p/>
     <w:tbl>
       <w:tblPr>
         <w:tblW w:type="auto" w:w="0"/>

--- a/site/downloads/handbook-B16.docx
+++ b/site/downloads/handbook-B16.docx
@@ -8403,6 +8403,15 @@
           <w:i w:val="0"/>
         </w:rPr>
         <w:t>☐ Tests cover edge cases, including empty inputs and zeros.</w:t>
+      </w:r>
+    </w:p>
+    <w:p>
+      <w:r>
+        <w:rPr>
+          <w:b w:val="0"/>
+          <w:i w:val="0"/>
+        </w:rPr>
+        <w:t>☐ Tests use fixtures and parametrize, compare numbers with stated tolerances, isolate I/O, and run with coverage in CI.</w:t>
       </w:r>
     </w:p>
     <w:p>
